--- a/BACKEND/rh-backend/src/MyApp.Api/File/IM.docx
+++ b/BACKEND/rh-backend/src/MyApp.Api/File/IM.docx
@@ -1,11 +1,11 @@
 
 <file path=word/document.xml><?xml version="1.0" encoding="utf-8"?>
-<w:document xmlns:o="urn:schemas-microsoft-com:office:office" xmlns:r="http://schemas.openxmlformats.org/officeDocument/2006/relationships" xmlns:v="urn:schemas-microsoft-com:vml" xmlns:w="http://schemas.openxmlformats.org/wordprocessingml/2006/main" xmlns:w10="urn:schemas-microsoft-com:office:word" xmlns:wp="http://schemas.openxmlformats.org/drawingml/2006/wordprocessingDrawing" xmlns:pic="http://schemas.openxmlformats.org/drawingml/2006/picture" xmlns:wps="http://schemas.microsoft.com/office/word/2010/wordprocessingShape" xmlns:wpg="http://schemas.microsoft.com/office/word/2010/wordprocessingGroup" xmlns:mc="http://schemas.openxmlformats.org/markup-compatibility/2006" xmlns:wp14="http://schemas.microsoft.com/office/word/2010/wordprocessingDrawing" xmlns:w14="http://schemas.microsoft.com/office/word/2010/wordml" xmlns:w15="http://schemas.microsoft.com/office/word/2012/wordml" mc:Ignorable="w14 wp14 w15">
+<w:document xmlns:wpc="http://schemas.microsoft.com/office/word/2010/wordprocessingCanvas" xmlns:cx="http://schemas.microsoft.com/office/drawing/2014/chartex" xmlns:cx1="http://schemas.microsoft.com/office/drawing/2015/9/8/chartex" xmlns:cx2="http://schemas.microsoft.com/office/drawing/2015/10/21/chartex" xmlns:cx3="http://schemas.microsoft.com/office/drawing/2016/5/9/chartex" xmlns:cx4="http://schemas.microsoft.com/office/drawing/2016/5/10/chartex" xmlns:cx5="http://schemas.microsoft.com/office/drawing/2016/5/11/chartex" xmlns:cx6="http://schemas.microsoft.com/office/drawing/2016/5/12/chartex" xmlns:cx7="http://schemas.microsoft.com/office/drawing/2016/5/13/chartex" xmlns:cx8="http://schemas.microsoft.com/office/drawing/2016/5/14/chartex" xmlns:mc="http://schemas.openxmlformats.org/markup-compatibility/2006" xmlns:aink="http://schemas.microsoft.com/office/drawing/2016/ink" xmlns:am3d="http://schemas.microsoft.com/office/drawing/2017/model3d" xmlns:o="urn:schemas-microsoft-com:office:office" xmlns:r="http://schemas.openxmlformats.org/officeDocument/2006/relationships" xmlns:m="http://schemas.openxmlformats.org/officeDocument/2006/math" xmlns:v="urn:schemas-microsoft-com:vml" xmlns:wp14="http://schemas.microsoft.com/office/word/2010/wordprocessingDrawing" xmlns:wp="http://schemas.openxmlformats.org/drawingml/2006/wordprocessingDrawing" xmlns:w10="urn:schemas-microsoft-com:office:word" xmlns:w="http://schemas.openxmlformats.org/wordprocessingml/2006/main" xmlns:w14="http://schemas.microsoft.com/office/word/2010/wordml" xmlns:w15="http://schemas.microsoft.com/office/word/2012/wordml" xmlns:w16cex="http://schemas.microsoft.com/office/word/2018/wordml/cex" xmlns:w16cid="http://schemas.microsoft.com/office/word/2016/wordml/cid" xmlns:w16="http://schemas.microsoft.com/office/word/2018/wordml" xmlns:w16sdtdh="http://schemas.microsoft.com/office/word/2020/wordml/sdtdatahash" xmlns:w16se="http://schemas.microsoft.com/office/word/2015/wordml/symex" xmlns:wpg="http://schemas.microsoft.com/office/word/2010/wordprocessingGroup" xmlns:wpi="http://schemas.microsoft.com/office/word/2010/wordprocessingInk" xmlns:wne="http://schemas.microsoft.com/office/word/2006/wordml" xmlns:wps="http://schemas.microsoft.com/office/word/2010/wordprocessingShape" mc:Ignorable="w14 w15 w16se w16cid w16 w16cex w16sdtdh wp14">
   <w:body>
     <w:p>
       <w:pPr>
         <w:pStyle w:val="normal1"/>
-        <w:ind w:hanging="0" w:left="-567" w:right="-567"/>
+        <w:ind w:left="-567" w:right="-567"/>
         <w:rPr>
           <w:rFonts w:ascii="Century Gothic" w:hAnsi="Century Gothic"/>
         </w:rPr>
@@ -14,16 +14,48 @@
       <w:bookmarkEnd w:id="0"/>
       <w:r>
         <w:rPr>
-          <w:rFonts w:eastAsia="Century Gothic" w:cs="Century Gothic" w:ascii="Century Gothic" w:hAnsi="Century Gothic"/>
+          <w:rFonts w:ascii="Century Gothic" w:eastAsia="Century Gothic" w:hAnsi="Century Gothic" w:cs="Century Gothic"/>
           <w:b/>
           <w:sz w:val="24"/>
           <w:szCs w:val="24"/>
         </w:rPr>
         <w:tab/>
+      </w:r>
+      <w:r>
+        <w:rPr>
+          <w:rFonts w:ascii="Century Gothic" w:eastAsia="Century Gothic" w:hAnsi="Century Gothic" w:cs="Century Gothic"/>
+          <w:b/>
+          <w:sz w:val="24"/>
+          <w:szCs w:val="24"/>
+        </w:rPr>
         <w:tab/>
         <w:t xml:space="preserve">            </w:t>
-        <w:tab/>
-        <w:tab/>
+      </w:r>
+      <w:r>
+        <w:rPr>
+          <w:rFonts w:ascii="Century Gothic" w:eastAsia="Century Gothic" w:hAnsi="Century Gothic" w:cs="Century Gothic"/>
+          <w:b/>
+          <w:sz w:val="24"/>
+          <w:szCs w:val="24"/>
+        </w:rPr>
+        <w:tab/>
+      </w:r>
+      <w:r>
+        <w:rPr>
+          <w:rFonts w:ascii="Century Gothic" w:eastAsia="Century Gothic" w:hAnsi="Century Gothic" w:cs="Century Gothic"/>
+          <w:b/>
+          <w:sz w:val="24"/>
+          <w:szCs w:val="24"/>
+        </w:rPr>
+        <w:tab/>
+      </w:r>
+      <w:r>
+        <w:rPr>
+          <w:rFonts w:ascii="Century Gothic" w:eastAsia="Century Gothic" w:hAnsi="Century Gothic" w:cs="Century Gothic"/>
+          <w:b/>
+          <w:sz w:val="24"/>
+          <w:szCs w:val="24"/>
+        </w:rPr>
         <w:tab/>
         <w:t xml:space="preserve"> N° ${numero} </w:t>
       </w:r>
@@ -31,15 +63,15 @@
     <w:p>
       <w:pPr>
         <w:pStyle w:val="normal1"/>
-        <w:spacing w:lineRule="auto" w:line="240" w:before="0" w:after="0"/>
-        <w:ind w:hanging="0" w:left="-567" w:right="-567"/>
+        <w:spacing w:after="0" w:line="240" w:lineRule="auto"/>
+        <w:ind w:left="-567" w:right="-567"/>
         <w:rPr>
           <w:rFonts w:ascii="Century Gothic" w:hAnsi="Century Gothic"/>
         </w:rPr>
       </w:pPr>
       <w:r>
         <w:rPr>
-          <w:rFonts w:eastAsia="Century Gothic" w:cs="Century Gothic" w:ascii="Century Gothic" w:hAnsi="Century Gothic"/>
+          <w:rFonts w:ascii="Century Gothic" w:eastAsia="Century Gothic" w:hAnsi="Century Gothic" w:cs="Century Gothic"/>
           <w:b/>
           <w:sz w:val="20"/>
           <w:szCs w:val="20"/>
@@ -50,80 +82,109 @@
     <w:p>
       <w:pPr>
         <w:pStyle w:val="normal1"/>
-        <w:spacing w:lineRule="auto" w:line="240" w:before="0" w:after="0"/>
-        <w:ind w:hanging="0" w:left="-567" w:right="-567"/>
-        <w:rPr>
-          <w:rFonts w:ascii="Century Gothic" w:hAnsi="Century Gothic" w:eastAsia="Century Gothic" w:cs="Century Gothic"/>
-          <w:sz w:val="20"/>
-          <w:szCs w:val="20"/>
-        </w:rPr>
-      </w:pPr>
-      <w:r>
-        <w:rPr>
-          <w:rFonts w:eastAsia="Century Gothic" w:cs="Century Gothic" w:ascii="Century Gothic" w:hAnsi="Century Gothic"/>
-          <w:sz w:val="20"/>
-          <w:szCs w:val="20"/>
-        </w:rPr>
-      </w:r>
-    </w:p>
-    <w:p>
-      <w:pPr>
-        <w:pStyle w:val="normal1"/>
-        <w:spacing w:lineRule="auto" w:line="240" w:before="0" w:after="0"/>
-        <w:ind w:hanging="0" w:left="-567" w:right="-567"/>
+        <w:spacing w:after="0" w:line="240" w:lineRule="auto"/>
+        <w:ind w:left="-567" w:right="-567"/>
+        <w:rPr>
+          <w:rFonts w:ascii="Century Gothic" w:eastAsia="Century Gothic" w:hAnsi="Century Gothic" w:cs="Century Gothic"/>
+          <w:sz w:val="20"/>
+          <w:szCs w:val="20"/>
+        </w:rPr>
+      </w:pPr>
+    </w:p>
+    <w:p>
+      <w:pPr>
+        <w:pStyle w:val="normal1"/>
+        <w:spacing w:after="0" w:line="240" w:lineRule="auto"/>
+        <w:ind w:left="-567" w:right="-567"/>
         <w:rPr>
           <w:rFonts w:ascii="Century Gothic" w:hAnsi="Century Gothic"/>
         </w:rPr>
       </w:pPr>
       <w:r>
         <w:rPr>
-          <w:rFonts w:eastAsia="Century Gothic" w:cs="Century Gothic" w:ascii="Century Gothic" w:hAnsi="Century Gothic"/>
-          <w:sz w:val="20"/>
-          <w:szCs w:val="20"/>
-        </w:rPr>
-        <w:t xml:space="preserve">Nom et prénoms : ${nom} ${prenom}  </w:t>
-        <w:tab/>
+          <w:rFonts w:ascii="Century Gothic" w:eastAsia="Century Gothic" w:hAnsi="Century Gothic" w:cs="Century Gothic"/>
+          <w:sz w:val="20"/>
+          <w:szCs w:val="20"/>
+        </w:rPr>
+        <w:t>Nom et prénoms : ${nom} ${</w:t>
+      </w:r>
+      <w:r>
+        <w:rPr>
+          <w:rFonts w:ascii="Century Gothic" w:eastAsia="Century Gothic" w:hAnsi="Century Gothic" w:cs="Century Gothic"/>
+          <w:sz w:val="20"/>
+          <w:szCs w:val="20"/>
+        </w:rPr>
+        <w:t xml:space="preserve">prenom} </w:t>
+      </w:r>
+      <w:r>
+        <w:rPr>
+          <w:rFonts w:ascii="Century Gothic" w:eastAsia="Century Gothic" w:hAnsi="Century Gothic" w:cs="Century Gothic"/>
+          <w:sz w:val="20"/>
+          <w:szCs w:val="20"/>
+        </w:rPr>
+        <w:tab/>
+      </w:r>
+      <w:r>
+        <w:rPr>
+          <w:rFonts w:ascii="Century Gothic" w:eastAsia="Century Gothic" w:hAnsi="Century Gothic" w:cs="Century Gothic"/>
+          <w:sz w:val="20"/>
+          <w:szCs w:val="20"/>
+        </w:rPr>
         <w:t xml:space="preserve">Matricule : ${matricule} </w:t>
       </w:r>
     </w:p>
     <w:p>
       <w:pPr>
         <w:pStyle w:val="normal1"/>
-        <w:spacing w:lineRule="auto" w:line="240" w:before="0" w:after="0"/>
-        <w:ind w:hanging="0" w:left="-567" w:right="-567"/>
-        <w:rPr>
-          <w:rFonts w:ascii="Century Gothic" w:hAnsi="Century Gothic" w:eastAsia="Century Gothic" w:cs="Century Gothic"/>
-          <w:sz w:val="20"/>
-          <w:szCs w:val="20"/>
-        </w:rPr>
-      </w:pPr>
-      <w:r>
-        <w:rPr>
-          <w:rFonts w:eastAsia="Century Gothic" w:cs="Century Gothic" w:ascii="Century Gothic" w:hAnsi="Century Gothic"/>
-          <w:sz w:val="20"/>
-          <w:szCs w:val="20"/>
-        </w:rPr>
-      </w:r>
-    </w:p>
-    <w:p>
-      <w:pPr>
-        <w:pStyle w:val="normal1"/>
-        <w:spacing w:lineRule="auto" w:line="240" w:before="0" w:after="0"/>
-        <w:ind w:hanging="0" w:left="-567" w:right="-567"/>
+        <w:spacing w:after="0" w:line="240" w:lineRule="auto"/>
+        <w:ind w:left="-567" w:right="-567"/>
+        <w:rPr>
+          <w:rFonts w:ascii="Century Gothic" w:eastAsia="Century Gothic" w:hAnsi="Century Gothic" w:cs="Century Gothic"/>
+          <w:sz w:val="20"/>
+          <w:szCs w:val="20"/>
+        </w:rPr>
+      </w:pPr>
+    </w:p>
+    <w:p>
+      <w:pPr>
+        <w:pStyle w:val="normal1"/>
+        <w:spacing w:after="0" w:line="240" w:lineRule="auto"/>
+        <w:ind w:left="-567" w:right="-567"/>
         <w:rPr>
           <w:rFonts w:ascii="Century Gothic" w:hAnsi="Century Gothic"/>
         </w:rPr>
       </w:pPr>
       <w:r>
         <w:rPr>
-          <w:rFonts w:eastAsia="Century Gothic" w:cs="Century Gothic" w:ascii="Century Gothic" w:hAnsi="Century Gothic"/>
+          <w:rFonts w:ascii="Century Gothic" w:eastAsia="Century Gothic" w:hAnsi="Century Gothic" w:cs="Century Gothic"/>
           <w:sz w:val="20"/>
           <w:szCs w:val="20"/>
         </w:rPr>
         <w:t>Fonction : ${fonction}</w:t>
+      </w:r>
+      <w:r>
+        <w:rPr>
+          <w:rFonts w:ascii="Century Gothic" w:eastAsia="Century Gothic" w:hAnsi="Century Gothic" w:cs="Century Gothic"/>
+          <w:sz w:val="20"/>
+          <w:szCs w:val="20"/>
+        </w:rPr>
         <w:tab/>
         <w:t xml:space="preserve">    </w:t>
-        <w:tab/>
+      </w:r>
+      <w:r>
+        <w:rPr>
+          <w:rFonts w:ascii="Century Gothic" w:eastAsia="Century Gothic" w:hAnsi="Century Gothic" w:cs="Century Gothic"/>
+          <w:sz w:val="20"/>
+          <w:szCs w:val="20"/>
+        </w:rPr>
+        <w:tab/>
+      </w:r>
+      <w:r>
+        <w:rPr>
+          <w:rFonts w:ascii="Century Gothic" w:eastAsia="Century Gothic" w:hAnsi="Century Gothic" w:cs="Century Gothic"/>
+          <w:sz w:val="20"/>
+          <w:szCs w:val="20"/>
+        </w:rPr>
         <w:tab/>
         <w:t xml:space="preserve">Catégorie : ${categorie} </w:t>
       </w:r>
@@ -131,418 +192,545 @@
     <w:p>
       <w:pPr>
         <w:pStyle w:val="normal1"/>
-        <w:spacing w:lineRule="auto" w:line="240" w:before="0" w:after="0"/>
-        <w:ind w:hanging="0" w:left="-567" w:right="-567"/>
+        <w:spacing w:after="0" w:line="240" w:lineRule="auto"/>
+        <w:ind w:left="-567" w:right="-567"/>
         <w:rPr>
           <w:rFonts w:ascii="Century Gothic" w:hAnsi="Century Gothic"/>
         </w:rPr>
       </w:pPr>
-      <w:r>
+    </w:p>
+    <w:p>
+      <w:pPr>
+        <w:pStyle w:val="normal1"/>
+        <w:spacing w:after="0" w:line="240" w:lineRule="auto"/>
+        <w:ind w:left="-567" w:right="-567"/>
         <w:rPr>
           <w:rFonts w:ascii="Century Gothic" w:hAnsi="Century Gothic"/>
         </w:rPr>
-      </w:r>
-    </w:p>
-    <w:p>
-      <w:pPr>
-        <w:pStyle w:val="normal1"/>
-        <w:spacing w:lineRule="auto" w:line="240" w:before="0" w:after="0"/>
-        <w:ind w:hanging="0" w:left="-567" w:right="-567"/>
+      </w:pPr>
+      <w:r>
+        <w:rPr>
+          <w:rFonts w:ascii="Century Gothic" w:eastAsia="Century Gothic" w:hAnsi="Century Gothic" w:cs="Century Gothic"/>
+          <w:sz w:val="20"/>
+          <w:szCs w:val="20"/>
+        </w:rPr>
+        <w:t>Basé à : ${base}</w:t>
+      </w:r>
+      <w:r>
+        <w:rPr>
+          <w:rFonts w:ascii="Century Gothic" w:eastAsia="Century Gothic" w:hAnsi="Century Gothic" w:cs="Century Gothic"/>
+          <w:sz w:val="20"/>
+          <w:szCs w:val="20"/>
+        </w:rPr>
+        <w:tab/>
+      </w:r>
+      <w:r>
+        <w:rPr>
+          <w:rFonts w:ascii="Century Gothic" w:eastAsia="Century Gothic" w:hAnsi="Century Gothic" w:cs="Century Gothic"/>
+          <w:sz w:val="20"/>
+          <w:szCs w:val="20"/>
+        </w:rPr>
+        <w:tab/>
+      </w:r>
+      <w:r>
+        <w:rPr>
+          <w:rFonts w:ascii="Century Gothic" w:eastAsia="Century Gothic" w:hAnsi="Century Gothic" w:cs="Century Gothic"/>
+          <w:sz w:val="20"/>
+          <w:szCs w:val="20"/>
+        </w:rPr>
+        <w:tab/>
+      </w:r>
+      <w:r>
+        <w:rPr>
+          <w:rFonts w:ascii="Century Gothic" w:eastAsia="Century Gothic" w:hAnsi="Century Gothic" w:cs="Century Gothic"/>
+          <w:sz w:val="20"/>
+          <w:szCs w:val="20"/>
+        </w:rPr>
+        <w:tab/>
+      </w:r>
+      <w:r>
+        <w:rPr>
+          <w:rFonts w:ascii="Century Gothic" w:eastAsia="Century Gothic" w:hAnsi="Century Gothic" w:cs="Century Gothic"/>
+          <w:sz w:val="20"/>
+          <w:szCs w:val="20"/>
+        </w:rPr>
+        <w:tab/>
+      </w:r>
+      <w:r>
+        <w:rPr>
+          <w:rFonts w:ascii="Century Gothic" w:eastAsia="Century Gothic" w:hAnsi="Century Gothic" w:cs="Century Gothic"/>
+          <w:sz w:val="20"/>
+          <w:szCs w:val="20"/>
+        </w:rPr>
+        <w:tab/>
+      </w:r>
+      <w:r>
+        <w:rPr>
+          <w:rFonts w:ascii="Century Gothic" w:eastAsia="Century Gothic" w:hAnsi="Century Gothic" w:cs="Century Gothic"/>
+          <w:sz w:val="20"/>
+          <w:szCs w:val="20"/>
+        </w:rPr>
+        <w:tab/>
+      </w:r>
+    </w:p>
+    <w:p>
+      <w:pPr>
+        <w:pStyle w:val="normal1"/>
+        <w:spacing w:after="0" w:line="240" w:lineRule="auto"/>
+        <w:ind w:left="-567" w:right="-567"/>
         <w:rPr>
           <w:rFonts w:ascii="Century Gothic" w:hAnsi="Century Gothic"/>
         </w:rPr>
       </w:pPr>
-      <w:r>
-        <w:rPr>
-          <w:rFonts w:eastAsia="Century Gothic" w:cs="Century Gothic" w:ascii="Century Gothic" w:hAnsi="Century Gothic"/>
-          <w:sz w:val="20"/>
-          <w:szCs w:val="20"/>
-        </w:rPr>
-        <w:t>Basé à : ${base}</w:t>
-        <w:tab/>
-        <w:tab/>
-        <w:tab/>
-        <w:tab/>
-        <w:tab/>
-        <w:tab/>
-        <w:tab/>
-      </w:r>
-    </w:p>
-    <w:p>
-      <w:pPr>
-        <w:pStyle w:val="normal1"/>
-        <w:spacing w:lineRule="auto" w:line="240" w:before="0" w:after="0"/>
-        <w:ind w:hanging="0" w:left="-567" w:right="-567"/>
+    </w:p>
+    <w:p>
+      <w:pPr>
+        <w:pStyle w:val="normal1"/>
+        <w:spacing w:after="0" w:line="240" w:lineRule="auto"/>
+        <w:ind w:left="-567" w:right="-567"/>
         <w:rPr>
           <w:rFonts w:ascii="Century Gothic" w:hAnsi="Century Gothic"/>
         </w:rPr>
       </w:pPr>
       <w:r>
         <w:rPr>
+          <w:rFonts w:ascii="Century Gothic" w:eastAsia="Century Gothic" w:hAnsi="Century Gothic" w:cs="Century Gothic"/>
+          <w:sz w:val="20"/>
+          <w:szCs w:val="20"/>
+        </w:rPr>
+        <w:t xml:space="preserve">Direction : ${direction} </w:t>
+      </w:r>
+      <w:r>
+        <w:rPr>
+          <w:rFonts w:ascii="Century Gothic" w:eastAsia="Century Gothic" w:hAnsi="Century Gothic" w:cs="Century Gothic"/>
+          <w:sz w:val="20"/>
+          <w:szCs w:val="20"/>
+        </w:rPr>
+        <w:tab/>
+        <w:t xml:space="preserve">Département / Service : ${departement} / ${service} </w:t>
+      </w:r>
+    </w:p>
+    <w:p>
+      <w:pPr>
+        <w:pStyle w:val="normal1"/>
+        <w:spacing w:after="0" w:line="240" w:lineRule="auto"/>
+        <w:ind w:left="-567" w:right="-567"/>
+      </w:pPr>
+    </w:p>
+    <w:p>
+      <w:pPr>
+        <w:pStyle w:val="normal1"/>
+        <w:spacing w:after="0" w:line="240" w:lineRule="auto"/>
+        <w:ind w:left="-567" w:right="-567"/>
+        <w:rPr>
           <w:rFonts w:ascii="Century Gothic" w:hAnsi="Century Gothic"/>
         </w:rPr>
-      </w:r>
-    </w:p>
-    <w:p>
-      <w:pPr>
-        <w:pStyle w:val="normal1"/>
-        <w:spacing w:lineRule="auto" w:line="240" w:before="0" w:after="0"/>
-        <w:ind w:hanging="0" w:left="-567" w:right="-567"/>
+      </w:pPr>
+      <w:r>
+        <w:rPr>
+          <w:rFonts w:ascii="Century Gothic" w:eastAsia="Century Gothic" w:hAnsi="Century Gothic" w:cs="Century Gothic"/>
+          <w:sz w:val="20"/>
+          <w:szCs w:val="20"/>
+        </w:rPr>
+        <w:t xml:space="preserve">De se rendre à : ${lieu} </w:t>
+      </w:r>
+      <w:r>
+        <w:rPr>
+          <w:rFonts w:ascii="Century Gothic" w:eastAsia="Century Gothic" w:hAnsi="Century Gothic" w:cs="Century Gothic"/>
+          <w:sz w:val="20"/>
+          <w:szCs w:val="20"/>
+        </w:rPr>
+        <w:tab/>
+      </w:r>
+      <w:r>
+        <w:rPr>
+          <w:rFonts w:ascii="Century Gothic" w:eastAsia="Century Gothic" w:hAnsi="Century Gothic" w:cs="Century Gothic"/>
+          <w:sz w:val="20"/>
+          <w:szCs w:val="20"/>
+        </w:rPr>
+        <w:tab/>
+      </w:r>
+      <w:r>
+        <w:rPr>
+          <w:rFonts w:ascii="Century Gothic" w:eastAsia="Century Gothic" w:hAnsi="Century Gothic" w:cs="Century Gothic"/>
+          <w:sz w:val="20"/>
+          <w:szCs w:val="20"/>
+        </w:rPr>
+        <w:tab/>
+        <w:t xml:space="preserve">Moyen de transport : ${transport} </w:t>
+      </w:r>
+    </w:p>
+    <w:p>
+      <w:pPr>
+        <w:pStyle w:val="normal1"/>
+        <w:spacing w:after="0" w:line="240" w:lineRule="auto"/>
+        <w:ind w:left="-567" w:right="-567"/>
+        <w:rPr>
+          <w:rFonts w:ascii="Century Gothic" w:eastAsia="Century Gothic" w:hAnsi="Century Gothic" w:cs="Century Gothic"/>
+          <w:sz w:val="20"/>
+          <w:szCs w:val="20"/>
+        </w:rPr>
+      </w:pPr>
+    </w:p>
+    <w:p>
+      <w:pPr>
+        <w:pStyle w:val="normal1"/>
+        <w:spacing w:after="0" w:line="240" w:lineRule="auto"/>
+        <w:ind w:left="-567" w:right="-567"/>
         <w:rPr>
           <w:rFonts w:ascii="Century Gothic" w:hAnsi="Century Gothic"/>
         </w:rPr>
       </w:pPr>
       <w:r>
         <w:rPr>
-          <w:rFonts w:eastAsia="Century Gothic" w:cs="Century Gothic" w:ascii="Century Gothic" w:hAnsi="Century Gothic"/>
-          <w:sz w:val="20"/>
-          <w:szCs w:val="20"/>
-        </w:rPr>
-        <w:t xml:space="preserve">Direction : ${direction} </w:t>
-        <w:tab/>
-        <w:t xml:space="preserve">Département / Service : ${departement} / ${service} </w:t>
-      </w:r>
-    </w:p>
-    <w:p>
-      <w:pPr>
-        <w:pStyle w:val="normal1"/>
-        <w:spacing w:lineRule="auto" w:line="240" w:before="0" w:after="0"/>
-        <w:ind w:hanging="0" w:left="-567" w:right="-567"/>
-        <w:rPr/>
-      </w:pPr>
-      <w:r>
-        <w:rPr/>
-      </w:r>
-    </w:p>
-    <w:p>
-      <w:pPr>
-        <w:pStyle w:val="normal1"/>
-        <w:spacing w:lineRule="auto" w:line="240" w:before="0" w:after="0"/>
-        <w:ind w:hanging="0" w:left="-567" w:right="-567"/>
+          <w:rFonts w:ascii="Century Gothic" w:eastAsia="Century Gothic" w:hAnsi="Century Gothic" w:cs="Century Gothic"/>
+          <w:sz w:val="20"/>
+          <w:szCs w:val="20"/>
+        </w:rPr>
+        <w:t xml:space="preserve">Date et heure de départ : ${date_heure_depart} </w:t>
+      </w:r>
+    </w:p>
+    <w:p>
+      <w:pPr>
+        <w:pStyle w:val="normal1"/>
+        <w:spacing w:after="0" w:line="240" w:lineRule="auto"/>
+        <w:ind w:left="-567" w:right="-567"/>
         <w:rPr>
           <w:rFonts w:ascii="Century Gothic" w:hAnsi="Century Gothic"/>
         </w:rPr>
       </w:pPr>
-      <w:r>
-        <w:rPr>
-          <w:rFonts w:eastAsia="Century Gothic" w:cs="Century Gothic" w:ascii="Century Gothic" w:hAnsi="Century Gothic"/>
-          <w:sz w:val="20"/>
-          <w:szCs w:val="20"/>
-        </w:rPr>
-        <w:t xml:space="preserve">De se rendre à : ${lieu} </w:t>
-        <w:tab/>
-        <w:tab/>
-        <w:tab/>
-        <w:t xml:space="preserve">Moyen de transport : ${transport} </w:t>
-      </w:r>
-    </w:p>
-    <w:p>
-      <w:pPr>
-        <w:pStyle w:val="normal1"/>
-        <w:spacing w:lineRule="auto" w:line="240" w:before="0" w:after="0"/>
-        <w:ind w:hanging="0" w:left="-567" w:right="-567"/>
-        <w:rPr>
-          <w:rFonts w:ascii="Century Gothic" w:hAnsi="Century Gothic" w:eastAsia="Century Gothic" w:cs="Century Gothic"/>
-          <w:sz w:val="20"/>
-          <w:szCs w:val="20"/>
-        </w:rPr>
-      </w:pPr>
-      <w:r>
-        <w:rPr>
-          <w:rFonts w:eastAsia="Century Gothic" w:cs="Century Gothic" w:ascii="Century Gothic" w:hAnsi="Century Gothic"/>
-          <w:sz w:val="20"/>
-          <w:szCs w:val="20"/>
-        </w:rPr>
-      </w:r>
-    </w:p>
-    <w:p>
-      <w:pPr>
-        <w:pStyle w:val="normal1"/>
-        <w:spacing w:lineRule="auto" w:line="240" w:before="0" w:after="0"/>
-        <w:ind w:hanging="0" w:left="-567" w:right="-567"/>
+    </w:p>
+    <w:p>
+      <w:pPr>
+        <w:pStyle w:val="normal1"/>
+        <w:spacing w:after="0" w:line="240" w:lineRule="auto"/>
+        <w:ind w:left="-567" w:right="-567"/>
         <w:rPr>
           <w:rFonts w:ascii="Century Gothic" w:hAnsi="Century Gothic"/>
         </w:rPr>
       </w:pPr>
       <w:r>
         <w:rPr>
-          <w:rFonts w:eastAsia="Century Gothic" w:cs="Century Gothic" w:ascii="Century Gothic" w:hAnsi="Century Gothic"/>
-          <w:sz w:val="20"/>
-          <w:szCs w:val="20"/>
-        </w:rPr>
-        <w:t xml:space="preserve">Date et heure de départ : ${date_heure_depart} </w:t>
-      </w:r>
-    </w:p>
-    <w:p>
-      <w:pPr>
-        <w:pStyle w:val="normal1"/>
-        <w:spacing w:lineRule="auto" w:line="240" w:before="0" w:after="0"/>
-        <w:ind w:hanging="0" w:left="-567" w:right="-567"/>
+          <w:rFonts w:ascii="Century Gothic" w:eastAsia="Century Gothic" w:hAnsi="Century Gothic" w:cs="Century Gothic"/>
+          <w:sz w:val="20"/>
+          <w:szCs w:val="20"/>
+        </w:rPr>
+        <w:t xml:space="preserve">Date et heure de retour : ${date_heure_retour} </w:t>
+      </w:r>
+    </w:p>
+    <w:p>
+      <w:pPr>
+        <w:pStyle w:val="normal1"/>
+        <w:spacing w:after="0" w:line="240" w:lineRule="auto"/>
+        <w:ind w:left="-567" w:right="-567"/>
         <w:rPr>
           <w:rFonts w:ascii="Century Gothic" w:hAnsi="Century Gothic"/>
         </w:rPr>
       </w:pPr>
-      <w:r>
+    </w:p>
+    <w:p>
+      <w:pPr>
+        <w:pStyle w:val="normal1"/>
+        <w:spacing w:after="0" w:line="240" w:lineRule="auto"/>
+        <w:ind w:left="-567" w:right="-567"/>
         <w:rPr>
           <w:rFonts w:ascii="Century Gothic" w:hAnsi="Century Gothic"/>
         </w:rPr>
-      </w:r>
-    </w:p>
-    <w:p>
-      <w:pPr>
-        <w:pStyle w:val="normal1"/>
-        <w:spacing w:lineRule="auto" w:line="240" w:before="0" w:after="0"/>
-        <w:ind w:hanging="0" w:left="-567" w:right="-567"/>
+      </w:pPr>
+      <w:r>
         <w:rPr>
           <w:rFonts w:ascii="Century Gothic" w:hAnsi="Century Gothic"/>
         </w:rPr>
-      </w:pPr>
-      <w:r>
-        <w:rPr>
-          <w:rFonts w:eastAsia="Century Gothic" w:cs="Century Gothic" w:ascii="Century Gothic" w:hAnsi="Century Gothic"/>
-          <w:sz w:val="20"/>
-          <w:szCs w:val="20"/>
-        </w:rPr>
-        <w:t xml:space="preserve">Date et heure de retour : ${date_heure_retour} </w:t>
-      </w:r>
-    </w:p>
-    <w:p>
-      <w:pPr>
-        <w:pStyle w:val="normal1"/>
-        <w:spacing w:lineRule="auto" w:line="240" w:before="0" w:after="0"/>
-        <w:ind w:hanging="0" w:left="-567" w:right="-567"/>
+        <w:t>Motif : ${moti</w:t>
+      </w:r>
+      <w:r>
         <w:rPr>
           <w:rFonts w:ascii="Century Gothic" w:hAnsi="Century Gothic"/>
         </w:rPr>
-      </w:pPr>
-      <w:r>
+        <w:t xml:space="preserve">f} </w:t>
+      </w:r>
+    </w:p>
+    <w:p>
+      <w:pPr>
+        <w:pStyle w:val="normal1"/>
+        <w:spacing w:after="0" w:line="240" w:lineRule="auto"/>
+        <w:ind w:left="-567" w:right="-567"/>
         <w:rPr>
           <w:rFonts w:ascii="Century Gothic" w:hAnsi="Century Gothic"/>
         </w:rPr>
-      </w:r>
-    </w:p>
-    <w:p>
-      <w:pPr>
-        <w:pStyle w:val="normal1"/>
-        <w:spacing w:lineRule="auto" w:line="240" w:before="0" w:after="0"/>
-        <w:ind w:hanging="0" w:left="-567" w:right="-567"/>
+      </w:pPr>
+    </w:p>
+    <w:p>
+      <w:pPr>
+        <w:pStyle w:val="normal1"/>
+        <w:spacing w:after="0" w:line="240" w:lineRule="auto"/>
+        <w:ind w:left="-567" w:right="-567"/>
         <w:rPr>
           <w:rFonts w:ascii="Century Gothic" w:hAnsi="Century Gothic"/>
         </w:rPr>
       </w:pPr>
-      <w:r>
+    </w:p>
+    <w:p>
+      <w:pPr>
+        <w:pStyle w:val="normal1"/>
+        <w:spacing w:after="0" w:line="240" w:lineRule="auto"/>
+        <w:ind w:left="-567" w:right="-567"/>
         <w:rPr>
           <w:rFonts w:ascii="Century Gothic" w:hAnsi="Century Gothic"/>
         </w:rPr>
-        <w:t xml:space="preserve">Motif : ${motif} </w:t>
-      </w:r>
-    </w:p>
-    <w:p>
-      <w:pPr>
-        <w:pStyle w:val="normal1"/>
-        <w:spacing w:lineRule="auto" w:line="240" w:before="0" w:after="0"/>
-        <w:ind w:hanging="0" w:left="-567" w:right="-567"/>
+      </w:pPr>
+    </w:p>
+    <w:p>
+      <w:pPr>
+        <w:pStyle w:val="normal1"/>
+        <w:spacing w:after="0" w:line="240" w:lineRule="auto"/>
+        <w:ind w:left="-567" w:right="-567"/>
         <w:rPr>
           <w:rFonts w:ascii="Century Gothic" w:hAnsi="Century Gothic"/>
         </w:rPr>
       </w:pPr>
-      <w:r>
+    </w:p>
+    <w:p>
+      <w:pPr>
+        <w:pStyle w:val="normal1"/>
+        <w:spacing w:after="0" w:line="240" w:lineRule="auto"/>
+        <w:ind w:left="-567" w:right="-567"/>
         <w:rPr>
           <w:rFonts w:ascii="Century Gothic" w:hAnsi="Century Gothic"/>
         </w:rPr>
-      </w:r>
-    </w:p>
-    <w:p>
-      <w:pPr>
-        <w:pStyle w:val="normal1"/>
-        <w:spacing w:lineRule="auto" w:line="240" w:before="0" w:after="0"/>
-        <w:ind w:hanging="0" w:left="-567" w:right="-567"/>
+      </w:pPr>
+      <w:r>
+        <w:rPr>
+          <w:rFonts w:ascii="Century Gothic" w:eastAsia="Century Gothic" w:hAnsi="Century Gothic" w:cs="Century Gothic"/>
+          <w:sz w:val="20"/>
+          <w:szCs w:val="20"/>
+        </w:rPr>
+        <w:tab/>
+      </w:r>
+      <w:r>
+        <w:rPr>
+          <w:rFonts w:ascii="Century Gothic" w:eastAsia="Century Gothic" w:hAnsi="Century Gothic" w:cs="Century Gothic"/>
+          <w:sz w:val="20"/>
+          <w:szCs w:val="20"/>
+        </w:rPr>
+        <w:tab/>
+        <w:t>${tableau}</w:t>
+      </w:r>
+    </w:p>
+    <w:p>
+      <w:pPr>
+        <w:pStyle w:val="normal1"/>
+        <w:spacing w:after="0" w:line="240" w:lineRule="auto"/>
+        <w:ind w:left="-567" w:right="-567"/>
         <w:rPr>
           <w:rFonts w:ascii="Century Gothic" w:hAnsi="Century Gothic"/>
         </w:rPr>
       </w:pPr>
-      <w:r>
+    </w:p>
+    <w:p>
+      <w:pPr>
+        <w:pStyle w:val="normal1"/>
+        <w:spacing w:after="0" w:line="240" w:lineRule="auto"/>
+        <w:ind w:left="-567" w:right="-567"/>
+        <w:rPr>
+          <w:rFonts w:ascii="Century Gothic" w:eastAsia="Century Gothic" w:hAnsi="Century Gothic" w:cs="Century Gothic"/>
+          <w:b/>
+          <w:sz w:val="20"/>
+          <w:szCs w:val="20"/>
+        </w:rPr>
+      </w:pPr>
+    </w:p>
+    <w:p>
+      <w:pPr>
+        <w:pStyle w:val="normal1"/>
+        <w:spacing w:after="0" w:line="240" w:lineRule="auto"/>
+        <w:ind w:left="-567" w:right="-567"/>
+        <w:rPr>
+          <w:rFonts w:ascii="Century Gothic" w:eastAsia="Century Gothic" w:hAnsi="Century Gothic" w:cs="Century Gothic"/>
+          <w:b/>
+          <w:sz w:val="20"/>
+          <w:szCs w:val="20"/>
+        </w:rPr>
+      </w:pPr>
+    </w:p>
+    <w:p>
+      <w:pPr>
+        <w:pStyle w:val="normal1"/>
+        <w:spacing w:after="0" w:line="240" w:lineRule="auto"/>
+        <w:ind w:left="-567" w:right="-567"/>
         <w:rPr>
           <w:rFonts w:ascii="Century Gothic" w:hAnsi="Century Gothic"/>
         </w:rPr>
-      </w:r>
-    </w:p>
-    <w:p>
-      <w:pPr>
-        <w:pStyle w:val="normal1"/>
-        <w:spacing w:lineRule="auto" w:line="240" w:before="0" w:after="0"/>
-        <w:ind w:hanging="0" w:left="-567" w:right="-567"/>
+      </w:pPr>
+      <w:r>
+        <w:rPr>
+          <w:rFonts w:ascii="Century Gothic" w:eastAsia="Century Gothic" w:hAnsi="Century Gothic" w:cs="Century Gothic"/>
+          <w:sz w:val="20"/>
+          <w:szCs w:val="20"/>
+        </w:rPr>
+        <w:tab/>
+      </w:r>
+      <w:r>
+        <w:rPr>
+          <w:rFonts w:ascii="Century Gothic" w:eastAsia="Century Gothic" w:hAnsi="Century Gothic" w:cs="Century Gothic"/>
+          <w:sz w:val="20"/>
+          <w:szCs w:val="20"/>
+        </w:rPr>
+        <w:tab/>
+      </w:r>
+      <w:r>
+        <w:rPr>
+          <w:rFonts w:ascii="Century Gothic" w:eastAsia="Century Gothic" w:hAnsi="Century Gothic" w:cs="Century Gothic"/>
+          <w:sz w:val="20"/>
+          <w:szCs w:val="20"/>
+        </w:rPr>
+        <w:tab/>
+      </w:r>
+      <w:r>
+        <w:rPr>
+          <w:rFonts w:ascii="Century Gothic" w:eastAsia="Century Gothic" w:hAnsi="Century Gothic" w:cs="Century Gothic"/>
+          <w:sz w:val="20"/>
+          <w:szCs w:val="20"/>
+        </w:rPr>
+        <w:tab/>
+      </w:r>
+      <w:r>
+        <w:rPr>
+          <w:rFonts w:ascii="Century Gothic" w:eastAsia="Century Gothic" w:hAnsi="Century Gothic" w:cs="Century Gothic"/>
+          <w:sz w:val="20"/>
+          <w:szCs w:val="20"/>
+        </w:rPr>
+        <w:tab/>
+      </w:r>
+      <w:r>
+        <w:rPr>
+          <w:rFonts w:ascii="Century Gothic" w:eastAsia="Century Gothic" w:hAnsi="Century Gothic" w:cs="Century Gothic"/>
+          <w:sz w:val="20"/>
+          <w:szCs w:val="20"/>
+        </w:rPr>
+        <w:tab/>
+      </w:r>
+      <w:r>
+        <w:rPr>
+          <w:rFonts w:ascii="Century Gothic" w:eastAsia="Century Gothic" w:hAnsi="Century Gothic" w:cs="Century Gothic"/>
+          <w:sz w:val="20"/>
+          <w:szCs w:val="20"/>
+        </w:rPr>
+        <w:tab/>
+        <w:t xml:space="preserve">                  Antananarivo, le ${</w:t>
+      </w:r>
+      <w:proofErr w:type="spellStart"/>
+      <w:r>
+        <w:rPr>
+          <w:rFonts w:ascii="Century Gothic" w:eastAsia="Century Gothic" w:hAnsi="Century Gothic" w:cs="Century Gothic"/>
+          <w:sz w:val="20"/>
+          <w:szCs w:val="20"/>
+        </w:rPr>
+        <w:t>date_creation</w:t>
+      </w:r>
+      <w:proofErr w:type="spellEnd"/>
+      <w:r>
+        <w:rPr>
+          <w:rFonts w:ascii="Century Gothic" w:eastAsia="Century Gothic" w:hAnsi="Century Gothic" w:cs="Century Gothic"/>
+          <w:sz w:val="20"/>
+          <w:szCs w:val="20"/>
+        </w:rPr>
+        <w:t>}</w:t>
+      </w:r>
+    </w:p>
+    <w:p>
+      <w:pPr>
+        <w:pStyle w:val="normal1"/>
+        <w:spacing w:after="0" w:line="240" w:lineRule="auto"/>
+        <w:ind w:left="-567" w:right="-567"/>
+        <w:rPr>
+          <w:rFonts w:ascii="Century Gothic" w:eastAsia="Century Gothic" w:hAnsi="Century Gothic" w:cs="Century Gothic"/>
+          <w:sz w:val="20"/>
+          <w:szCs w:val="20"/>
+        </w:rPr>
+      </w:pPr>
+    </w:p>
+    <w:p>
+      <w:pPr>
+        <w:pStyle w:val="normal1"/>
+        <w:spacing w:after="0" w:line="240" w:lineRule="auto"/>
+        <w:ind w:left="-567" w:right="-567"/>
         <w:rPr>
           <w:rFonts w:ascii="Century Gothic" w:hAnsi="Century Gothic"/>
         </w:rPr>
       </w:pPr>
       <w:r>
         <w:rPr>
-          <w:rFonts w:ascii="Century Gothic" w:hAnsi="Century Gothic"/>
-        </w:rPr>
-      </w:r>
-    </w:p>
-    <w:p>
-      <w:pPr>
-        <w:pStyle w:val="normal1"/>
-        <w:spacing w:lineRule="auto" w:line="240" w:before="0" w:after="0"/>
-        <w:ind w:hanging="0" w:left="-567" w:right="-567"/>
-        <w:rPr>
-          <w:rFonts w:ascii="Century Gothic" w:hAnsi="Century Gothic"/>
-        </w:rPr>
-      </w:pPr>
-      <w:r>
-        <w:rPr>
-          <w:rFonts w:ascii="Century Gothic" w:hAnsi="Century Gothic"/>
-        </w:rPr>
-      </w:r>
-    </w:p>
-    <w:p>
-      <w:pPr>
-        <w:pStyle w:val="normal1"/>
-        <w:spacing w:lineRule="auto" w:line="240" w:before="0" w:after="0"/>
-        <w:ind w:hanging="0" w:left="-567" w:right="-567"/>
-        <w:rPr>
-          <w:rFonts w:ascii="Century Gothic" w:hAnsi="Century Gothic"/>
-        </w:rPr>
-      </w:pPr>
-      <w:r>
-        <w:rPr>
-          <w:rFonts w:eastAsia="Century Gothic" w:cs="Century Gothic" w:ascii="Century Gothic" w:hAnsi="Century Gothic"/>
-          <w:sz w:val="20"/>
-          <w:szCs w:val="20"/>
-        </w:rPr>
-        <w:tab/>
-        <w:tab/>
-        <w:t>${tableau}</w:t>
-      </w:r>
-    </w:p>
-    <w:p>
-      <w:pPr>
-        <w:pStyle w:val="normal1"/>
-        <w:spacing w:lineRule="auto" w:line="240" w:before="0" w:after="0"/>
-        <w:ind w:hanging="0" w:left="-567" w:right="-567"/>
-        <w:rPr>
-          <w:rFonts w:ascii="Century Gothic" w:hAnsi="Century Gothic"/>
-        </w:rPr>
-      </w:pPr>
-      <w:r>
-        <w:rPr>
-          <w:rFonts w:ascii="Century Gothic" w:hAnsi="Century Gothic"/>
-        </w:rPr>
-      </w:r>
-    </w:p>
-    <w:p>
-      <w:pPr>
-        <w:pStyle w:val="normal1"/>
-        <w:spacing w:lineRule="auto" w:line="240" w:before="0" w:after="0"/>
-        <w:ind w:hanging="0" w:left="-567" w:right="-567"/>
-        <w:rPr>
-          <w:rFonts w:ascii="Century Gothic" w:hAnsi="Century Gothic" w:eastAsia="Century Gothic" w:cs="Century Gothic"/>
+          <w:rFonts w:ascii="Century Gothic" w:eastAsia="Century Gothic" w:hAnsi="Century Gothic" w:cs="Century Gothic"/>
           <w:b/>
           <w:sz w:val="20"/>
           <w:szCs w:val="20"/>
         </w:rPr>
-      </w:pPr>
-      <w:r>
-        <w:rPr>
-          <w:rFonts w:eastAsia="Century Gothic" w:cs="Century Gothic" w:ascii="Century Gothic" w:hAnsi="Century Gothic"/>
+        <w:tab/>
+      </w:r>
+      <w:r>
+        <w:rPr>
+          <w:rFonts w:ascii="Century Gothic" w:eastAsia="Century Gothic" w:hAnsi="Century Gothic" w:cs="Century Gothic"/>
           <w:b/>
           <w:sz w:val="20"/>
           <w:szCs w:val="20"/>
         </w:rPr>
-      </w:r>
-    </w:p>
-    <w:p>
-      <w:pPr>
-        <w:pStyle w:val="normal1"/>
-        <w:spacing w:lineRule="auto" w:line="240" w:before="0" w:after="0"/>
-        <w:ind w:hanging="0" w:left="-567" w:right="-567"/>
-        <w:rPr>
-          <w:rFonts w:ascii="Century Gothic" w:hAnsi="Century Gothic" w:eastAsia="Century Gothic" w:cs="Century Gothic"/>
+        <w:tab/>
+        <w:t xml:space="preserve">Le Requérant </w:t>
+      </w:r>
+      <w:r>
+        <w:rPr>
+          <w:rFonts w:ascii="Century Gothic" w:eastAsia="Century Gothic" w:hAnsi="Century Gothic" w:cs="Century Gothic"/>
           <w:b/>
           <w:sz w:val="20"/>
           <w:szCs w:val="20"/>
         </w:rPr>
-      </w:pPr>
-      <w:r>
-        <w:rPr>
-          <w:rFonts w:eastAsia="Century Gothic" w:cs="Century Gothic" w:ascii="Century Gothic" w:hAnsi="Century Gothic"/>
+        <w:tab/>
+      </w:r>
+      <w:r>
+        <w:rPr>
+          <w:rFonts w:ascii="Century Gothic" w:eastAsia="Century Gothic" w:hAnsi="Century Gothic" w:cs="Century Gothic"/>
           <w:b/>
           <w:sz w:val="20"/>
           <w:szCs w:val="20"/>
         </w:rPr>
-      </w:r>
-    </w:p>
-    <w:p>
-      <w:pPr>
-        <w:pStyle w:val="normal1"/>
-        <w:spacing w:lineRule="auto" w:line="240" w:before="0" w:after="0"/>
-        <w:ind w:hanging="0" w:left="-567" w:right="-567"/>
-        <w:rPr>
-          <w:rFonts w:ascii="Century Gothic" w:hAnsi="Century Gothic"/>
-        </w:rPr>
-      </w:pPr>
-      <w:r>
-        <w:rPr>
-          <w:rFonts w:eastAsia="Century Gothic" w:cs="Century Gothic" w:ascii="Century Gothic" w:hAnsi="Century Gothic"/>
-          <w:sz w:val="20"/>
-          <w:szCs w:val="20"/>
-        </w:rPr>
-        <w:tab/>
-        <w:tab/>
-        <w:tab/>
-        <w:tab/>
-        <w:tab/>
-        <w:tab/>
-        <w:tab/>
-        <w:t xml:space="preserve">                  Antananarivo, le ${date_creation}</w:t>
-      </w:r>
-    </w:p>
-    <w:p>
-      <w:pPr>
-        <w:pStyle w:val="normal1"/>
-        <w:spacing w:lineRule="auto" w:line="240" w:before="0" w:after="0"/>
-        <w:ind w:hanging="0" w:left="-567" w:right="-567"/>
-        <w:rPr>
-          <w:rFonts w:ascii="Century Gothic" w:hAnsi="Century Gothic" w:eastAsia="Century Gothic" w:cs="Century Gothic"/>
-          <w:sz w:val="20"/>
-          <w:szCs w:val="20"/>
-        </w:rPr>
-      </w:pPr>
-      <w:r>
-        <w:rPr>
-          <w:rFonts w:eastAsia="Century Gothic" w:cs="Century Gothic" w:ascii="Century Gothic" w:hAnsi="Century Gothic"/>
-          <w:sz w:val="20"/>
-          <w:szCs w:val="20"/>
-        </w:rPr>
-      </w:r>
-    </w:p>
-    <w:p>
-      <w:pPr>
-        <w:pStyle w:val="normal1"/>
-        <w:spacing w:lineRule="auto" w:line="240" w:before="0" w:after="0"/>
-        <w:ind w:hanging="0" w:left="-567" w:right="-567"/>
-        <w:rPr>
-          <w:rFonts w:ascii="Century Gothic" w:hAnsi="Century Gothic"/>
-        </w:rPr>
-      </w:pPr>
-      <w:r>
-        <w:rPr>
-          <w:rFonts w:eastAsia="Century Gothic" w:cs="Century Gothic" w:ascii="Century Gothic" w:hAnsi="Century Gothic"/>
+        <w:tab/>
+        <w:t xml:space="preserve">           </w:t>
+      </w:r>
+      <w:r>
+        <w:rPr>
+          <w:rFonts w:ascii="Century Gothic" w:eastAsia="Century Gothic" w:hAnsi="Century Gothic" w:cs="Century Gothic"/>
           <w:b/>
           <w:sz w:val="20"/>
           <w:szCs w:val="20"/>
         </w:rPr>
         <w:tab/>
-        <w:tab/>
-        <w:t xml:space="preserve">Le Requérant </w:t>
-        <w:tab/>
-        <w:tab/>
-        <w:t xml:space="preserve">           </w:t>
-        <w:tab/>
-        <w:tab/>
-        <w:tab/>
+      </w:r>
+      <w:r>
+        <w:rPr>
+          <w:rFonts w:ascii="Century Gothic" w:eastAsia="Century Gothic" w:hAnsi="Century Gothic" w:cs="Century Gothic"/>
+          <w:b/>
+          <w:sz w:val="20"/>
+          <w:szCs w:val="20"/>
+        </w:rPr>
+        <w:tab/>
+      </w:r>
+      <w:r>
+        <w:rPr>
+          <w:rFonts w:ascii="Century Gothic" w:eastAsia="Century Gothic" w:hAnsi="Century Gothic" w:cs="Century Gothic"/>
+          <w:b/>
+          <w:sz w:val="20"/>
+          <w:szCs w:val="20"/>
+        </w:rPr>
+        <w:tab/>
+      </w:r>
+      <w:r>
+        <w:rPr>
+          <w:rFonts w:ascii="Century Gothic" w:eastAsia="Century Gothic" w:hAnsi="Century Gothic" w:cs="Century Gothic"/>
+          <w:b/>
+          <w:sz w:val="20"/>
+          <w:szCs w:val="20"/>
+        </w:rPr>
         <w:tab/>
         <w:t>La Direction de tutelle</w:t>
       </w:r>
@@ -550,62 +738,260 @@
     <w:p>
       <w:pPr>
         <w:pStyle w:val="normal1"/>
-        <w:spacing w:lineRule="auto" w:line="240" w:before="0" w:after="0"/>
-        <w:ind w:hanging="0" w:left="-567" w:right="-567"/>
-        <w:rPr>
-          <w:rFonts w:ascii="Century Gothic" w:hAnsi="Century Gothic" w:eastAsia="Century Gothic" w:cs="Century Gothic"/>
-          <w:sz w:val="20"/>
-          <w:szCs w:val="20"/>
-        </w:rPr>
-      </w:pPr>
-      <w:r>
-        <w:rPr>
-          <w:rFonts w:eastAsia="Century Gothic" w:cs="Century Gothic" w:ascii="Century Gothic" w:hAnsi="Century Gothic"/>
-          <w:sz w:val="20"/>
-          <w:szCs w:val="20"/>
-        </w:rPr>
+        <w:spacing w:after="0" w:line="240" w:lineRule="auto"/>
+        <w:ind w:left="-567" w:right="-567"/>
+        <w:rPr>
+          <w:rFonts w:ascii="Century Gothic" w:eastAsia="Century Gothic" w:hAnsi="Century Gothic" w:cs="Century Gothic"/>
+          <w:sz w:val="20"/>
+          <w:szCs w:val="20"/>
+        </w:rPr>
+      </w:pPr>
+      <w:r>
+        <w:rPr>
+          <w:noProof/>
+        </w:rPr>
+        <w:drawing>
+          <wp:anchor distT="0" distB="0" distL="114300" distR="114300" simplePos="0" relativeHeight="251661312" behindDoc="0" locked="0" layoutInCell="1" allowOverlap="1" wp14:anchorId="0C9CD98C" wp14:editId="3EC12A46">
+            <wp:simplePos x="0" y="0"/>
+            <wp:positionH relativeFrom="column">
+              <wp:posOffset>409892</wp:posOffset>
+            </wp:positionH>
+            <wp:positionV relativeFrom="paragraph">
+              <wp:posOffset>167005</wp:posOffset>
+            </wp:positionV>
+            <wp:extent cx="941070" cy="504825"/>
+            <wp:effectExtent l="0" t="0" r="0" b="0"/>
+            <wp:wrapSquare wrapText="bothSides"/>
+            <wp:docPr id="4" name="Image 4"/>
+            <wp:cNvGraphicFramePr>
+              <a:graphicFrameLocks xmlns:a="http://schemas.openxmlformats.org/drawingml/2006/main" noChangeAspect="1"/>
+            </wp:cNvGraphicFramePr>
+            <a:graphic xmlns:a="http://schemas.openxmlformats.org/drawingml/2006/main">
+              <a:graphicData uri="http://schemas.openxmlformats.org/drawingml/2006/picture">
+                <pic:pic xmlns:pic="http://schemas.openxmlformats.org/drawingml/2006/picture">
+                  <pic:nvPicPr>
+                    <pic:cNvPr id="0" name="Picture 3"/>
+                    <pic:cNvPicPr>
+                      <a:picLocks noChangeAspect="1" noChangeArrowheads="1"/>
+                    </pic:cNvPicPr>
+                  </pic:nvPicPr>
+                  <pic:blipFill>
+                    <a:blip r:embed="rId6" cstate="print">
+                      <a:extLst>
+                        <a:ext uri="{28A0092B-C50C-407E-A947-70E740481C1C}">
+                          <a14:useLocalDpi xmlns:a14="http://schemas.microsoft.com/office/drawing/2010/main" val="0"/>
+                        </a:ext>
+                      </a:extLst>
+                    </a:blip>
+                    <a:srcRect/>
+                    <a:stretch>
+                      <a:fillRect/>
+                    </a:stretch>
+                  </pic:blipFill>
+                  <pic:spPr bwMode="auto">
+                    <a:xfrm>
+                      <a:off x="0" y="0"/>
+                      <a:ext cx="941070" cy="504825"/>
+                    </a:xfrm>
+                    <a:prstGeom prst="rect">
+                      <a:avLst/>
+                    </a:prstGeom>
+                    <a:noFill/>
+                    <a:ln>
+                      <a:noFill/>
+                    </a:ln>
+                  </pic:spPr>
+                </pic:pic>
+              </a:graphicData>
+            </a:graphic>
+            <wp14:sizeRelH relativeFrom="margin">
+              <wp14:pctWidth>0</wp14:pctWidth>
+            </wp14:sizeRelH>
+            <wp14:sizeRelV relativeFrom="margin">
+              <wp14:pctHeight>0</wp14:pctHeight>
+            </wp14:sizeRelV>
+          </wp:anchor>
+        </w:drawing>
+      </w:r>
+      <w:r>
+        <w:rPr>
+          <w:noProof/>
+        </w:rPr>
+        <w:drawing>
+          <wp:anchor distT="0" distB="0" distL="114300" distR="114300" simplePos="0" relativeHeight="251658240" behindDoc="0" locked="0" layoutInCell="1" allowOverlap="1" wp14:anchorId="5CB8A55E" wp14:editId="0EF308FB">
+            <wp:simplePos x="0" y="0"/>
+            <wp:positionH relativeFrom="column">
+              <wp:posOffset>3776345</wp:posOffset>
+            </wp:positionH>
+            <wp:positionV relativeFrom="paragraph">
+              <wp:posOffset>166370</wp:posOffset>
+            </wp:positionV>
+            <wp:extent cx="1090295" cy="1090295"/>
+            <wp:effectExtent l="0" t="0" r="0" b="0"/>
+            <wp:wrapSquare wrapText="bothSides"/>
+            <wp:docPr id="3" name="Image 3"/>
+            <wp:cNvGraphicFramePr>
+              <a:graphicFrameLocks xmlns:a="http://schemas.openxmlformats.org/drawingml/2006/main" noChangeAspect="1"/>
+            </wp:cNvGraphicFramePr>
+            <a:graphic xmlns:a="http://schemas.openxmlformats.org/drawingml/2006/main">
+              <a:graphicData uri="http://schemas.openxmlformats.org/drawingml/2006/picture">
+                <pic:pic xmlns:pic="http://schemas.openxmlformats.org/drawingml/2006/picture">
+                  <pic:nvPicPr>
+                    <pic:cNvPr id="0" name="Picture 1"/>
+                    <pic:cNvPicPr>
+                      <a:picLocks noChangeAspect="1" noChangeArrowheads="1"/>
+                    </pic:cNvPicPr>
+                  </pic:nvPicPr>
+                  <pic:blipFill>
+                    <a:blip r:embed="rId7" cstate="print">
+                      <a:extLst>
+                        <a:ext uri="{28A0092B-C50C-407E-A947-70E740481C1C}">
+                          <a14:useLocalDpi xmlns:a14="http://schemas.microsoft.com/office/drawing/2010/main" val="0"/>
+                        </a:ext>
+                      </a:extLst>
+                    </a:blip>
+                    <a:srcRect/>
+                    <a:stretch>
+                      <a:fillRect/>
+                    </a:stretch>
+                  </pic:blipFill>
+                  <pic:spPr bwMode="auto">
+                    <a:xfrm>
+                      <a:off x="0" y="0"/>
+                      <a:ext cx="1090295" cy="1090295"/>
+                    </a:xfrm>
+                    <a:prstGeom prst="rect">
+                      <a:avLst/>
+                    </a:prstGeom>
+                    <a:noFill/>
+                    <a:ln>
+                      <a:noFill/>
+                    </a:ln>
+                  </pic:spPr>
+                </pic:pic>
+              </a:graphicData>
+            </a:graphic>
+          </wp:anchor>
+        </w:drawing>
+      </w:r>
+      <w:r>
+        <w:rPr>
+          <w:rFonts w:ascii="Century Gothic" w:eastAsia="Century Gothic" w:hAnsi="Century Gothic" w:cs="Century Gothic"/>
+          <w:sz w:val="20"/>
+          <w:szCs w:val="20"/>
+        </w:rPr>
+        <w:tab/>
+      </w:r>
+      <w:r>
+        <w:rPr>
+          <w:rFonts w:ascii="Century Gothic" w:eastAsia="Century Gothic" w:hAnsi="Century Gothic" w:cs="Century Gothic"/>
+          <w:sz w:val="20"/>
+          <w:szCs w:val="20"/>
+        </w:rPr>
+        <w:tab/>
+      </w:r>
+      <w:r>
+        <w:rPr>
+          <w:rFonts w:ascii="Century Gothic" w:eastAsia="Century Gothic" w:hAnsi="Century Gothic" w:cs="Century Gothic"/>
+          <w:sz w:val="20"/>
+          <w:szCs w:val="20"/>
+        </w:rPr>
+        <w:tab/>
+      </w:r>
+      <w:r>
+        <w:rPr>
+          <w:rFonts w:ascii="Century Gothic" w:eastAsia="Century Gothic" w:hAnsi="Century Gothic" w:cs="Century Gothic"/>
+          <w:sz w:val="20"/>
+          <w:szCs w:val="20"/>
+        </w:rPr>
+        <w:tab/>
+      </w:r>
+      <w:r>
+        <w:rPr>
+          <w:rFonts w:ascii="Century Gothic" w:eastAsia="Century Gothic" w:hAnsi="Century Gothic" w:cs="Century Gothic"/>
+          <w:sz w:val="20"/>
+          <w:szCs w:val="20"/>
+        </w:rPr>
+        <w:tab/>
+      </w:r>
+      <w:r>
+        <w:rPr>
+          <w:rFonts w:ascii="Century Gothic" w:eastAsia="Century Gothic" w:hAnsi="Century Gothic" w:cs="Century Gothic"/>
+          <w:sz w:val="20"/>
+          <w:szCs w:val="20"/>
+        </w:rPr>
+        <w:tab/>
+      </w:r>
+      <w:r>
+        <w:rPr>
+          <w:rFonts w:ascii="Century Gothic" w:eastAsia="Century Gothic" w:hAnsi="Century Gothic" w:cs="Century Gothic"/>
+          <w:sz w:val="20"/>
+          <w:szCs w:val="20"/>
+        </w:rPr>
+        <w:tab/>
+      </w:r>
+      <w:r>
+        <w:rPr>
+          <w:rFonts w:ascii="Century Gothic" w:eastAsia="Century Gothic" w:hAnsi="Century Gothic" w:cs="Century Gothic"/>
+          <w:sz w:val="20"/>
+          <w:szCs w:val="20"/>
+        </w:rPr>
+        <w:tab/>
+      </w:r>
+      <w:r>
+        <w:rPr>
+          <w:rFonts w:ascii="Century Gothic" w:eastAsia="Century Gothic" w:hAnsi="Century Gothic" w:cs="Century Gothic"/>
+          <w:sz w:val="20"/>
+          <w:szCs w:val="20"/>
+        </w:rPr>
+        <w:tab/>
       </w:r>
     </w:p>
     <w:sectPr>
-      <w:headerReference w:type="even" r:id="rId2"/>
-      <w:headerReference w:type="default" r:id="rId3"/>
-      <w:headerReference w:type="first" r:id="rId4"/>
-      <w:footerReference w:type="even" r:id="rId5"/>
-      <w:footerReference w:type="default" r:id="rId6"/>
-      <w:footerReference w:type="first" r:id="rId7"/>
-      <w:type w:val="nextPage"/>
+      <w:headerReference w:type="default" r:id="rId8"/>
+      <w:footerReference w:type="default" r:id="rId9"/>
+      <w:headerReference w:type="first" r:id="rId10"/>
+      <w:footerReference w:type="first" r:id="rId11"/>
       <w:pgSz w:w="11906" w:h="16838"/>
-      <w:pgMar w:left="1417" w:right="1417" w:gutter="0" w:header="708" w:top="1417" w:footer="1417" w:bottom="2818"/>
-      <w:pgNumType w:start="1" w:fmt="decimal"/>
-      <w:formProt w:val="false"/>
-      <w:textDirection w:val="lrTb"/>
-      <w:docGrid w:type="default" w:linePitch="100" w:charSpace="0"/>
+      <w:pgMar w:top="1417" w:right="1417" w:bottom="2818" w:left="1417" w:header="708" w:footer="1417" w:gutter="0"/>
+      <w:pgNumType w:start="1"/>
+      <w:cols w:space="720"/>
+      <w:formProt w:val="0"/>
+      <w:docGrid w:linePitch="100"/>
     </w:sectPr>
   </w:body>
 </w:document>
 </file>
 
+<file path=word/endnotes.xml><?xml version="1.0" encoding="utf-8"?>
+<w:endnotes xmlns:wpc="http://schemas.microsoft.com/office/word/2010/wordprocessingCanvas" xmlns:cx="http://schemas.microsoft.com/office/drawing/2014/chartex" xmlns:cx1="http://schemas.microsoft.com/office/drawing/2015/9/8/chartex" xmlns:cx2="http://schemas.microsoft.com/office/drawing/2015/10/21/chartex" xmlns:cx3="http://schemas.microsoft.com/office/drawing/2016/5/9/chartex" xmlns:cx4="http://schemas.microsoft.com/office/drawing/2016/5/10/chartex" xmlns:cx5="http://schemas.microsoft.com/office/drawing/2016/5/11/chartex" xmlns:cx6="http://schemas.microsoft.com/office/drawing/2016/5/12/chartex" xmlns:cx7="http://schemas.microsoft.com/office/drawing/2016/5/13/chartex" xmlns:cx8="http://schemas.microsoft.com/office/drawing/2016/5/14/chartex" xmlns:mc="http://schemas.openxmlformats.org/markup-compatibility/2006" xmlns:aink="http://schemas.microsoft.com/office/drawing/2016/ink" xmlns:am3d="http://schemas.microsoft.com/office/drawing/2017/model3d" xmlns:o="urn:schemas-microsoft-com:office:office" xmlns:r="http://schemas.openxmlformats.org/officeDocument/2006/relationships" xmlns:m="http://schemas.openxmlformats.org/officeDocument/2006/math" xmlns:v="urn:schemas-microsoft-com:vml" xmlns:wp14="http://schemas.microsoft.com/office/word/2010/wordprocessingDrawing" xmlns:wp="http://schemas.openxmlformats.org/drawingml/2006/wordprocessingDrawing" xmlns:w10="urn:schemas-microsoft-com:office:word" xmlns:w="http://schemas.openxmlformats.org/wordprocessingml/2006/main" xmlns:w14="http://schemas.microsoft.com/office/word/2010/wordml" xmlns:w15="http://schemas.microsoft.com/office/word/2012/wordml" xmlns:w16cex="http://schemas.microsoft.com/office/word/2018/wordml/cex" xmlns:w16cid="http://schemas.microsoft.com/office/word/2016/wordml/cid" xmlns:w16="http://schemas.microsoft.com/office/word/2018/wordml" xmlns:w16sdtdh="http://schemas.microsoft.com/office/word/2020/wordml/sdtdatahash" xmlns:w16se="http://schemas.microsoft.com/office/word/2015/wordml/symex" xmlns:wpg="http://schemas.microsoft.com/office/word/2010/wordprocessingGroup" xmlns:wpi="http://schemas.microsoft.com/office/word/2010/wordprocessingInk" xmlns:wne="http://schemas.microsoft.com/office/word/2006/wordml" xmlns:wps="http://schemas.microsoft.com/office/word/2010/wordprocessingShape" mc:Ignorable="w14 w15 w16se w16cid w16 w16cex w16sdtdh wp14">
+  <w:endnote w:type="separator" w:id="-1">
+    <w:p>
+      <w:pPr>
+        <w:spacing w:after="0" w:line="240" w:lineRule="auto"/>
+      </w:pPr>
+      <w:r>
+        <w:separator/>
+      </w:r>
+    </w:p>
+  </w:endnote>
+  <w:endnote w:type="continuationSeparator" w:id="0">
+    <w:p>
+      <w:pPr>
+        <w:spacing w:after="0" w:line="240" w:lineRule="auto"/>
+      </w:pPr>
+      <w:r>
+        <w:continuationSeparator/>
+      </w:r>
+    </w:p>
+  </w:endnote>
+</w:endnotes>
+</file>
+
 <file path=word/footer1.xml><?xml version="1.0" encoding="utf-8"?>
-<w:ftr xmlns:o="urn:schemas-microsoft-com:office:office" xmlns:r="http://schemas.openxmlformats.org/officeDocument/2006/relationships" xmlns:v="urn:schemas-microsoft-com:vml" xmlns:w="http://schemas.openxmlformats.org/wordprocessingml/2006/main" xmlns:w10="urn:schemas-microsoft-com:office:word" xmlns:wp="http://schemas.openxmlformats.org/drawingml/2006/wordprocessingDrawing" xmlns:pic="http://schemas.openxmlformats.org/drawingml/2006/picture" xmlns:wps="http://schemas.microsoft.com/office/word/2010/wordprocessingShape" xmlns:wpg="http://schemas.microsoft.com/office/word/2010/wordprocessingGroup" xmlns:mc="http://schemas.openxmlformats.org/markup-compatibility/2006" xmlns:wp14="http://schemas.microsoft.com/office/word/2010/wordprocessingDrawing" xmlns:w14="http://schemas.microsoft.com/office/word/2010/wordml" xmlns:w15="http://schemas.microsoft.com/office/word/2012/wordml" mc:Ignorable="w14 wp14 w15">
+<w:ftr xmlns:wpc="http://schemas.microsoft.com/office/word/2010/wordprocessingCanvas" xmlns:cx="http://schemas.microsoft.com/office/drawing/2014/chartex" xmlns:cx1="http://schemas.microsoft.com/office/drawing/2015/9/8/chartex" xmlns:cx2="http://schemas.microsoft.com/office/drawing/2015/10/21/chartex" xmlns:cx3="http://schemas.microsoft.com/office/drawing/2016/5/9/chartex" xmlns:cx4="http://schemas.microsoft.com/office/drawing/2016/5/10/chartex" xmlns:cx5="http://schemas.microsoft.com/office/drawing/2016/5/11/chartex" xmlns:cx6="http://schemas.microsoft.com/office/drawing/2016/5/12/chartex" xmlns:cx7="http://schemas.microsoft.com/office/drawing/2016/5/13/chartex" xmlns:cx8="http://schemas.microsoft.com/office/drawing/2016/5/14/chartex" xmlns:mc="http://schemas.openxmlformats.org/markup-compatibility/2006" xmlns:aink="http://schemas.microsoft.com/office/drawing/2016/ink" xmlns:am3d="http://schemas.microsoft.com/office/drawing/2017/model3d" xmlns:o="urn:schemas-microsoft-com:office:office" xmlns:r="http://schemas.openxmlformats.org/officeDocument/2006/relationships" xmlns:m="http://schemas.openxmlformats.org/officeDocument/2006/math" xmlns:v="urn:schemas-microsoft-com:vml" xmlns:wp14="http://schemas.microsoft.com/office/word/2010/wordprocessingDrawing" xmlns:wp="http://schemas.openxmlformats.org/drawingml/2006/wordprocessingDrawing" xmlns:w10="urn:schemas-microsoft-com:office:word" xmlns:w="http://schemas.openxmlformats.org/wordprocessingml/2006/main" xmlns:w14="http://schemas.microsoft.com/office/word/2010/wordml" xmlns:w15="http://schemas.microsoft.com/office/word/2012/wordml" xmlns:w16cex="http://schemas.microsoft.com/office/word/2018/wordml/cex" xmlns:w16cid="http://schemas.microsoft.com/office/word/2016/wordml/cid" xmlns:w16="http://schemas.microsoft.com/office/word/2018/wordml" xmlns:w16sdtdh="http://schemas.microsoft.com/office/word/2020/wordml/sdtdatahash" xmlns:w16se="http://schemas.microsoft.com/office/word/2015/wordml/symex" xmlns:wpg="http://schemas.microsoft.com/office/word/2010/wordprocessingGroup" xmlns:wpi="http://schemas.microsoft.com/office/word/2010/wordprocessingInk" xmlns:wne="http://schemas.microsoft.com/office/word/2006/wordml" xmlns:wps="http://schemas.microsoft.com/office/word/2010/wordprocessingShape" mc:Ignorable="w14 w15 w16se w16cid w16 w16cex w16sdtdh wp14">
   <w:p>
     <w:pPr>
-      <w:pStyle w:val="Footer"/>
-      <w:spacing w:before="0" w:after="160"/>
-      <w:rPr/>
-    </w:pPr>
-    <w:r>
-      <w:rPr/>
-    </w:r>
-  </w:p>
-</w:ftr>
-</file>
-
-<file path=word/footer2.xml><?xml version="1.0" encoding="utf-8"?>
-<w:ftr xmlns:o="urn:schemas-microsoft-com:office:office" xmlns:r="http://schemas.openxmlformats.org/officeDocument/2006/relationships" xmlns:v="urn:schemas-microsoft-com:vml" xmlns:w="http://schemas.openxmlformats.org/wordprocessingml/2006/main" xmlns:w10="urn:schemas-microsoft-com:office:word" xmlns:wp="http://schemas.openxmlformats.org/drawingml/2006/wordprocessingDrawing" xmlns:pic="http://schemas.openxmlformats.org/drawingml/2006/picture" xmlns:wps="http://schemas.microsoft.com/office/word/2010/wordprocessingShape" xmlns:wpg="http://schemas.microsoft.com/office/word/2010/wordprocessingGroup" xmlns:mc="http://schemas.openxmlformats.org/markup-compatibility/2006" xmlns:wp14="http://schemas.microsoft.com/office/word/2010/wordprocessingDrawing" xmlns:w14="http://schemas.microsoft.com/office/word/2010/wordml" xmlns:w15="http://schemas.microsoft.com/office/word/2012/wordml" mc:Ignorable="w14 wp14 w15">
-  <w:p>
-    <w:pPr>
-      <w:pStyle w:val="Normal"/>
-      <w:spacing w:before="0" w:after="160"/>
       <w:jc w:val="center"/>
       <w:rPr>
         <w:rFonts w:ascii="Century Gothic" w:hAnsi="Century Gothic"/>
@@ -614,19 +1000,14 @@
         <w:szCs w:val="16"/>
       </w:rPr>
     </w:pPr>
-    <w:r>
-      <w:rPr/>
-    </w:r>
   </w:p>
 </w:ftr>
 </file>
 
-<file path=word/footer3.xml><?xml version="1.0" encoding="utf-8"?>
-<w:ftr xmlns:o="urn:schemas-microsoft-com:office:office" xmlns:r="http://schemas.openxmlformats.org/officeDocument/2006/relationships" xmlns:v="urn:schemas-microsoft-com:vml" xmlns:w="http://schemas.openxmlformats.org/wordprocessingml/2006/main" xmlns:w10="urn:schemas-microsoft-com:office:word" xmlns:wp="http://schemas.openxmlformats.org/drawingml/2006/wordprocessingDrawing" xmlns:pic="http://schemas.openxmlformats.org/drawingml/2006/picture" xmlns:wps="http://schemas.microsoft.com/office/word/2010/wordprocessingShape" xmlns:wpg="http://schemas.microsoft.com/office/word/2010/wordprocessingGroup" xmlns:mc="http://schemas.openxmlformats.org/markup-compatibility/2006" xmlns:wp14="http://schemas.microsoft.com/office/word/2010/wordprocessingDrawing" xmlns:w14="http://schemas.microsoft.com/office/word/2010/wordml" xmlns:w15="http://schemas.microsoft.com/office/word/2012/wordml" mc:Ignorable="w14 wp14 w15">
+<file path=word/footer2.xml><?xml version="1.0" encoding="utf-8"?>
+<w:ftr xmlns:wpc="http://schemas.microsoft.com/office/word/2010/wordprocessingCanvas" xmlns:cx="http://schemas.microsoft.com/office/drawing/2014/chartex" xmlns:cx1="http://schemas.microsoft.com/office/drawing/2015/9/8/chartex" xmlns:cx2="http://schemas.microsoft.com/office/drawing/2015/10/21/chartex" xmlns:cx3="http://schemas.microsoft.com/office/drawing/2016/5/9/chartex" xmlns:cx4="http://schemas.microsoft.com/office/drawing/2016/5/10/chartex" xmlns:cx5="http://schemas.microsoft.com/office/drawing/2016/5/11/chartex" xmlns:cx6="http://schemas.microsoft.com/office/drawing/2016/5/12/chartex" xmlns:cx7="http://schemas.microsoft.com/office/drawing/2016/5/13/chartex" xmlns:cx8="http://schemas.microsoft.com/office/drawing/2016/5/14/chartex" xmlns:mc="http://schemas.openxmlformats.org/markup-compatibility/2006" xmlns:aink="http://schemas.microsoft.com/office/drawing/2016/ink" xmlns:am3d="http://schemas.microsoft.com/office/drawing/2017/model3d" xmlns:o="urn:schemas-microsoft-com:office:office" xmlns:r="http://schemas.openxmlformats.org/officeDocument/2006/relationships" xmlns:m="http://schemas.openxmlformats.org/officeDocument/2006/math" xmlns:v="urn:schemas-microsoft-com:vml" xmlns:wp14="http://schemas.microsoft.com/office/word/2010/wordprocessingDrawing" xmlns:wp="http://schemas.openxmlformats.org/drawingml/2006/wordprocessingDrawing" xmlns:w10="urn:schemas-microsoft-com:office:word" xmlns:w="http://schemas.openxmlformats.org/wordprocessingml/2006/main" xmlns:w14="http://schemas.microsoft.com/office/word/2010/wordml" xmlns:w15="http://schemas.microsoft.com/office/word/2012/wordml" xmlns:w16cex="http://schemas.microsoft.com/office/word/2018/wordml/cex" xmlns:w16cid="http://schemas.microsoft.com/office/word/2016/wordml/cid" xmlns:w16="http://schemas.microsoft.com/office/word/2018/wordml" xmlns:w16sdtdh="http://schemas.microsoft.com/office/word/2020/wordml/sdtdatahash" xmlns:w16se="http://schemas.microsoft.com/office/word/2015/wordml/symex" xmlns:wpg="http://schemas.microsoft.com/office/word/2010/wordprocessingGroup" xmlns:wpi="http://schemas.microsoft.com/office/word/2010/wordprocessingInk" xmlns:wne="http://schemas.microsoft.com/office/word/2006/wordml" xmlns:wps="http://schemas.microsoft.com/office/word/2010/wordprocessingShape" mc:Ignorable="w14 w15 w16se w16cid w16 w16cex w16sdtdh wp14">
   <w:p>
     <w:pPr>
-      <w:pStyle w:val="Normal"/>
-      <w:spacing w:before="0" w:after="160"/>
       <w:jc w:val="center"/>
       <w:rPr>
         <w:rFonts w:ascii="Century Gothic" w:hAnsi="Century Gothic"/>
@@ -635,55 +1016,57 @@
         <w:szCs w:val="16"/>
       </w:rPr>
     </w:pPr>
-    <w:r>
-      <w:rPr/>
-    </w:r>
   </w:p>
 </w:ftr>
 </file>
 
-<file path=word/header1.xml><?xml version="1.0" encoding="utf-8"?>
-<w:hdr xmlns:o="urn:schemas-microsoft-com:office:office" xmlns:r="http://schemas.openxmlformats.org/officeDocument/2006/relationships" xmlns:v="urn:schemas-microsoft-com:vml" xmlns:w="http://schemas.openxmlformats.org/wordprocessingml/2006/main" xmlns:w10="urn:schemas-microsoft-com:office:word" xmlns:wp="http://schemas.openxmlformats.org/drawingml/2006/wordprocessingDrawing" xmlns:pic="http://schemas.openxmlformats.org/drawingml/2006/picture" xmlns:wps="http://schemas.microsoft.com/office/word/2010/wordprocessingShape" xmlns:wpg="http://schemas.microsoft.com/office/word/2010/wordprocessingGroup" xmlns:mc="http://schemas.openxmlformats.org/markup-compatibility/2006" xmlns:wp14="http://schemas.microsoft.com/office/word/2010/wordprocessingDrawing" xmlns:w14="http://schemas.microsoft.com/office/word/2010/wordml" xmlns:w15="http://schemas.microsoft.com/office/word/2012/wordml" mc:Ignorable="w14 wp14 w15">
-  <w:p>
-    <w:pPr>
-      <w:pStyle w:val="Header"/>
-      <w:spacing w:before="0" w:after="160"/>
-      <w:rPr/>
-    </w:pPr>
-    <w:r>
-      <w:rPr/>
-    </w:r>
-  </w:p>
-</w:hdr>
+<file path=word/footnotes.xml><?xml version="1.0" encoding="utf-8"?>
+<w:footnotes xmlns:wpc="http://schemas.microsoft.com/office/word/2010/wordprocessingCanvas" xmlns:cx="http://schemas.microsoft.com/office/drawing/2014/chartex" xmlns:cx1="http://schemas.microsoft.com/office/drawing/2015/9/8/chartex" xmlns:cx2="http://schemas.microsoft.com/office/drawing/2015/10/21/chartex" xmlns:cx3="http://schemas.microsoft.com/office/drawing/2016/5/9/chartex" xmlns:cx4="http://schemas.microsoft.com/office/drawing/2016/5/10/chartex" xmlns:cx5="http://schemas.microsoft.com/office/drawing/2016/5/11/chartex" xmlns:cx6="http://schemas.microsoft.com/office/drawing/2016/5/12/chartex" xmlns:cx7="http://schemas.microsoft.com/office/drawing/2016/5/13/chartex" xmlns:cx8="http://schemas.microsoft.com/office/drawing/2016/5/14/chartex" xmlns:mc="http://schemas.openxmlformats.org/markup-compatibility/2006" xmlns:aink="http://schemas.microsoft.com/office/drawing/2016/ink" xmlns:am3d="http://schemas.microsoft.com/office/drawing/2017/model3d" xmlns:o="urn:schemas-microsoft-com:office:office" xmlns:r="http://schemas.openxmlformats.org/officeDocument/2006/relationships" xmlns:m="http://schemas.openxmlformats.org/officeDocument/2006/math" xmlns:v="urn:schemas-microsoft-com:vml" xmlns:wp14="http://schemas.microsoft.com/office/word/2010/wordprocessingDrawing" xmlns:wp="http://schemas.openxmlformats.org/drawingml/2006/wordprocessingDrawing" xmlns:w10="urn:schemas-microsoft-com:office:word" xmlns:w="http://schemas.openxmlformats.org/wordprocessingml/2006/main" xmlns:w14="http://schemas.microsoft.com/office/word/2010/wordml" xmlns:w15="http://schemas.microsoft.com/office/word/2012/wordml" xmlns:w16cex="http://schemas.microsoft.com/office/word/2018/wordml/cex" xmlns:w16cid="http://schemas.microsoft.com/office/word/2016/wordml/cid" xmlns:w16="http://schemas.microsoft.com/office/word/2018/wordml" xmlns:w16sdtdh="http://schemas.microsoft.com/office/word/2020/wordml/sdtdatahash" xmlns:w16se="http://schemas.microsoft.com/office/word/2015/wordml/symex" xmlns:wpg="http://schemas.microsoft.com/office/word/2010/wordprocessingGroup" xmlns:wpi="http://schemas.microsoft.com/office/word/2010/wordprocessingInk" xmlns:wne="http://schemas.microsoft.com/office/word/2006/wordml" xmlns:wps="http://schemas.microsoft.com/office/word/2010/wordprocessingShape" mc:Ignorable="w14 w15 w16se w16cid w16 w16cex w16sdtdh wp14">
+  <w:footnote w:type="separator" w:id="-1">
+    <w:p>
+      <w:pPr>
+        <w:spacing w:after="0" w:line="240" w:lineRule="auto"/>
+      </w:pPr>
+      <w:r>
+        <w:separator/>
+      </w:r>
+    </w:p>
+  </w:footnote>
+  <w:footnote w:type="continuationSeparator" w:id="0">
+    <w:p>
+      <w:pPr>
+        <w:spacing w:after="0" w:line="240" w:lineRule="auto"/>
+      </w:pPr>
+      <w:r>
+        <w:continuationSeparator/>
+      </w:r>
+    </w:p>
+  </w:footnote>
+</w:footnotes>
 </file>
 
-<file path=word/header2.xml><?xml version="1.0" encoding="utf-8"?>
-<w:hdr xmlns:o="urn:schemas-microsoft-com:office:office" xmlns:r="http://schemas.openxmlformats.org/officeDocument/2006/relationships" xmlns:v="urn:schemas-microsoft-com:vml" xmlns:w="http://schemas.openxmlformats.org/wordprocessingml/2006/main" xmlns:w10="urn:schemas-microsoft-com:office:word" xmlns:wp="http://schemas.openxmlformats.org/drawingml/2006/wordprocessingDrawing" xmlns:pic="http://schemas.openxmlformats.org/drawingml/2006/picture" xmlns:wps="http://schemas.microsoft.com/office/word/2010/wordprocessingShape" xmlns:wpg="http://schemas.microsoft.com/office/word/2010/wordprocessingGroup" xmlns:mc="http://schemas.openxmlformats.org/markup-compatibility/2006" xmlns:wp14="http://schemas.microsoft.com/office/word/2010/wordprocessingDrawing" xmlns:w14="http://schemas.microsoft.com/office/word/2010/wordml" xmlns:w15="http://schemas.microsoft.com/office/word/2012/wordml" mc:Ignorable="w14 wp14 w15">
+<file path=word/header1.xml><?xml version="1.0" encoding="utf-8"?>
+<w:hdr xmlns:wpc="http://schemas.microsoft.com/office/word/2010/wordprocessingCanvas" xmlns:cx="http://schemas.microsoft.com/office/drawing/2014/chartex" xmlns:cx1="http://schemas.microsoft.com/office/drawing/2015/9/8/chartex" xmlns:cx2="http://schemas.microsoft.com/office/drawing/2015/10/21/chartex" xmlns:cx3="http://schemas.microsoft.com/office/drawing/2016/5/9/chartex" xmlns:cx4="http://schemas.microsoft.com/office/drawing/2016/5/10/chartex" xmlns:cx5="http://schemas.microsoft.com/office/drawing/2016/5/11/chartex" xmlns:cx6="http://schemas.microsoft.com/office/drawing/2016/5/12/chartex" xmlns:cx7="http://schemas.microsoft.com/office/drawing/2016/5/13/chartex" xmlns:cx8="http://schemas.microsoft.com/office/drawing/2016/5/14/chartex" xmlns:mc="http://schemas.openxmlformats.org/markup-compatibility/2006" xmlns:aink="http://schemas.microsoft.com/office/drawing/2016/ink" xmlns:am3d="http://schemas.microsoft.com/office/drawing/2017/model3d" xmlns:o="urn:schemas-microsoft-com:office:office" xmlns:r="http://schemas.openxmlformats.org/officeDocument/2006/relationships" xmlns:m="http://schemas.openxmlformats.org/officeDocument/2006/math" xmlns:v="urn:schemas-microsoft-com:vml" xmlns:wp14="http://schemas.microsoft.com/office/word/2010/wordprocessingDrawing" xmlns:wp="http://schemas.openxmlformats.org/drawingml/2006/wordprocessingDrawing" xmlns:w10="urn:schemas-microsoft-com:office:word" xmlns:w="http://schemas.openxmlformats.org/wordprocessingml/2006/main" xmlns:w14="http://schemas.microsoft.com/office/word/2010/wordml" xmlns:w15="http://schemas.microsoft.com/office/word/2012/wordml" xmlns:w16cex="http://schemas.microsoft.com/office/word/2018/wordml/cex" xmlns:w16cid="http://schemas.microsoft.com/office/word/2016/wordml/cid" xmlns:w16="http://schemas.microsoft.com/office/word/2018/wordml" xmlns:w16sdtdh="http://schemas.microsoft.com/office/word/2020/wordml/sdtdatahash" xmlns:w16se="http://schemas.microsoft.com/office/word/2015/wordml/symex" xmlns:wpg="http://schemas.microsoft.com/office/word/2010/wordprocessingGroup" xmlns:wpi="http://schemas.microsoft.com/office/word/2010/wordprocessingInk" xmlns:wne="http://schemas.microsoft.com/office/word/2006/wordml" xmlns:wps="http://schemas.microsoft.com/office/word/2010/wordprocessingShape" mc:Ignorable="w14 w15 w16se w16cid w16 w16cex w16sdtdh wp14">
   <w:p>
     <w:pPr>
       <w:pStyle w:val="normal1"/>
-      <w:keepNext w:val="false"/>
-      <w:keepLines w:val="false"/>
-      <w:pageBreakBefore w:val="false"/>
-      <w:widowControl w:val="false"/>
-      <w:shd w:val="clear" w:fill="auto"/>
-      <w:spacing w:lineRule="auto" w:line="276" w:before="0" w:after="0"/>
-      <w:ind w:hanging="0" w:left="0" w:right="0"/>
-      <w:jc w:val="left"/>
+      <w:widowControl w:val="0"/>
+      <w:spacing w:after="0" w:line="276" w:lineRule="auto"/>
       <w:rPr>
-        <w:rFonts w:ascii="Century Gothic" w:hAnsi="Century Gothic" w:eastAsia="Century Gothic" w:cs="Century Gothic"/>
+        <w:rFonts w:ascii="Century Gothic" w:eastAsia="Century Gothic" w:hAnsi="Century Gothic" w:cs="Century Gothic"/>
         <w:sz w:val="20"/>
         <w:szCs w:val="20"/>
       </w:rPr>
     </w:pPr>
     <w:r>
       <w:rPr>
-        <w:rFonts w:eastAsia="Century Gothic" w:cs="Century Gothic" w:ascii="Century Gothic" w:hAnsi="Century Gothic"/>
+        <w:rFonts w:ascii="Century Gothic" w:eastAsia="Century Gothic" w:hAnsi="Century Gothic" w:cs="Century Gothic"/>
+        <w:noProof/>
         <w:sz w:val="20"/>
         <w:szCs w:val="20"/>
       </w:rPr>
       <w:drawing>
-        <wp:anchor behindDoc="1" distT="0" distB="0" distL="0" distR="0" simplePos="0" locked="0" layoutInCell="1" allowOverlap="1" relativeHeight="2">
+        <wp:anchor distT="0" distB="0" distL="0" distR="0" simplePos="0" relativeHeight="251655168" behindDoc="1" locked="0" layoutInCell="1" allowOverlap="1" wp14:anchorId="42DCE215" wp14:editId="781887B4">
           <wp:simplePos x="0" y="0"/>
           <wp:positionH relativeFrom="column">
             <wp:posOffset>-38735</wp:posOffset>
@@ -732,9 +1115,8 @@
   </w:p>
   <w:tbl>
     <w:tblPr>
-      <w:tblStyle w:val="Table1"/>
+      <w:tblStyle w:val="TableNormal"/>
       <w:tblW w:w="10206" w:type="dxa"/>
-      <w:jc w:val="left"/>
       <w:tblInd w:w="-496" w:type="dxa"/>
       <w:tblLayout w:type="fixed"/>
       <w:tblCellMar>
@@ -743,7 +1125,7 @@
         <w:bottom w:w="0" w:type="dxa"/>
         <w:right w:w="71" w:type="dxa"/>
       </w:tblCellMar>
-      <w:tblLook w:val="0000"/>
+      <w:tblLook w:val="0000" w:firstRow="0" w:lastRow="0" w:firstColumn="0" w:lastColumn="0" w:noHBand="0" w:noVBand="0"/>
     </w:tblPr>
     <w:tblGrid>
       <w:gridCol w:w="2485"/>
@@ -752,7 +1134,7 @@
     </w:tblGrid>
     <w:tr>
       <w:trPr>
-        <w:trHeight w:val="1286" w:hRule="atLeast"/>
+        <w:trHeight w:val="1286"/>
       </w:trPr>
       <w:tc>
         <w:tcPr>
@@ -763,45 +1145,31 @@
             <w:bottom w:val="single" w:sz="4" w:space="0" w:color="000000"/>
             <w:right w:val="single" w:sz="4" w:space="0" w:color="000000"/>
           </w:tcBorders>
-          <w:shd w:fill="auto" w:val="clear"/>
+          <w:shd w:val="clear" w:color="auto" w:fill="auto"/>
           <w:vAlign w:val="center"/>
         </w:tcPr>
         <w:p>
           <w:pPr>
             <w:pStyle w:val="normal1"/>
             <w:tabs>
-              <w:tab w:val="clear" w:pos="720"/>
-              <w:tab w:val="left" w:pos="4536" w:leader="none"/>
-              <w:tab w:val="right" w:pos="9285" w:leader="none"/>
+              <w:tab w:val="left" w:pos="4536"/>
+              <w:tab w:val="right" w:pos="9285"/>
             </w:tabs>
-            <w:spacing w:lineRule="auto" w:line="240" w:before="60" w:after="0"/>
-            <w:ind w:hanging="76" w:left="-74" w:right="-74"/>
+            <w:spacing w:before="60" w:after="0" w:line="240" w:lineRule="auto"/>
+            <w:ind w:left="-74" w:right="-74" w:hanging="76"/>
             <w:jc w:val="center"/>
-            <w:rPr>
-              <w:rFonts w:ascii="Calibri" w:hAnsi="Calibri" w:eastAsia="Calibri" w:cs="Calibri"/>
-            </w:rPr>
           </w:pPr>
-          <w:r>
-            <w:rPr>
-              <w:rFonts w:eastAsia="Calibri" w:cs="Calibri"/>
-            </w:rPr>
-          </w:r>
         </w:p>
         <w:p>
           <w:pPr>
             <w:pStyle w:val="normal1"/>
-            <w:spacing w:lineRule="auto" w:line="240" w:before="0" w:after="60"/>
-            <w:ind w:hanging="76" w:left="-74"/>
+            <w:spacing w:after="60" w:line="240" w:lineRule="auto"/>
+            <w:ind w:left="-74" w:hanging="76"/>
             <w:jc w:val="both"/>
             <w:rPr>
-              <w:rFonts w:ascii="Arial Narrow" w:hAnsi="Arial Narrow" w:eastAsia="Arial Narrow" w:cs="Arial Narrow"/>
+              <w:rFonts w:ascii="Arial Narrow" w:eastAsia="Arial Narrow" w:hAnsi="Arial Narrow" w:cs="Arial Narrow"/>
             </w:rPr>
           </w:pPr>
-          <w:r>
-            <w:rPr>
-              <w:rFonts w:eastAsia="Arial Narrow" w:cs="Arial Narrow" w:ascii="Arial Narrow" w:hAnsi="Arial Narrow"/>
-            </w:rPr>
-          </w:r>
         </w:p>
       </w:tc>
       <w:tc>
@@ -813,29 +1181,21 @@
             <w:bottom w:val="single" w:sz="4" w:space="0" w:color="000000"/>
             <w:right w:val="single" w:sz="4" w:space="0" w:color="000000"/>
           </w:tcBorders>
-          <w:shd w:fill="auto" w:val="clear"/>
+          <w:shd w:val="clear" w:color="auto" w:fill="auto"/>
           <w:vAlign w:val="center"/>
         </w:tcPr>
         <w:p>
           <w:pPr>
             <w:pStyle w:val="normal1"/>
-            <w:spacing w:lineRule="auto" w:line="240" w:before="0" w:after="0"/>
+            <w:spacing w:after="0" w:line="240" w:lineRule="auto"/>
             <w:jc w:val="center"/>
             <w:rPr>
-              <w:rFonts w:ascii="Arial Black" w:hAnsi="Arial Black" w:eastAsia="Arial Black" w:cs="Arial Black"/>
+              <w:rFonts w:ascii="Arial Black" w:eastAsia="Arial Black" w:hAnsi="Arial Black" w:cs="Arial Black"/>
             </w:rPr>
           </w:pPr>
-          <w:r>
-            <w:rPr>
-              <w:rFonts w:eastAsia="Arial Black" w:cs="Arial Black" w:ascii="Arial Black" w:hAnsi="Arial Black"/>
-            </w:rPr>
-          </w:r>
         </w:p>
         <w:p>
           <w:pPr>
-            <w:pStyle w:val="Normal"/>
-            <w:bidi w:val="0"/>
-            <w:spacing w:before="0" w:after="160"/>
             <w:jc w:val="center"/>
             <w:rPr>
               <w:rFonts w:ascii="Century Gothic" w:hAnsi="Century Gothic"/>
@@ -847,21 +1207,14 @@
           </w:pPr>
           <w:r>
             <w:rPr>
-              <w:rFonts w:eastAsia="Arial" w:cs="Arial" w:ascii="Arial" w:hAnsi="Arial"/>
+              <w:rFonts w:ascii="Arial" w:eastAsia="Arial" w:hAnsi="Arial" w:cs="Arial"/>
               <w:b/>
               <w:bCs/>
-              <w:i w:val="false"/>
-              <w:strike w:val="false"/>
-              <w:dstrike w:val="false"/>
-              <w:outline w:val="false"/>
-              <w:shadow w:val="false"/>
               <w:color w:val="000000"/>
               <w:sz w:val="24"/>
               <w:szCs w:val="24"/>
-              <w:u w:val="none"/>
-              <w:em w:val="none"/>
-            </w:rPr>
-            <w:t>ETAT DE PAIEMENT DES AVANCES DE MISSION</w:t>
+            </w:rPr>
+            <w:t>ETAT DE PAIEMENT</w:t>
           </w:r>
         </w:p>
       </w:tc>
@@ -874,77 +1227,92 @@
             <w:bottom w:val="single" w:sz="4" w:space="0" w:color="000000"/>
             <w:right w:val="single" w:sz="4" w:space="0" w:color="000000"/>
           </w:tcBorders>
-          <w:shd w:fill="auto" w:val="clear"/>
+          <w:shd w:val="clear" w:color="auto" w:fill="auto"/>
           <w:vAlign w:val="center"/>
         </w:tcPr>
         <w:p>
           <w:pPr>
             <w:pStyle w:val="normal1"/>
             <w:tabs>
-              <w:tab w:val="clear" w:pos="720"/>
-              <w:tab w:val="left" w:pos="922" w:leader="none"/>
-              <w:tab w:val="center" w:pos="4536" w:leader="none"/>
-              <w:tab w:val="right" w:pos="9072" w:leader="none"/>
+              <w:tab w:val="left" w:pos="922"/>
+              <w:tab w:val="center" w:pos="4536"/>
+              <w:tab w:val="right" w:pos="9072"/>
             </w:tabs>
-            <w:spacing w:lineRule="auto" w:line="240" w:before="60" w:after="0"/>
-            <w:ind w:hanging="0" w:left="74"/>
-            <w:rPr>
-              <w:rFonts w:ascii="Calibri" w:hAnsi="Calibri" w:eastAsia="Calibri" w:cs="Calibri"/>
-            </w:rPr>
+            <w:spacing w:before="60" w:after="0" w:line="240" w:lineRule="auto"/>
+            <w:ind w:left="74"/>
           </w:pPr>
-          <w:r>
-            <w:rPr>
-              <w:rFonts w:eastAsia="Arial" w:cs="Arial" w:ascii="Arial" w:hAnsi="Arial"/>
-            </w:rPr>
-            <w:t>Référence: ${ref}</w:t>
+          <w:proofErr w:type="gramStart"/>
+          <w:r>
+            <w:rPr>
+              <w:rFonts w:ascii="Arial" w:eastAsia="Arial" w:hAnsi="Arial" w:cs="Arial"/>
+            </w:rPr>
+            <w:t>Référence:</w:t>
+          </w:r>
+          <w:proofErr w:type="gramEnd"/>
+          <w:r>
+            <w:rPr>
+              <w:rFonts w:ascii="Arial" w:eastAsia="Arial" w:hAnsi="Arial" w:cs="Arial"/>
+            </w:rPr>
+            <w:t xml:space="preserve"> ${ref}</w:t>
           </w:r>
         </w:p>
         <w:p>
           <w:pPr>
             <w:pStyle w:val="normal1"/>
             <w:tabs>
-              <w:tab w:val="clear" w:pos="720"/>
-              <w:tab w:val="left" w:pos="922" w:leader="none"/>
-              <w:tab w:val="center" w:pos="4536" w:leader="none"/>
-              <w:tab w:val="right" w:pos="9072" w:leader="none"/>
+              <w:tab w:val="left" w:pos="922"/>
+              <w:tab w:val="center" w:pos="4536"/>
+              <w:tab w:val="right" w:pos="9072"/>
             </w:tabs>
-            <w:spacing w:lineRule="auto" w:line="240" w:before="60" w:after="0"/>
-            <w:ind w:hanging="0" w:left="74"/>
-            <w:rPr>
-              <w:rFonts w:ascii="Arial" w:hAnsi="Arial" w:eastAsia="Arial" w:cs="Arial"/>
+            <w:spacing w:before="60" w:after="0" w:line="240" w:lineRule="auto"/>
+            <w:ind w:left="74"/>
+            <w:rPr>
+              <w:rFonts w:ascii="Arial" w:eastAsia="Arial" w:hAnsi="Arial" w:cs="Arial"/>
             </w:rPr>
           </w:pPr>
-          <w:r>
-            <w:rPr>
-              <w:rFonts w:eastAsia="Arial" w:cs="Arial" w:ascii="Arial" w:hAnsi="Arial"/>
-            </w:rPr>
-            <w:t>Date:  ${date}</w:t>
+          <w:proofErr w:type="gramStart"/>
+          <w:r>
+            <w:rPr>
+              <w:rFonts w:ascii="Arial" w:eastAsia="Arial" w:hAnsi="Arial" w:cs="Arial"/>
+            </w:rPr>
+            <w:t>Date:</w:t>
+          </w:r>
+          <w:proofErr w:type="gramEnd"/>
+          <w:r>
+            <w:rPr>
+              <w:rFonts w:ascii="Arial" w:eastAsia="Arial" w:hAnsi="Arial" w:cs="Arial"/>
+            </w:rPr>
+            <w:t xml:space="preserve">  ${date}</w:t>
           </w:r>
         </w:p>
         <w:p>
           <w:pPr>
             <w:pStyle w:val="normal1"/>
             <w:tabs>
-              <w:tab w:val="clear" w:pos="720"/>
-              <w:tab w:val="left" w:pos="922" w:leader="none"/>
-              <w:tab w:val="center" w:pos="4536" w:leader="none"/>
-              <w:tab w:val="right" w:pos="9072" w:leader="none"/>
+              <w:tab w:val="left" w:pos="922"/>
+              <w:tab w:val="center" w:pos="4536"/>
+              <w:tab w:val="right" w:pos="9072"/>
             </w:tabs>
-            <w:spacing w:lineRule="auto" w:line="240" w:before="60" w:after="0"/>
-            <w:ind w:hanging="0" w:left="74"/>
-            <w:rPr>
-              <w:rFonts w:ascii="Calibri" w:hAnsi="Calibri" w:eastAsia="Calibri" w:cs="Calibri"/>
-            </w:rPr>
+            <w:spacing w:before="60" w:after="0" w:line="240" w:lineRule="auto"/>
+            <w:ind w:left="74"/>
           </w:pPr>
-          <w:r>
-            <w:rPr>
-              <w:rFonts w:eastAsia="Arial" w:cs="Arial" w:ascii="Arial" w:hAnsi="Arial"/>
-            </w:rPr>
-            <w:t xml:space="preserve">Page: </w:t>
-          </w:r>
-          <w:r>
-            <w:rPr>
-              <w:rFonts w:eastAsia="Century Gothic" w:cs="Century Gothic" w:ascii="Century Gothic" w:hAnsi="Century Gothic"/>
+          <w:proofErr w:type="gramStart"/>
+          <w:r>
+            <w:rPr>
+              <w:rFonts w:ascii="Arial" w:eastAsia="Arial" w:hAnsi="Arial" w:cs="Arial"/>
+            </w:rPr>
+            <w:t>Page:</w:t>
+          </w:r>
+          <w:proofErr w:type="gramEnd"/>
+          <w:r>
+            <w:rPr>
+              <w:rFonts w:ascii="Arial" w:eastAsia="Arial" w:hAnsi="Arial" w:cs="Arial"/>
+            </w:rPr>
+            <w:t xml:space="preserve"> </w:t>
+          </w:r>
+          <w:r>
+            <w:rPr>
+              <w:rFonts w:ascii="Century Gothic" w:eastAsia="Century Gothic" w:hAnsi="Century Gothic" w:cs="Century Gothic"/>
               <w:sz w:val="20"/>
               <w:szCs w:val="20"/>
             </w:rPr>
@@ -952,45 +1320,45 @@
           </w:r>
           <w:r>
             <w:rPr>
+              <w:rFonts w:ascii="Century Gothic" w:eastAsia="Century Gothic" w:hAnsi="Century Gothic" w:cs="Century Gothic"/>
               <w:sz w:val="20"/>
               <w:szCs w:val="20"/>
-              <w:rFonts w:eastAsia="Century Gothic" w:cs="Century Gothic" w:ascii="Century Gothic" w:hAnsi="Century Gothic"/>
             </w:rPr>
             <w:instrText xml:space="preserve"> PAGE </w:instrText>
           </w:r>
           <w:r>
             <w:rPr>
+              <w:rFonts w:ascii="Century Gothic" w:eastAsia="Century Gothic" w:hAnsi="Century Gothic" w:cs="Century Gothic"/>
               <w:sz w:val="20"/>
               <w:szCs w:val="20"/>
-              <w:rFonts w:eastAsia="Century Gothic" w:cs="Century Gothic" w:ascii="Century Gothic" w:hAnsi="Century Gothic"/>
             </w:rPr>
             <w:fldChar w:fldCharType="separate"/>
           </w:r>
           <w:r>
             <w:rPr>
+              <w:rFonts w:ascii="Century Gothic" w:eastAsia="Century Gothic" w:hAnsi="Century Gothic" w:cs="Century Gothic"/>
               <w:sz w:val="20"/>
               <w:szCs w:val="20"/>
-              <w:rFonts w:eastAsia="Century Gothic" w:cs="Century Gothic" w:ascii="Century Gothic" w:hAnsi="Century Gothic"/>
             </w:rPr>
             <w:t>1</w:t>
           </w:r>
           <w:r>
             <w:rPr>
+              <w:rFonts w:ascii="Century Gothic" w:eastAsia="Century Gothic" w:hAnsi="Century Gothic" w:cs="Century Gothic"/>
               <w:sz w:val="20"/>
               <w:szCs w:val="20"/>
-              <w:rFonts w:eastAsia="Century Gothic" w:cs="Century Gothic" w:ascii="Century Gothic" w:hAnsi="Century Gothic"/>
             </w:rPr>
             <w:fldChar w:fldCharType="end"/>
           </w:r>
           <w:r>
             <w:rPr>
-              <w:rFonts w:eastAsia="Arial" w:cs="Arial" w:ascii="Arial" w:hAnsi="Arial"/>
+              <w:rFonts w:ascii="Arial" w:eastAsia="Arial" w:hAnsi="Arial" w:cs="Arial"/>
             </w:rPr>
             <w:t>/</w:t>
           </w:r>
           <w:r>
             <w:rPr>
-              <w:rFonts w:eastAsia="Century Gothic" w:cs="Century Gothic" w:ascii="Century Gothic" w:hAnsi="Century Gothic"/>
+              <w:rFonts w:ascii="Century Gothic" w:eastAsia="Century Gothic" w:hAnsi="Century Gothic" w:cs="Century Gothic"/>
               <w:sz w:val="20"/>
               <w:szCs w:val="20"/>
             </w:rPr>
@@ -998,33 +1366,33 @@
           </w:r>
           <w:r>
             <w:rPr>
+              <w:rFonts w:ascii="Century Gothic" w:eastAsia="Century Gothic" w:hAnsi="Century Gothic" w:cs="Century Gothic"/>
               <w:sz w:val="20"/>
               <w:szCs w:val="20"/>
-              <w:rFonts w:eastAsia="Century Gothic" w:cs="Century Gothic" w:ascii="Century Gothic" w:hAnsi="Century Gothic"/>
             </w:rPr>
             <w:instrText xml:space="preserve"> NUMPAGES </w:instrText>
           </w:r>
           <w:r>
             <w:rPr>
+              <w:rFonts w:ascii="Century Gothic" w:eastAsia="Century Gothic" w:hAnsi="Century Gothic" w:cs="Century Gothic"/>
               <w:sz w:val="20"/>
               <w:szCs w:val="20"/>
-              <w:rFonts w:eastAsia="Century Gothic" w:cs="Century Gothic" w:ascii="Century Gothic" w:hAnsi="Century Gothic"/>
             </w:rPr>
             <w:fldChar w:fldCharType="separate"/>
           </w:r>
           <w:r>
             <w:rPr>
+              <w:rFonts w:ascii="Century Gothic" w:eastAsia="Century Gothic" w:hAnsi="Century Gothic" w:cs="Century Gothic"/>
               <w:sz w:val="20"/>
               <w:szCs w:val="20"/>
-              <w:rFonts w:eastAsia="Century Gothic" w:cs="Century Gothic" w:ascii="Century Gothic" w:hAnsi="Century Gothic"/>
             </w:rPr>
             <w:t>1</w:t>
           </w:r>
           <w:r>
             <w:rPr>
+              <w:rFonts w:ascii="Century Gothic" w:eastAsia="Century Gothic" w:hAnsi="Century Gothic" w:cs="Century Gothic"/>
               <w:sz w:val="20"/>
               <w:szCs w:val="20"/>
-              <w:rFonts w:eastAsia="Century Gothic" w:cs="Century Gothic" w:ascii="Century Gothic" w:hAnsi="Century Gothic"/>
             </w:rPr>
             <w:fldChar w:fldCharType="end"/>
           </w:r>
@@ -1035,88 +1403,41 @@
   <w:p>
     <w:pPr>
       <w:pStyle w:val="normal1"/>
-      <w:keepNext w:val="false"/>
-      <w:keepLines w:val="false"/>
-      <w:pageBreakBefore w:val="false"/>
-      <w:widowControl/>
-      <w:shd w:val="clear" w:fill="auto"/>
       <w:tabs>
-        <w:tab w:val="clear" w:pos="720"/>
-        <w:tab w:val="center" w:pos="4536" w:leader="none"/>
-        <w:tab w:val="right" w:pos="9072" w:leader="none"/>
+        <w:tab w:val="center" w:pos="4536"/>
+        <w:tab w:val="right" w:pos="9072"/>
       </w:tabs>
-      <w:spacing w:lineRule="auto" w:line="240" w:before="0" w:after="0"/>
-      <w:ind w:hanging="0" w:left="0" w:right="0"/>
-      <w:jc w:val="left"/>
+      <w:spacing w:after="0" w:line="240" w:lineRule="auto"/>
       <w:rPr>
-        <w:rFonts w:ascii="Calibri" w:hAnsi="Calibri" w:eastAsia="Calibri" w:cs="Calibri"/>
-        <w:b w:val="false"/>
-        <w:i w:val="false"/>
-        <w:i w:val="false"/>
-        <w:caps w:val="false"/>
-        <w:smallCaps w:val="false"/>
-        <w:strike w:val="false"/>
-        <w:dstrike w:val="false"/>
         <w:color w:val="000000"/>
-        <w:position w:val="0"/>
-        <w:sz w:val="22"/>
-        <w:sz w:val="22"/>
-        <w:szCs w:val="22"/>
-        <w:u w:val="none"/>
-        <w:shd w:fill="auto" w:val="clear"/>
-        <w:vertAlign w:val="baseline"/>
       </w:rPr>
     </w:pPr>
-    <w:r>
-      <w:rPr>
-        <w:rFonts w:eastAsia="Calibri" w:cs="Calibri"/>
-        <w:b w:val="false"/>
-        <w:i w:val="false"/>
-        <w:caps w:val="false"/>
-        <w:smallCaps w:val="false"/>
-        <w:strike w:val="false"/>
-        <w:dstrike w:val="false"/>
-        <w:color w:val="000000"/>
-        <w:position w:val="0"/>
-        <w:sz w:val="22"/>
-        <w:sz w:val="22"/>
-        <w:szCs w:val="22"/>
-        <w:u w:val="none"/>
-        <w:shd w:fill="auto" w:val="clear"/>
-        <w:vertAlign w:val="baseline"/>
-      </w:rPr>
-    </w:r>
   </w:p>
 </w:hdr>
 </file>
 
-<file path=word/header3.xml><?xml version="1.0" encoding="utf-8"?>
-<w:hdr xmlns:o="urn:schemas-microsoft-com:office:office" xmlns:r="http://schemas.openxmlformats.org/officeDocument/2006/relationships" xmlns:v="urn:schemas-microsoft-com:vml" xmlns:w="http://schemas.openxmlformats.org/wordprocessingml/2006/main" xmlns:w10="urn:schemas-microsoft-com:office:word" xmlns:wp="http://schemas.openxmlformats.org/drawingml/2006/wordprocessingDrawing" xmlns:pic="http://schemas.openxmlformats.org/drawingml/2006/picture" xmlns:wps="http://schemas.microsoft.com/office/word/2010/wordprocessingShape" xmlns:wpg="http://schemas.microsoft.com/office/word/2010/wordprocessingGroup" xmlns:mc="http://schemas.openxmlformats.org/markup-compatibility/2006" xmlns:wp14="http://schemas.microsoft.com/office/word/2010/wordprocessingDrawing" xmlns:w14="http://schemas.microsoft.com/office/word/2010/wordml" xmlns:w15="http://schemas.microsoft.com/office/word/2012/wordml" mc:Ignorable="w14 wp14 w15">
+<file path=word/header2.xml><?xml version="1.0" encoding="utf-8"?>
+<w:hdr xmlns:wpc="http://schemas.microsoft.com/office/word/2010/wordprocessingCanvas" xmlns:cx="http://schemas.microsoft.com/office/drawing/2014/chartex" xmlns:cx1="http://schemas.microsoft.com/office/drawing/2015/9/8/chartex" xmlns:cx2="http://schemas.microsoft.com/office/drawing/2015/10/21/chartex" xmlns:cx3="http://schemas.microsoft.com/office/drawing/2016/5/9/chartex" xmlns:cx4="http://schemas.microsoft.com/office/drawing/2016/5/10/chartex" xmlns:cx5="http://schemas.microsoft.com/office/drawing/2016/5/11/chartex" xmlns:cx6="http://schemas.microsoft.com/office/drawing/2016/5/12/chartex" xmlns:cx7="http://schemas.microsoft.com/office/drawing/2016/5/13/chartex" xmlns:cx8="http://schemas.microsoft.com/office/drawing/2016/5/14/chartex" xmlns:mc="http://schemas.openxmlformats.org/markup-compatibility/2006" xmlns:aink="http://schemas.microsoft.com/office/drawing/2016/ink" xmlns:am3d="http://schemas.microsoft.com/office/drawing/2017/model3d" xmlns:o="urn:schemas-microsoft-com:office:office" xmlns:r="http://schemas.openxmlformats.org/officeDocument/2006/relationships" xmlns:m="http://schemas.openxmlformats.org/officeDocument/2006/math" xmlns:v="urn:schemas-microsoft-com:vml" xmlns:wp14="http://schemas.microsoft.com/office/word/2010/wordprocessingDrawing" xmlns:wp="http://schemas.openxmlformats.org/drawingml/2006/wordprocessingDrawing" xmlns:w10="urn:schemas-microsoft-com:office:word" xmlns:w="http://schemas.openxmlformats.org/wordprocessingml/2006/main" xmlns:w14="http://schemas.microsoft.com/office/word/2010/wordml" xmlns:w15="http://schemas.microsoft.com/office/word/2012/wordml" xmlns:w16cex="http://schemas.microsoft.com/office/word/2018/wordml/cex" xmlns:w16cid="http://schemas.microsoft.com/office/word/2016/wordml/cid" xmlns:w16="http://schemas.microsoft.com/office/word/2018/wordml" xmlns:w16sdtdh="http://schemas.microsoft.com/office/word/2020/wordml/sdtdatahash" xmlns:w16se="http://schemas.microsoft.com/office/word/2015/wordml/symex" xmlns:wpg="http://schemas.microsoft.com/office/word/2010/wordprocessingGroup" xmlns:wpi="http://schemas.microsoft.com/office/word/2010/wordprocessingInk" xmlns:wne="http://schemas.microsoft.com/office/word/2006/wordml" xmlns:wps="http://schemas.microsoft.com/office/word/2010/wordprocessingShape" mc:Ignorable="w14 w15 w16se w16cid w16 w16cex w16sdtdh wp14">
   <w:p>
     <w:pPr>
       <w:pStyle w:val="normal1"/>
-      <w:keepNext w:val="false"/>
-      <w:keepLines w:val="false"/>
-      <w:pageBreakBefore w:val="false"/>
-      <w:widowControl w:val="false"/>
-      <w:shd w:val="clear" w:fill="auto"/>
-      <w:spacing w:lineRule="auto" w:line="276" w:before="0" w:after="0"/>
-      <w:ind w:hanging="0" w:left="0" w:right="0"/>
-      <w:jc w:val="left"/>
+      <w:widowControl w:val="0"/>
+      <w:spacing w:after="0" w:line="276" w:lineRule="auto"/>
       <w:rPr>
-        <w:rFonts w:ascii="Century Gothic" w:hAnsi="Century Gothic" w:eastAsia="Century Gothic" w:cs="Century Gothic"/>
+        <w:rFonts w:ascii="Century Gothic" w:eastAsia="Century Gothic" w:hAnsi="Century Gothic" w:cs="Century Gothic"/>
         <w:sz w:val="20"/>
         <w:szCs w:val="20"/>
       </w:rPr>
     </w:pPr>
     <w:r>
       <w:rPr>
-        <w:rFonts w:eastAsia="Century Gothic" w:cs="Century Gothic" w:ascii="Century Gothic" w:hAnsi="Century Gothic"/>
+        <w:rFonts w:ascii="Century Gothic" w:eastAsia="Century Gothic" w:hAnsi="Century Gothic" w:cs="Century Gothic"/>
+        <w:noProof/>
         <w:sz w:val="20"/>
         <w:szCs w:val="20"/>
       </w:rPr>
       <w:drawing>
-        <wp:anchor behindDoc="1" distT="0" distB="0" distL="0" distR="0" simplePos="0" locked="0" layoutInCell="1" allowOverlap="1" relativeHeight="2">
+        <wp:anchor distT="0" distB="0" distL="0" distR="0" simplePos="0" relativeHeight="251658240" behindDoc="1" locked="0" layoutInCell="1" allowOverlap="1" wp14:anchorId="7FF3238E" wp14:editId="2DA80130">
           <wp:simplePos x="0" y="0"/>
           <wp:positionH relativeFrom="column">
             <wp:posOffset>-38735</wp:posOffset>
@@ -1165,9 +1486,8 @@
   </w:p>
   <w:tbl>
     <w:tblPr>
-      <w:tblStyle w:val="Table1"/>
+      <w:tblStyle w:val="TableNormal"/>
       <w:tblW w:w="10206" w:type="dxa"/>
-      <w:jc w:val="left"/>
       <w:tblInd w:w="-496" w:type="dxa"/>
       <w:tblLayout w:type="fixed"/>
       <w:tblCellMar>
@@ -1176,7 +1496,7 @@
         <w:bottom w:w="0" w:type="dxa"/>
         <w:right w:w="71" w:type="dxa"/>
       </w:tblCellMar>
-      <w:tblLook w:val="0000"/>
+      <w:tblLook w:val="0000" w:firstRow="0" w:lastRow="0" w:firstColumn="0" w:lastColumn="0" w:noHBand="0" w:noVBand="0"/>
     </w:tblPr>
     <w:tblGrid>
       <w:gridCol w:w="2485"/>
@@ -1185,7 +1505,7 @@
     </w:tblGrid>
     <w:tr>
       <w:trPr>
-        <w:trHeight w:val="1286" w:hRule="atLeast"/>
+        <w:trHeight w:val="1286"/>
       </w:trPr>
       <w:tc>
         <w:tcPr>
@@ -1196,45 +1516,31 @@
             <w:bottom w:val="single" w:sz="4" w:space="0" w:color="000000"/>
             <w:right w:val="single" w:sz="4" w:space="0" w:color="000000"/>
           </w:tcBorders>
-          <w:shd w:fill="auto" w:val="clear"/>
+          <w:shd w:val="clear" w:color="auto" w:fill="auto"/>
           <w:vAlign w:val="center"/>
         </w:tcPr>
         <w:p>
           <w:pPr>
             <w:pStyle w:val="normal1"/>
             <w:tabs>
-              <w:tab w:val="clear" w:pos="720"/>
-              <w:tab w:val="left" w:pos="4536" w:leader="none"/>
-              <w:tab w:val="right" w:pos="9285" w:leader="none"/>
+              <w:tab w:val="left" w:pos="4536"/>
+              <w:tab w:val="right" w:pos="9285"/>
             </w:tabs>
-            <w:spacing w:lineRule="auto" w:line="240" w:before="60" w:after="0"/>
-            <w:ind w:hanging="76" w:left="-74" w:right="-74"/>
+            <w:spacing w:before="60" w:after="0" w:line="240" w:lineRule="auto"/>
+            <w:ind w:left="-74" w:right="-74" w:hanging="76"/>
             <w:jc w:val="center"/>
-            <w:rPr>
-              <w:rFonts w:ascii="Calibri" w:hAnsi="Calibri" w:eastAsia="Calibri" w:cs="Calibri"/>
-            </w:rPr>
           </w:pPr>
-          <w:r>
-            <w:rPr>
-              <w:rFonts w:eastAsia="Calibri" w:cs="Calibri"/>
-            </w:rPr>
-          </w:r>
         </w:p>
         <w:p>
           <w:pPr>
             <w:pStyle w:val="normal1"/>
-            <w:spacing w:lineRule="auto" w:line="240" w:before="0" w:after="60"/>
-            <w:ind w:hanging="76" w:left="-74"/>
+            <w:spacing w:after="60" w:line="240" w:lineRule="auto"/>
+            <w:ind w:left="-74" w:hanging="76"/>
             <w:jc w:val="both"/>
             <w:rPr>
-              <w:rFonts w:ascii="Arial Narrow" w:hAnsi="Arial Narrow" w:eastAsia="Arial Narrow" w:cs="Arial Narrow"/>
+              <w:rFonts w:ascii="Arial Narrow" w:eastAsia="Arial Narrow" w:hAnsi="Arial Narrow" w:cs="Arial Narrow"/>
             </w:rPr>
           </w:pPr>
-          <w:r>
-            <w:rPr>
-              <w:rFonts w:eastAsia="Arial Narrow" w:cs="Arial Narrow" w:ascii="Arial Narrow" w:hAnsi="Arial Narrow"/>
-            </w:rPr>
-          </w:r>
         </w:p>
       </w:tc>
       <w:tc>
@@ -1246,29 +1552,21 @@
             <w:bottom w:val="single" w:sz="4" w:space="0" w:color="000000"/>
             <w:right w:val="single" w:sz="4" w:space="0" w:color="000000"/>
           </w:tcBorders>
-          <w:shd w:fill="auto" w:val="clear"/>
+          <w:shd w:val="clear" w:color="auto" w:fill="auto"/>
           <w:vAlign w:val="center"/>
         </w:tcPr>
         <w:p>
           <w:pPr>
             <w:pStyle w:val="normal1"/>
-            <w:spacing w:lineRule="auto" w:line="240" w:before="0" w:after="0"/>
+            <w:spacing w:after="0" w:line="240" w:lineRule="auto"/>
             <w:jc w:val="center"/>
             <w:rPr>
-              <w:rFonts w:ascii="Arial Black" w:hAnsi="Arial Black" w:eastAsia="Arial Black" w:cs="Arial Black"/>
+              <w:rFonts w:ascii="Arial Black" w:eastAsia="Arial Black" w:hAnsi="Arial Black" w:cs="Arial Black"/>
             </w:rPr>
           </w:pPr>
-          <w:r>
-            <w:rPr>
-              <w:rFonts w:eastAsia="Arial Black" w:cs="Arial Black" w:ascii="Arial Black" w:hAnsi="Arial Black"/>
-            </w:rPr>
-          </w:r>
         </w:p>
         <w:p>
           <w:pPr>
-            <w:pStyle w:val="Normal"/>
-            <w:bidi w:val="0"/>
-            <w:spacing w:before="0" w:after="160"/>
             <w:jc w:val="center"/>
             <w:rPr>
               <w:rFonts w:ascii="Century Gothic" w:hAnsi="Century Gothic"/>
@@ -1280,19 +1578,12 @@
           </w:pPr>
           <w:r>
             <w:rPr>
-              <w:rFonts w:eastAsia="Arial" w:cs="Arial" w:ascii="Arial" w:hAnsi="Arial"/>
+              <w:rFonts w:ascii="Arial" w:eastAsia="Arial" w:hAnsi="Arial" w:cs="Arial"/>
               <w:b/>
               <w:bCs/>
-              <w:i w:val="false"/>
-              <w:strike w:val="false"/>
-              <w:dstrike w:val="false"/>
-              <w:outline w:val="false"/>
-              <w:shadow w:val="false"/>
               <w:color w:val="000000"/>
               <w:sz w:val="24"/>
               <w:szCs w:val="24"/>
-              <w:u w:val="none"/>
-              <w:em w:val="none"/>
             </w:rPr>
             <w:t>ETAT DE PAIEMENT DES AVANCES DE MISSION</w:t>
           </w:r>
@@ -1307,77 +1598,92 @@
             <w:bottom w:val="single" w:sz="4" w:space="0" w:color="000000"/>
             <w:right w:val="single" w:sz="4" w:space="0" w:color="000000"/>
           </w:tcBorders>
-          <w:shd w:fill="auto" w:val="clear"/>
+          <w:shd w:val="clear" w:color="auto" w:fill="auto"/>
           <w:vAlign w:val="center"/>
         </w:tcPr>
         <w:p>
           <w:pPr>
             <w:pStyle w:val="normal1"/>
             <w:tabs>
-              <w:tab w:val="clear" w:pos="720"/>
-              <w:tab w:val="left" w:pos="922" w:leader="none"/>
-              <w:tab w:val="center" w:pos="4536" w:leader="none"/>
-              <w:tab w:val="right" w:pos="9072" w:leader="none"/>
+              <w:tab w:val="left" w:pos="922"/>
+              <w:tab w:val="center" w:pos="4536"/>
+              <w:tab w:val="right" w:pos="9072"/>
             </w:tabs>
-            <w:spacing w:lineRule="auto" w:line="240" w:before="60" w:after="0"/>
-            <w:ind w:hanging="0" w:left="74"/>
-            <w:rPr>
-              <w:rFonts w:ascii="Calibri" w:hAnsi="Calibri" w:eastAsia="Calibri" w:cs="Calibri"/>
-            </w:rPr>
+            <w:spacing w:before="60" w:after="0" w:line="240" w:lineRule="auto"/>
+            <w:ind w:left="74"/>
           </w:pPr>
-          <w:r>
-            <w:rPr>
-              <w:rFonts w:eastAsia="Arial" w:cs="Arial" w:ascii="Arial" w:hAnsi="Arial"/>
-            </w:rPr>
-            <w:t>Référence: ${ref}</w:t>
+          <w:proofErr w:type="gramStart"/>
+          <w:r>
+            <w:rPr>
+              <w:rFonts w:ascii="Arial" w:eastAsia="Arial" w:hAnsi="Arial" w:cs="Arial"/>
+            </w:rPr>
+            <w:t>Référence:</w:t>
+          </w:r>
+          <w:proofErr w:type="gramEnd"/>
+          <w:r>
+            <w:rPr>
+              <w:rFonts w:ascii="Arial" w:eastAsia="Arial" w:hAnsi="Arial" w:cs="Arial"/>
+            </w:rPr>
+            <w:t xml:space="preserve"> ${ref}</w:t>
           </w:r>
         </w:p>
         <w:p>
           <w:pPr>
             <w:pStyle w:val="normal1"/>
             <w:tabs>
-              <w:tab w:val="clear" w:pos="720"/>
-              <w:tab w:val="left" w:pos="922" w:leader="none"/>
-              <w:tab w:val="center" w:pos="4536" w:leader="none"/>
-              <w:tab w:val="right" w:pos="9072" w:leader="none"/>
+              <w:tab w:val="left" w:pos="922"/>
+              <w:tab w:val="center" w:pos="4536"/>
+              <w:tab w:val="right" w:pos="9072"/>
             </w:tabs>
-            <w:spacing w:lineRule="auto" w:line="240" w:before="60" w:after="0"/>
-            <w:ind w:hanging="0" w:left="74"/>
-            <w:rPr>
-              <w:rFonts w:ascii="Arial" w:hAnsi="Arial" w:eastAsia="Arial" w:cs="Arial"/>
+            <w:spacing w:before="60" w:after="0" w:line="240" w:lineRule="auto"/>
+            <w:ind w:left="74"/>
+            <w:rPr>
+              <w:rFonts w:ascii="Arial" w:eastAsia="Arial" w:hAnsi="Arial" w:cs="Arial"/>
             </w:rPr>
           </w:pPr>
-          <w:r>
-            <w:rPr>
-              <w:rFonts w:eastAsia="Arial" w:cs="Arial" w:ascii="Arial" w:hAnsi="Arial"/>
-            </w:rPr>
-            <w:t>Date:  ${date}</w:t>
+          <w:proofErr w:type="gramStart"/>
+          <w:r>
+            <w:rPr>
+              <w:rFonts w:ascii="Arial" w:eastAsia="Arial" w:hAnsi="Arial" w:cs="Arial"/>
+            </w:rPr>
+            <w:t>Date:</w:t>
+          </w:r>
+          <w:proofErr w:type="gramEnd"/>
+          <w:r>
+            <w:rPr>
+              <w:rFonts w:ascii="Arial" w:eastAsia="Arial" w:hAnsi="Arial" w:cs="Arial"/>
+            </w:rPr>
+            <w:t xml:space="preserve">  ${date}</w:t>
           </w:r>
         </w:p>
         <w:p>
           <w:pPr>
             <w:pStyle w:val="normal1"/>
             <w:tabs>
-              <w:tab w:val="clear" w:pos="720"/>
-              <w:tab w:val="left" w:pos="922" w:leader="none"/>
-              <w:tab w:val="center" w:pos="4536" w:leader="none"/>
-              <w:tab w:val="right" w:pos="9072" w:leader="none"/>
+              <w:tab w:val="left" w:pos="922"/>
+              <w:tab w:val="center" w:pos="4536"/>
+              <w:tab w:val="right" w:pos="9072"/>
             </w:tabs>
-            <w:spacing w:lineRule="auto" w:line="240" w:before="60" w:after="0"/>
-            <w:ind w:hanging="0" w:left="74"/>
-            <w:rPr>
-              <w:rFonts w:ascii="Calibri" w:hAnsi="Calibri" w:eastAsia="Calibri" w:cs="Calibri"/>
-            </w:rPr>
+            <w:spacing w:before="60" w:after="0" w:line="240" w:lineRule="auto"/>
+            <w:ind w:left="74"/>
           </w:pPr>
-          <w:r>
-            <w:rPr>
-              <w:rFonts w:eastAsia="Arial" w:cs="Arial" w:ascii="Arial" w:hAnsi="Arial"/>
-            </w:rPr>
-            <w:t xml:space="preserve">Page: </w:t>
-          </w:r>
-          <w:r>
-            <w:rPr>
-              <w:rFonts w:eastAsia="Century Gothic" w:cs="Century Gothic" w:ascii="Century Gothic" w:hAnsi="Century Gothic"/>
+          <w:proofErr w:type="gramStart"/>
+          <w:r>
+            <w:rPr>
+              <w:rFonts w:ascii="Arial" w:eastAsia="Arial" w:hAnsi="Arial" w:cs="Arial"/>
+            </w:rPr>
+            <w:t>Page:</w:t>
+          </w:r>
+          <w:proofErr w:type="gramEnd"/>
+          <w:r>
+            <w:rPr>
+              <w:rFonts w:ascii="Arial" w:eastAsia="Arial" w:hAnsi="Arial" w:cs="Arial"/>
+            </w:rPr>
+            <w:t xml:space="preserve"> </w:t>
+          </w:r>
+          <w:r>
+            <w:rPr>
+              <w:rFonts w:ascii="Century Gothic" w:eastAsia="Century Gothic" w:hAnsi="Century Gothic" w:cs="Century Gothic"/>
               <w:sz w:val="20"/>
               <w:szCs w:val="20"/>
             </w:rPr>
@@ -1385,45 +1691,45 @@
           </w:r>
           <w:r>
             <w:rPr>
+              <w:rFonts w:ascii="Century Gothic" w:eastAsia="Century Gothic" w:hAnsi="Century Gothic" w:cs="Century Gothic"/>
               <w:sz w:val="20"/>
               <w:szCs w:val="20"/>
-              <w:rFonts w:eastAsia="Century Gothic" w:cs="Century Gothic" w:ascii="Century Gothic" w:hAnsi="Century Gothic"/>
             </w:rPr>
             <w:instrText xml:space="preserve"> PAGE </w:instrText>
           </w:r>
           <w:r>
             <w:rPr>
+              <w:rFonts w:ascii="Century Gothic" w:eastAsia="Century Gothic" w:hAnsi="Century Gothic" w:cs="Century Gothic"/>
               <w:sz w:val="20"/>
               <w:szCs w:val="20"/>
-              <w:rFonts w:eastAsia="Century Gothic" w:cs="Century Gothic" w:ascii="Century Gothic" w:hAnsi="Century Gothic"/>
             </w:rPr>
             <w:fldChar w:fldCharType="separate"/>
           </w:r>
           <w:r>
             <w:rPr>
+              <w:rFonts w:ascii="Century Gothic" w:eastAsia="Century Gothic" w:hAnsi="Century Gothic" w:cs="Century Gothic"/>
               <w:sz w:val="20"/>
               <w:szCs w:val="20"/>
-              <w:rFonts w:eastAsia="Century Gothic" w:cs="Century Gothic" w:ascii="Century Gothic" w:hAnsi="Century Gothic"/>
             </w:rPr>
             <w:t>1</w:t>
           </w:r>
           <w:r>
             <w:rPr>
+              <w:rFonts w:ascii="Century Gothic" w:eastAsia="Century Gothic" w:hAnsi="Century Gothic" w:cs="Century Gothic"/>
               <w:sz w:val="20"/>
               <w:szCs w:val="20"/>
-              <w:rFonts w:eastAsia="Century Gothic" w:cs="Century Gothic" w:ascii="Century Gothic" w:hAnsi="Century Gothic"/>
             </w:rPr>
             <w:fldChar w:fldCharType="end"/>
           </w:r>
           <w:r>
             <w:rPr>
-              <w:rFonts w:eastAsia="Arial" w:cs="Arial" w:ascii="Arial" w:hAnsi="Arial"/>
+              <w:rFonts w:ascii="Arial" w:eastAsia="Arial" w:hAnsi="Arial" w:cs="Arial"/>
             </w:rPr>
             <w:t>/</w:t>
           </w:r>
           <w:r>
             <w:rPr>
-              <w:rFonts w:eastAsia="Century Gothic" w:cs="Century Gothic" w:ascii="Century Gothic" w:hAnsi="Century Gothic"/>
+              <w:rFonts w:ascii="Century Gothic" w:eastAsia="Century Gothic" w:hAnsi="Century Gothic" w:cs="Century Gothic"/>
               <w:sz w:val="20"/>
               <w:szCs w:val="20"/>
             </w:rPr>
@@ -1431,33 +1737,33 @@
           </w:r>
           <w:r>
             <w:rPr>
+              <w:rFonts w:ascii="Century Gothic" w:eastAsia="Century Gothic" w:hAnsi="Century Gothic" w:cs="Century Gothic"/>
               <w:sz w:val="20"/>
               <w:szCs w:val="20"/>
-              <w:rFonts w:eastAsia="Century Gothic" w:cs="Century Gothic" w:ascii="Century Gothic" w:hAnsi="Century Gothic"/>
             </w:rPr>
             <w:instrText xml:space="preserve"> NUMPAGES </w:instrText>
           </w:r>
           <w:r>
             <w:rPr>
+              <w:rFonts w:ascii="Century Gothic" w:eastAsia="Century Gothic" w:hAnsi="Century Gothic" w:cs="Century Gothic"/>
               <w:sz w:val="20"/>
               <w:szCs w:val="20"/>
-              <w:rFonts w:eastAsia="Century Gothic" w:cs="Century Gothic" w:ascii="Century Gothic" w:hAnsi="Century Gothic"/>
             </w:rPr>
             <w:fldChar w:fldCharType="separate"/>
           </w:r>
           <w:r>
             <w:rPr>
+              <w:rFonts w:ascii="Century Gothic" w:eastAsia="Century Gothic" w:hAnsi="Century Gothic" w:cs="Century Gothic"/>
               <w:sz w:val="20"/>
               <w:szCs w:val="20"/>
-              <w:rFonts w:eastAsia="Century Gothic" w:cs="Century Gothic" w:ascii="Century Gothic" w:hAnsi="Century Gothic"/>
             </w:rPr>
             <w:t>1</w:t>
           </w:r>
           <w:r>
             <w:rPr>
+              <w:rFonts w:ascii="Century Gothic" w:eastAsia="Century Gothic" w:hAnsi="Century Gothic" w:cs="Century Gothic"/>
               <w:sz w:val="20"/>
               <w:szCs w:val="20"/>
-              <w:rFonts w:eastAsia="Century Gothic" w:cs="Century Gothic" w:ascii="Century Gothic" w:hAnsi="Century Gothic"/>
             </w:rPr>
             <w:fldChar w:fldCharType="end"/>
           </w:r>
@@ -1468,67 +1774,25 @@
   <w:p>
     <w:pPr>
       <w:pStyle w:val="normal1"/>
-      <w:keepNext w:val="false"/>
-      <w:keepLines w:val="false"/>
-      <w:pageBreakBefore w:val="false"/>
-      <w:widowControl/>
-      <w:shd w:val="clear" w:fill="auto"/>
       <w:tabs>
-        <w:tab w:val="clear" w:pos="720"/>
-        <w:tab w:val="center" w:pos="4536" w:leader="none"/>
-        <w:tab w:val="right" w:pos="9072" w:leader="none"/>
+        <w:tab w:val="center" w:pos="4536"/>
+        <w:tab w:val="right" w:pos="9072"/>
       </w:tabs>
-      <w:spacing w:lineRule="auto" w:line="240" w:before="0" w:after="0"/>
-      <w:ind w:hanging="0" w:left="0" w:right="0"/>
-      <w:jc w:val="left"/>
+      <w:spacing w:after="0" w:line="240" w:lineRule="auto"/>
       <w:rPr>
-        <w:rFonts w:ascii="Calibri" w:hAnsi="Calibri" w:eastAsia="Calibri" w:cs="Calibri"/>
-        <w:b w:val="false"/>
-        <w:i w:val="false"/>
-        <w:i w:val="false"/>
-        <w:caps w:val="false"/>
-        <w:smallCaps w:val="false"/>
-        <w:strike w:val="false"/>
-        <w:dstrike w:val="false"/>
         <w:color w:val="000000"/>
-        <w:position w:val="0"/>
-        <w:sz w:val="22"/>
-        <w:sz w:val="22"/>
-        <w:szCs w:val="22"/>
-        <w:u w:val="none"/>
-        <w:shd w:fill="auto" w:val="clear"/>
-        <w:vertAlign w:val="baseline"/>
       </w:rPr>
     </w:pPr>
-    <w:r>
-      <w:rPr>
-        <w:rFonts w:eastAsia="Calibri" w:cs="Calibri"/>
-        <w:b w:val="false"/>
-        <w:i w:val="false"/>
-        <w:caps w:val="false"/>
-        <w:smallCaps w:val="false"/>
-        <w:strike w:val="false"/>
-        <w:dstrike w:val="false"/>
-        <w:color w:val="000000"/>
-        <w:position w:val="0"/>
-        <w:sz w:val="22"/>
-        <w:sz w:val="22"/>
-        <w:szCs w:val="22"/>
-        <w:u w:val="none"/>
-        <w:shd w:fill="auto" w:val="clear"/>
-        <w:vertAlign w:val="baseline"/>
-      </w:rPr>
-    </w:r>
   </w:p>
 </w:hdr>
 </file>
 
 <file path=word/styles.xml><?xml version="1.0" encoding="utf-8"?>
-<w:styles xmlns:w="http://schemas.openxmlformats.org/wordprocessingml/2006/main" xmlns:w14="http://schemas.microsoft.com/office/word/2010/wordml" xmlns:mc="http://schemas.openxmlformats.org/markup-compatibility/2006" mc:Ignorable="w14">
+<w:styles xmlns:mc="http://schemas.openxmlformats.org/markup-compatibility/2006" xmlns:r="http://schemas.openxmlformats.org/officeDocument/2006/relationships" xmlns:w="http://schemas.openxmlformats.org/wordprocessingml/2006/main" xmlns:w14="http://schemas.microsoft.com/office/word/2010/wordml" xmlns:w15="http://schemas.microsoft.com/office/word/2012/wordml" xmlns:w16cex="http://schemas.microsoft.com/office/word/2018/wordml/cex" xmlns:w16cid="http://schemas.microsoft.com/office/word/2016/wordml/cid" xmlns:w16="http://schemas.microsoft.com/office/word/2018/wordml" xmlns:w16sdtdh="http://schemas.microsoft.com/office/word/2020/wordml/sdtdatahash" xmlns:w16se="http://schemas.microsoft.com/office/word/2015/wordml/symex" mc:Ignorable="w14 w15 w16se w16cid w16 w16cex w16sdtdh">
   <w:docDefaults>
     <w:rPrDefault>
       <w:rPr>
-        <w:rFonts w:ascii="Calibri" w:hAnsi="Calibri" w:eastAsia="Calibri" w:cs="Calibri"/>
+        <w:rFonts w:ascii="Calibri" w:eastAsia="Calibri" w:hAnsi="Calibri" w:cs="Calibri"/>
         <w:sz w:val="22"/>
         <w:szCs w:val="22"/>
         <w:lang w:val="fr-FR" w:eastAsia="zh-CN" w:bidi="hi-IN"/>
@@ -1536,39 +1800,406 @@
     </w:rPrDefault>
     <w:pPrDefault>
       <w:pPr>
-        <w:suppressAutoHyphens w:val="true"/>
+        <w:suppressAutoHyphens/>
       </w:pPr>
     </w:pPrDefault>
   </w:docDefaults>
-  <w:style w:type="paragraph" w:styleId="Normal">
+  <w:latentStyles w:defLockedState="0" w:defUIPriority="99" w:defSemiHidden="0" w:defUnhideWhenUsed="0" w:defQFormat="0" w:count="376">
+    <w:lsdException w:name="Normal" w:uiPriority="0" w:qFormat="1"/>
+    <w:lsdException w:name="heading 1" w:uiPriority="9" w:qFormat="1"/>
+    <w:lsdException w:name="heading 2" w:semiHidden="1" w:uiPriority="9" w:unhideWhenUsed="1" w:qFormat="1"/>
+    <w:lsdException w:name="heading 3" w:semiHidden="1" w:uiPriority="9" w:unhideWhenUsed="1" w:qFormat="1"/>
+    <w:lsdException w:name="heading 4" w:semiHidden="1" w:uiPriority="9" w:unhideWhenUsed="1" w:qFormat="1"/>
+    <w:lsdException w:name="heading 5" w:semiHidden="1" w:uiPriority="9" w:unhideWhenUsed="1" w:qFormat="1"/>
+    <w:lsdException w:name="heading 6" w:semiHidden="1" w:uiPriority="9" w:unhideWhenUsed="1" w:qFormat="1"/>
+    <w:lsdException w:name="heading 7" w:semiHidden="1" w:uiPriority="9" w:unhideWhenUsed="1" w:qFormat="1"/>
+    <w:lsdException w:name="heading 8" w:semiHidden="1" w:uiPriority="9" w:unhideWhenUsed="1" w:qFormat="1"/>
+    <w:lsdException w:name="heading 9" w:semiHidden="1" w:uiPriority="9" w:unhideWhenUsed="1" w:qFormat="1"/>
+    <w:lsdException w:name="index 1" w:semiHidden="1" w:unhideWhenUsed="1"/>
+    <w:lsdException w:name="index 2" w:semiHidden="1" w:unhideWhenUsed="1"/>
+    <w:lsdException w:name="index 3" w:semiHidden="1" w:unhideWhenUsed="1"/>
+    <w:lsdException w:name="index 4" w:semiHidden="1" w:unhideWhenUsed="1"/>
+    <w:lsdException w:name="index 5" w:semiHidden="1" w:unhideWhenUsed="1"/>
+    <w:lsdException w:name="index 6" w:semiHidden="1" w:unhideWhenUsed="1"/>
+    <w:lsdException w:name="index 7" w:semiHidden="1" w:unhideWhenUsed="1"/>
+    <w:lsdException w:name="index 8" w:semiHidden="1" w:unhideWhenUsed="1"/>
+    <w:lsdException w:name="index 9" w:semiHidden="1" w:unhideWhenUsed="1"/>
+    <w:lsdException w:name="toc 1" w:semiHidden="1" w:uiPriority="39" w:unhideWhenUsed="1"/>
+    <w:lsdException w:name="toc 2" w:semiHidden="1" w:uiPriority="39" w:unhideWhenUsed="1"/>
+    <w:lsdException w:name="toc 3" w:semiHidden="1" w:uiPriority="39" w:unhideWhenUsed="1"/>
+    <w:lsdException w:name="toc 4" w:semiHidden="1" w:uiPriority="39" w:unhideWhenUsed="1"/>
+    <w:lsdException w:name="toc 5" w:semiHidden="1" w:uiPriority="39" w:unhideWhenUsed="1"/>
+    <w:lsdException w:name="toc 6" w:semiHidden="1" w:uiPriority="39" w:unhideWhenUsed="1"/>
+    <w:lsdException w:name="toc 7" w:semiHidden="1" w:uiPriority="39" w:unhideWhenUsed="1"/>
+    <w:lsdException w:name="toc 8" w:semiHidden="1" w:uiPriority="39" w:unhideWhenUsed="1"/>
+    <w:lsdException w:name="toc 9" w:semiHidden="1" w:uiPriority="39" w:unhideWhenUsed="1"/>
+    <w:lsdException w:name="Normal Indent" w:semiHidden="1" w:unhideWhenUsed="1"/>
+    <w:lsdException w:name="footnote text" w:semiHidden="1" w:unhideWhenUsed="1"/>
+    <w:lsdException w:name="annotation text" w:semiHidden="1" w:unhideWhenUsed="1"/>
+    <w:lsdException w:name="header" w:semiHidden="1" w:unhideWhenUsed="1"/>
+    <w:lsdException w:name="footer" w:semiHidden="1" w:unhideWhenUsed="1"/>
+    <w:lsdException w:name="index heading" w:semiHidden="1" w:unhideWhenUsed="1"/>
+    <w:lsdException w:name="caption" w:semiHidden="1" w:uiPriority="35" w:unhideWhenUsed="1" w:qFormat="1"/>
+    <w:lsdException w:name="table of figures" w:semiHidden="1" w:unhideWhenUsed="1"/>
+    <w:lsdException w:name="envelope address" w:semiHidden="1" w:unhideWhenUsed="1"/>
+    <w:lsdException w:name="envelope return" w:semiHidden="1" w:unhideWhenUsed="1"/>
+    <w:lsdException w:name="footnote reference" w:semiHidden="1" w:unhideWhenUsed="1"/>
+    <w:lsdException w:name="annotation reference" w:semiHidden="1" w:unhideWhenUsed="1"/>
+    <w:lsdException w:name="line number" w:semiHidden="1" w:unhideWhenUsed="1"/>
+    <w:lsdException w:name="page number" w:semiHidden="1" w:unhideWhenUsed="1"/>
+    <w:lsdException w:name="endnote reference" w:semiHidden="1" w:unhideWhenUsed="1"/>
+    <w:lsdException w:name="endnote text" w:semiHidden="1" w:unhideWhenUsed="1"/>
+    <w:lsdException w:name="table of authorities" w:semiHidden="1" w:unhideWhenUsed="1"/>
+    <w:lsdException w:name="macro" w:semiHidden="1" w:unhideWhenUsed="1"/>
+    <w:lsdException w:name="toa heading" w:semiHidden="1" w:unhideWhenUsed="1"/>
+    <w:lsdException w:name="List" w:semiHidden="1" w:unhideWhenUsed="1"/>
+    <w:lsdException w:name="List Bullet" w:semiHidden="1" w:unhideWhenUsed="1"/>
+    <w:lsdException w:name="List Number" w:semiHidden="1" w:unhideWhenUsed="1"/>
+    <w:lsdException w:name="List 2" w:semiHidden="1" w:unhideWhenUsed="1"/>
+    <w:lsdException w:name="List 3" w:semiHidden="1" w:unhideWhenUsed="1"/>
+    <w:lsdException w:name="List 4" w:semiHidden="1" w:unhideWhenUsed="1"/>
+    <w:lsdException w:name="List 5" w:semiHidden="1" w:unhideWhenUsed="1"/>
+    <w:lsdException w:name="List Bullet 2" w:semiHidden="1" w:unhideWhenUsed="1"/>
+    <w:lsdException w:name="List Bullet 3" w:semiHidden="1" w:unhideWhenUsed="1"/>
+    <w:lsdException w:name="List Bullet 4" w:semiHidden="1" w:unhideWhenUsed="1"/>
+    <w:lsdException w:name="List Bullet 5" w:semiHidden="1" w:unhideWhenUsed="1"/>
+    <w:lsdException w:name="List Number 2" w:semiHidden="1" w:unhideWhenUsed="1"/>
+    <w:lsdException w:name="List Number 3" w:semiHidden="1" w:unhideWhenUsed="1"/>
+    <w:lsdException w:name="List Number 4" w:semiHidden="1" w:unhideWhenUsed="1"/>
+    <w:lsdException w:name="List Number 5" w:semiHidden="1" w:unhideWhenUsed="1"/>
+    <w:lsdException w:name="Title" w:uiPriority="10" w:qFormat="1"/>
+    <w:lsdException w:name="Closing" w:semiHidden="1" w:unhideWhenUsed="1"/>
+    <w:lsdException w:name="Signature" w:semiHidden="1" w:unhideWhenUsed="1"/>
+    <w:lsdException w:name="Default Paragraph Font" w:semiHidden="1" w:uiPriority="1" w:unhideWhenUsed="1"/>
+    <w:lsdException w:name="Body Text" w:semiHidden="1" w:unhideWhenUsed="1"/>
+    <w:lsdException w:name="Body Text Indent" w:semiHidden="1" w:unhideWhenUsed="1"/>
+    <w:lsdException w:name="List Continue" w:semiHidden="1" w:unhideWhenUsed="1"/>
+    <w:lsdException w:name="List Continue 2" w:semiHidden="1" w:unhideWhenUsed="1"/>
+    <w:lsdException w:name="List Continue 3" w:semiHidden="1" w:unhideWhenUsed="1"/>
+    <w:lsdException w:name="List Continue 4" w:semiHidden="1" w:unhideWhenUsed="1"/>
+    <w:lsdException w:name="List Continue 5" w:semiHidden="1" w:unhideWhenUsed="1"/>
+    <w:lsdException w:name="Message Header" w:semiHidden="1" w:unhideWhenUsed="1"/>
+    <w:lsdException w:name="Subtitle" w:uiPriority="11" w:qFormat="1"/>
+    <w:lsdException w:name="Salutation" w:semiHidden="1" w:unhideWhenUsed="1"/>
+    <w:lsdException w:name="Date" w:semiHidden="1" w:unhideWhenUsed="1"/>
+    <w:lsdException w:name="Body Text First Indent" w:semiHidden="1" w:unhideWhenUsed="1"/>
+    <w:lsdException w:name="Body Text First Indent 2" w:semiHidden="1" w:unhideWhenUsed="1"/>
+    <w:lsdException w:name="Note Heading" w:semiHidden="1" w:unhideWhenUsed="1"/>
+    <w:lsdException w:name="Body Text 2" w:semiHidden="1" w:unhideWhenUsed="1"/>
+    <w:lsdException w:name="Body Text 3" w:semiHidden="1" w:unhideWhenUsed="1"/>
+    <w:lsdException w:name="Body Text Indent 2" w:semiHidden="1" w:unhideWhenUsed="1"/>
+    <w:lsdException w:name="Body Text Indent 3" w:semiHidden="1" w:unhideWhenUsed="1"/>
+    <w:lsdException w:name="Block Text" w:semiHidden="1" w:unhideWhenUsed="1"/>
+    <w:lsdException w:name="Hyperlink" w:semiHidden="1" w:unhideWhenUsed="1"/>
+    <w:lsdException w:name="FollowedHyperlink" w:semiHidden="1" w:unhideWhenUsed="1"/>
+    <w:lsdException w:name="Strong" w:uiPriority="22" w:qFormat="1"/>
+    <w:lsdException w:name="Emphasis" w:uiPriority="20" w:qFormat="1"/>
+    <w:lsdException w:name="Document Map" w:semiHidden="1" w:unhideWhenUsed="1"/>
+    <w:lsdException w:name="Plain Text" w:semiHidden="1" w:unhideWhenUsed="1"/>
+    <w:lsdException w:name="E-mail Signature" w:semiHidden="1" w:unhideWhenUsed="1"/>
+    <w:lsdException w:name="HTML Top of Form" w:semiHidden="1" w:unhideWhenUsed="1"/>
+    <w:lsdException w:name="HTML Bottom of Form" w:semiHidden="1" w:unhideWhenUsed="1"/>
+    <w:lsdException w:name="Normal (Web)" w:semiHidden="1" w:unhideWhenUsed="1"/>
+    <w:lsdException w:name="HTML Acronym" w:semiHidden="1" w:unhideWhenUsed="1"/>
+    <w:lsdException w:name="HTML Address" w:semiHidden="1" w:unhideWhenUsed="1"/>
+    <w:lsdException w:name="HTML Cite" w:semiHidden="1" w:unhideWhenUsed="1"/>
+    <w:lsdException w:name="HTML Code" w:semiHidden="1" w:unhideWhenUsed="1"/>
+    <w:lsdException w:name="HTML Definition" w:semiHidden="1" w:unhideWhenUsed="1"/>
+    <w:lsdException w:name="HTML Keyboard" w:semiHidden="1" w:unhideWhenUsed="1"/>
+    <w:lsdException w:name="HTML Preformatted" w:semiHidden="1" w:unhideWhenUsed="1"/>
+    <w:lsdException w:name="HTML Sample" w:semiHidden="1" w:unhideWhenUsed="1"/>
+    <w:lsdException w:name="HTML Typewriter" w:semiHidden="1" w:unhideWhenUsed="1"/>
+    <w:lsdException w:name="HTML Variable" w:semiHidden="1" w:unhideWhenUsed="1"/>
+    <w:lsdException w:name="Normal Table" w:semiHidden="1" w:unhideWhenUsed="1"/>
+    <w:lsdException w:name="annotation subject" w:semiHidden="1" w:unhideWhenUsed="1"/>
+    <w:lsdException w:name="No List" w:semiHidden="1" w:unhideWhenUsed="1"/>
+    <w:lsdException w:name="Outline List 1" w:semiHidden="1" w:unhideWhenUsed="1"/>
+    <w:lsdException w:name="Outline List 2" w:semiHidden="1" w:unhideWhenUsed="1"/>
+    <w:lsdException w:name="Outline List 3" w:semiHidden="1" w:unhideWhenUsed="1"/>
+    <w:lsdException w:name="Table Simple 1" w:semiHidden="1" w:unhideWhenUsed="1"/>
+    <w:lsdException w:name="Table Simple 2" w:semiHidden="1" w:unhideWhenUsed="1"/>
+    <w:lsdException w:name="Table Simple 3" w:semiHidden="1" w:unhideWhenUsed="1"/>
+    <w:lsdException w:name="Table Classic 1" w:semiHidden="1" w:unhideWhenUsed="1"/>
+    <w:lsdException w:name="Table Classic 2" w:semiHidden="1" w:unhideWhenUsed="1"/>
+    <w:lsdException w:name="Table Classic 3" w:semiHidden="1" w:unhideWhenUsed="1"/>
+    <w:lsdException w:name="Table Classic 4" w:semiHidden="1" w:unhideWhenUsed="1"/>
+    <w:lsdException w:name="Table Colorful 1" w:semiHidden="1" w:unhideWhenUsed="1"/>
+    <w:lsdException w:name="Table Colorful 2" w:semiHidden="1" w:unhideWhenUsed="1"/>
+    <w:lsdException w:name="Table Colorful 3" w:semiHidden="1" w:unhideWhenUsed="1"/>
+    <w:lsdException w:name="Table Columns 1" w:semiHidden="1" w:unhideWhenUsed="1"/>
+    <w:lsdException w:name="Table Columns 2" w:semiHidden="1" w:unhideWhenUsed="1"/>
+    <w:lsdException w:name="Table Columns 3" w:semiHidden="1" w:unhideWhenUsed="1"/>
+    <w:lsdException w:name="Table Columns 4" w:semiHidden="1" w:unhideWhenUsed="1"/>
+    <w:lsdException w:name="Table Columns 5" w:semiHidden="1" w:unhideWhenUsed="1"/>
+    <w:lsdException w:name="Table Grid 1" w:semiHidden="1" w:unhideWhenUsed="1"/>
+    <w:lsdException w:name="Table Grid 2" w:semiHidden="1" w:unhideWhenUsed="1"/>
+    <w:lsdException w:name="Table Grid 3" w:semiHidden="1" w:unhideWhenUsed="1"/>
+    <w:lsdException w:name="Table Grid 4" w:semiHidden="1" w:unhideWhenUsed="1"/>
+    <w:lsdException w:name="Table Grid 5" w:semiHidden="1" w:unhideWhenUsed="1"/>
+    <w:lsdException w:name="Table Grid 6" w:semiHidden="1" w:unhideWhenUsed="1"/>
+    <w:lsdException w:name="Table Grid 7" w:semiHidden="1" w:unhideWhenUsed="1"/>
+    <w:lsdException w:name="Table Grid 8" w:semiHidden="1" w:unhideWhenUsed="1"/>
+    <w:lsdException w:name="Table List 1" w:semiHidden="1" w:unhideWhenUsed="1"/>
+    <w:lsdException w:name="Table List 2" w:semiHidden="1" w:unhideWhenUsed="1"/>
+    <w:lsdException w:name="Table List 3" w:semiHidden="1" w:unhideWhenUsed="1"/>
+    <w:lsdException w:name="Table List 4" w:semiHidden="1" w:unhideWhenUsed="1"/>
+    <w:lsdException w:name="Table List 5" w:semiHidden="1" w:unhideWhenUsed="1"/>
+    <w:lsdException w:name="Table List 6" w:semiHidden="1" w:unhideWhenUsed="1"/>
+    <w:lsdException w:name="Table List 7" w:semiHidden="1" w:unhideWhenUsed="1"/>
+    <w:lsdException w:name="Table List 8" w:semiHidden="1" w:unhideWhenUsed="1"/>
+    <w:lsdException w:name="Table 3D effects 1" w:semiHidden="1" w:unhideWhenUsed="1"/>
+    <w:lsdException w:name="Table 3D effects 2" w:semiHidden="1" w:unhideWhenUsed="1"/>
+    <w:lsdException w:name="Table 3D effects 3" w:semiHidden="1" w:unhideWhenUsed="1"/>
+    <w:lsdException w:name="Table Contemporary" w:semiHidden="1" w:unhideWhenUsed="1"/>
+    <w:lsdException w:name="Table Elegant" w:semiHidden="1" w:unhideWhenUsed="1"/>
+    <w:lsdException w:name="Table Professional" w:semiHidden="1" w:unhideWhenUsed="1"/>
+    <w:lsdException w:name="Table Subtle 1" w:semiHidden="1" w:unhideWhenUsed="1"/>
+    <w:lsdException w:name="Table Subtle 2" w:semiHidden="1" w:unhideWhenUsed="1"/>
+    <w:lsdException w:name="Table Web 1" w:semiHidden="1" w:unhideWhenUsed="1"/>
+    <w:lsdException w:name="Table Web 2" w:semiHidden="1" w:unhideWhenUsed="1"/>
+    <w:lsdException w:name="Table Web 3" w:semiHidden="1" w:unhideWhenUsed="1"/>
+    <w:lsdException w:name="Balloon Text" w:semiHidden="1" w:unhideWhenUsed="1"/>
+    <w:lsdException w:name="Table Grid" w:uiPriority="39"/>
+    <w:lsdException w:name="Table Theme" w:semiHidden="1" w:unhideWhenUsed="1"/>
+    <w:lsdException w:name="Placeholder Text" w:semiHidden="1"/>
+    <w:lsdException w:name="No Spacing" w:uiPriority="1" w:qFormat="1"/>
+    <w:lsdException w:name="Light Shading" w:uiPriority="60"/>
+    <w:lsdException w:name="Light List" w:uiPriority="61"/>
+    <w:lsdException w:name="Light Grid" w:uiPriority="62"/>
+    <w:lsdException w:name="Medium Shading 1" w:uiPriority="63"/>
+    <w:lsdException w:name="Medium Shading 2" w:uiPriority="64"/>
+    <w:lsdException w:name="Medium List 1" w:uiPriority="65"/>
+    <w:lsdException w:name="Medium List 2" w:uiPriority="66"/>
+    <w:lsdException w:name="Medium Grid 1" w:uiPriority="67"/>
+    <w:lsdException w:name="Medium Grid 2" w:uiPriority="68"/>
+    <w:lsdException w:name="Medium Grid 3" w:uiPriority="69"/>
+    <w:lsdException w:name="Dark List" w:uiPriority="70"/>
+    <w:lsdException w:name="Colorful Shading" w:uiPriority="71"/>
+    <w:lsdException w:name="Colorful List" w:uiPriority="72"/>
+    <w:lsdException w:name="Colorful Grid" w:uiPriority="73"/>
+    <w:lsdException w:name="Light Shading Accent 1" w:uiPriority="60"/>
+    <w:lsdException w:name="Light List Accent 1" w:uiPriority="61"/>
+    <w:lsdException w:name="Light Grid Accent 1" w:uiPriority="62"/>
+    <w:lsdException w:name="Medium Shading 1 Accent 1" w:uiPriority="63"/>
+    <w:lsdException w:name="Medium Shading 2 Accent 1" w:uiPriority="64"/>
+    <w:lsdException w:name="Medium List 1 Accent 1" w:uiPriority="65"/>
+    <w:lsdException w:name="Revision" w:semiHidden="1"/>
+    <w:lsdException w:name="List Paragraph" w:uiPriority="34" w:qFormat="1"/>
+    <w:lsdException w:name="Quote" w:uiPriority="29" w:qFormat="1"/>
+    <w:lsdException w:name="Intense Quote" w:uiPriority="30" w:qFormat="1"/>
+    <w:lsdException w:name="Medium List 2 Accent 1" w:uiPriority="66"/>
+    <w:lsdException w:name="Medium Grid 1 Accent 1" w:uiPriority="67"/>
+    <w:lsdException w:name="Medium Grid 2 Accent 1" w:uiPriority="68"/>
+    <w:lsdException w:name="Medium Grid 3 Accent 1" w:uiPriority="69"/>
+    <w:lsdException w:name="Dark List Accent 1" w:uiPriority="70"/>
+    <w:lsdException w:name="Colorful Shading Accent 1" w:uiPriority="71"/>
+    <w:lsdException w:name="Colorful List Accent 1" w:uiPriority="72"/>
+    <w:lsdException w:name="Colorful Grid Accent 1" w:uiPriority="73"/>
+    <w:lsdException w:name="Light Shading Accent 2" w:uiPriority="60"/>
+    <w:lsdException w:name="Light List Accent 2" w:uiPriority="61"/>
+    <w:lsdException w:name="Light Grid Accent 2" w:uiPriority="62"/>
+    <w:lsdException w:name="Medium Shading 1 Accent 2" w:uiPriority="63"/>
+    <w:lsdException w:name="Medium Shading 2 Accent 2" w:uiPriority="64"/>
+    <w:lsdException w:name="Medium List 1 Accent 2" w:uiPriority="65"/>
+    <w:lsdException w:name="Medium List 2 Accent 2" w:uiPriority="66"/>
+    <w:lsdException w:name="Medium Grid 1 Accent 2" w:uiPriority="67"/>
+    <w:lsdException w:name="Medium Grid 2 Accent 2" w:uiPriority="68"/>
+    <w:lsdException w:name="Medium Grid 3 Accent 2" w:uiPriority="69"/>
+    <w:lsdException w:name="Dark List Accent 2" w:uiPriority="70"/>
+    <w:lsdException w:name="Colorful Shading Accent 2" w:uiPriority="71"/>
+    <w:lsdException w:name="Colorful List Accent 2" w:uiPriority="72"/>
+    <w:lsdException w:name="Colorful Grid Accent 2" w:uiPriority="73"/>
+    <w:lsdException w:name="Light Shading Accent 3" w:uiPriority="60"/>
+    <w:lsdException w:name="Light List Accent 3" w:uiPriority="61"/>
+    <w:lsdException w:name="Light Grid Accent 3" w:uiPriority="62"/>
+    <w:lsdException w:name="Medium Shading 1 Accent 3" w:uiPriority="63"/>
+    <w:lsdException w:name="Medium Shading 2 Accent 3" w:uiPriority="64"/>
+    <w:lsdException w:name="Medium List 1 Accent 3" w:uiPriority="65"/>
+    <w:lsdException w:name="Medium List 2 Accent 3" w:uiPriority="66"/>
+    <w:lsdException w:name="Medium Grid 1 Accent 3" w:uiPriority="67"/>
+    <w:lsdException w:name="Medium Grid 2 Accent 3" w:uiPriority="68"/>
+    <w:lsdException w:name="Medium Grid 3 Accent 3" w:uiPriority="69"/>
+    <w:lsdException w:name="Dark List Accent 3" w:uiPriority="70"/>
+    <w:lsdException w:name="Colorful Shading Accent 3" w:uiPriority="71"/>
+    <w:lsdException w:name="Colorful List Accent 3" w:uiPriority="72"/>
+    <w:lsdException w:name="Colorful Grid Accent 3" w:uiPriority="73"/>
+    <w:lsdException w:name="Light Shading Accent 4" w:uiPriority="60"/>
+    <w:lsdException w:name="Light List Accent 4" w:uiPriority="61"/>
+    <w:lsdException w:name="Light Grid Accent 4" w:uiPriority="62"/>
+    <w:lsdException w:name="Medium Shading 1 Accent 4" w:uiPriority="63"/>
+    <w:lsdException w:name="Medium Shading 2 Accent 4" w:uiPriority="64"/>
+    <w:lsdException w:name="Medium List 1 Accent 4" w:uiPriority="65"/>
+    <w:lsdException w:name="Medium List 2 Accent 4" w:uiPriority="66"/>
+    <w:lsdException w:name="Medium Grid 1 Accent 4" w:uiPriority="67"/>
+    <w:lsdException w:name="Medium Grid 2 Accent 4" w:uiPriority="68"/>
+    <w:lsdException w:name="Medium Grid 3 Accent 4" w:uiPriority="69"/>
+    <w:lsdException w:name="Dark List Accent 4" w:uiPriority="70"/>
+    <w:lsdException w:name="Colorful Shading Accent 4" w:uiPriority="71"/>
+    <w:lsdException w:name="Colorful List Accent 4" w:uiPriority="72"/>
+    <w:lsdException w:name="Colorful Grid Accent 4" w:uiPriority="73"/>
+    <w:lsdException w:name="Light Shading Accent 5" w:uiPriority="60"/>
+    <w:lsdException w:name="Light List Accent 5" w:uiPriority="61"/>
+    <w:lsdException w:name="Light Grid Accent 5" w:uiPriority="62"/>
+    <w:lsdException w:name="Medium Shading 1 Accent 5" w:uiPriority="63"/>
+    <w:lsdException w:name="Medium Shading 2 Accent 5" w:uiPriority="64"/>
+    <w:lsdException w:name="Medium List 1 Accent 5" w:uiPriority="65"/>
+    <w:lsdException w:name="Medium List 2 Accent 5" w:uiPriority="66"/>
+    <w:lsdException w:name="Medium Grid 1 Accent 5" w:uiPriority="67"/>
+    <w:lsdException w:name="Medium Grid 2 Accent 5" w:uiPriority="68"/>
+    <w:lsdException w:name="Medium Grid 3 Accent 5" w:uiPriority="69"/>
+    <w:lsdException w:name="Dark List Accent 5" w:uiPriority="70"/>
+    <w:lsdException w:name="Colorful Shading Accent 5" w:uiPriority="71"/>
+    <w:lsdException w:name="Colorful List Accent 5" w:uiPriority="72"/>
+    <w:lsdException w:name="Colorful Grid Accent 5" w:uiPriority="73"/>
+    <w:lsdException w:name="Light Shading Accent 6" w:uiPriority="60"/>
+    <w:lsdException w:name="Light List Accent 6" w:uiPriority="61"/>
+    <w:lsdException w:name="Light Grid Accent 6" w:uiPriority="62"/>
+    <w:lsdException w:name="Medium Shading 1 Accent 6" w:uiPriority="63"/>
+    <w:lsdException w:name="Medium Shading 2 Accent 6" w:uiPriority="64"/>
+    <w:lsdException w:name="Medium List 1 Accent 6" w:uiPriority="65"/>
+    <w:lsdException w:name="Medium List 2 Accent 6" w:uiPriority="66"/>
+    <w:lsdException w:name="Medium Grid 1 Accent 6" w:uiPriority="67"/>
+    <w:lsdException w:name="Medium Grid 2 Accent 6" w:uiPriority="68"/>
+    <w:lsdException w:name="Medium Grid 3 Accent 6" w:uiPriority="69"/>
+    <w:lsdException w:name="Dark List Accent 6" w:uiPriority="70"/>
+    <w:lsdException w:name="Colorful Shading Accent 6" w:uiPriority="71"/>
+    <w:lsdException w:name="Colorful List Accent 6" w:uiPriority="72"/>
+    <w:lsdException w:name="Colorful Grid Accent 6" w:uiPriority="73"/>
+    <w:lsdException w:name="Subtle Emphasis" w:uiPriority="19" w:qFormat="1"/>
+    <w:lsdException w:name="Intense Emphasis" w:uiPriority="21" w:qFormat="1"/>
+    <w:lsdException w:name="Subtle Reference" w:uiPriority="31" w:qFormat="1"/>
+    <w:lsdException w:name="Intense Reference" w:uiPriority="32" w:qFormat="1"/>
+    <w:lsdException w:name="Book Title" w:uiPriority="33" w:qFormat="1"/>
+    <w:lsdException w:name="Bibliography" w:semiHidden="1" w:uiPriority="37" w:unhideWhenUsed="1"/>
+    <w:lsdException w:name="TOC Heading" w:semiHidden="1" w:uiPriority="39" w:unhideWhenUsed="1" w:qFormat="1"/>
+    <w:lsdException w:name="Plain Table 1" w:uiPriority="41"/>
+    <w:lsdException w:name="Plain Table 2" w:uiPriority="42"/>
+    <w:lsdException w:name="Plain Table 3" w:uiPriority="43"/>
+    <w:lsdException w:name="Plain Table 4" w:uiPriority="44"/>
+    <w:lsdException w:name="Plain Table 5" w:uiPriority="45"/>
+    <w:lsdException w:name="Grid Table Light" w:uiPriority="40"/>
+    <w:lsdException w:name="Grid Table 1 Light" w:uiPriority="46"/>
+    <w:lsdException w:name="Grid Table 2" w:uiPriority="47"/>
+    <w:lsdException w:name="Grid Table 3" w:uiPriority="48"/>
+    <w:lsdException w:name="Grid Table 4" w:uiPriority="49"/>
+    <w:lsdException w:name="Grid Table 5 Dark" w:uiPriority="50"/>
+    <w:lsdException w:name="Grid Table 6 Colorful" w:uiPriority="51"/>
+    <w:lsdException w:name="Grid Table 7 Colorful" w:uiPriority="52"/>
+    <w:lsdException w:name="Grid Table 1 Light Accent 1" w:uiPriority="46"/>
+    <w:lsdException w:name="Grid Table 2 Accent 1" w:uiPriority="47"/>
+    <w:lsdException w:name="Grid Table 3 Accent 1" w:uiPriority="48"/>
+    <w:lsdException w:name="Grid Table 4 Accent 1" w:uiPriority="49"/>
+    <w:lsdException w:name="Grid Table 5 Dark Accent 1" w:uiPriority="50"/>
+    <w:lsdException w:name="Grid Table 6 Colorful Accent 1" w:uiPriority="51"/>
+    <w:lsdException w:name="Grid Table 7 Colorful Accent 1" w:uiPriority="52"/>
+    <w:lsdException w:name="Grid Table 1 Light Accent 2" w:uiPriority="46"/>
+    <w:lsdException w:name="Grid Table 2 Accent 2" w:uiPriority="47"/>
+    <w:lsdException w:name="Grid Table 3 Accent 2" w:uiPriority="48"/>
+    <w:lsdException w:name="Grid Table 4 Accent 2" w:uiPriority="49"/>
+    <w:lsdException w:name="Grid Table 5 Dark Accent 2" w:uiPriority="50"/>
+    <w:lsdException w:name="Grid Table 6 Colorful Accent 2" w:uiPriority="51"/>
+    <w:lsdException w:name="Grid Table 7 Colorful Accent 2" w:uiPriority="52"/>
+    <w:lsdException w:name="Grid Table 1 Light Accent 3" w:uiPriority="46"/>
+    <w:lsdException w:name="Grid Table 2 Accent 3" w:uiPriority="47"/>
+    <w:lsdException w:name="Grid Table 3 Accent 3" w:uiPriority="48"/>
+    <w:lsdException w:name="Grid Table 4 Accent 3" w:uiPriority="49"/>
+    <w:lsdException w:name="Grid Table 5 Dark Accent 3" w:uiPriority="50"/>
+    <w:lsdException w:name="Grid Table 6 Colorful Accent 3" w:uiPriority="51"/>
+    <w:lsdException w:name="Grid Table 7 Colorful Accent 3" w:uiPriority="52"/>
+    <w:lsdException w:name="Grid Table 1 Light Accent 4" w:uiPriority="46"/>
+    <w:lsdException w:name="Grid Table 2 Accent 4" w:uiPriority="47"/>
+    <w:lsdException w:name="Grid Table 3 Accent 4" w:uiPriority="48"/>
+    <w:lsdException w:name="Grid Table 4 Accent 4" w:uiPriority="49"/>
+    <w:lsdException w:name="Grid Table 5 Dark Accent 4" w:uiPriority="50"/>
+    <w:lsdException w:name="Grid Table 6 Colorful Accent 4" w:uiPriority="51"/>
+    <w:lsdException w:name="Grid Table 7 Colorful Accent 4" w:uiPriority="52"/>
+    <w:lsdException w:name="Grid Table 1 Light Accent 5" w:uiPriority="46"/>
+    <w:lsdException w:name="Grid Table 2 Accent 5" w:uiPriority="47"/>
+    <w:lsdException w:name="Grid Table 3 Accent 5" w:uiPriority="48"/>
+    <w:lsdException w:name="Grid Table 4 Accent 5" w:uiPriority="49"/>
+    <w:lsdException w:name="Grid Table 5 Dark Accent 5" w:uiPriority="50"/>
+    <w:lsdException w:name="Grid Table 6 Colorful Accent 5" w:uiPriority="51"/>
+    <w:lsdException w:name="Grid Table 7 Colorful Accent 5" w:uiPriority="52"/>
+    <w:lsdException w:name="Grid Table 1 Light Accent 6" w:uiPriority="46"/>
+    <w:lsdException w:name="Grid Table 2 Accent 6" w:uiPriority="47"/>
+    <w:lsdException w:name="Grid Table 3 Accent 6" w:uiPriority="48"/>
+    <w:lsdException w:name="Grid Table 4 Accent 6" w:uiPriority="49"/>
+    <w:lsdException w:name="Grid Table 5 Dark Accent 6" w:uiPriority="50"/>
+    <w:lsdException w:name="Grid Table 6 Colorful Accent 6" w:uiPriority="51"/>
+    <w:lsdException w:name="Grid Table 7 Colorful Accent 6" w:uiPriority="52"/>
+    <w:lsdException w:name="List Table 1 Light" w:uiPriority="46"/>
+    <w:lsdException w:name="List Table 2" w:uiPriority="47"/>
+    <w:lsdException w:name="List Table 3" w:uiPriority="48"/>
+    <w:lsdException w:name="List Table 4" w:uiPriority="49"/>
+    <w:lsdException w:name="List Table 5 Dark" w:uiPriority="50"/>
+    <w:lsdException w:name="List Table 6 Colorful" w:uiPriority="51"/>
+    <w:lsdException w:name="List Table 7 Colorful" w:uiPriority="52"/>
+    <w:lsdException w:name="List Table 1 Light Accent 1" w:uiPriority="46"/>
+    <w:lsdException w:name="List Table 2 Accent 1" w:uiPriority="47"/>
+    <w:lsdException w:name="List Table 3 Accent 1" w:uiPriority="48"/>
+    <w:lsdException w:name="List Table 4 Accent 1" w:uiPriority="49"/>
+    <w:lsdException w:name="List Table 5 Dark Accent 1" w:uiPriority="50"/>
+    <w:lsdException w:name="List Table 6 Colorful Accent 1" w:uiPriority="51"/>
+    <w:lsdException w:name="List Table 7 Colorful Accent 1" w:uiPriority="52"/>
+    <w:lsdException w:name="List Table 1 Light Accent 2" w:uiPriority="46"/>
+    <w:lsdException w:name="List Table 2 Accent 2" w:uiPriority="47"/>
+    <w:lsdException w:name="List Table 3 Accent 2" w:uiPriority="48"/>
+    <w:lsdException w:name="List Table 4 Accent 2" w:uiPriority="49"/>
+    <w:lsdException w:name="List Table 5 Dark Accent 2" w:uiPriority="50"/>
+    <w:lsdException w:name="List Table 6 Colorful Accent 2" w:uiPriority="51"/>
+    <w:lsdException w:name="List Table 7 Colorful Accent 2" w:uiPriority="52"/>
+    <w:lsdException w:name="List Table 1 Light Accent 3" w:uiPriority="46"/>
+    <w:lsdException w:name="List Table 2 Accent 3" w:uiPriority="47"/>
+    <w:lsdException w:name="List Table 3 Accent 3" w:uiPriority="48"/>
+    <w:lsdException w:name="List Table 4 Accent 3" w:uiPriority="49"/>
+    <w:lsdException w:name="List Table 5 Dark Accent 3" w:uiPriority="50"/>
+    <w:lsdException w:name="List Table 6 Colorful Accent 3" w:uiPriority="51"/>
+    <w:lsdException w:name="List Table 7 Colorful Accent 3" w:uiPriority="52"/>
+    <w:lsdException w:name="List Table 1 Light Accent 4" w:uiPriority="46"/>
+    <w:lsdException w:name="List Table 2 Accent 4" w:uiPriority="47"/>
+    <w:lsdException w:name="List Table 3 Accent 4" w:uiPriority="48"/>
+    <w:lsdException w:name="List Table 4 Accent 4" w:uiPriority="49"/>
+    <w:lsdException w:name="List Table 5 Dark Accent 4" w:uiPriority="50"/>
+    <w:lsdException w:name="List Table 6 Colorful Accent 4" w:uiPriority="51"/>
+    <w:lsdException w:name="List Table 7 Colorful Accent 4" w:uiPriority="52"/>
+    <w:lsdException w:name="List Table 1 Light Accent 5" w:uiPriority="46"/>
+    <w:lsdException w:name="List Table 2 Accent 5" w:uiPriority="47"/>
+    <w:lsdException w:name="List Table 3 Accent 5" w:uiPriority="48"/>
+    <w:lsdException w:name="List Table 4 Accent 5" w:uiPriority="49"/>
+    <w:lsdException w:name="List Table 5 Dark Accent 5" w:uiPriority="50"/>
+    <w:lsdException w:name="List Table 6 Colorful Accent 5" w:uiPriority="51"/>
+    <w:lsdException w:name="List Table 7 Colorful Accent 5" w:uiPriority="52"/>
+    <w:lsdException w:name="List Table 1 Light Accent 6" w:uiPriority="46"/>
+    <w:lsdException w:name="List Table 2 Accent 6" w:uiPriority="47"/>
+    <w:lsdException w:name="List Table 3 Accent 6" w:uiPriority="48"/>
+    <w:lsdException w:name="List Table 4 Accent 6" w:uiPriority="49"/>
+    <w:lsdException w:name="List Table 5 Dark Accent 6" w:uiPriority="50"/>
+    <w:lsdException w:name="List Table 6 Colorful Accent 6" w:uiPriority="51"/>
+    <w:lsdException w:name="List Table 7 Colorful Accent 6" w:uiPriority="52"/>
+    <w:lsdException w:name="Mention" w:semiHidden="1" w:unhideWhenUsed="1"/>
+    <w:lsdException w:name="Smart Hyperlink" w:semiHidden="1" w:unhideWhenUsed="1"/>
+    <w:lsdException w:name="Hashtag" w:semiHidden="1" w:unhideWhenUsed="1"/>
+    <w:lsdException w:name="Unresolved Mention" w:semiHidden="1" w:unhideWhenUsed="1"/>
+    <w:lsdException w:name="Smart Link" w:semiHidden="1" w:unhideWhenUsed="1"/>
+  </w:latentStyles>
+  <w:style w:type="paragraph" w:default="1" w:styleId="Normal">
     <w:name w:val="Normal"/>
     <w:qFormat/>
     <w:pPr>
-      <w:widowControl/>
-      <w:suppressAutoHyphens w:val="true"/>
-      <w:bidi w:val="0"/>
-      <w:spacing w:lineRule="auto" w:line="259" w:before="0" w:after="160"/>
-      <w:jc w:val="left"/>
+      <w:spacing w:after="160" w:line="259" w:lineRule="auto"/>
     </w:pPr>
-    <w:rPr>
-      <w:rFonts w:ascii="Calibri" w:hAnsi="Calibri" w:eastAsia="Calibri" w:cs="Calibri"/>
-      <w:color w:val="auto"/>
-      <w:kern w:val="0"/>
-      <w:sz w:val="22"/>
-      <w:szCs w:val="22"/>
-      <w:lang w:val="fr-FR" w:eastAsia="zh-CN" w:bidi="hi-IN"/>
-    </w:rPr>
   </w:style>
-  <w:style w:type="paragraph" w:styleId="Heading1">
+  <w:style w:type="paragraph" w:styleId="Titre1">
     <w:name w:val="heading 1"/>
     <w:basedOn w:val="normal1"/>
     <w:next w:val="normal1"/>
+    <w:uiPriority w:val="9"/>
     <w:qFormat/>
     <w:pPr>
-      <w:keepNext w:val="true"/>
+      <w:keepNext/>
       <w:keepLines/>
-      <w:pageBreakBefore w:val="false"/>
-      <w:spacing w:lineRule="auto" w:line="240" w:before="480" w:after="120"/>
+      <w:spacing w:before="480" w:after="120" w:line="240" w:lineRule="auto"/>
+      <w:outlineLvl w:val="0"/>
     </w:pPr>
     <w:rPr>
       <w:b/>
@@ -1576,16 +2207,19 @@
       <w:szCs w:val="48"/>
     </w:rPr>
   </w:style>
-  <w:style w:type="paragraph" w:styleId="Heading2">
+  <w:style w:type="paragraph" w:styleId="Titre2">
     <w:name w:val="heading 2"/>
     <w:basedOn w:val="normal1"/>
     <w:next w:val="normal1"/>
+    <w:uiPriority w:val="9"/>
+    <w:semiHidden/>
+    <w:unhideWhenUsed/>
     <w:qFormat/>
     <w:pPr>
-      <w:keepNext w:val="true"/>
+      <w:keepNext/>
       <w:keepLines/>
-      <w:pageBreakBefore w:val="false"/>
-      <w:spacing w:lineRule="auto" w:line="240" w:before="360" w:after="80"/>
+      <w:spacing w:before="360" w:after="80" w:line="240" w:lineRule="auto"/>
+      <w:outlineLvl w:val="1"/>
     </w:pPr>
     <w:rPr>
       <w:b/>
@@ -1593,16 +2227,19 @@
       <w:szCs w:val="36"/>
     </w:rPr>
   </w:style>
-  <w:style w:type="paragraph" w:styleId="Heading3">
+  <w:style w:type="paragraph" w:styleId="Titre3">
     <w:name w:val="heading 3"/>
     <w:basedOn w:val="normal1"/>
     <w:next w:val="normal1"/>
+    <w:uiPriority w:val="9"/>
+    <w:semiHidden/>
+    <w:unhideWhenUsed/>
     <w:qFormat/>
     <w:pPr>
-      <w:keepNext w:val="true"/>
+      <w:keepNext/>
       <w:keepLines/>
-      <w:pageBreakBefore w:val="false"/>
-      <w:spacing w:lineRule="auto" w:line="240" w:before="280" w:after="80"/>
+      <w:spacing w:before="280" w:after="80" w:line="240" w:lineRule="auto"/>
+      <w:outlineLvl w:val="2"/>
     </w:pPr>
     <w:rPr>
       <w:b/>
@@ -1610,16 +2247,19 @@
       <w:szCs w:val="28"/>
     </w:rPr>
   </w:style>
-  <w:style w:type="paragraph" w:styleId="Heading4">
+  <w:style w:type="paragraph" w:styleId="Titre4">
     <w:name w:val="heading 4"/>
     <w:basedOn w:val="normal1"/>
     <w:next w:val="normal1"/>
+    <w:uiPriority w:val="9"/>
+    <w:semiHidden/>
+    <w:unhideWhenUsed/>
     <w:qFormat/>
     <w:pPr>
-      <w:keepNext w:val="true"/>
+      <w:keepNext/>
       <w:keepLines/>
-      <w:pageBreakBefore w:val="false"/>
-      <w:spacing w:lineRule="auto" w:line="240" w:before="240" w:after="40"/>
+      <w:spacing w:before="240" w:after="40" w:line="240" w:lineRule="auto"/>
+      <w:outlineLvl w:val="3"/>
     </w:pPr>
     <w:rPr>
       <w:b/>
@@ -1627,33 +2267,37 @@
       <w:szCs w:val="24"/>
     </w:rPr>
   </w:style>
-  <w:style w:type="paragraph" w:styleId="Heading5">
+  <w:style w:type="paragraph" w:styleId="Titre5">
     <w:name w:val="heading 5"/>
     <w:basedOn w:val="normal1"/>
     <w:next w:val="normal1"/>
+    <w:uiPriority w:val="9"/>
+    <w:semiHidden/>
+    <w:unhideWhenUsed/>
     <w:qFormat/>
     <w:pPr>
-      <w:keepNext w:val="true"/>
+      <w:keepNext/>
       <w:keepLines/>
-      <w:pageBreakBefore w:val="false"/>
-      <w:spacing w:lineRule="auto" w:line="240" w:before="220" w:after="40"/>
+      <w:spacing w:before="220" w:after="40" w:line="240" w:lineRule="auto"/>
+      <w:outlineLvl w:val="4"/>
     </w:pPr>
     <w:rPr>
       <w:b/>
-      <w:sz w:val="22"/>
-      <w:szCs w:val="22"/>
     </w:rPr>
   </w:style>
-  <w:style w:type="paragraph" w:styleId="Heading6">
+  <w:style w:type="paragraph" w:styleId="Titre6">
     <w:name w:val="heading 6"/>
     <w:basedOn w:val="normal1"/>
     <w:next w:val="normal1"/>
+    <w:uiPriority w:val="9"/>
+    <w:semiHidden/>
+    <w:unhideWhenUsed/>
     <w:qFormat/>
     <w:pPr>
-      <w:keepNext w:val="true"/>
+      <w:keepNext/>
       <w:keepLines/>
-      <w:pageBreakBefore w:val="false"/>
-      <w:spacing w:lineRule="auto" w:line="240" w:before="200" w:after="40"/>
+      <w:spacing w:before="200" w:after="40" w:line="240" w:lineRule="auto"/>
+      <w:outlineLvl w:val="5"/>
     </w:pPr>
     <w:rPr>
       <w:b/>
@@ -1661,38 +2305,65 @@
       <w:szCs w:val="20"/>
     </w:rPr>
   </w:style>
+  <w:style w:type="character" w:default="1" w:styleId="Policepardfaut">
+    <w:name w:val="Default Paragraph Font"/>
+    <w:uiPriority w:val="1"/>
+    <w:semiHidden/>
+    <w:unhideWhenUsed/>
+  </w:style>
+  <w:style w:type="table" w:default="1" w:styleId="TableauNormal">
+    <w:name w:val="Normal Table"/>
+    <w:uiPriority w:val="99"/>
+    <w:semiHidden/>
+    <w:unhideWhenUsed/>
+    <w:tblPr>
+      <w:tblInd w:w="0" w:type="dxa"/>
+      <w:tblCellMar>
+        <w:top w:w="0" w:type="dxa"/>
+        <w:left w:w="108" w:type="dxa"/>
+        <w:bottom w:w="0" w:type="dxa"/>
+        <w:right w:w="108" w:type="dxa"/>
+      </w:tblCellMar>
+    </w:tblPr>
+  </w:style>
+  <w:style w:type="numbering" w:default="1" w:styleId="Aucuneliste">
+    <w:name w:val="No List"/>
+    <w:uiPriority w:val="99"/>
+    <w:semiHidden/>
+    <w:unhideWhenUsed/>
+  </w:style>
   <w:style w:type="paragraph" w:styleId="Titre">
-    <w:name w:val="Titre"/>
-    <w:basedOn w:val="Normal"/>
-    <w:next w:val="BodyText"/>
+    <w:name w:val="Title"/>
+    <w:basedOn w:val="normal1"/>
+    <w:next w:val="Corpsdetexte"/>
+    <w:uiPriority w:val="10"/>
     <w:qFormat/>
     <w:pPr>
-      <w:keepNext w:val="true"/>
-      <w:spacing w:before="240" w:after="120"/>
+      <w:keepNext/>
+      <w:keepLines/>
+      <w:spacing w:before="480" w:after="120" w:line="240" w:lineRule="auto"/>
     </w:pPr>
     <w:rPr>
-      <w:rFonts w:ascii="Liberation Sans" w:hAnsi="Liberation Sans" w:eastAsia="Microsoft YaHei" w:cs="Lucida Sans"/>
-      <w:sz w:val="28"/>
-      <w:szCs w:val="28"/>
+      <w:b/>
+      <w:sz w:val="72"/>
+      <w:szCs w:val="72"/>
     </w:rPr>
   </w:style>
-  <w:style w:type="paragraph" w:styleId="BodyText">
+  <w:style w:type="paragraph" w:styleId="Corpsdetexte">
     <w:name w:val="Body Text"/>
     <w:basedOn w:val="Normal"/>
     <w:pPr>
-      <w:spacing w:lineRule="auto" w:line="276" w:before="0" w:after="140"/>
+      <w:spacing w:after="140" w:line="276" w:lineRule="auto"/>
     </w:pPr>
-    <w:rPr/>
   </w:style>
-  <w:style w:type="paragraph" w:styleId="List">
+  <w:style w:type="paragraph" w:styleId="Liste">
     <w:name w:val="List"/>
-    <w:basedOn w:val="BodyText"/>
-    <w:pPr/>
+    <w:basedOn w:val="Corpsdetexte"/>
     <w:rPr>
       <w:rFonts w:cs="Lucida Sans"/>
     </w:rPr>
   </w:style>
-  <w:style w:type="paragraph" w:styleId="Caption">
+  <w:style w:type="paragraph" w:styleId="Lgende">
     <w:name w:val="caption"/>
     <w:basedOn w:val="Normal"/>
     <w:qFormat/>
@@ -1708,7 +2379,7 @@
       <w:szCs w:val="24"/>
     </w:rPr>
   </w:style>
-  <w:style w:type="paragraph" w:styleId="Index">
+  <w:style w:type="paragraph" w:customStyle="1" w:styleId="Index">
     <w:name w:val="Index"/>
     <w:basedOn w:val="Normal"/>
     <w:qFormat/>
@@ -1719,124 +2390,86 @@
       <w:rFonts w:cs="Lucida Sans"/>
     </w:rPr>
   </w:style>
-  <w:style w:type="paragraph" w:styleId="Titreuser">
+  <w:style w:type="paragraph" w:customStyle="1" w:styleId="Titreuser">
     <w:name w:val="Titre (user)"/>
     <w:basedOn w:val="Normal"/>
-    <w:next w:val="BodyText"/>
+    <w:next w:val="Corpsdetexte"/>
     <w:qFormat/>
     <w:pPr>
-      <w:keepNext w:val="true"/>
+      <w:keepNext/>
       <w:spacing w:before="240" w:after="120"/>
     </w:pPr>
     <w:rPr>
-      <w:rFonts w:ascii="Liberation Sans" w:hAnsi="Liberation Sans" w:eastAsia="Microsoft YaHei" w:cs="Lucida Sans"/>
+      <w:rFonts w:ascii="Liberation Sans" w:eastAsia="Microsoft YaHei" w:hAnsi="Liberation Sans" w:cs="Lucida Sans"/>
       <w:sz w:val="28"/>
       <w:szCs w:val="28"/>
     </w:rPr>
   </w:style>
-  <w:style w:type="paragraph" w:styleId="normal1" w:default="1">
+  <w:style w:type="paragraph" w:customStyle="1" w:styleId="normal1">
     <w:name w:val="normal1"/>
     <w:qFormat/>
     <w:pPr>
-      <w:widowControl/>
-      <w:suppressAutoHyphens w:val="true"/>
-      <w:bidi w:val="0"/>
-      <w:spacing w:lineRule="auto" w:line="259" w:before="0" w:after="160"/>
-      <w:jc w:val="left"/>
+      <w:spacing w:after="160" w:line="259" w:lineRule="auto"/>
     </w:pPr>
-    <w:rPr>
-      <w:rFonts w:ascii="Calibri" w:hAnsi="Calibri" w:eastAsia="Calibri" w:cs="Calibri"/>
-      <w:color w:val="auto"/>
-      <w:kern w:val="0"/>
-      <w:sz w:val="22"/>
-      <w:szCs w:val="22"/>
-      <w:lang w:val="fr-FR" w:eastAsia="zh-CN" w:bidi="hi-IN"/>
-    </w:rPr>
   </w:style>
-  <w:style w:type="paragraph" w:styleId="Title">
-    <w:name w:val="Title"/>
-    <w:basedOn w:val="normal1"/>
-    <w:next w:val="normal1"/>
-    <w:qFormat/>
-    <w:pPr>
-      <w:keepNext w:val="true"/>
-      <w:keepLines/>
-      <w:pageBreakBefore w:val="false"/>
-      <w:spacing w:lineRule="auto" w:line="240" w:before="480" w:after="120"/>
-    </w:pPr>
-    <w:rPr>
-      <w:b/>
-      <w:sz w:val="72"/>
-      <w:szCs w:val="72"/>
-    </w:rPr>
-  </w:style>
-  <w:style w:type="paragraph" w:styleId="Subtitle">
+  <w:style w:type="paragraph" w:styleId="Sous-titre">
     <w:name w:val="Subtitle"/>
     <w:basedOn w:val="normal1"/>
     <w:next w:val="normal1"/>
+    <w:uiPriority w:val="11"/>
     <w:qFormat/>
     <w:pPr>
-      <w:keepNext w:val="true"/>
+      <w:keepNext/>
       <w:keepLines/>
-      <w:pageBreakBefore w:val="false"/>
-      <w:spacing w:lineRule="auto" w:line="240" w:before="360" w:after="80"/>
+      <w:spacing w:before="360" w:after="80" w:line="240" w:lineRule="auto"/>
     </w:pPr>
     <w:rPr>
-      <w:rFonts w:ascii="Georgia" w:hAnsi="Georgia" w:eastAsia="Georgia" w:cs="Georgia"/>
+      <w:rFonts w:ascii="Georgia" w:eastAsia="Georgia" w:hAnsi="Georgia" w:cs="Georgia"/>
       <w:i/>
       <w:color w:val="666666"/>
       <w:sz w:val="48"/>
       <w:szCs w:val="48"/>
     </w:rPr>
   </w:style>
-  <w:style w:type="paragraph" w:styleId="En-tteetpieddepage">
+  <w:style w:type="paragraph" w:customStyle="1" w:styleId="En-tteetpieddepage">
     <w:name w:val="En-tête et pied de page"/>
     <w:basedOn w:val="Normal"/>
     <w:qFormat/>
-    <w:pPr/>
-    <w:rPr/>
   </w:style>
-  <w:style w:type="paragraph" w:styleId="En-tteetpieddepageuser">
+  <w:style w:type="paragraph" w:customStyle="1" w:styleId="En-tteetpieddepageuser">
     <w:name w:val="En-tête et pied de page (user)"/>
     <w:basedOn w:val="Normal"/>
     <w:qFormat/>
-    <w:pPr/>
-    <w:rPr/>
   </w:style>
-  <w:style w:type="paragraph" w:styleId="Header">
+  <w:style w:type="paragraph" w:styleId="En-tte">
     <w:name w:val="header"/>
     <w:basedOn w:val="En-tteetpieddepage"/>
-    <w:pPr/>
-    <w:rPr/>
   </w:style>
-  <w:style w:type="paragraph" w:styleId="Footer">
+  <w:style w:type="paragraph" w:styleId="Pieddepage">
     <w:name w:val="footer"/>
     <w:basedOn w:val="En-tteetpieddepageuser"/>
     <w:pPr>
       <w:suppressLineNumbers/>
       <w:tabs>
-        <w:tab w:val="clear" w:pos="720"/>
-        <w:tab w:val="center" w:pos="4536" w:leader="none"/>
-        <w:tab w:val="right" w:pos="9072" w:leader="none"/>
+        <w:tab w:val="center" w:pos="4536"/>
+        <w:tab w:val="right" w:pos="9072"/>
       </w:tabs>
     </w:pPr>
-    <w:rPr/>
   </w:style>
-  <w:style w:type="paragraph" w:styleId="Commentaireuser">
+  <w:style w:type="paragraph" w:customStyle="1" w:styleId="Commentaireuser">
     <w:name w:val="Commentaire (user)"/>
     <w:basedOn w:val="Normal"/>
     <w:qFormat/>
     <w:pPr>
-      <w:spacing w:lineRule="auto" w:line="240" w:before="56" w:after="0"/>
-      <w:ind w:hanging="0" w:left="57" w:right="57"/>
+      <w:spacing w:before="56" w:after="0" w:line="240" w:lineRule="auto"/>
+      <w:ind w:left="57" w:right="57"/>
     </w:pPr>
     <w:rPr>
-      <w:color w:val="auto"/>
       <w:sz w:val="20"/>
       <w:szCs w:val="20"/>
     </w:rPr>
   </w:style>
-  <w:style w:type="table" w:default="1" w:styleId="TableNormal">
+  <w:style w:type="table" w:customStyle="1" w:styleId="TableNormal">
     <w:name w:val="TableNormal"/>
     <w:tblPr>
       <w:tblCellMar>
@@ -1851,41 +2484,41 @@
 </file>
 
 <file path=word/theme/theme1.xml><?xml version="1.0" encoding="utf-8"?>
-<a:theme xmlns:a="http://schemas.openxmlformats.org/drawingml/2006/main" xmlns:r="http://schemas.openxmlformats.org/officeDocument/2006/relationships" name="Office Theme">
+<a:theme xmlns:a="http://schemas.openxmlformats.org/drawingml/2006/main" name="Office Theme">
   <a:themeElements>
     <a:clrScheme name="Office">
       <a:dk1>
         <a:srgbClr val="000000"/>
       </a:dk1>
       <a:lt1>
-        <a:srgbClr val="ffffff"/>
+        <a:srgbClr val="FFFFFF"/>
       </a:lt1>
       <a:dk2>
-        <a:srgbClr val="1f497d"/>
+        <a:srgbClr val="1F497D"/>
       </a:dk2>
       <a:lt2>
-        <a:srgbClr val="eeece1"/>
+        <a:srgbClr val="EEECE1"/>
       </a:lt2>
       <a:accent1>
-        <a:srgbClr val="4f81bd"/>
+        <a:srgbClr val="4F81BD"/>
       </a:accent1>
       <a:accent2>
-        <a:srgbClr val="c0504d"/>
+        <a:srgbClr val="C0504D"/>
       </a:accent2>
       <a:accent3>
-        <a:srgbClr val="9bbb59"/>
+        <a:srgbClr val="9BBB59"/>
       </a:accent3>
       <a:accent4>
-        <a:srgbClr val="8064a2"/>
+        <a:srgbClr val="8064A2"/>
       </a:accent4>
       <a:accent5>
-        <a:srgbClr val="4bacc6"/>
+        <a:srgbClr val="4BACC6"/>
       </a:accent5>
       <a:accent6>
-        <a:srgbClr val="f79646"/>
+        <a:srgbClr val="F79646"/>
       </a:accent6>
       <a:hlink>
-        <a:srgbClr val="0000ff"/>
+        <a:srgbClr val="0000FF"/>
       </a:hlink>
       <a:folHlink>
         <a:srgbClr val="800080"/>
@@ -1893,12 +2526,12 @@
     </a:clrScheme>
     <a:fontScheme name="Office">
       <a:majorFont>
-        <a:latin typeface="Calibri" pitchFamily="0" charset="1"/>
+        <a:latin typeface="Calibri"/>
         <a:ea typeface=""/>
         <a:cs typeface=""/>
       </a:majorFont>
       <a:minorFont>
-        <a:latin typeface="Cambria" pitchFamily="0" charset="1"/>
+        <a:latin typeface="Cambria"/>
         <a:ea typeface=""/>
         <a:cs typeface=""/>
       </a:minorFont>
@@ -1927,7 +2560,7 @@
             </a:gs>
           </a:gsLst>
           <a:lin ang="16200000" scaled="1"/>
-          <a:tileRect l="0" t="0" r="0" b="0"/>
+          <a:tileRect/>
         </a:gradFill>
         <a:gradFill>
           <a:gsLst>
@@ -1945,7 +2578,7 @@
             </a:gs>
           </a:gsLst>
           <a:lin ang="16200000" scaled="0"/>
-          <a:tileRect l="0" t="0" r="0" b="0"/>
+          <a:tileRect/>
         </a:gradFill>
       </a:fillStyleLst>
       <a:lnStyleLst>
@@ -1996,7 +2629,7 @@
           <a:path path="circle">
             <a:fillToRect l="50000" t="-80000" r="50000" b="180000"/>
           </a:path>
-          <a:tileRect l="0" t="0" r="0" b="0"/>
+          <a:tileRect/>
         </a:gradFill>
         <a:gradFill>
           <a:gsLst>
@@ -2014,10 +2647,12 @@
           <a:path path="circle">
             <a:fillToRect l="50000" t="50000" r="50000" b="50000"/>
           </a:path>
-          <a:tileRect l="0" t="0" r="0" b="0"/>
+          <a:tileRect/>
         </a:gradFill>
       </a:bgFillStyleLst>
     </a:fmtScheme>
   </a:themeElements>
+  <a:objectDefaults/>
+  <a:extraClrSchemeLst/>
 </a:theme>
 </file>
--- a/BACKEND/rh-backend/src/MyApp.Api/File/IM.docx
+++ b/BACKEND/rh-backend/src/MyApp.Api/File/IM.docx
@@ -1,11 +1,11 @@
 
 <file path=word/document.xml><?xml version="1.0" encoding="utf-8"?>
-<w:document xmlns:o="urn:schemas-microsoft-com:office:office" xmlns:r="http://schemas.openxmlformats.org/officeDocument/2006/relationships" xmlns:v="urn:schemas-microsoft-com:vml" xmlns:w="http://schemas.openxmlformats.org/wordprocessingml/2006/main" xmlns:w10="urn:schemas-microsoft-com:office:word" xmlns:wp="http://schemas.openxmlformats.org/drawingml/2006/wordprocessingDrawing" xmlns:pic="http://schemas.openxmlformats.org/drawingml/2006/picture" xmlns:wps="http://schemas.microsoft.com/office/word/2010/wordprocessingShape" xmlns:wpg="http://schemas.microsoft.com/office/word/2010/wordprocessingGroup" xmlns:mc="http://schemas.openxmlformats.org/markup-compatibility/2006" xmlns:wp14="http://schemas.microsoft.com/office/word/2010/wordprocessingDrawing" xmlns:w14="http://schemas.microsoft.com/office/word/2010/wordml" xmlns:w15="http://schemas.microsoft.com/office/word/2012/wordml" mc:Ignorable="w14 wp14 w15">
+<w:document xmlns:wpc="http://schemas.microsoft.com/office/word/2010/wordprocessingCanvas" xmlns:cx="http://schemas.microsoft.com/office/drawing/2014/chartex" xmlns:cx1="http://schemas.microsoft.com/office/drawing/2015/9/8/chartex" xmlns:cx2="http://schemas.microsoft.com/office/drawing/2015/10/21/chartex" xmlns:cx3="http://schemas.microsoft.com/office/drawing/2016/5/9/chartex" xmlns:cx4="http://schemas.microsoft.com/office/drawing/2016/5/10/chartex" xmlns:cx5="http://schemas.microsoft.com/office/drawing/2016/5/11/chartex" xmlns:cx6="http://schemas.microsoft.com/office/drawing/2016/5/12/chartex" xmlns:cx7="http://schemas.microsoft.com/office/drawing/2016/5/13/chartex" xmlns:cx8="http://schemas.microsoft.com/office/drawing/2016/5/14/chartex" xmlns:mc="http://schemas.openxmlformats.org/markup-compatibility/2006" xmlns:aink="http://schemas.microsoft.com/office/drawing/2016/ink" xmlns:am3d="http://schemas.microsoft.com/office/drawing/2017/model3d" xmlns:o="urn:schemas-microsoft-com:office:office" xmlns:r="http://schemas.openxmlformats.org/officeDocument/2006/relationships" xmlns:m="http://schemas.openxmlformats.org/officeDocument/2006/math" xmlns:v="urn:schemas-microsoft-com:vml" xmlns:wp14="http://schemas.microsoft.com/office/word/2010/wordprocessingDrawing" xmlns:wp="http://schemas.openxmlformats.org/drawingml/2006/wordprocessingDrawing" xmlns:w10="urn:schemas-microsoft-com:office:word" xmlns:w="http://schemas.openxmlformats.org/wordprocessingml/2006/main" xmlns:w14="http://schemas.microsoft.com/office/word/2010/wordml" xmlns:w15="http://schemas.microsoft.com/office/word/2012/wordml" xmlns:w16cex="http://schemas.microsoft.com/office/word/2018/wordml/cex" xmlns:w16cid="http://schemas.microsoft.com/office/word/2016/wordml/cid" xmlns:w16="http://schemas.microsoft.com/office/word/2018/wordml" xmlns:w16sdtdh="http://schemas.microsoft.com/office/word/2020/wordml/sdtdatahash" xmlns:w16se="http://schemas.microsoft.com/office/word/2015/wordml/symex" xmlns:wpg="http://schemas.microsoft.com/office/word/2010/wordprocessingGroup" xmlns:wpi="http://schemas.microsoft.com/office/word/2010/wordprocessingInk" xmlns:wne="http://schemas.microsoft.com/office/word/2006/wordml" xmlns:wps="http://schemas.microsoft.com/office/word/2010/wordprocessingShape" mc:Ignorable="w14 w15 w16se w16cid w16 w16cex w16sdtdh wp14">
   <w:body>
     <w:p>
       <w:pPr>
         <w:pStyle w:val="normal1"/>
-        <w:ind w:hanging="0" w:left="-567" w:right="-567"/>
+        <w:ind w:left="-567" w:right="-567"/>
         <w:rPr>
           <w:rFonts w:ascii="Century Gothic" w:hAnsi="Century Gothic"/>
         </w:rPr>
@@ -14,16 +14,48 @@
       <w:bookmarkEnd w:id="0"/>
       <w:r>
         <w:rPr>
-          <w:rFonts w:eastAsia="Century Gothic" w:cs="Century Gothic" w:ascii="Century Gothic" w:hAnsi="Century Gothic"/>
+          <w:rFonts w:ascii="Century Gothic" w:eastAsia="Century Gothic" w:hAnsi="Century Gothic" w:cs="Century Gothic"/>
           <w:b/>
           <w:sz w:val="24"/>
           <w:szCs w:val="24"/>
         </w:rPr>
         <w:tab/>
+      </w:r>
+      <w:r>
+        <w:rPr>
+          <w:rFonts w:ascii="Century Gothic" w:eastAsia="Century Gothic" w:hAnsi="Century Gothic" w:cs="Century Gothic"/>
+          <w:b/>
+          <w:sz w:val="24"/>
+          <w:szCs w:val="24"/>
+        </w:rPr>
         <w:tab/>
         <w:t xml:space="preserve">            </w:t>
-        <w:tab/>
-        <w:tab/>
+      </w:r>
+      <w:r>
+        <w:rPr>
+          <w:rFonts w:ascii="Century Gothic" w:eastAsia="Century Gothic" w:hAnsi="Century Gothic" w:cs="Century Gothic"/>
+          <w:b/>
+          <w:sz w:val="24"/>
+          <w:szCs w:val="24"/>
+        </w:rPr>
+        <w:tab/>
+      </w:r>
+      <w:r>
+        <w:rPr>
+          <w:rFonts w:ascii="Century Gothic" w:eastAsia="Century Gothic" w:hAnsi="Century Gothic" w:cs="Century Gothic"/>
+          <w:b/>
+          <w:sz w:val="24"/>
+          <w:szCs w:val="24"/>
+        </w:rPr>
+        <w:tab/>
+      </w:r>
+      <w:r>
+        <w:rPr>
+          <w:rFonts w:ascii="Century Gothic" w:eastAsia="Century Gothic" w:hAnsi="Century Gothic" w:cs="Century Gothic"/>
+          <w:b/>
+          <w:sz w:val="24"/>
+          <w:szCs w:val="24"/>
+        </w:rPr>
         <w:tab/>
         <w:t xml:space="preserve"> N° ${numero} </w:t>
       </w:r>
@@ -31,15 +63,15 @@
     <w:p>
       <w:pPr>
         <w:pStyle w:val="normal1"/>
-        <w:spacing w:lineRule="auto" w:line="240" w:before="0" w:after="0"/>
-        <w:ind w:hanging="0" w:left="-567" w:right="-567"/>
+        <w:spacing w:after="0" w:line="240" w:lineRule="auto"/>
+        <w:ind w:left="-567" w:right="-567"/>
         <w:rPr>
           <w:rFonts w:ascii="Century Gothic" w:hAnsi="Century Gothic"/>
         </w:rPr>
       </w:pPr>
       <w:r>
         <w:rPr>
-          <w:rFonts w:eastAsia="Century Gothic" w:cs="Century Gothic" w:ascii="Century Gothic" w:hAnsi="Century Gothic"/>
+          <w:rFonts w:ascii="Century Gothic" w:eastAsia="Century Gothic" w:hAnsi="Century Gothic" w:cs="Century Gothic"/>
           <w:b/>
           <w:sz w:val="20"/>
           <w:szCs w:val="20"/>
@@ -50,80 +82,125 @@
     <w:p>
       <w:pPr>
         <w:pStyle w:val="normal1"/>
-        <w:spacing w:lineRule="auto" w:line="240" w:before="0" w:after="0"/>
-        <w:ind w:hanging="0" w:left="-567" w:right="-567"/>
-        <w:rPr>
-          <w:rFonts w:ascii="Century Gothic" w:hAnsi="Century Gothic" w:eastAsia="Century Gothic" w:cs="Century Gothic"/>
-          <w:sz w:val="20"/>
-          <w:szCs w:val="20"/>
-        </w:rPr>
-      </w:pPr>
-      <w:r>
-        <w:rPr>
-          <w:rFonts w:eastAsia="Century Gothic" w:cs="Century Gothic" w:ascii="Century Gothic" w:hAnsi="Century Gothic"/>
-          <w:sz w:val="20"/>
-          <w:szCs w:val="20"/>
-        </w:rPr>
-      </w:r>
-    </w:p>
-    <w:p>
-      <w:pPr>
-        <w:pStyle w:val="normal1"/>
-        <w:spacing w:lineRule="auto" w:line="240" w:before="0" w:after="0"/>
-        <w:ind w:hanging="0" w:left="-567" w:right="-567"/>
+        <w:spacing w:after="0" w:line="240" w:lineRule="auto"/>
+        <w:ind w:left="-567" w:right="-567"/>
+        <w:rPr>
+          <w:rFonts w:ascii="Century Gothic" w:eastAsia="Century Gothic" w:hAnsi="Century Gothic" w:cs="Century Gothic"/>
+          <w:sz w:val="20"/>
+          <w:szCs w:val="20"/>
+        </w:rPr>
+      </w:pPr>
+    </w:p>
+    <w:p>
+      <w:pPr>
+        <w:pStyle w:val="normal1"/>
+        <w:spacing w:after="0" w:line="240" w:lineRule="auto"/>
+        <w:ind w:left="-567" w:right="-567"/>
         <w:rPr>
           <w:rFonts w:ascii="Century Gothic" w:hAnsi="Century Gothic"/>
         </w:rPr>
       </w:pPr>
       <w:r>
         <w:rPr>
-          <w:rFonts w:eastAsia="Century Gothic" w:cs="Century Gothic" w:ascii="Century Gothic" w:hAnsi="Century Gothic"/>
-          <w:sz w:val="20"/>
-          <w:szCs w:val="20"/>
-        </w:rPr>
-        <w:t xml:space="preserve">Nom et prénoms : ${nom} ${prenom}  </w:t>
-        <w:tab/>
+          <w:rFonts w:ascii="Century Gothic" w:eastAsia="Century Gothic" w:hAnsi="Century Gothic" w:cs="Century Gothic"/>
+          <w:sz w:val="20"/>
+          <w:szCs w:val="20"/>
+        </w:rPr>
+        <w:t xml:space="preserve">Nom et prénoms : </w:t>
+      </w:r>
+      <w:r>
+        <w:rPr>
+          <w:rFonts w:ascii="Century Gothic" w:eastAsia="Century Gothic" w:hAnsi="Century Gothic" w:cs="Century Gothic"/>
+          <w:sz w:val="20"/>
+          <w:szCs w:val="20"/>
+        </w:rPr>
+        <w:t>${nom}</w:t>
+      </w:r>
+      <w:r>
+        <w:rPr>
+          <w:rFonts w:ascii="Century Gothic" w:eastAsia="Century Gothic" w:hAnsi="Century Gothic" w:cs="Century Gothic"/>
+          <w:sz w:val="20"/>
+          <w:szCs w:val="20"/>
+        </w:rPr>
+        <w:t xml:space="preserve"> </w:t>
+      </w:r>
+      <w:r>
+        <w:rPr>
+          <w:rFonts w:ascii="Century Gothic" w:eastAsia="Century Gothic" w:hAnsi="Century Gothic" w:cs="Century Gothic"/>
+          <w:sz w:val="20"/>
+          <w:szCs w:val="20"/>
+        </w:rPr>
+        <w:t>${prenom}</w:t>
+      </w:r>
+      <w:r>
+        <w:rPr>
+          <w:rFonts w:ascii="Century Gothic" w:eastAsia="Century Gothic" w:hAnsi="Century Gothic" w:cs="Century Gothic"/>
+          <w:sz w:val="20"/>
+          <w:szCs w:val="20"/>
+        </w:rPr>
+        <w:tab/>
+      </w:r>
+      <w:r>
+        <w:rPr>
+          <w:rFonts w:ascii="Century Gothic" w:eastAsia="Century Gothic" w:hAnsi="Century Gothic" w:cs="Century Gothic"/>
+          <w:sz w:val="20"/>
+          <w:szCs w:val="20"/>
+        </w:rPr>
         <w:t xml:space="preserve">Matricule : ${matricule} </w:t>
       </w:r>
     </w:p>
     <w:p>
       <w:pPr>
         <w:pStyle w:val="normal1"/>
-        <w:spacing w:lineRule="auto" w:line="240" w:before="0" w:after="0"/>
-        <w:ind w:hanging="0" w:left="-567" w:right="-567"/>
-        <w:rPr>
-          <w:rFonts w:ascii="Century Gothic" w:hAnsi="Century Gothic" w:eastAsia="Century Gothic" w:cs="Century Gothic"/>
-          <w:sz w:val="20"/>
-          <w:szCs w:val="20"/>
-        </w:rPr>
-      </w:pPr>
-      <w:r>
-        <w:rPr>
-          <w:rFonts w:eastAsia="Century Gothic" w:cs="Century Gothic" w:ascii="Century Gothic" w:hAnsi="Century Gothic"/>
-          <w:sz w:val="20"/>
-          <w:szCs w:val="20"/>
-        </w:rPr>
-      </w:r>
-    </w:p>
-    <w:p>
-      <w:pPr>
-        <w:pStyle w:val="normal1"/>
-        <w:spacing w:lineRule="auto" w:line="240" w:before="0" w:after="0"/>
-        <w:ind w:hanging="0" w:left="-567" w:right="-567"/>
+        <w:spacing w:after="0" w:line="240" w:lineRule="auto"/>
+        <w:ind w:left="-567" w:right="-567"/>
+        <w:rPr>
+          <w:rFonts w:ascii="Century Gothic" w:eastAsia="Century Gothic" w:hAnsi="Century Gothic" w:cs="Century Gothic"/>
+          <w:sz w:val="20"/>
+          <w:szCs w:val="20"/>
+        </w:rPr>
+      </w:pPr>
+    </w:p>
+    <w:p>
+      <w:pPr>
+        <w:pStyle w:val="normal1"/>
+        <w:spacing w:after="0" w:line="240" w:lineRule="auto"/>
+        <w:ind w:left="-567" w:right="-567"/>
         <w:rPr>
           <w:rFonts w:ascii="Century Gothic" w:hAnsi="Century Gothic"/>
         </w:rPr>
       </w:pPr>
       <w:r>
         <w:rPr>
-          <w:rFonts w:eastAsia="Century Gothic" w:cs="Century Gothic" w:ascii="Century Gothic" w:hAnsi="Century Gothic"/>
+          <w:rFonts w:ascii="Century Gothic" w:eastAsia="Century Gothic" w:hAnsi="Century Gothic" w:cs="Century Gothic"/>
           <w:sz w:val="20"/>
           <w:szCs w:val="20"/>
         </w:rPr>
         <w:t>Fonction : ${fonction}</w:t>
+      </w:r>
+      <w:r>
+        <w:rPr>
+          <w:rFonts w:ascii="Century Gothic" w:eastAsia="Century Gothic" w:hAnsi="Century Gothic" w:cs="Century Gothic"/>
+          <w:sz w:val="20"/>
+          <w:szCs w:val="20"/>
+        </w:rPr>
         <w:tab/>
         <w:t xml:space="preserve">    </w:t>
-        <w:tab/>
+      </w:r>
+      <w:r>
+        <w:rPr>
+          <w:rFonts w:ascii="Century Gothic" w:eastAsia="Century Gothic" w:hAnsi="Century Gothic" w:cs="Century Gothic"/>
+          <w:sz w:val="20"/>
+          <w:szCs w:val="20"/>
+        </w:rPr>
+        <w:tab/>
+      </w:r>
+      <w:r>
+        <w:rPr>
+          <w:rFonts w:ascii="Century Gothic" w:eastAsia="Century Gothic" w:hAnsi="Century Gothic" w:cs="Century Gothic"/>
+          <w:sz w:val="20"/>
+          <w:szCs w:val="20"/>
+        </w:rPr>
         <w:tab/>
         <w:t xml:space="preserve">Catégorie : ${categorie} </w:t>
       </w:r>
@@ -131,418 +208,528 @@
     <w:p>
       <w:pPr>
         <w:pStyle w:val="normal1"/>
-        <w:spacing w:lineRule="auto" w:line="240" w:before="0" w:after="0"/>
-        <w:ind w:hanging="0" w:left="-567" w:right="-567"/>
+        <w:spacing w:after="0" w:line="240" w:lineRule="auto"/>
+        <w:ind w:left="-567" w:right="-567"/>
         <w:rPr>
           <w:rFonts w:ascii="Century Gothic" w:hAnsi="Century Gothic"/>
         </w:rPr>
       </w:pPr>
-      <w:r>
+    </w:p>
+    <w:p>
+      <w:pPr>
+        <w:pStyle w:val="normal1"/>
+        <w:spacing w:after="0" w:line="240" w:lineRule="auto"/>
+        <w:ind w:left="-567" w:right="-567"/>
         <w:rPr>
           <w:rFonts w:ascii="Century Gothic" w:hAnsi="Century Gothic"/>
         </w:rPr>
-      </w:r>
-    </w:p>
-    <w:p>
-      <w:pPr>
-        <w:pStyle w:val="normal1"/>
-        <w:spacing w:lineRule="auto" w:line="240" w:before="0" w:after="0"/>
-        <w:ind w:hanging="0" w:left="-567" w:right="-567"/>
+      </w:pPr>
+      <w:r>
+        <w:rPr>
+          <w:rFonts w:ascii="Century Gothic" w:eastAsia="Century Gothic" w:hAnsi="Century Gothic" w:cs="Century Gothic"/>
+          <w:sz w:val="20"/>
+          <w:szCs w:val="20"/>
+        </w:rPr>
+        <w:t>Basé à : ${base}</w:t>
+      </w:r>
+      <w:r>
+        <w:rPr>
+          <w:rFonts w:ascii="Century Gothic" w:eastAsia="Century Gothic" w:hAnsi="Century Gothic" w:cs="Century Gothic"/>
+          <w:sz w:val="20"/>
+          <w:szCs w:val="20"/>
+        </w:rPr>
+        <w:tab/>
+      </w:r>
+      <w:r>
+        <w:rPr>
+          <w:rFonts w:ascii="Century Gothic" w:eastAsia="Century Gothic" w:hAnsi="Century Gothic" w:cs="Century Gothic"/>
+          <w:sz w:val="20"/>
+          <w:szCs w:val="20"/>
+        </w:rPr>
+        <w:tab/>
+      </w:r>
+      <w:r>
+        <w:rPr>
+          <w:rFonts w:ascii="Century Gothic" w:eastAsia="Century Gothic" w:hAnsi="Century Gothic" w:cs="Century Gothic"/>
+          <w:sz w:val="20"/>
+          <w:szCs w:val="20"/>
+        </w:rPr>
+        <w:tab/>
+      </w:r>
+      <w:r>
+        <w:rPr>
+          <w:rFonts w:ascii="Century Gothic" w:eastAsia="Century Gothic" w:hAnsi="Century Gothic" w:cs="Century Gothic"/>
+          <w:sz w:val="20"/>
+          <w:szCs w:val="20"/>
+        </w:rPr>
+        <w:tab/>
+      </w:r>
+      <w:r>
+        <w:rPr>
+          <w:rFonts w:ascii="Century Gothic" w:eastAsia="Century Gothic" w:hAnsi="Century Gothic" w:cs="Century Gothic"/>
+          <w:sz w:val="20"/>
+          <w:szCs w:val="20"/>
+        </w:rPr>
+        <w:tab/>
+      </w:r>
+      <w:r>
+        <w:rPr>
+          <w:rFonts w:ascii="Century Gothic" w:eastAsia="Century Gothic" w:hAnsi="Century Gothic" w:cs="Century Gothic"/>
+          <w:sz w:val="20"/>
+          <w:szCs w:val="20"/>
+        </w:rPr>
+        <w:tab/>
+      </w:r>
+      <w:r>
+        <w:rPr>
+          <w:rFonts w:ascii="Century Gothic" w:eastAsia="Century Gothic" w:hAnsi="Century Gothic" w:cs="Century Gothic"/>
+          <w:sz w:val="20"/>
+          <w:szCs w:val="20"/>
+        </w:rPr>
+        <w:tab/>
+      </w:r>
+    </w:p>
+    <w:p>
+      <w:pPr>
+        <w:pStyle w:val="normal1"/>
+        <w:spacing w:after="0" w:line="240" w:lineRule="auto"/>
+        <w:ind w:left="-567" w:right="-567"/>
         <w:rPr>
           <w:rFonts w:ascii="Century Gothic" w:hAnsi="Century Gothic"/>
         </w:rPr>
       </w:pPr>
-      <w:r>
-        <w:rPr>
-          <w:rFonts w:eastAsia="Century Gothic" w:cs="Century Gothic" w:ascii="Century Gothic" w:hAnsi="Century Gothic"/>
-          <w:sz w:val="20"/>
-          <w:szCs w:val="20"/>
-        </w:rPr>
-        <w:t>Basé à : ${base}</w:t>
-        <w:tab/>
-        <w:tab/>
-        <w:tab/>
-        <w:tab/>
-        <w:tab/>
-        <w:tab/>
-        <w:tab/>
-      </w:r>
-    </w:p>
-    <w:p>
-      <w:pPr>
-        <w:pStyle w:val="normal1"/>
-        <w:spacing w:lineRule="auto" w:line="240" w:before="0" w:after="0"/>
-        <w:ind w:hanging="0" w:left="-567" w:right="-567"/>
+    </w:p>
+    <w:p>
+      <w:pPr>
+        <w:pStyle w:val="normal1"/>
+        <w:spacing w:after="0" w:line="240" w:lineRule="auto"/>
+        <w:ind w:left="-567" w:right="-567"/>
         <w:rPr>
           <w:rFonts w:ascii="Century Gothic" w:hAnsi="Century Gothic"/>
         </w:rPr>
       </w:pPr>
       <w:r>
         <w:rPr>
+          <w:rFonts w:ascii="Century Gothic" w:eastAsia="Century Gothic" w:hAnsi="Century Gothic" w:cs="Century Gothic"/>
+          <w:sz w:val="20"/>
+          <w:szCs w:val="20"/>
+        </w:rPr>
+        <w:t xml:space="preserve">Direction : ${direction} </w:t>
+      </w:r>
+      <w:r>
+        <w:rPr>
+          <w:rFonts w:ascii="Century Gothic" w:eastAsia="Century Gothic" w:hAnsi="Century Gothic" w:cs="Century Gothic"/>
+          <w:sz w:val="20"/>
+          <w:szCs w:val="20"/>
+        </w:rPr>
+        <w:tab/>
+      </w:r>
+      <w:r>
+        <w:rPr>
+          <w:rFonts w:ascii="Century Gothic" w:eastAsia="Century Gothic" w:hAnsi="Century Gothic" w:cs="Century Gothic"/>
+          <w:sz w:val="20"/>
+          <w:szCs w:val="20"/>
+        </w:rPr>
+        <w:tab/>
+      </w:r>
+      <w:r>
+        <w:rPr>
+          <w:rFonts w:ascii="Century Gothic" w:eastAsia="Century Gothic" w:hAnsi="Century Gothic" w:cs="Century Gothic"/>
+          <w:sz w:val="20"/>
+          <w:szCs w:val="20"/>
+        </w:rPr>
+        <w:tab/>
+      </w:r>
+      <w:r>
+        <w:rPr>
+          <w:rFonts w:ascii="Century Gothic" w:eastAsia="Century Gothic" w:hAnsi="Century Gothic" w:cs="Century Gothic"/>
+          <w:sz w:val="20"/>
+          <w:szCs w:val="20"/>
+        </w:rPr>
+        <w:t xml:space="preserve">Département / Service : ${service} </w:t>
+      </w:r>
+    </w:p>
+    <w:p>
+      <w:pPr>
+        <w:pStyle w:val="normal1"/>
+        <w:spacing w:after="0" w:line="240" w:lineRule="auto"/>
+        <w:ind w:left="-567" w:right="-567"/>
+        <w:rPr>
           <w:rFonts w:ascii="Century Gothic" w:hAnsi="Century Gothic"/>
         </w:rPr>
-      </w:r>
-    </w:p>
-    <w:p>
-      <w:pPr>
-        <w:pStyle w:val="normal1"/>
-        <w:spacing w:lineRule="auto" w:line="240" w:before="0" w:after="0"/>
-        <w:ind w:hanging="0" w:left="-567" w:right="-567"/>
+      </w:pPr>
+    </w:p>
+    <w:p>
+      <w:pPr>
+        <w:pStyle w:val="normal1"/>
+        <w:spacing w:after="0" w:line="240" w:lineRule="auto"/>
+        <w:ind w:left="-567" w:right="-567"/>
         <w:rPr>
           <w:rFonts w:ascii="Century Gothic" w:hAnsi="Century Gothic"/>
         </w:rPr>
       </w:pPr>
       <w:r>
         <w:rPr>
-          <w:rFonts w:eastAsia="Century Gothic" w:cs="Century Gothic" w:ascii="Century Gothic" w:hAnsi="Century Gothic"/>
-          <w:sz w:val="20"/>
-          <w:szCs w:val="20"/>
-        </w:rPr>
-        <w:t xml:space="preserve">Direction : ${direction} </w:t>
-        <w:tab/>
-        <w:t xml:space="preserve">Département / Service : ${departement} / ${service} </w:t>
-      </w:r>
-    </w:p>
-    <w:p>
-      <w:pPr>
-        <w:pStyle w:val="normal1"/>
-        <w:spacing w:lineRule="auto" w:line="240" w:before="0" w:after="0"/>
-        <w:ind w:hanging="0" w:left="-567" w:right="-567"/>
-        <w:rPr/>
-      </w:pPr>
-      <w:r>
-        <w:rPr/>
-      </w:r>
-    </w:p>
-    <w:p>
-      <w:pPr>
-        <w:pStyle w:val="normal1"/>
-        <w:spacing w:lineRule="auto" w:line="240" w:before="0" w:after="0"/>
-        <w:ind w:hanging="0" w:left="-567" w:right="-567"/>
+          <w:rFonts w:ascii="Century Gothic" w:eastAsia="Century Gothic" w:hAnsi="Century Gothic" w:cs="Century Gothic"/>
+          <w:sz w:val="20"/>
+          <w:szCs w:val="20"/>
+        </w:rPr>
+        <w:t xml:space="preserve">De se rendre à : ${lieu} </w:t>
+      </w:r>
+      <w:r>
+        <w:rPr>
+          <w:rFonts w:ascii="Century Gothic" w:eastAsia="Century Gothic" w:hAnsi="Century Gothic" w:cs="Century Gothic"/>
+          <w:sz w:val="20"/>
+          <w:szCs w:val="20"/>
+        </w:rPr>
+        <w:tab/>
+      </w:r>
+      <w:r>
+        <w:rPr>
+          <w:rFonts w:ascii="Century Gothic" w:eastAsia="Century Gothic" w:hAnsi="Century Gothic" w:cs="Century Gothic"/>
+          <w:sz w:val="20"/>
+          <w:szCs w:val="20"/>
+        </w:rPr>
+        <w:tab/>
+      </w:r>
+      <w:r>
+        <w:rPr>
+          <w:rFonts w:ascii="Century Gothic" w:eastAsia="Century Gothic" w:hAnsi="Century Gothic" w:cs="Century Gothic"/>
+          <w:sz w:val="20"/>
+          <w:szCs w:val="20"/>
+        </w:rPr>
+        <w:tab/>
+        <w:t xml:space="preserve">Moyen de transport : ${transport} </w:t>
+      </w:r>
+    </w:p>
+    <w:p>
+      <w:pPr>
+        <w:pStyle w:val="normal1"/>
+        <w:spacing w:after="0" w:line="240" w:lineRule="auto"/>
+        <w:ind w:left="-567" w:right="-567"/>
+        <w:rPr>
+          <w:rFonts w:ascii="Century Gothic" w:eastAsia="Century Gothic" w:hAnsi="Century Gothic" w:cs="Century Gothic"/>
+          <w:sz w:val="20"/>
+          <w:szCs w:val="20"/>
+        </w:rPr>
+      </w:pPr>
+    </w:p>
+    <w:p>
+      <w:pPr>
+        <w:pStyle w:val="normal1"/>
+        <w:spacing w:after="0" w:line="240" w:lineRule="auto"/>
+        <w:ind w:left="-567" w:right="-567"/>
         <w:rPr>
           <w:rFonts w:ascii="Century Gothic" w:hAnsi="Century Gothic"/>
         </w:rPr>
       </w:pPr>
       <w:r>
         <w:rPr>
-          <w:rFonts w:eastAsia="Century Gothic" w:cs="Century Gothic" w:ascii="Century Gothic" w:hAnsi="Century Gothic"/>
-          <w:sz w:val="20"/>
-          <w:szCs w:val="20"/>
-        </w:rPr>
-        <w:t xml:space="preserve">De se rendre à : ${lieu} </w:t>
-        <w:tab/>
-        <w:tab/>
-        <w:tab/>
-        <w:t xml:space="preserve">Moyen de transport : ${transport} </w:t>
-      </w:r>
-    </w:p>
-    <w:p>
-      <w:pPr>
-        <w:pStyle w:val="normal1"/>
-        <w:spacing w:lineRule="auto" w:line="240" w:before="0" w:after="0"/>
-        <w:ind w:hanging="0" w:left="-567" w:right="-567"/>
-        <w:rPr>
-          <w:rFonts w:ascii="Century Gothic" w:hAnsi="Century Gothic" w:eastAsia="Century Gothic" w:cs="Century Gothic"/>
-          <w:sz w:val="20"/>
-          <w:szCs w:val="20"/>
-        </w:rPr>
-      </w:pPr>
-      <w:r>
-        <w:rPr>
-          <w:rFonts w:eastAsia="Century Gothic" w:cs="Century Gothic" w:ascii="Century Gothic" w:hAnsi="Century Gothic"/>
-          <w:sz w:val="20"/>
-          <w:szCs w:val="20"/>
-        </w:rPr>
-      </w:r>
-    </w:p>
-    <w:p>
-      <w:pPr>
-        <w:pStyle w:val="normal1"/>
-        <w:spacing w:lineRule="auto" w:line="240" w:before="0" w:after="0"/>
-        <w:ind w:hanging="0" w:left="-567" w:right="-567"/>
+          <w:rFonts w:ascii="Century Gothic" w:eastAsia="Century Gothic" w:hAnsi="Century Gothic" w:cs="Century Gothic"/>
+          <w:sz w:val="20"/>
+          <w:szCs w:val="20"/>
+        </w:rPr>
+        <w:t xml:space="preserve">Date et heure de départ : ${date_heure_depart} </w:t>
+      </w:r>
+    </w:p>
+    <w:p>
+      <w:pPr>
+        <w:pStyle w:val="normal1"/>
+        <w:spacing w:after="0" w:line="240" w:lineRule="auto"/>
+        <w:ind w:left="-567" w:right="-567"/>
         <w:rPr>
           <w:rFonts w:ascii="Century Gothic" w:hAnsi="Century Gothic"/>
         </w:rPr>
       </w:pPr>
-      <w:r>
-        <w:rPr>
-          <w:rFonts w:eastAsia="Century Gothic" w:cs="Century Gothic" w:ascii="Century Gothic" w:hAnsi="Century Gothic"/>
-          <w:sz w:val="20"/>
-          <w:szCs w:val="20"/>
-        </w:rPr>
-        <w:t xml:space="preserve">Date et heure de départ : ${date_heure_depart} </w:t>
-      </w:r>
-    </w:p>
-    <w:p>
-      <w:pPr>
-        <w:pStyle w:val="normal1"/>
-        <w:spacing w:lineRule="auto" w:line="240" w:before="0" w:after="0"/>
-        <w:ind w:hanging="0" w:left="-567" w:right="-567"/>
+    </w:p>
+    <w:p>
+      <w:pPr>
+        <w:pStyle w:val="normal1"/>
+        <w:spacing w:after="0" w:line="240" w:lineRule="auto"/>
+        <w:ind w:left="-567" w:right="-567"/>
         <w:rPr>
           <w:rFonts w:ascii="Century Gothic" w:hAnsi="Century Gothic"/>
         </w:rPr>
       </w:pPr>
       <w:r>
         <w:rPr>
+          <w:rFonts w:ascii="Century Gothic" w:eastAsia="Century Gothic" w:hAnsi="Century Gothic" w:cs="Century Gothic"/>
+          <w:sz w:val="20"/>
+          <w:szCs w:val="20"/>
+        </w:rPr>
+        <w:t xml:space="preserve">Date et heure de retour : ${date_heure_retour} </w:t>
+      </w:r>
+    </w:p>
+    <w:p>
+      <w:pPr>
+        <w:pStyle w:val="normal1"/>
+        <w:spacing w:after="0" w:line="240" w:lineRule="auto"/>
+        <w:ind w:left="-567" w:right="-567"/>
+        <w:rPr>
           <w:rFonts w:ascii="Century Gothic" w:hAnsi="Century Gothic"/>
         </w:rPr>
-      </w:r>
-    </w:p>
-    <w:p>
-      <w:pPr>
-        <w:pStyle w:val="normal1"/>
-        <w:spacing w:lineRule="auto" w:line="240" w:before="0" w:after="0"/>
-        <w:ind w:hanging="0" w:left="-567" w:right="-567"/>
+      </w:pPr>
+    </w:p>
+    <w:p>
+      <w:pPr>
+        <w:pStyle w:val="normal1"/>
+        <w:spacing w:after="0" w:line="240" w:lineRule="auto"/>
+        <w:ind w:left="-567" w:right="-567"/>
         <w:rPr>
           <w:rFonts w:ascii="Century Gothic" w:hAnsi="Century Gothic"/>
         </w:rPr>
       </w:pPr>
-      <w:r>
-        <w:rPr>
-          <w:rFonts w:eastAsia="Century Gothic" w:cs="Century Gothic" w:ascii="Century Gothic" w:hAnsi="Century Gothic"/>
-          <w:sz w:val="20"/>
-          <w:szCs w:val="20"/>
-        </w:rPr>
-        <w:t xml:space="preserve">Date et heure de retour : ${date_heure_retour} </w:t>
-      </w:r>
-    </w:p>
-    <w:p>
-      <w:pPr>
-        <w:pStyle w:val="normal1"/>
-        <w:spacing w:lineRule="auto" w:line="240" w:before="0" w:after="0"/>
-        <w:ind w:hanging="0" w:left="-567" w:right="-567"/>
+      <w:bookmarkStart w:id="1" w:name="_Hlk213790283"/>
+      <w:r>
         <w:rPr>
           <w:rFonts w:ascii="Century Gothic" w:hAnsi="Century Gothic"/>
-        </w:rPr>
-      </w:pPr>
+          <w:sz w:val="20"/>
+          <w:szCs w:val="20"/>
+        </w:rPr>
+        <w:t>Motif</w:t>
+      </w:r>
       <w:r>
         <w:rPr>
           <w:rFonts w:ascii="Century Gothic" w:hAnsi="Century Gothic"/>
         </w:rPr>
-      </w:r>
-    </w:p>
-    <w:p>
-      <w:pPr>
-        <w:pStyle w:val="normal1"/>
-        <w:spacing w:lineRule="auto" w:line="240" w:before="0" w:after="0"/>
-        <w:ind w:hanging="0" w:left="-567" w:right="-567"/>
+        <w:t xml:space="preserve"> : </w:t>
+      </w:r>
+      <w:r>
         <w:rPr>
           <w:rFonts w:ascii="Century Gothic" w:hAnsi="Century Gothic"/>
-        </w:rPr>
-      </w:pPr>
+          <w:sz w:val="20"/>
+          <w:szCs w:val="20"/>
+        </w:rPr>
+        <w:t>${motif}</w:t>
+      </w:r>
       <w:r>
         <w:rPr>
           <w:rFonts w:ascii="Century Gothic" w:hAnsi="Century Gothic"/>
         </w:rPr>
-        <w:t xml:space="preserve">Motif : ${motif} </w:t>
-      </w:r>
-    </w:p>
-    <w:p>
-      <w:pPr>
-        <w:pStyle w:val="normal1"/>
-        <w:spacing w:lineRule="auto" w:line="240" w:before="0" w:after="0"/>
-        <w:ind w:hanging="0" w:left="-567" w:right="-567"/>
+        <w:t xml:space="preserve"> </w:t>
+      </w:r>
+    </w:p>
+    <w:bookmarkEnd w:id="1"/>
+    <w:p>
+      <w:pPr>
+        <w:pStyle w:val="normal1"/>
+        <w:spacing w:after="0" w:line="240" w:lineRule="auto"/>
+        <w:ind w:left="-567" w:right="-567"/>
         <w:rPr>
           <w:rFonts w:ascii="Century Gothic" w:hAnsi="Century Gothic"/>
         </w:rPr>
       </w:pPr>
-      <w:r>
+    </w:p>
+    <w:p>
+      <w:pPr>
+        <w:pStyle w:val="normal1"/>
+        <w:spacing w:after="0" w:line="240" w:lineRule="auto"/>
+        <w:ind w:left="-567" w:right="-567"/>
         <w:rPr>
           <w:rFonts w:ascii="Century Gothic" w:hAnsi="Century Gothic"/>
         </w:rPr>
-      </w:r>
-    </w:p>
-    <w:p>
-      <w:pPr>
-        <w:pStyle w:val="normal1"/>
-        <w:spacing w:lineRule="auto" w:line="240" w:before="0" w:after="0"/>
-        <w:ind w:hanging="0" w:left="-567" w:right="-567"/>
+      </w:pPr>
+      <w:r>
         <w:rPr>
           <w:rFonts w:ascii="Century Gothic" w:hAnsi="Century Gothic"/>
-        </w:rPr>
-      </w:pPr>
+          <w:sz w:val="20"/>
+          <w:szCs w:val="20"/>
+        </w:rPr>
+        <w:t>${tableau}</w:t>
+      </w:r>
       <w:r>
         <w:rPr>
           <w:rFonts w:ascii="Century Gothic" w:hAnsi="Century Gothic"/>
         </w:rPr>
-      </w:r>
-    </w:p>
-    <w:p>
-      <w:pPr>
-        <w:pStyle w:val="normal1"/>
-        <w:spacing w:lineRule="auto" w:line="240" w:before="0" w:after="0"/>
-        <w:ind w:hanging="0" w:left="-567" w:right="-567"/>
+        <w:t xml:space="preserve"> </w:t>
+      </w:r>
+    </w:p>
+    <w:p>
+      <w:pPr>
+        <w:pStyle w:val="normal1"/>
+        <w:spacing w:after="0" w:line="240" w:lineRule="auto"/>
+        <w:ind w:left="-567" w:right="-567"/>
+        <w:rPr>
+          <w:rFonts w:ascii="Century Gothic" w:eastAsia="Century Gothic" w:hAnsi="Century Gothic" w:cs="Century Gothic"/>
+          <w:b/>
+          <w:sz w:val="20"/>
+          <w:szCs w:val="20"/>
+        </w:rPr>
+      </w:pPr>
+    </w:p>
+    <w:p>
+      <w:pPr>
+        <w:pStyle w:val="normal1"/>
+        <w:spacing w:after="0" w:line="240" w:lineRule="auto"/>
+        <w:ind w:left="-567" w:right="-567"/>
+        <w:rPr>
+          <w:rFonts w:ascii="Century Gothic" w:eastAsia="Century Gothic" w:hAnsi="Century Gothic" w:cs="Century Gothic"/>
+          <w:b/>
+          <w:sz w:val="20"/>
+          <w:szCs w:val="20"/>
+        </w:rPr>
+      </w:pPr>
+    </w:p>
+    <w:p>
+      <w:pPr>
+        <w:pStyle w:val="normal1"/>
+        <w:spacing w:after="0" w:line="240" w:lineRule="auto"/>
+        <w:ind w:left="-567" w:right="-567"/>
         <w:rPr>
           <w:rFonts w:ascii="Century Gothic" w:hAnsi="Century Gothic"/>
         </w:rPr>
       </w:pPr>
       <w:r>
         <w:rPr>
+          <w:rFonts w:ascii="Century Gothic" w:eastAsia="Century Gothic" w:hAnsi="Century Gothic" w:cs="Century Gothic"/>
+          <w:sz w:val="20"/>
+          <w:szCs w:val="20"/>
+        </w:rPr>
+        <w:tab/>
+      </w:r>
+      <w:r>
+        <w:rPr>
+          <w:rFonts w:ascii="Century Gothic" w:eastAsia="Century Gothic" w:hAnsi="Century Gothic" w:cs="Century Gothic"/>
+          <w:sz w:val="20"/>
+          <w:szCs w:val="20"/>
+        </w:rPr>
+        <w:tab/>
+      </w:r>
+      <w:r>
+        <w:rPr>
+          <w:rFonts w:ascii="Century Gothic" w:eastAsia="Century Gothic" w:hAnsi="Century Gothic" w:cs="Century Gothic"/>
+          <w:sz w:val="20"/>
+          <w:szCs w:val="20"/>
+        </w:rPr>
+        <w:tab/>
+      </w:r>
+      <w:r>
+        <w:rPr>
+          <w:rFonts w:ascii="Century Gothic" w:eastAsia="Century Gothic" w:hAnsi="Century Gothic" w:cs="Century Gothic"/>
+          <w:sz w:val="20"/>
+          <w:szCs w:val="20"/>
+        </w:rPr>
+        <w:tab/>
+      </w:r>
+      <w:r>
+        <w:rPr>
+          <w:rFonts w:ascii="Century Gothic" w:eastAsia="Century Gothic" w:hAnsi="Century Gothic" w:cs="Century Gothic"/>
+          <w:sz w:val="20"/>
+          <w:szCs w:val="20"/>
+        </w:rPr>
+        <w:tab/>
+      </w:r>
+      <w:r>
+        <w:rPr>
+          <w:rFonts w:ascii="Century Gothic" w:eastAsia="Century Gothic" w:hAnsi="Century Gothic" w:cs="Century Gothic"/>
+          <w:sz w:val="20"/>
+          <w:szCs w:val="20"/>
+        </w:rPr>
+        <w:tab/>
+      </w:r>
+      <w:r>
+        <w:rPr>
+          <w:rFonts w:ascii="Century Gothic" w:eastAsia="Century Gothic" w:hAnsi="Century Gothic" w:cs="Century Gothic"/>
+          <w:sz w:val="20"/>
+          <w:szCs w:val="20"/>
+        </w:rPr>
+        <w:tab/>
+        <w:t xml:space="preserve">                  Antananarivo, le ${date_creation}</w:t>
+      </w:r>
+    </w:p>
+    <w:p>
+      <w:pPr>
+        <w:pStyle w:val="normal1"/>
+        <w:spacing w:after="0" w:line="240" w:lineRule="auto"/>
+        <w:ind w:left="-567" w:right="-567"/>
+        <w:rPr>
+          <w:rFonts w:ascii="Century Gothic" w:eastAsia="Century Gothic" w:hAnsi="Century Gothic" w:cs="Century Gothic"/>
+          <w:sz w:val="20"/>
+          <w:szCs w:val="20"/>
+        </w:rPr>
+      </w:pPr>
+    </w:p>
+    <w:p>
+      <w:pPr>
+        <w:pStyle w:val="normal1"/>
+        <w:spacing w:after="0" w:line="240" w:lineRule="auto"/>
+        <w:ind w:left="-567" w:right="-567"/>
+        <w:rPr>
           <w:rFonts w:ascii="Century Gothic" w:hAnsi="Century Gothic"/>
         </w:rPr>
-      </w:r>
-    </w:p>
-    <w:p>
-      <w:pPr>
-        <w:pStyle w:val="normal1"/>
-        <w:spacing w:lineRule="auto" w:line="240" w:before="0" w:after="0"/>
-        <w:ind w:hanging="0" w:left="-567" w:right="-567"/>
-        <w:rPr>
-          <w:rFonts w:ascii="Century Gothic" w:hAnsi="Century Gothic"/>
-        </w:rPr>
-      </w:pPr>
-      <w:r>
-        <w:rPr>
-          <w:rFonts w:ascii="Century Gothic" w:hAnsi="Century Gothic"/>
-        </w:rPr>
-      </w:r>
-    </w:p>
-    <w:p>
-      <w:pPr>
-        <w:pStyle w:val="normal1"/>
-        <w:spacing w:lineRule="auto" w:line="240" w:before="0" w:after="0"/>
-        <w:ind w:hanging="0" w:left="-567" w:right="-567"/>
-        <w:rPr>
-          <w:rFonts w:ascii="Century Gothic" w:hAnsi="Century Gothic"/>
-        </w:rPr>
-      </w:pPr>
-      <w:r>
-        <w:rPr>
-          <w:rFonts w:eastAsia="Century Gothic" w:cs="Century Gothic" w:ascii="Century Gothic" w:hAnsi="Century Gothic"/>
-          <w:sz w:val="20"/>
-          <w:szCs w:val="20"/>
-        </w:rPr>
-        <w:tab/>
-        <w:tab/>
-        <w:t>${tableau}</w:t>
-      </w:r>
-    </w:p>
-    <w:p>
-      <w:pPr>
-        <w:pStyle w:val="normal1"/>
-        <w:spacing w:lineRule="auto" w:line="240" w:before="0" w:after="0"/>
-        <w:ind w:hanging="0" w:left="-567" w:right="-567"/>
-        <w:rPr>
-          <w:rFonts w:ascii="Century Gothic" w:hAnsi="Century Gothic"/>
-        </w:rPr>
-      </w:pPr>
-      <w:r>
-        <w:rPr>
-          <w:rFonts w:ascii="Century Gothic" w:hAnsi="Century Gothic"/>
-        </w:rPr>
-      </w:r>
-    </w:p>
-    <w:p>
-      <w:pPr>
-        <w:pStyle w:val="normal1"/>
-        <w:spacing w:lineRule="auto" w:line="240" w:before="0" w:after="0"/>
-        <w:ind w:hanging="0" w:left="-567" w:right="-567"/>
-        <w:rPr>
-          <w:rFonts w:ascii="Century Gothic" w:hAnsi="Century Gothic" w:eastAsia="Century Gothic" w:cs="Century Gothic"/>
+      </w:pPr>
+      <w:r>
+        <w:rPr>
+          <w:rFonts w:ascii="Century Gothic" w:eastAsia="Century Gothic" w:hAnsi="Century Gothic" w:cs="Century Gothic"/>
           <w:b/>
           <w:sz w:val="20"/>
           <w:szCs w:val="20"/>
         </w:rPr>
-      </w:pPr>
-      <w:r>
-        <w:rPr>
-          <w:rFonts w:eastAsia="Century Gothic" w:cs="Century Gothic" w:ascii="Century Gothic" w:hAnsi="Century Gothic"/>
+        <w:tab/>
+      </w:r>
+      <w:r>
+        <w:rPr>
+          <w:rFonts w:ascii="Century Gothic" w:eastAsia="Century Gothic" w:hAnsi="Century Gothic" w:cs="Century Gothic"/>
           <w:b/>
           <w:sz w:val="20"/>
           <w:szCs w:val="20"/>
         </w:rPr>
-      </w:r>
-    </w:p>
-    <w:p>
-      <w:pPr>
-        <w:pStyle w:val="normal1"/>
-        <w:spacing w:lineRule="auto" w:line="240" w:before="0" w:after="0"/>
-        <w:ind w:hanging="0" w:left="-567" w:right="-567"/>
-        <w:rPr>
-          <w:rFonts w:ascii="Century Gothic" w:hAnsi="Century Gothic" w:eastAsia="Century Gothic" w:cs="Century Gothic"/>
+        <w:tab/>
+        <w:t xml:space="preserve">Le Requérant </w:t>
+      </w:r>
+      <w:r>
+        <w:rPr>
+          <w:rFonts w:ascii="Century Gothic" w:eastAsia="Century Gothic" w:hAnsi="Century Gothic" w:cs="Century Gothic"/>
           <w:b/>
           <w:sz w:val="20"/>
           <w:szCs w:val="20"/>
         </w:rPr>
-      </w:pPr>
-      <w:r>
-        <w:rPr>
-          <w:rFonts w:eastAsia="Century Gothic" w:cs="Century Gothic" w:ascii="Century Gothic" w:hAnsi="Century Gothic"/>
+        <w:tab/>
+      </w:r>
+      <w:r>
+        <w:rPr>
+          <w:rFonts w:ascii="Century Gothic" w:eastAsia="Century Gothic" w:hAnsi="Century Gothic" w:cs="Century Gothic"/>
           <w:b/>
           <w:sz w:val="20"/>
           <w:szCs w:val="20"/>
         </w:rPr>
-      </w:r>
-    </w:p>
-    <w:p>
-      <w:pPr>
-        <w:pStyle w:val="normal1"/>
-        <w:spacing w:lineRule="auto" w:line="240" w:before="0" w:after="0"/>
-        <w:ind w:hanging="0" w:left="-567" w:right="-567"/>
-        <w:rPr>
-          <w:rFonts w:ascii="Century Gothic" w:hAnsi="Century Gothic"/>
-        </w:rPr>
-      </w:pPr>
-      <w:r>
-        <w:rPr>
-          <w:rFonts w:eastAsia="Century Gothic" w:cs="Century Gothic" w:ascii="Century Gothic" w:hAnsi="Century Gothic"/>
-          <w:sz w:val="20"/>
-          <w:szCs w:val="20"/>
-        </w:rPr>
-        <w:tab/>
-        <w:tab/>
-        <w:tab/>
-        <w:tab/>
-        <w:tab/>
-        <w:tab/>
-        <w:tab/>
-        <w:t xml:space="preserve">                  Antananarivo, le ${date_creation}</w:t>
-      </w:r>
-    </w:p>
-    <w:p>
-      <w:pPr>
-        <w:pStyle w:val="normal1"/>
-        <w:spacing w:lineRule="auto" w:line="240" w:before="0" w:after="0"/>
-        <w:ind w:hanging="0" w:left="-567" w:right="-567"/>
-        <w:rPr>
-          <w:rFonts w:ascii="Century Gothic" w:hAnsi="Century Gothic" w:eastAsia="Century Gothic" w:cs="Century Gothic"/>
-          <w:sz w:val="20"/>
-          <w:szCs w:val="20"/>
-        </w:rPr>
-      </w:pPr>
-      <w:r>
-        <w:rPr>
-          <w:rFonts w:eastAsia="Century Gothic" w:cs="Century Gothic" w:ascii="Century Gothic" w:hAnsi="Century Gothic"/>
-          <w:sz w:val="20"/>
-          <w:szCs w:val="20"/>
-        </w:rPr>
-      </w:r>
-    </w:p>
-    <w:p>
-      <w:pPr>
-        <w:pStyle w:val="normal1"/>
-        <w:spacing w:lineRule="auto" w:line="240" w:before="0" w:after="0"/>
-        <w:ind w:hanging="0" w:left="-567" w:right="-567"/>
-        <w:rPr>
-          <w:rFonts w:ascii="Century Gothic" w:hAnsi="Century Gothic"/>
-        </w:rPr>
-      </w:pPr>
-      <w:r>
-        <w:rPr>
-          <w:rFonts w:eastAsia="Century Gothic" w:cs="Century Gothic" w:ascii="Century Gothic" w:hAnsi="Century Gothic"/>
+        <w:tab/>
+        <w:t xml:space="preserve">           </w:t>
+      </w:r>
+      <w:r>
+        <w:rPr>
+          <w:rFonts w:ascii="Century Gothic" w:eastAsia="Century Gothic" w:hAnsi="Century Gothic" w:cs="Century Gothic"/>
           <w:b/>
           <w:sz w:val="20"/>
           <w:szCs w:val="20"/>
         </w:rPr>
         <w:tab/>
-        <w:tab/>
-        <w:t xml:space="preserve">Le Requérant </w:t>
-        <w:tab/>
-        <w:tab/>
-        <w:t xml:space="preserve">           </w:t>
-        <w:tab/>
-        <w:tab/>
-        <w:tab/>
+      </w:r>
+      <w:r>
+        <w:rPr>
+          <w:rFonts w:ascii="Century Gothic" w:eastAsia="Century Gothic" w:hAnsi="Century Gothic" w:cs="Century Gothic"/>
+          <w:b/>
+          <w:sz w:val="20"/>
+          <w:szCs w:val="20"/>
+        </w:rPr>
+        <w:tab/>
+      </w:r>
+      <w:r>
+        <w:rPr>
+          <w:rFonts w:ascii="Century Gothic" w:eastAsia="Century Gothic" w:hAnsi="Century Gothic" w:cs="Century Gothic"/>
+          <w:b/>
+          <w:sz w:val="20"/>
+          <w:szCs w:val="20"/>
+        </w:rPr>
+        <w:tab/>
+      </w:r>
+      <w:r>
+        <w:rPr>
+          <w:rFonts w:ascii="Century Gothic" w:eastAsia="Century Gothic" w:hAnsi="Century Gothic" w:cs="Century Gothic"/>
+          <w:b/>
+          <w:sz w:val="20"/>
+          <w:szCs w:val="20"/>
+        </w:rPr>
         <w:tab/>
         <w:t>La Direction de tutelle</w:t>
       </w:r>
@@ -550,62 +737,72 @@
     <w:p>
       <w:pPr>
         <w:pStyle w:val="normal1"/>
-        <w:spacing w:lineRule="auto" w:line="240" w:before="0" w:after="0"/>
-        <w:ind w:hanging="0" w:left="-567" w:right="-567"/>
-        <w:rPr>
-          <w:rFonts w:ascii="Century Gothic" w:hAnsi="Century Gothic" w:eastAsia="Century Gothic" w:cs="Century Gothic"/>
-          <w:sz w:val="20"/>
-          <w:szCs w:val="20"/>
-        </w:rPr>
-      </w:pPr>
-      <w:r>
-        <w:rPr>
-          <w:rFonts w:eastAsia="Century Gothic" w:cs="Century Gothic" w:ascii="Century Gothic" w:hAnsi="Century Gothic"/>
-          <w:sz w:val="20"/>
-          <w:szCs w:val="20"/>
-        </w:rPr>
-      </w:r>
+        <w:spacing w:after="0" w:line="240" w:lineRule="auto"/>
+        <w:ind w:left="-567" w:right="-567"/>
+        <w:rPr>
+          <w:rFonts w:ascii="Century Gothic" w:eastAsia="Century Gothic" w:hAnsi="Century Gothic" w:cs="Century Gothic"/>
+          <w:sz w:val="20"/>
+          <w:szCs w:val="20"/>
+        </w:rPr>
+      </w:pPr>
     </w:p>
     <w:sectPr>
-      <w:headerReference w:type="even" r:id="rId2"/>
-      <w:headerReference w:type="default" r:id="rId3"/>
-      <w:headerReference w:type="first" r:id="rId4"/>
-      <w:footerReference w:type="even" r:id="rId5"/>
-      <w:footerReference w:type="default" r:id="rId6"/>
-      <w:footerReference w:type="first" r:id="rId7"/>
-      <w:type w:val="nextPage"/>
+      <w:headerReference w:type="even" r:id="rId6"/>
+      <w:headerReference w:type="default" r:id="rId7"/>
+      <w:footerReference w:type="even" r:id="rId8"/>
+      <w:footerReference w:type="default" r:id="rId9"/>
+      <w:headerReference w:type="first" r:id="rId10"/>
+      <w:footerReference w:type="first" r:id="rId11"/>
       <w:pgSz w:w="11906" w:h="16838"/>
-      <w:pgMar w:left="1417" w:right="1417" w:gutter="0" w:header="708" w:top="1417" w:footer="1417" w:bottom="2818"/>
-      <w:pgNumType w:start="1" w:fmt="decimal"/>
-      <w:formProt w:val="false"/>
-      <w:textDirection w:val="lrTb"/>
-      <w:docGrid w:type="default" w:linePitch="100" w:charSpace="0"/>
+      <w:pgMar w:top="1417" w:right="1417" w:bottom="2818" w:left="1417" w:header="708" w:footer="1417" w:gutter="0"/>
+      <w:pgNumType w:start="1"/>
+      <w:cols w:space="720"/>
+      <w:formProt w:val="0"/>
+      <w:docGrid w:linePitch="100"/>
     </w:sectPr>
   </w:body>
 </w:document>
 </file>
 
+<file path=word/endnotes.xml><?xml version="1.0" encoding="utf-8"?>
+<w:endnotes xmlns:wpc="http://schemas.microsoft.com/office/word/2010/wordprocessingCanvas" xmlns:cx="http://schemas.microsoft.com/office/drawing/2014/chartex" xmlns:cx1="http://schemas.microsoft.com/office/drawing/2015/9/8/chartex" xmlns:cx2="http://schemas.microsoft.com/office/drawing/2015/10/21/chartex" xmlns:cx3="http://schemas.microsoft.com/office/drawing/2016/5/9/chartex" xmlns:cx4="http://schemas.microsoft.com/office/drawing/2016/5/10/chartex" xmlns:cx5="http://schemas.microsoft.com/office/drawing/2016/5/11/chartex" xmlns:cx6="http://schemas.microsoft.com/office/drawing/2016/5/12/chartex" xmlns:cx7="http://schemas.microsoft.com/office/drawing/2016/5/13/chartex" xmlns:cx8="http://schemas.microsoft.com/office/drawing/2016/5/14/chartex" xmlns:mc="http://schemas.openxmlformats.org/markup-compatibility/2006" xmlns:aink="http://schemas.microsoft.com/office/drawing/2016/ink" xmlns:am3d="http://schemas.microsoft.com/office/drawing/2017/model3d" xmlns:o="urn:schemas-microsoft-com:office:office" xmlns:r="http://schemas.openxmlformats.org/officeDocument/2006/relationships" xmlns:m="http://schemas.openxmlformats.org/officeDocument/2006/math" xmlns:v="urn:schemas-microsoft-com:vml" xmlns:wp14="http://schemas.microsoft.com/office/word/2010/wordprocessingDrawing" xmlns:wp="http://schemas.openxmlformats.org/drawingml/2006/wordprocessingDrawing" xmlns:w10="urn:schemas-microsoft-com:office:word" xmlns:w="http://schemas.openxmlformats.org/wordprocessingml/2006/main" xmlns:w14="http://schemas.microsoft.com/office/word/2010/wordml" xmlns:w15="http://schemas.microsoft.com/office/word/2012/wordml" xmlns:w16cex="http://schemas.microsoft.com/office/word/2018/wordml/cex" xmlns:w16cid="http://schemas.microsoft.com/office/word/2016/wordml/cid" xmlns:w16="http://schemas.microsoft.com/office/word/2018/wordml" xmlns:w16sdtdh="http://schemas.microsoft.com/office/word/2020/wordml/sdtdatahash" xmlns:w16se="http://schemas.microsoft.com/office/word/2015/wordml/symex" xmlns:wpg="http://schemas.microsoft.com/office/word/2010/wordprocessingGroup" xmlns:wpi="http://schemas.microsoft.com/office/word/2010/wordprocessingInk" xmlns:wne="http://schemas.microsoft.com/office/word/2006/wordml" xmlns:wps="http://schemas.microsoft.com/office/word/2010/wordprocessingShape" mc:Ignorable="w14 w15 w16se w16cid w16 w16cex w16sdtdh wp14">
+  <w:endnote w:type="separator" w:id="-1">
+    <w:p>
+      <w:pPr>
+        <w:spacing w:after="0" w:line="240" w:lineRule="auto"/>
+      </w:pPr>
+      <w:r>
+        <w:separator/>
+      </w:r>
+    </w:p>
+  </w:endnote>
+  <w:endnote w:type="continuationSeparator" w:id="0">
+    <w:p>
+      <w:pPr>
+        <w:spacing w:after="0" w:line="240" w:lineRule="auto"/>
+      </w:pPr>
+      <w:r>
+        <w:continuationSeparator/>
+      </w:r>
+    </w:p>
+  </w:endnote>
+</w:endnotes>
+</file>
+
 <file path=word/footer1.xml><?xml version="1.0" encoding="utf-8"?>
-<w:ftr xmlns:o="urn:schemas-microsoft-com:office:office" xmlns:r="http://schemas.openxmlformats.org/officeDocument/2006/relationships" xmlns:v="urn:schemas-microsoft-com:vml" xmlns:w="http://schemas.openxmlformats.org/wordprocessingml/2006/main" xmlns:w10="urn:schemas-microsoft-com:office:word" xmlns:wp="http://schemas.openxmlformats.org/drawingml/2006/wordprocessingDrawing" xmlns:pic="http://schemas.openxmlformats.org/drawingml/2006/picture" xmlns:wps="http://schemas.microsoft.com/office/word/2010/wordprocessingShape" xmlns:wpg="http://schemas.microsoft.com/office/word/2010/wordprocessingGroup" xmlns:mc="http://schemas.openxmlformats.org/markup-compatibility/2006" xmlns:wp14="http://schemas.microsoft.com/office/word/2010/wordprocessingDrawing" xmlns:w14="http://schemas.microsoft.com/office/word/2010/wordml" xmlns:w15="http://schemas.microsoft.com/office/word/2012/wordml" mc:Ignorable="w14 wp14 w15">
+<w:ftr xmlns:wpc="http://schemas.microsoft.com/office/word/2010/wordprocessingCanvas" xmlns:cx="http://schemas.microsoft.com/office/drawing/2014/chartex" xmlns:cx1="http://schemas.microsoft.com/office/drawing/2015/9/8/chartex" xmlns:cx2="http://schemas.microsoft.com/office/drawing/2015/10/21/chartex" xmlns:cx3="http://schemas.microsoft.com/office/drawing/2016/5/9/chartex" xmlns:cx4="http://schemas.microsoft.com/office/drawing/2016/5/10/chartex" xmlns:cx5="http://schemas.microsoft.com/office/drawing/2016/5/11/chartex" xmlns:cx6="http://schemas.microsoft.com/office/drawing/2016/5/12/chartex" xmlns:cx7="http://schemas.microsoft.com/office/drawing/2016/5/13/chartex" xmlns:cx8="http://schemas.microsoft.com/office/drawing/2016/5/14/chartex" xmlns:mc="http://schemas.openxmlformats.org/markup-compatibility/2006" xmlns:aink="http://schemas.microsoft.com/office/drawing/2016/ink" xmlns:am3d="http://schemas.microsoft.com/office/drawing/2017/model3d" xmlns:o="urn:schemas-microsoft-com:office:office" xmlns:r="http://schemas.openxmlformats.org/officeDocument/2006/relationships" xmlns:m="http://schemas.openxmlformats.org/officeDocument/2006/math" xmlns:v="urn:schemas-microsoft-com:vml" xmlns:wp14="http://schemas.microsoft.com/office/word/2010/wordprocessingDrawing" xmlns:wp="http://schemas.openxmlformats.org/drawingml/2006/wordprocessingDrawing" xmlns:w10="urn:schemas-microsoft-com:office:word" xmlns:w="http://schemas.openxmlformats.org/wordprocessingml/2006/main" xmlns:w14="http://schemas.microsoft.com/office/word/2010/wordml" xmlns:w15="http://schemas.microsoft.com/office/word/2012/wordml" xmlns:w16cex="http://schemas.microsoft.com/office/word/2018/wordml/cex" xmlns:w16cid="http://schemas.microsoft.com/office/word/2016/wordml/cid" xmlns:w16="http://schemas.microsoft.com/office/word/2018/wordml" xmlns:w16sdtdh="http://schemas.microsoft.com/office/word/2020/wordml/sdtdatahash" xmlns:w16se="http://schemas.microsoft.com/office/word/2015/wordml/symex" xmlns:wpg="http://schemas.microsoft.com/office/word/2010/wordprocessingGroup" xmlns:wpi="http://schemas.microsoft.com/office/word/2010/wordprocessingInk" xmlns:wne="http://schemas.microsoft.com/office/word/2006/wordml" xmlns:wps="http://schemas.microsoft.com/office/word/2010/wordprocessingShape" mc:Ignorable="w14 w15 w16se w16cid w16 w16cex w16sdtdh wp14">
   <w:p>
     <w:pPr>
-      <w:pStyle w:val="Footer"/>
-      <w:spacing w:before="0" w:after="160"/>
-      <w:rPr/>
+      <w:pStyle w:val="Pieddepage"/>
     </w:pPr>
-    <w:r>
-      <w:rPr/>
-    </w:r>
   </w:p>
 </w:ftr>
 </file>
 
 <file path=word/footer2.xml><?xml version="1.0" encoding="utf-8"?>
-<w:ftr xmlns:o="urn:schemas-microsoft-com:office:office" xmlns:r="http://schemas.openxmlformats.org/officeDocument/2006/relationships" xmlns:v="urn:schemas-microsoft-com:vml" xmlns:w="http://schemas.openxmlformats.org/wordprocessingml/2006/main" xmlns:w10="urn:schemas-microsoft-com:office:word" xmlns:wp="http://schemas.openxmlformats.org/drawingml/2006/wordprocessingDrawing" xmlns:pic="http://schemas.openxmlformats.org/drawingml/2006/picture" xmlns:wps="http://schemas.microsoft.com/office/word/2010/wordprocessingShape" xmlns:wpg="http://schemas.microsoft.com/office/word/2010/wordprocessingGroup" xmlns:mc="http://schemas.openxmlformats.org/markup-compatibility/2006" xmlns:wp14="http://schemas.microsoft.com/office/word/2010/wordprocessingDrawing" xmlns:w14="http://schemas.microsoft.com/office/word/2010/wordml" xmlns:w15="http://schemas.microsoft.com/office/word/2012/wordml" mc:Ignorable="w14 wp14 w15">
+<w:ftr xmlns:wpc="http://schemas.microsoft.com/office/word/2010/wordprocessingCanvas" xmlns:cx="http://schemas.microsoft.com/office/drawing/2014/chartex" xmlns:cx1="http://schemas.microsoft.com/office/drawing/2015/9/8/chartex" xmlns:cx2="http://schemas.microsoft.com/office/drawing/2015/10/21/chartex" xmlns:cx3="http://schemas.microsoft.com/office/drawing/2016/5/9/chartex" xmlns:cx4="http://schemas.microsoft.com/office/drawing/2016/5/10/chartex" xmlns:cx5="http://schemas.microsoft.com/office/drawing/2016/5/11/chartex" xmlns:cx6="http://schemas.microsoft.com/office/drawing/2016/5/12/chartex" xmlns:cx7="http://schemas.microsoft.com/office/drawing/2016/5/13/chartex" xmlns:cx8="http://schemas.microsoft.com/office/drawing/2016/5/14/chartex" xmlns:mc="http://schemas.openxmlformats.org/markup-compatibility/2006" xmlns:aink="http://schemas.microsoft.com/office/drawing/2016/ink" xmlns:am3d="http://schemas.microsoft.com/office/drawing/2017/model3d" xmlns:o="urn:schemas-microsoft-com:office:office" xmlns:r="http://schemas.openxmlformats.org/officeDocument/2006/relationships" xmlns:m="http://schemas.openxmlformats.org/officeDocument/2006/math" xmlns:v="urn:schemas-microsoft-com:vml" xmlns:wp14="http://schemas.microsoft.com/office/word/2010/wordprocessingDrawing" xmlns:wp="http://schemas.openxmlformats.org/drawingml/2006/wordprocessingDrawing" xmlns:w10="urn:schemas-microsoft-com:office:word" xmlns:w="http://schemas.openxmlformats.org/wordprocessingml/2006/main" xmlns:w14="http://schemas.microsoft.com/office/word/2010/wordml" xmlns:w15="http://schemas.microsoft.com/office/word/2012/wordml" xmlns:w16cex="http://schemas.microsoft.com/office/word/2018/wordml/cex" xmlns:w16cid="http://schemas.microsoft.com/office/word/2016/wordml/cid" xmlns:w16="http://schemas.microsoft.com/office/word/2018/wordml" xmlns:w16sdtdh="http://schemas.microsoft.com/office/word/2020/wordml/sdtdatahash" xmlns:w16se="http://schemas.microsoft.com/office/word/2015/wordml/symex" xmlns:wpg="http://schemas.microsoft.com/office/word/2010/wordprocessingGroup" xmlns:wpi="http://schemas.microsoft.com/office/word/2010/wordprocessingInk" xmlns:wne="http://schemas.microsoft.com/office/word/2006/wordml" xmlns:wps="http://schemas.microsoft.com/office/word/2010/wordprocessingShape" mc:Ignorable="w14 w15 w16se w16cid w16 w16cex w16sdtdh wp14">
   <w:p>
     <w:pPr>
-      <w:pStyle w:val="Normal"/>
-      <w:spacing w:before="0" w:after="160"/>
       <w:jc w:val="center"/>
       <w:rPr>
         <w:rFonts w:ascii="Century Gothic" w:hAnsi="Century Gothic"/>
@@ -614,19 +811,14 @@
         <w:szCs w:val="16"/>
       </w:rPr>
     </w:pPr>
-    <w:r>
-      <w:rPr/>
-    </w:r>
   </w:p>
 </w:ftr>
 </file>
 
 <file path=word/footer3.xml><?xml version="1.0" encoding="utf-8"?>
-<w:ftr xmlns:o="urn:schemas-microsoft-com:office:office" xmlns:r="http://schemas.openxmlformats.org/officeDocument/2006/relationships" xmlns:v="urn:schemas-microsoft-com:vml" xmlns:w="http://schemas.openxmlformats.org/wordprocessingml/2006/main" xmlns:w10="urn:schemas-microsoft-com:office:word" xmlns:wp="http://schemas.openxmlformats.org/drawingml/2006/wordprocessingDrawing" xmlns:pic="http://schemas.openxmlformats.org/drawingml/2006/picture" xmlns:wps="http://schemas.microsoft.com/office/word/2010/wordprocessingShape" xmlns:wpg="http://schemas.microsoft.com/office/word/2010/wordprocessingGroup" xmlns:mc="http://schemas.openxmlformats.org/markup-compatibility/2006" xmlns:wp14="http://schemas.microsoft.com/office/word/2010/wordprocessingDrawing" xmlns:w14="http://schemas.microsoft.com/office/word/2010/wordml" xmlns:w15="http://schemas.microsoft.com/office/word/2012/wordml" mc:Ignorable="w14 wp14 w15">
+<w:ftr xmlns:wpc="http://schemas.microsoft.com/office/word/2010/wordprocessingCanvas" xmlns:cx="http://schemas.microsoft.com/office/drawing/2014/chartex" xmlns:cx1="http://schemas.microsoft.com/office/drawing/2015/9/8/chartex" xmlns:cx2="http://schemas.microsoft.com/office/drawing/2015/10/21/chartex" xmlns:cx3="http://schemas.microsoft.com/office/drawing/2016/5/9/chartex" xmlns:cx4="http://schemas.microsoft.com/office/drawing/2016/5/10/chartex" xmlns:cx5="http://schemas.microsoft.com/office/drawing/2016/5/11/chartex" xmlns:cx6="http://schemas.microsoft.com/office/drawing/2016/5/12/chartex" xmlns:cx7="http://schemas.microsoft.com/office/drawing/2016/5/13/chartex" xmlns:cx8="http://schemas.microsoft.com/office/drawing/2016/5/14/chartex" xmlns:mc="http://schemas.openxmlformats.org/markup-compatibility/2006" xmlns:aink="http://schemas.microsoft.com/office/drawing/2016/ink" xmlns:am3d="http://schemas.microsoft.com/office/drawing/2017/model3d" xmlns:o="urn:schemas-microsoft-com:office:office" xmlns:r="http://schemas.openxmlformats.org/officeDocument/2006/relationships" xmlns:m="http://schemas.openxmlformats.org/officeDocument/2006/math" xmlns:v="urn:schemas-microsoft-com:vml" xmlns:wp14="http://schemas.microsoft.com/office/word/2010/wordprocessingDrawing" xmlns:wp="http://schemas.openxmlformats.org/drawingml/2006/wordprocessingDrawing" xmlns:w10="urn:schemas-microsoft-com:office:word" xmlns:w="http://schemas.openxmlformats.org/wordprocessingml/2006/main" xmlns:w14="http://schemas.microsoft.com/office/word/2010/wordml" xmlns:w15="http://schemas.microsoft.com/office/word/2012/wordml" xmlns:w16cex="http://schemas.microsoft.com/office/word/2018/wordml/cex" xmlns:w16cid="http://schemas.microsoft.com/office/word/2016/wordml/cid" xmlns:w16="http://schemas.microsoft.com/office/word/2018/wordml" xmlns:w16sdtdh="http://schemas.microsoft.com/office/word/2020/wordml/sdtdatahash" xmlns:w16se="http://schemas.microsoft.com/office/word/2015/wordml/symex" xmlns:wpg="http://schemas.microsoft.com/office/word/2010/wordprocessingGroup" xmlns:wpi="http://schemas.microsoft.com/office/word/2010/wordprocessingInk" xmlns:wne="http://schemas.microsoft.com/office/word/2006/wordml" xmlns:wps="http://schemas.microsoft.com/office/word/2010/wordprocessingShape" mc:Ignorable="w14 w15 w16se w16cid w16 w16cex w16sdtdh wp14">
   <w:p>
     <w:pPr>
-      <w:pStyle w:val="Normal"/>
-      <w:spacing w:before="0" w:after="160"/>
       <w:jc w:val="center"/>
       <w:rPr>
         <w:rFonts w:ascii="Century Gothic" w:hAnsi="Century Gothic"/>
@@ -635,55 +827,67 @@
         <w:szCs w:val="16"/>
       </w:rPr>
     </w:pPr>
-    <w:r>
-      <w:rPr/>
-    </w:r>
   </w:p>
 </w:ftr>
 </file>
 
+<file path=word/footnotes.xml><?xml version="1.0" encoding="utf-8"?>
+<w:footnotes xmlns:wpc="http://schemas.microsoft.com/office/word/2010/wordprocessingCanvas" xmlns:cx="http://schemas.microsoft.com/office/drawing/2014/chartex" xmlns:cx1="http://schemas.microsoft.com/office/drawing/2015/9/8/chartex" xmlns:cx2="http://schemas.microsoft.com/office/drawing/2015/10/21/chartex" xmlns:cx3="http://schemas.microsoft.com/office/drawing/2016/5/9/chartex" xmlns:cx4="http://schemas.microsoft.com/office/drawing/2016/5/10/chartex" xmlns:cx5="http://schemas.microsoft.com/office/drawing/2016/5/11/chartex" xmlns:cx6="http://schemas.microsoft.com/office/drawing/2016/5/12/chartex" xmlns:cx7="http://schemas.microsoft.com/office/drawing/2016/5/13/chartex" xmlns:cx8="http://schemas.microsoft.com/office/drawing/2016/5/14/chartex" xmlns:mc="http://schemas.openxmlformats.org/markup-compatibility/2006" xmlns:aink="http://schemas.microsoft.com/office/drawing/2016/ink" xmlns:am3d="http://schemas.microsoft.com/office/drawing/2017/model3d" xmlns:o="urn:schemas-microsoft-com:office:office" xmlns:r="http://schemas.openxmlformats.org/officeDocument/2006/relationships" xmlns:m="http://schemas.openxmlformats.org/officeDocument/2006/math" xmlns:v="urn:schemas-microsoft-com:vml" xmlns:wp14="http://schemas.microsoft.com/office/word/2010/wordprocessingDrawing" xmlns:wp="http://schemas.openxmlformats.org/drawingml/2006/wordprocessingDrawing" xmlns:w10="urn:schemas-microsoft-com:office:word" xmlns:w="http://schemas.openxmlformats.org/wordprocessingml/2006/main" xmlns:w14="http://schemas.microsoft.com/office/word/2010/wordml" xmlns:w15="http://schemas.microsoft.com/office/word/2012/wordml" xmlns:w16cex="http://schemas.microsoft.com/office/word/2018/wordml/cex" xmlns:w16cid="http://schemas.microsoft.com/office/word/2016/wordml/cid" xmlns:w16="http://schemas.microsoft.com/office/word/2018/wordml" xmlns:w16sdtdh="http://schemas.microsoft.com/office/word/2020/wordml/sdtdatahash" xmlns:w16se="http://schemas.microsoft.com/office/word/2015/wordml/symex" xmlns:wpg="http://schemas.microsoft.com/office/word/2010/wordprocessingGroup" xmlns:wpi="http://schemas.microsoft.com/office/word/2010/wordprocessingInk" xmlns:wne="http://schemas.microsoft.com/office/word/2006/wordml" xmlns:wps="http://schemas.microsoft.com/office/word/2010/wordprocessingShape" mc:Ignorable="w14 w15 w16se w16cid w16 w16cex w16sdtdh wp14">
+  <w:footnote w:type="separator" w:id="-1">
+    <w:p>
+      <w:pPr>
+        <w:spacing w:after="0" w:line="240" w:lineRule="auto"/>
+      </w:pPr>
+      <w:r>
+        <w:separator/>
+      </w:r>
+    </w:p>
+  </w:footnote>
+  <w:footnote w:type="continuationSeparator" w:id="0">
+    <w:p>
+      <w:pPr>
+        <w:spacing w:after="0" w:line="240" w:lineRule="auto"/>
+      </w:pPr>
+      <w:r>
+        <w:continuationSeparator/>
+      </w:r>
+    </w:p>
+  </w:footnote>
+</w:footnotes>
+</file>
+
 <file path=word/header1.xml><?xml version="1.0" encoding="utf-8"?>
-<w:hdr xmlns:o="urn:schemas-microsoft-com:office:office" xmlns:r="http://schemas.openxmlformats.org/officeDocument/2006/relationships" xmlns:v="urn:schemas-microsoft-com:vml" xmlns:w="http://schemas.openxmlformats.org/wordprocessingml/2006/main" xmlns:w10="urn:schemas-microsoft-com:office:word" xmlns:wp="http://schemas.openxmlformats.org/drawingml/2006/wordprocessingDrawing" xmlns:pic="http://schemas.openxmlformats.org/drawingml/2006/picture" xmlns:wps="http://schemas.microsoft.com/office/word/2010/wordprocessingShape" xmlns:wpg="http://schemas.microsoft.com/office/word/2010/wordprocessingGroup" xmlns:mc="http://schemas.openxmlformats.org/markup-compatibility/2006" xmlns:wp14="http://schemas.microsoft.com/office/word/2010/wordprocessingDrawing" xmlns:w14="http://schemas.microsoft.com/office/word/2010/wordml" xmlns:w15="http://schemas.microsoft.com/office/word/2012/wordml" mc:Ignorable="w14 wp14 w15">
+<w:hdr xmlns:wpc="http://schemas.microsoft.com/office/word/2010/wordprocessingCanvas" xmlns:cx="http://schemas.microsoft.com/office/drawing/2014/chartex" xmlns:cx1="http://schemas.microsoft.com/office/drawing/2015/9/8/chartex" xmlns:cx2="http://schemas.microsoft.com/office/drawing/2015/10/21/chartex" xmlns:cx3="http://schemas.microsoft.com/office/drawing/2016/5/9/chartex" xmlns:cx4="http://schemas.microsoft.com/office/drawing/2016/5/10/chartex" xmlns:cx5="http://schemas.microsoft.com/office/drawing/2016/5/11/chartex" xmlns:cx6="http://schemas.microsoft.com/office/drawing/2016/5/12/chartex" xmlns:cx7="http://schemas.microsoft.com/office/drawing/2016/5/13/chartex" xmlns:cx8="http://schemas.microsoft.com/office/drawing/2016/5/14/chartex" xmlns:mc="http://schemas.openxmlformats.org/markup-compatibility/2006" xmlns:aink="http://schemas.microsoft.com/office/drawing/2016/ink" xmlns:am3d="http://schemas.microsoft.com/office/drawing/2017/model3d" xmlns:o="urn:schemas-microsoft-com:office:office" xmlns:r="http://schemas.openxmlformats.org/officeDocument/2006/relationships" xmlns:m="http://schemas.openxmlformats.org/officeDocument/2006/math" xmlns:v="urn:schemas-microsoft-com:vml" xmlns:wp14="http://schemas.microsoft.com/office/word/2010/wordprocessingDrawing" xmlns:wp="http://schemas.openxmlformats.org/drawingml/2006/wordprocessingDrawing" xmlns:w10="urn:schemas-microsoft-com:office:word" xmlns:w="http://schemas.openxmlformats.org/wordprocessingml/2006/main" xmlns:w14="http://schemas.microsoft.com/office/word/2010/wordml" xmlns:w15="http://schemas.microsoft.com/office/word/2012/wordml" xmlns:w16cex="http://schemas.microsoft.com/office/word/2018/wordml/cex" xmlns:w16cid="http://schemas.microsoft.com/office/word/2016/wordml/cid" xmlns:w16="http://schemas.microsoft.com/office/word/2018/wordml" xmlns:w16sdtdh="http://schemas.microsoft.com/office/word/2020/wordml/sdtdatahash" xmlns:w16se="http://schemas.microsoft.com/office/word/2015/wordml/symex" xmlns:wpg="http://schemas.microsoft.com/office/word/2010/wordprocessingGroup" xmlns:wpi="http://schemas.microsoft.com/office/word/2010/wordprocessingInk" xmlns:wne="http://schemas.microsoft.com/office/word/2006/wordml" xmlns:wps="http://schemas.microsoft.com/office/word/2010/wordprocessingShape" mc:Ignorable="w14 w15 w16se w16cid w16 w16cex w16sdtdh wp14">
   <w:p>
     <w:pPr>
-      <w:pStyle w:val="Header"/>
-      <w:spacing w:before="0" w:after="160"/>
-      <w:rPr/>
+      <w:pStyle w:val="En-tte"/>
     </w:pPr>
-    <w:r>
-      <w:rPr/>
-    </w:r>
   </w:p>
 </w:hdr>
 </file>
 
 <file path=word/header2.xml><?xml version="1.0" encoding="utf-8"?>
-<w:hdr xmlns:o="urn:schemas-microsoft-com:office:office" xmlns:r="http://schemas.openxmlformats.org/officeDocument/2006/relationships" xmlns:v="urn:schemas-microsoft-com:vml" xmlns:w="http://schemas.openxmlformats.org/wordprocessingml/2006/main" xmlns:w10="urn:schemas-microsoft-com:office:word" xmlns:wp="http://schemas.openxmlformats.org/drawingml/2006/wordprocessingDrawing" xmlns:pic="http://schemas.openxmlformats.org/drawingml/2006/picture" xmlns:wps="http://schemas.microsoft.com/office/word/2010/wordprocessingShape" xmlns:wpg="http://schemas.microsoft.com/office/word/2010/wordprocessingGroup" xmlns:mc="http://schemas.openxmlformats.org/markup-compatibility/2006" xmlns:wp14="http://schemas.microsoft.com/office/word/2010/wordprocessingDrawing" xmlns:w14="http://schemas.microsoft.com/office/word/2010/wordml" xmlns:w15="http://schemas.microsoft.com/office/word/2012/wordml" mc:Ignorable="w14 wp14 w15">
+<w:hdr xmlns:wpc="http://schemas.microsoft.com/office/word/2010/wordprocessingCanvas" xmlns:cx="http://schemas.microsoft.com/office/drawing/2014/chartex" xmlns:cx1="http://schemas.microsoft.com/office/drawing/2015/9/8/chartex" xmlns:cx2="http://schemas.microsoft.com/office/drawing/2015/10/21/chartex" xmlns:cx3="http://schemas.microsoft.com/office/drawing/2016/5/9/chartex" xmlns:cx4="http://schemas.microsoft.com/office/drawing/2016/5/10/chartex" xmlns:cx5="http://schemas.microsoft.com/office/drawing/2016/5/11/chartex" xmlns:cx6="http://schemas.microsoft.com/office/drawing/2016/5/12/chartex" xmlns:cx7="http://schemas.microsoft.com/office/drawing/2016/5/13/chartex" xmlns:cx8="http://schemas.microsoft.com/office/drawing/2016/5/14/chartex" xmlns:mc="http://schemas.openxmlformats.org/markup-compatibility/2006" xmlns:aink="http://schemas.microsoft.com/office/drawing/2016/ink" xmlns:am3d="http://schemas.microsoft.com/office/drawing/2017/model3d" xmlns:o="urn:schemas-microsoft-com:office:office" xmlns:r="http://schemas.openxmlformats.org/officeDocument/2006/relationships" xmlns:m="http://schemas.openxmlformats.org/officeDocument/2006/math" xmlns:v="urn:schemas-microsoft-com:vml" xmlns:wp14="http://schemas.microsoft.com/office/word/2010/wordprocessingDrawing" xmlns:wp="http://schemas.openxmlformats.org/drawingml/2006/wordprocessingDrawing" xmlns:w10="urn:schemas-microsoft-com:office:word" xmlns:w="http://schemas.openxmlformats.org/wordprocessingml/2006/main" xmlns:w14="http://schemas.microsoft.com/office/word/2010/wordml" xmlns:w15="http://schemas.microsoft.com/office/word/2012/wordml" xmlns:w16cex="http://schemas.microsoft.com/office/word/2018/wordml/cex" xmlns:w16cid="http://schemas.microsoft.com/office/word/2016/wordml/cid" xmlns:w16="http://schemas.microsoft.com/office/word/2018/wordml" xmlns:w16sdtdh="http://schemas.microsoft.com/office/word/2020/wordml/sdtdatahash" xmlns:w16se="http://schemas.microsoft.com/office/word/2015/wordml/symex" xmlns:wpg="http://schemas.microsoft.com/office/word/2010/wordprocessingGroup" xmlns:wpi="http://schemas.microsoft.com/office/word/2010/wordprocessingInk" xmlns:wne="http://schemas.microsoft.com/office/word/2006/wordml" xmlns:wps="http://schemas.microsoft.com/office/word/2010/wordprocessingShape" mc:Ignorable="w14 w15 w16se w16cid w16 w16cex w16sdtdh wp14">
   <w:p>
     <w:pPr>
       <w:pStyle w:val="normal1"/>
-      <w:keepNext w:val="false"/>
-      <w:keepLines w:val="false"/>
-      <w:pageBreakBefore w:val="false"/>
-      <w:widowControl w:val="false"/>
-      <w:shd w:val="clear" w:fill="auto"/>
-      <w:spacing w:lineRule="auto" w:line="276" w:before="0" w:after="0"/>
-      <w:ind w:hanging="0" w:left="0" w:right="0"/>
-      <w:jc w:val="left"/>
+      <w:widowControl w:val="0"/>
+      <w:spacing w:after="0" w:line="276" w:lineRule="auto"/>
       <w:rPr>
-        <w:rFonts w:ascii="Century Gothic" w:hAnsi="Century Gothic" w:eastAsia="Century Gothic" w:cs="Century Gothic"/>
+        <w:rFonts w:ascii="Century Gothic" w:eastAsia="Century Gothic" w:hAnsi="Century Gothic" w:cs="Century Gothic"/>
         <w:sz w:val="20"/>
         <w:szCs w:val="20"/>
       </w:rPr>
     </w:pPr>
     <w:r>
       <w:rPr>
-        <w:rFonts w:eastAsia="Century Gothic" w:cs="Century Gothic" w:ascii="Century Gothic" w:hAnsi="Century Gothic"/>
+        <w:rFonts w:ascii="Century Gothic" w:eastAsia="Century Gothic" w:hAnsi="Century Gothic" w:cs="Century Gothic"/>
+        <w:noProof/>
         <w:sz w:val="20"/>
         <w:szCs w:val="20"/>
       </w:rPr>
       <w:drawing>
-        <wp:anchor behindDoc="1" distT="0" distB="0" distL="0" distR="0" simplePos="0" locked="0" layoutInCell="1" allowOverlap="1" relativeHeight="2">
+        <wp:anchor distT="0" distB="0" distL="0" distR="0" simplePos="0" relativeHeight="251657216" behindDoc="1" locked="0" layoutInCell="1" allowOverlap="1" wp14:anchorId="24E7D36C" wp14:editId="6CA69074">
           <wp:simplePos x="0" y="0"/>
           <wp:positionH relativeFrom="column">
             <wp:posOffset>-38735</wp:posOffset>
@@ -732,9 +936,8 @@
   </w:p>
   <w:tbl>
     <w:tblPr>
-      <w:tblStyle w:val="Table1"/>
+      <w:tblStyle w:val="TableNormal"/>
       <w:tblW w:w="10206" w:type="dxa"/>
-      <w:jc w:val="left"/>
       <w:tblInd w:w="-496" w:type="dxa"/>
       <w:tblLayout w:type="fixed"/>
       <w:tblCellMar>
@@ -743,7 +946,7 @@
         <w:bottom w:w="0" w:type="dxa"/>
         <w:right w:w="71" w:type="dxa"/>
       </w:tblCellMar>
-      <w:tblLook w:val="0000"/>
+      <w:tblLook w:val="0000" w:firstRow="0" w:lastRow="0" w:firstColumn="0" w:lastColumn="0" w:noHBand="0" w:noVBand="0"/>
     </w:tblPr>
     <w:tblGrid>
       <w:gridCol w:w="2485"/>
@@ -752,7 +955,7 @@
     </w:tblGrid>
     <w:tr>
       <w:trPr>
-        <w:trHeight w:val="1286" w:hRule="atLeast"/>
+        <w:trHeight w:val="1286"/>
       </w:trPr>
       <w:tc>
         <w:tcPr>
@@ -763,45 +966,31 @@
             <w:bottom w:val="single" w:sz="4" w:space="0" w:color="000000"/>
             <w:right w:val="single" w:sz="4" w:space="0" w:color="000000"/>
           </w:tcBorders>
-          <w:shd w:fill="auto" w:val="clear"/>
+          <w:shd w:val="clear" w:color="auto" w:fill="auto"/>
           <w:vAlign w:val="center"/>
         </w:tcPr>
         <w:p>
           <w:pPr>
             <w:pStyle w:val="normal1"/>
             <w:tabs>
-              <w:tab w:val="clear" w:pos="720"/>
-              <w:tab w:val="left" w:pos="4536" w:leader="none"/>
-              <w:tab w:val="right" w:pos="9285" w:leader="none"/>
+              <w:tab w:val="left" w:pos="4536"/>
+              <w:tab w:val="right" w:pos="9285"/>
             </w:tabs>
-            <w:spacing w:lineRule="auto" w:line="240" w:before="60" w:after="0"/>
-            <w:ind w:hanging="76" w:left="-74" w:right="-74"/>
+            <w:spacing w:before="60" w:after="0" w:line="240" w:lineRule="auto"/>
+            <w:ind w:left="-74" w:right="-74" w:hanging="76"/>
             <w:jc w:val="center"/>
-            <w:rPr>
-              <w:rFonts w:ascii="Calibri" w:hAnsi="Calibri" w:eastAsia="Calibri" w:cs="Calibri"/>
-            </w:rPr>
           </w:pPr>
-          <w:r>
-            <w:rPr>
-              <w:rFonts w:eastAsia="Calibri" w:cs="Calibri"/>
-            </w:rPr>
-          </w:r>
         </w:p>
         <w:p>
           <w:pPr>
             <w:pStyle w:val="normal1"/>
-            <w:spacing w:lineRule="auto" w:line="240" w:before="0" w:after="60"/>
-            <w:ind w:hanging="76" w:left="-74"/>
+            <w:spacing w:after="60" w:line="240" w:lineRule="auto"/>
+            <w:ind w:left="-74" w:hanging="76"/>
             <w:jc w:val="both"/>
             <w:rPr>
-              <w:rFonts w:ascii="Arial Narrow" w:hAnsi="Arial Narrow" w:eastAsia="Arial Narrow" w:cs="Arial Narrow"/>
+              <w:rFonts w:ascii="Arial Narrow" w:eastAsia="Arial Narrow" w:hAnsi="Arial Narrow" w:cs="Arial Narrow"/>
             </w:rPr>
           </w:pPr>
-          <w:r>
-            <w:rPr>
-              <w:rFonts w:eastAsia="Arial Narrow" w:cs="Arial Narrow" w:ascii="Arial Narrow" w:hAnsi="Arial Narrow"/>
-            </w:rPr>
-          </w:r>
         </w:p>
       </w:tc>
       <w:tc>
@@ -813,29 +1002,21 @@
             <w:bottom w:val="single" w:sz="4" w:space="0" w:color="000000"/>
             <w:right w:val="single" w:sz="4" w:space="0" w:color="000000"/>
           </w:tcBorders>
-          <w:shd w:fill="auto" w:val="clear"/>
+          <w:shd w:val="clear" w:color="auto" w:fill="auto"/>
           <w:vAlign w:val="center"/>
         </w:tcPr>
         <w:p>
           <w:pPr>
             <w:pStyle w:val="normal1"/>
-            <w:spacing w:lineRule="auto" w:line="240" w:before="0" w:after="0"/>
+            <w:spacing w:after="0" w:line="240" w:lineRule="auto"/>
             <w:jc w:val="center"/>
             <w:rPr>
-              <w:rFonts w:ascii="Arial Black" w:hAnsi="Arial Black" w:eastAsia="Arial Black" w:cs="Arial Black"/>
+              <w:rFonts w:ascii="Arial Black" w:eastAsia="Arial Black" w:hAnsi="Arial Black" w:cs="Arial Black"/>
             </w:rPr>
           </w:pPr>
-          <w:r>
-            <w:rPr>
-              <w:rFonts w:eastAsia="Arial Black" w:cs="Arial Black" w:ascii="Arial Black" w:hAnsi="Arial Black"/>
-            </w:rPr>
-          </w:r>
         </w:p>
         <w:p>
           <w:pPr>
-            <w:pStyle w:val="Normal"/>
-            <w:bidi w:val="0"/>
-            <w:spacing w:before="0" w:after="160"/>
             <w:jc w:val="center"/>
             <w:rPr>
               <w:rFonts w:ascii="Century Gothic" w:hAnsi="Century Gothic"/>
@@ -847,19 +1028,12 @@
           </w:pPr>
           <w:r>
             <w:rPr>
-              <w:rFonts w:eastAsia="Arial" w:cs="Arial" w:ascii="Arial" w:hAnsi="Arial"/>
+              <w:rFonts w:ascii="Arial" w:eastAsia="Arial" w:hAnsi="Arial" w:cs="Arial"/>
               <w:b/>
               <w:bCs/>
-              <w:i w:val="false"/>
-              <w:strike w:val="false"/>
-              <w:dstrike w:val="false"/>
-              <w:outline w:val="false"/>
-              <w:shadow w:val="false"/>
               <w:color w:val="000000"/>
               <w:sz w:val="24"/>
               <w:szCs w:val="24"/>
-              <w:u w:val="none"/>
-              <w:em w:val="none"/>
             </w:rPr>
             <w:t>ETAT DE PAIEMENT DES AVANCES DE MISSION</w:t>
           </w:r>
@@ -874,77 +1048,92 @@
             <w:bottom w:val="single" w:sz="4" w:space="0" w:color="000000"/>
             <w:right w:val="single" w:sz="4" w:space="0" w:color="000000"/>
           </w:tcBorders>
-          <w:shd w:fill="auto" w:val="clear"/>
+          <w:shd w:val="clear" w:color="auto" w:fill="auto"/>
           <w:vAlign w:val="center"/>
         </w:tcPr>
         <w:p>
           <w:pPr>
             <w:pStyle w:val="normal1"/>
             <w:tabs>
-              <w:tab w:val="clear" w:pos="720"/>
-              <w:tab w:val="left" w:pos="922" w:leader="none"/>
-              <w:tab w:val="center" w:pos="4536" w:leader="none"/>
-              <w:tab w:val="right" w:pos="9072" w:leader="none"/>
+              <w:tab w:val="left" w:pos="922"/>
+              <w:tab w:val="center" w:pos="4536"/>
+              <w:tab w:val="right" w:pos="9072"/>
             </w:tabs>
-            <w:spacing w:lineRule="auto" w:line="240" w:before="60" w:after="0"/>
-            <w:ind w:hanging="0" w:left="74"/>
-            <w:rPr>
-              <w:rFonts w:ascii="Calibri" w:hAnsi="Calibri" w:eastAsia="Calibri" w:cs="Calibri"/>
-            </w:rPr>
+            <w:spacing w:before="60" w:after="0" w:line="240" w:lineRule="auto"/>
+            <w:ind w:left="74"/>
           </w:pPr>
-          <w:r>
-            <w:rPr>
-              <w:rFonts w:eastAsia="Arial" w:cs="Arial" w:ascii="Arial" w:hAnsi="Arial"/>
-            </w:rPr>
-            <w:t>Référence: ${ref}</w:t>
+          <w:proofErr w:type="gramStart"/>
+          <w:r>
+            <w:rPr>
+              <w:rFonts w:ascii="Arial" w:eastAsia="Arial" w:hAnsi="Arial" w:cs="Arial"/>
+            </w:rPr>
+            <w:t>Référence:</w:t>
+          </w:r>
+          <w:proofErr w:type="gramEnd"/>
+          <w:r>
+            <w:rPr>
+              <w:rFonts w:ascii="Arial" w:eastAsia="Arial" w:hAnsi="Arial" w:cs="Arial"/>
+            </w:rPr>
+            <w:t xml:space="preserve"> ${ref}</w:t>
           </w:r>
         </w:p>
         <w:p>
           <w:pPr>
             <w:pStyle w:val="normal1"/>
             <w:tabs>
-              <w:tab w:val="clear" w:pos="720"/>
-              <w:tab w:val="left" w:pos="922" w:leader="none"/>
-              <w:tab w:val="center" w:pos="4536" w:leader="none"/>
-              <w:tab w:val="right" w:pos="9072" w:leader="none"/>
+              <w:tab w:val="left" w:pos="922"/>
+              <w:tab w:val="center" w:pos="4536"/>
+              <w:tab w:val="right" w:pos="9072"/>
             </w:tabs>
-            <w:spacing w:lineRule="auto" w:line="240" w:before="60" w:after="0"/>
-            <w:ind w:hanging="0" w:left="74"/>
-            <w:rPr>
-              <w:rFonts w:ascii="Arial" w:hAnsi="Arial" w:eastAsia="Arial" w:cs="Arial"/>
+            <w:spacing w:before="60" w:after="0" w:line="240" w:lineRule="auto"/>
+            <w:ind w:left="74"/>
+            <w:rPr>
+              <w:rFonts w:ascii="Arial" w:eastAsia="Arial" w:hAnsi="Arial" w:cs="Arial"/>
             </w:rPr>
           </w:pPr>
-          <w:r>
-            <w:rPr>
-              <w:rFonts w:eastAsia="Arial" w:cs="Arial" w:ascii="Arial" w:hAnsi="Arial"/>
-            </w:rPr>
-            <w:t>Date:  ${date}</w:t>
+          <w:proofErr w:type="gramStart"/>
+          <w:r>
+            <w:rPr>
+              <w:rFonts w:ascii="Arial" w:eastAsia="Arial" w:hAnsi="Arial" w:cs="Arial"/>
+            </w:rPr>
+            <w:t>Date:</w:t>
+          </w:r>
+          <w:proofErr w:type="gramEnd"/>
+          <w:r>
+            <w:rPr>
+              <w:rFonts w:ascii="Arial" w:eastAsia="Arial" w:hAnsi="Arial" w:cs="Arial"/>
+            </w:rPr>
+            <w:t xml:space="preserve">  ${date}</w:t>
           </w:r>
         </w:p>
         <w:p>
           <w:pPr>
             <w:pStyle w:val="normal1"/>
             <w:tabs>
-              <w:tab w:val="clear" w:pos="720"/>
-              <w:tab w:val="left" w:pos="922" w:leader="none"/>
-              <w:tab w:val="center" w:pos="4536" w:leader="none"/>
-              <w:tab w:val="right" w:pos="9072" w:leader="none"/>
+              <w:tab w:val="left" w:pos="922"/>
+              <w:tab w:val="center" w:pos="4536"/>
+              <w:tab w:val="right" w:pos="9072"/>
             </w:tabs>
-            <w:spacing w:lineRule="auto" w:line="240" w:before="60" w:after="0"/>
-            <w:ind w:hanging="0" w:left="74"/>
-            <w:rPr>
-              <w:rFonts w:ascii="Calibri" w:hAnsi="Calibri" w:eastAsia="Calibri" w:cs="Calibri"/>
-            </w:rPr>
+            <w:spacing w:before="60" w:after="0" w:line="240" w:lineRule="auto"/>
+            <w:ind w:left="74"/>
           </w:pPr>
-          <w:r>
-            <w:rPr>
-              <w:rFonts w:eastAsia="Arial" w:cs="Arial" w:ascii="Arial" w:hAnsi="Arial"/>
-            </w:rPr>
-            <w:t xml:space="preserve">Page: </w:t>
-          </w:r>
-          <w:r>
-            <w:rPr>
-              <w:rFonts w:eastAsia="Century Gothic" w:cs="Century Gothic" w:ascii="Century Gothic" w:hAnsi="Century Gothic"/>
+          <w:proofErr w:type="gramStart"/>
+          <w:r>
+            <w:rPr>
+              <w:rFonts w:ascii="Arial" w:eastAsia="Arial" w:hAnsi="Arial" w:cs="Arial"/>
+            </w:rPr>
+            <w:t>Page:</w:t>
+          </w:r>
+          <w:proofErr w:type="gramEnd"/>
+          <w:r>
+            <w:rPr>
+              <w:rFonts w:ascii="Arial" w:eastAsia="Arial" w:hAnsi="Arial" w:cs="Arial"/>
+            </w:rPr>
+            <w:t xml:space="preserve"> </w:t>
+          </w:r>
+          <w:r>
+            <w:rPr>
+              <w:rFonts w:ascii="Century Gothic" w:eastAsia="Century Gothic" w:hAnsi="Century Gothic" w:cs="Century Gothic"/>
               <w:sz w:val="20"/>
               <w:szCs w:val="20"/>
             </w:rPr>
@@ -952,45 +1141,45 @@
           </w:r>
           <w:r>
             <w:rPr>
+              <w:rFonts w:ascii="Century Gothic" w:eastAsia="Century Gothic" w:hAnsi="Century Gothic" w:cs="Century Gothic"/>
               <w:sz w:val="20"/>
               <w:szCs w:val="20"/>
-              <w:rFonts w:eastAsia="Century Gothic" w:cs="Century Gothic" w:ascii="Century Gothic" w:hAnsi="Century Gothic"/>
             </w:rPr>
             <w:instrText xml:space="preserve"> PAGE </w:instrText>
           </w:r>
           <w:r>
             <w:rPr>
+              <w:rFonts w:ascii="Century Gothic" w:eastAsia="Century Gothic" w:hAnsi="Century Gothic" w:cs="Century Gothic"/>
               <w:sz w:val="20"/>
               <w:szCs w:val="20"/>
-              <w:rFonts w:eastAsia="Century Gothic" w:cs="Century Gothic" w:ascii="Century Gothic" w:hAnsi="Century Gothic"/>
             </w:rPr>
             <w:fldChar w:fldCharType="separate"/>
           </w:r>
           <w:r>
             <w:rPr>
+              <w:rFonts w:ascii="Century Gothic" w:eastAsia="Century Gothic" w:hAnsi="Century Gothic" w:cs="Century Gothic"/>
               <w:sz w:val="20"/>
               <w:szCs w:val="20"/>
-              <w:rFonts w:eastAsia="Century Gothic" w:cs="Century Gothic" w:ascii="Century Gothic" w:hAnsi="Century Gothic"/>
             </w:rPr>
             <w:t>1</w:t>
           </w:r>
           <w:r>
             <w:rPr>
+              <w:rFonts w:ascii="Century Gothic" w:eastAsia="Century Gothic" w:hAnsi="Century Gothic" w:cs="Century Gothic"/>
               <w:sz w:val="20"/>
               <w:szCs w:val="20"/>
-              <w:rFonts w:eastAsia="Century Gothic" w:cs="Century Gothic" w:ascii="Century Gothic" w:hAnsi="Century Gothic"/>
             </w:rPr>
             <w:fldChar w:fldCharType="end"/>
           </w:r>
           <w:r>
             <w:rPr>
-              <w:rFonts w:eastAsia="Arial" w:cs="Arial" w:ascii="Arial" w:hAnsi="Arial"/>
+              <w:rFonts w:ascii="Arial" w:eastAsia="Arial" w:hAnsi="Arial" w:cs="Arial"/>
             </w:rPr>
             <w:t>/</w:t>
           </w:r>
           <w:r>
             <w:rPr>
-              <w:rFonts w:eastAsia="Century Gothic" w:cs="Century Gothic" w:ascii="Century Gothic" w:hAnsi="Century Gothic"/>
+              <w:rFonts w:ascii="Century Gothic" w:eastAsia="Century Gothic" w:hAnsi="Century Gothic" w:cs="Century Gothic"/>
               <w:sz w:val="20"/>
               <w:szCs w:val="20"/>
             </w:rPr>
@@ -998,33 +1187,33 @@
           </w:r>
           <w:r>
             <w:rPr>
+              <w:rFonts w:ascii="Century Gothic" w:eastAsia="Century Gothic" w:hAnsi="Century Gothic" w:cs="Century Gothic"/>
               <w:sz w:val="20"/>
               <w:szCs w:val="20"/>
-              <w:rFonts w:eastAsia="Century Gothic" w:cs="Century Gothic" w:ascii="Century Gothic" w:hAnsi="Century Gothic"/>
             </w:rPr>
             <w:instrText xml:space="preserve"> NUMPAGES </w:instrText>
           </w:r>
           <w:r>
             <w:rPr>
+              <w:rFonts w:ascii="Century Gothic" w:eastAsia="Century Gothic" w:hAnsi="Century Gothic" w:cs="Century Gothic"/>
               <w:sz w:val="20"/>
               <w:szCs w:val="20"/>
-              <w:rFonts w:eastAsia="Century Gothic" w:cs="Century Gothic" w:ascii="Century Gothic" w:hAnsi="Century Gothic"/>
             </w:rPr>
             <w:fldChar w:fldCharType="separate"/>
           </w:r>
           <w:r>
             <w:rPr>
+              <w:rFonts w:ascii="Century Gothic" w:eastAsia="Century Gothic" w:hAnsi="Century Gothic" w:cs="Century Gothic"/>
               <w:sz w:val="20"/>
               <w:szCs w:val="20"/>
-              <w:rFonts w:eastAsia="Century Gothic" w:cs="Century Gothic" w:ascii="Century Gothic" w:hAnsi="Century Gothic"/>
             </w:rPr>
             <w:t>1</w:t>
           </w:r>
           <w:r>
             <w:rPr>
+              <w:rFonts w:ascii="Century Gothic" w:eastAsia="Century Gothic" w:hAnsi="Century Gothic" w:cs="Century Gothic"/>
               <w:sz w:val="20"/>
               <w:szCs w:val="20"/>
-              <w:rFonts w:eastAsia="Century Gothic" w:cs="Century Gothic" w:ascii="Century Gothic" w:hAnsi="Century Gothic"/>
             </w:rPr>
             <w:fldChar w:fldCharType="end"/>
           </w:r>
@@ -1035,88 +1224,41 @@
   <w:p>
     <w:pPr>
       <w:pStyle w:val="normal1"/>
-      <w:keepNext w:val="false"/>
-      <w:keepLines w:val="false"/>
-      <w:pageBreakBefore w:val="false"/>
-      <w:widowControl/>
-      <w:shd w:val="clear" w:fill="auto"/>
       <w:tabs>
-        <w:tab w:val="clear" w:pos="720"/>
-        <w:tab w:val="center" w:pos="4536" w:leader="none"/>
-        <w:tab w:val="right" w:pos="9072" w:leader="none"/>
+        <w:tab w:val="center" w:pos="4536"/>
+        <w:tab w:val="right" w:pos="9072"/>
       </w:tabs>
-      <w:spacing w:lineRule="auto" w:line="240" w:before="0" w:after="0"/>
-      <w:ind w:hanging="0" w:left="0" w:right="0"/>
-      <w:jc w:val="left"/>
+      <w:spacing w:after="0" w:line="240" w:lineRule="auto"/>
       <w:rPr>
-        <w:rFonts w:ascii="Calibri" w:hAnsi="Calibri" w:eastAsia="Calibri" w:cs="Calibri"/>
-        <w:b w:val="false"/>
-        <w:i w:val="false"/>
-        <w:i w:val="false"/>
-        <w:caps w:val="false"/>
-        <w:smallCaps w:val="false"/>
-        <w:strike w:val="false"/>
-        <w:dstrike w:val="false"/>
         <w:color w:val="000000"/>
-        <w:position w:val="0"/>
-        <w:sz w:val="22"/>
-        <w:sz w:val="22"/>
-        <w:szCs w:val="22"/>
-        <w:u w:val="none"/>
-        <w:shd w:fill="auto" w:val="clear"/>
-        <w:vertAlign w:val="baseline"/>
       </w:rPr>
     </w:pPr>
-    <w:r>
-      <w:rPr>
-        <w:rFonts w:eastAsia="Calibri" w:cs="Calibri"/>
-        <w:b w:val="false"/>
-        <w:i w:val="false"/>
-        <w:caps w:val="false"/>
-        <w:smallCaps w:val="false"/>
-        <w:strike w:val="false"/>
-        <w:dstrike w:val="false"/>
-        <w:color w:val="000000"/>
-        <w:position w:val="0"/>
-        <w:sz w:val="22"/>
-        <w:sz w:val="22"/>
-        <w:szCs w:val="22"/>
-        <w:u w:val="none"/>
-        <w:shd w:fill="auto" w:val="clear"/>
-        <w:vertAlign w:val="baseline"/>
-      </w:rPr>
-    </w:r>
   </w:p>
 </w:hdr>
 </file>
 
 <file path=word/header3.xml><?xml version="1.0" encoding="utf-8"?>
-<w:hdr xmlns:o="urn:schemas-microsoft-com:office:office" xmlns:r="http://schemas.openxmlformats.org/officeDocument/2006/relationships" xmlns:v="urn:schemas-microsoft-com:vml" xmlns:w="http://schemas.openxmlformats.org/wordprocessingml/2006/main" xmlns:w10="urn:schemas-microsoft-com:office:word" xmlns:wp="http://schemas.openxmlformats.org/drawingml/2006/wordprocessingDrawing" xmlns:pic="http://schemas.openxmlformats.org/drawingml/2006/picture" xmlns:wps="http://schemas.microsoft.com/office/word/2010/wordprocessingShape" xmlns:wpg="http://schemas.microsoft.com/office/word/2010/wordprocessingGroup" xmlns:mc="http://schemas.openxmlformats.org/markup-compatibility/2006" xmlns:wp14="http://schemas.microsoft.com/office/word/2010/wordprocessingDrawing" xmlns:w14="http://schemas.microsoft.com/office/word/2010/wordml" xmlns:w15="http://schemas.microsoft.com/office/word/2012/wordml" mc:Ignorable="w14 wp14 w15">
+<w:hdr xmlns:wpc="http://schemas.microsoft.com/office/word/2010/wordprocessingCanvas" xmlns:cx="http://schemas.microsoft.com/office/drawing/2014/chartex" xmlns:cx1="http://schemas.microsoft.com/office/drawing/2015/9/8/chartex" xmlns:cx2="http://schemas.microsoft.com/office/drawing/2015/10/21/chartex" xmlns:cx3="http://schemas.microsoft.com/office/drawing/2016/5/9/chartex" xmlns:cx4="http://schemas.microsoft.com/office/drawing/2016/5/10/chartex" xmlns:cx5="http://schemas.microsoft.com/office/drawing/2016/5/11/chartex" xmlns:cx6="http://schemas.microsoft.com/office/drawing/2016/5/12/chartex" xmlns:cx7="http://schemas.microsoft.com/office/drawing/2016/5/13/chartex" xmlns:cx8="http://schemas.microsoft.com/office/drawing/2016/5/14/chartex" xmlns:mc="http://schemas.openxmlformats.org/markup-compatibility/2006" xmlns:aink="http://schemas.microsoft.com/office/drawing/2016/ink" xmlns:am3d="http://schemas.microsoft.com/office/drawing/2017/model3d" xmlns:o="urn:schemas-microsoft-com:office:office" xmlns:r="http://schemas.openxmlformats.org/officeDocument/2006/relationships" xmlns:m="http://schemas.openxmlformats.org/officeDocument/2006/math" xmlns:v="urn:schemas-microsoft-com:vml" xmlns:wp14="http://schemas.microsoft.com/office/word/2010/wordprocessingDrawing" xmlns:wp="http://schemas.openxmlformats.org/drawingml/2006/wordprocessingDrawing" xmlns:w10="urn:schemas-microsoft-com:office:word" xmlns:w="http://schemas.openxmlformats.org/wordprocessingml/2006/main" xmlns:w14="http://schemas.microsoft.com/office/word/2010/wordml" xmlns:w15="http://schemas.microsoft.com/office/word/2012/wordml" xmlns:w16cex="http://schemas.microsoft.com/office/word/2018/wordml/cex" xmlns:w16cid="http://schemas.microsoft.com/office/word/2016/wordml/cid" xmlns:w16="http://schemas.microsoft.com/office/word/2018/wordml" xmlns:w16sdtdh="http://schemas.microsoft.com/office/word/2020/wordml/sdtdatahash" xmlns:w16se="http://schemas.microsoft.com/office/word/2015/wordml/symex" xmlns:wpg="http://schemas.microsoft.com/office/word/2010/wordprocessingGroup" xmlns:wpi="http://schemas.microsoft.com/office/word/2010/wordprocessingInk" xmlns:wne="http://schemas.microsoft.com/office/word/2006/wordml" xmlns:wps="http://schemas.microsoft.com/office/word/2010/wordprocessingShape" mc:Ignorable="w14 w15 w16se w16cid w16 w16cex w16sdtdh wp14">
   <w:p>
     <w:pPr>
       <w:pStyle w:val="normal1"/>
-      <w:keepNext w:val="false"/>
-      <w:keepLines w:val="false"/>
-      <w:pageBreakBefore w:val="false"/>
-      <w:widowControl w:val="false"/>
-      <w:shd w:val="clear" w:fill="auto"/>
-      <w:spacing w:lineRule="auto" w:line="276" w:before="0" w:after="0"/>
-      <w:ind w:hanging="0" w:left="0" w:right="0"/>
-      <w:jc w:val="left"/>
+      <w:widowControl w:val="0"/>
+      <w:spacing w:after="0" w:line="276" w:lineRule="auto"/>
       <w:rPr>
-        <w:rFonts w:ascii="Century Gothic" w:hAnsi="Century Gothic" w:eastAsia="Century Gothic" w:cs="Century Gothic"/>
+        <w:rFonts w:ascii="Century Gothic" w:eastAsia="Century Gothic" w:hAnsi="Century Gothic" w:cs="Century Gothic"/>
         <w:sz w:val="20"/>
         <w:szCs w:val="20"/>
       </w:rPr>
     </w:pPr>
     <w:r>
       <w:rPr>
-        <w:rFonts w:eastAsia="Century Gothic" w:cs="Century Gothic" w:ascii="Century Gothic" w:hAnsi="Century Gothic"/>
+        <w:rFonts w:ascii="Century Gothic" w:eastAsia="Century Gothic" w:hAnsi="Century Gothic" w:cs="Century Gothic"/>
+        <w:noProof/>
         <w:sz w:val="20"/>
         <w:szCs w:val="20"/>
       </w:rPr>
       <w:drawing>
-        <wp:anchor behindDoc="1" distT="0" distB="0" distL="0" distR="0" simplePos="0" locked="0" layoutInCell="1" allowOverlap="1" relativeHeight="2">
+        <wp:anchor distT="0" distB="0" distL="0" distR="0" simplePos="0" relativeHeight="251658240" behindDoc="1" locked="0" layoutInCell="1" allowOverlap="1" wp14:anchorId="4D009126" wp14:editId="29CD44EF">
           <wp:simplePos x="0" y="0"/>
           <wp:positionH relativeFrom="column">
             <wp:posOffset>-38735</wp:posOffset>
@@ -1165,9 +1307,8 @@
   </w:p>
   <w:tbl>
     <w:tblPr>
-      <w:tblStyle w:val="Table1"/>
+      <w:tblStyle w:val="TableNormal"/>
       <w:tblW w:w="10206" w:type="dxa"/>
-      <w:jc w:val="left"/>
       <w:tblInd w:w="-496" w:type="dxa"/>
       <w:tblLayout w:type="fixed"/>
       <w:tblCellMar>
@@ -1176,7 +1317,7 @@
         <w:bottom w:w="0" w:type="dxa"/>
         <w:right w:w="71" w:type="dxa"/>
       </w:tblCellMar>
-      <w:tblLook w:val="0000"/>
+      <w:tblLook w:val="0000" w:firstRow="0" w:lastRow="0" w:firstColumn="0" w:lastColumn="0" w:noHBand="0" w:noVBand="0"/>
     </w:tblPr>
     <w:tblGrid>
       <w:gridCol w:w="2485"/>
@@ -1185,7 +1326,7 @@
     </w:tblGrid>
     <w:tr>
       <w:trPr>
-        <w:trHeight w:val="1286" w:hRule="atLeast"/>
+        <w:trHeight w:val="1286"/>
       </w:trPr>
       <w:tc>
         <w:tcPr>
@@ -1196,45 +1337,31 @@
             <w:bottom w:val="single" w:sz="4" w:space="0" w:color="000000"/>
             <w:right w:val="single" w:sz="4" w:space="0" w:color="000000"/>
           </w:tcBorders>
-          <w:shd w:fill="auto" w:val="clear"/>
+          <w:shd w:val="clear" w:color="auto" w:fill="auto"/>
           <w:vAlign w:val="center"/>
         </w:tcPr>
         <w:p>
           <w:pPr>
             <w:pStyle w:val="normal1"/>
             <w:tabs>
-              <w:tab w:val="clear" w:pos="720"/>
-              <w:tab w:val="left" w:pos="4536" w:leader="none"/>
-              <w:tab w:val="right" w:pos="9285" w:leader="none"/>
+              <w:tab w:val="left" w:pos="4536"/>
+              <w:tab w:val="right" w:pos="9285"/>
             </w:tabs>
-            <w:spacing w:lineRule="auto" w:line="240" w:before="60" w:after="0"/>
-            <w:ind w:hanging="76" w:left="-74" w:right="-74"/>
+            <w:spacing w:before="60" w:after="0" w:line="240" w:lineRule="auto"/>
+            <w:ind w:left="-74" w:right="-74" w:hanging="76"/>
             <w:jc w:val="center"/>
-            <w:rPr>
-              <w:rFonts w:ascii="Calibri" w:hAnsi="Calibri" w:eastAsia="Calibri" w:cs="Calibri"/>
-            </w:rPr>
           </w:pPr>
-          <w:r>
-            <w:rPr>
-              <w:rFonts w:eastAsia="Calibri" w:cs="Calibri"/>
-            </w:rPr>
-          </w:r>
         </w:p>
         <w:p>
           <w:pPr>
             <w:pStyle w:val="normal1"/>
-            <w:spacing w:lineRule="auto" w:line="240" w:before="0" w:after="60"/>
-            <w:ind w:hanging="76" w:left="-74"/>
+            <w:spacing w:after="60" w:line="240" w:lineRule="auto"/>
+            <w:ind w:left="-74" w:hanging="76"/>
             <w:jc w:val="both"/>
             <w:rPr>
-              <w:rFonts w:ascii="Arial Narrow" w:hAnsi="Arial Narrow" w:eastAsia="Arial Narrow" w:cs="Arial Narrow"/>
+              <w:rFonts w:ascii="Arial Narrow" w:eastAsia="Arial Narrow" w:hAnsi="Arial Narrow" w:cs="Arial Narrow"/>
             </w:rPr>
           </w:pPr>
-          <w:r>
-            <w:rPr>
-              <w:rFonts w:eastAsia="Arial Narrow" w:cs="Arial Narrow" w:ascii="Arial Narrow" w:hAnsi="Arial Narrow"/>
-            </w:rPr>
-          </w:r>
         </w:p>
       </w:tc>
       <w:tc>
@@ -1246,29 +1373,21 @@
             <w:bottom w:val="single" w:sz="4" w:space="0" w:color="000000"/>
             <w:right w:val="single" w:sz="4" w:space="0" w:color="000000"/>
           </w:tcBorders>
-          <w:shd w:fill="auto" w:val="clear"/>
+          <w:shd w:val="clear" w:color="auto" w:fill="auto"/>
           <w:vAlign w:val="center"/>
         </w:tcPr>
         <w:p>
           <w:pPr>
             <w:pStyle w:val="normal1"/>
-            <w:spacing w:lineRule="auto" w:line="240" w:before="0" w:after="0"/>
+            <w:spacing w:after="0" w:line="240" w:lineRule="auto"/>
             <w:jc w:val="center"/>
             <w:rPr>
-              <w:rFonts w:ascii="Arial Black" w:hAnsi="Arial Black" w:eastAsia="Arial Black" w:cs="Arial Black"/>
+              <w:rFonts w:ascii="Arial Black" w:eastAsia="Arial Black" w:hAnsi="Arial Black" w:cs="Arial Black"/>
             </w:rPr>
           </w:pPr>
-          <w:r>
-            <w:rPr>
-              <w:rFonts w:eastAsia="Arial Black" w:cs="Arial Black" w:ascii="Arial Black" w:hAnsi="Arial Black"/>
-            </w:rPr>
-          </w:r>
         </w:p>
         <w:p>
           <w:pPr>
-            <w:pStyle w:val="Normal"/>
-            <w:bidi w:val="0"/>
-            <w:spacing w:before="0" w:after="160"/>
             <w:jc w:val="center"/>
             <w:rPr>
               <w:rFonts w:ascii="Century Gothic" w:hAnsi="Century Gothic"/>
@@ -1280,19 +1399,12 @@
           </w:pPr>
           <w:r>
             <w:rPr>
-              <w:rFonts w:eastAsia="Arial" w:cs="Arial" w:ascii="Arial" w:hAnsi="Arial"/>
+              <w:rFonts w:ascii="Arial" w:eastAsia="Arial" w:hAnsi="Arial" w:cs="Arial"/>
               <w:b/>
               <w:bCs/>
-              <w:i w:val="false"/>
-              <w:strike w:val="false"/>
-              <w:dstrike w:val="false"/>
-              <w:outline w:val="false"/>
-              <w:shadow w:val="false"/>
               <w:color w:val="000000"/>
               <w:sz w:val="24"/>
               <w:szCs w:val="24"/>
-              <w:u w:val="none"/>
-              <w:em w:val="none"/>
             </w:rPr>
             <w:t>ETAT DE PAIEMENT DES AVANCES DE MISSION</w:t>
           </w:r>
@@ -1307,77 +1419,92 @@
             <w:bottom w:val="single" w:sz="4" w:space="0" w:color="000000"/>
             <w:right w:val="single" w:sz="4" w:space="0" w:color="000000"/>
           </w:tcBorders>
-          <w:shd w:fill="auto" w:val="clear"/>
+          <w:shd w:val="clear" w:color="auto" w:fill="auto"/>
           <w:vAlign w:val="center"/>
         </w:tcPr>
         <w:p>
           <w:pPr>
             <w:pStyle w:val="normal1"/>
             <w:tabs>
-              <w:tab w:val="clear" w:pos="720"/>
-              <w:tab w:val="left" w:pos="922" w:leader="none"/>
-              <w:tab w:val="center" w:pos="4536" w:leader="none"/>
-              <w:tab w:val="right" w:pos="9072" w:leader="none"/>
+              <w:tab w:val="left" w:pos="922"/>
+              <w:tab w:val="center" w:pos="4536"/>
+              <w:tab w:val="right" w:pos="9072"/>
             </w:tabs>
-            <w:spacing w:lineRule="auto" w:line="240" w:before="60" w:after="0"/>
-            <w:ind w:hanging="0" w:left="74"/>
-            <w:rPr>
-              <w:rFonts w:ascii="Calibri" w:hAnsi="Calibri" w:eastAsia="Calibri" w:cs="Calibri"/>
-            </w:rPr>
+            <w:spacing w:before="60" w:after="0" w:line="240" w:lineRule="auto"/>
+            <w:ind w:left="74"/>
           </w:pPr>
-          <w:r>
-            <w:rPr>
-              <w:rFonts w:eastAsia="Arial" w:cs="Arial" w:ascii="Arial" w:hAnsi="Arial"/>
-            </w:rPr>
-            <w:t>Référence: ${ref}</w:t>
+          <w:proofErr w:type="gramStart"/>
+          <w:r>
+            <w:rPr>
+              <w:rFonts w:ascii="Arial" w:eastAsia="Arial" w:hAnsi="Arial" w:cs="Arial"/>
+            </w:rPr>
+            <w:t>Référence:</w:t>
+          </w:r>
+          <w:proofErr w:type="gramEnd"/>
+          <w:r>
+            <w:rPr>
+              <w:rFonts w:ascii="Arial" w:eastAsia="Arial" w:hAnsi="Arial" w:cs="Arial"/>
+            </w:rPr>
+            <w:t xml:space="preserve"> ${ref}</w:t>
           </w:r>
         </w:p>
         <w:p>
           <w:pPr>
             <w:pStyle w:val="normal1"/>
             <w:tabs>
-              <w:tab w:val="clear" w:pos="720"/>
-              <w:tab w:val="left" w:pos="922" w:leader="none"/>
-              <w:tab w:val="center" w:pos="4536" w:leader="none"/>
-              <w:tab w:val="right" w:pos="9072" w:leader="none"/>
+              <w:tab w:val="left" w:pos="922"/>
+              <w:tab w:val="center" w:pos="4536"/>
+              <w:tab w:val="right" w:pos="9072"/>
             </w:tabs>
-            <w:spacing w:lineRule="auto" w:line="240" w:before="60" w:after="0"/>
-            <w:ind w:hanging="0" w:left="74"/>
-            <w:rPr>
-              <w:rFonts w:ascii="Arial" w:hAnsi="Arial" w:eastAsia="Arial" w:cs="Arial"/>
+            <w:spacing w:before="60" w:after="0" w:line="240" w:lineRule="auto"/>
+            <w:ind w:left="74"/>
+            <w:rPr>
+              <w:rFonts w:ascii="Arial" w:eastAsia="Arial" w:hAnsi="Arial" w:cs="Arial"/>
             </w:rPr>
           </w:pPr>
-          <w:r>
-            <w:rPr>
-              <w:rFonts w:eastAsia="Arial" w:cs="Arial" w:ascii="Arial" w:hAnsi="Arial"/>
-            </w:rPr>
-            <w:t>Date:  ${date}</w:t>
+          <w:proofErr w:type="gramStart"/>
+          <w:r>
+            <w:rPr>
+              <w:rFonts w:ascii="Arial" w:eastAsia="Arial" w:hAnsi="Arial" w:cs="Arial"/>
+            </w:rPr>
+            <w:t>Date:</w:t>
+          </w:r>
+          <w:proofErr w:type="gramEnd"/>
+          <w:r>
+            <w:rPr>
+              <w:rFonts w:ascii="Arial" w:eastAsia="Arial" w:hAnsi="Arial" w:cs="Arial"/>
+            </w:rPr>
+            <w:t xml:space="preserve">  ${date}</w:t>
           </w:r>
         </w:p>
         <w:p>
           <w:pPr>
             <w:pStyle w:val="normal1"/>
             <w:tabs>
-              <w:tab w:val="clear" w:pos="720"/>
-              <w:tab w:val="left" w:pos="922" w:leader="none"/>
-              <w:tab w:val="center" w:pos="4536" w:leader="none"/>
-              <w:tab w:val="right" w:pos="9072" w:leader="none"/>
+              <w:tab w:val="left" w:pos="922"/>
+              <w:tab w:val="center" w:pos="4536"/>
+              <w:tab w:val="right" w:pos="9072"/>
             </w:tabs>
-            <w:spacing w:lineRule="auto" w:line="240" w:before="60" w:after="0"/>
-            <w:ind w:hanging="0" w:left="74"/>
-            <w:rPr>
-              <w:rFonts w:ascii="Calibri" w:hAnsi="Calibri" w:eastAsia="Calibri" w:cs="Calibri"/>
-            </w:rPr>
+            <w:spacing w:before="60" w:after="0" w:line="240" w:lineRule="auto"/>
+            <w:ind w:left="74"/>
           </w:pPr>
-          <w:r>
-            <w:rPr>
-              <w:rFonts w:eastAsia="Arial" w:cs="Arial" w:ascii="Arial" w:hAnsi="Arial"/>
-            </w:rPr>
-            <w:t xml:space="preserve">Page: </w:t>
-          </w:r>
-          <w:r>
-            <w:rPr>
-              <w:rFonts w:eastAsia="Century Gothic" w:cs="Century Gothic" w:ascii="Century Gothic" w:hAnsi="Century Gothic"/>
+          <w:proofErr w:type="gramStart"/>
+          <w:r>
+            <w:rPr>
+              <w:rFonts w:ascii="Arial" w:eastAsia="Arial" w:hAnsi="Arial" w:cs="Arial"/>
+            </w:rPr>
+            <w:t>Page:</w:t>
+          </w:r>
+          <w:proofErr w:type="gramEnd"/>
+          <w:r>
+            <w:rPr>
+              <w:rFonts w:ascii="Arial" w:eastAsia="Arial" w:hAnsi="Arial" w:cs="Arial"/>
+            </w:rPr>
+            <w:t xml:space="preserve"> </w:t>
+          </w:r>
+          <w:r>
+            <w:rPr>
+              <w:rFonts w:ascii="Century Gothic" w:eastAsia="Century Gothic" w:hAnsi="Century Gothic" w:cs="Century Gothic"/>
               <w:sz w:val="20"/>
               <w:szCs w:val="20"/>
             </w:rPr>
@@ -1385,45 +1512,45 @@
           </w:r>
           <w:r>
             <w:rPr>
+              <w:rFonts w:ascii="Century Gothic" w:eastAsia="Century Gothic" w:hAnsi="Century Gothic" w:cs="Century Gothic"/>
               <w:sz w:val="20"/>
               <w:szCs w:val="20"/>
-              <w:rFonts w:eastAsia="Century Gothic" w:cs="Century Gothic" w:ascii="Century Gothic" w:hAnsi="Century Gothic"/>
             </w:rPr>
             <w:instrText xml:space="preserve"> PAGE </w:instrText>
           </w:r>
           <w:r>
             <w:rPr>
+              <w:rFonts w:ascii="Century Gothic" w:eastAsia="Century Gothic" w:hAnsi="Century Gothic" w:cs="Century Gothic"/>
               <w:sz w:val="20"/>
               <w:szCs w:val="20"/>
-              <w:rFonts w:eastAsia="Century Gothic" w:cs="Century Gothic" w:ascii="Century Gothic" w:hAnsi="Century Gothic"/>
             </w:rPr>
             <w:fldChar w:fldCharType="separate"/>
           </w:r>
           <w:r>
             <w:rPr>
+              <w:rFonts w:ascii="Century Gothic" w:eastAsia="Century Gothic" w:hAnsi="Century Gothic" w:cs="Century Gothic"/>
               <w:sz w:val="20"/>
               <w:szCs w:val="20"/>
-              <w:rFonts w:eastAsia="Century Gothic" w:cs="Century Gothic" w:ascii="Century Gothic" w:hAnsi="Century Gothic"/>
             </w:rPr>
             <w:t>1</w:t>
           </w:r>
           <w:r>
             <w:rPr>
+              <w:rFonts w:ascii="Century Gothic" w:eastAsia="Century Gothic" w:hAnsi="Century Gothic" w:cs="Century Gothic"/>
               <w:sz w:val="20"/>
               <w:szCs w:val="20"/>
-              <w:rFonts w:eastAsia="Century Gothic" w:cs="Century Gothic" w:ascii="Century Gothic" w:hAnsi="Century Gothic"/>
             </w:rPr>
             <w:fldChar w:fldCharType="end"/>
           </w:r>
           <w:r>
             <w:rPr>
-              <w:rFonts w:eastAsia="Arial" w:cs="Arial" w:ascii="Arial" w:hAnsi="Arial"/>
+              <w:rFonts w:ascii="Arial" w:eastAsia="Arial" w:hAnsi="Arial" w:cs="Arial"/>
             </w:rPr>
             <w:t>/</w:t>
           </w:r>
           <w:r>
             <w:rPr>
-              <w:rFonts w:eastAsia="Century Gothic" w:cs="Century Gothic" w:ascii="Century Gothic" w:hAnsi="Century Gothic"/>
+              <w:rFonts w:ascii="Century Gothic" w:eastAsia="Century Gothic" w:hAnsi="Century Gothic" w:cs="Century Gothic"/>
               <w:sz w:val="20"/>
               <w:szCs w:val="20"/>
             </w:rPr>
@@ -1431,33 +1558,33 @@
           </w:r>
           <w:r>
             <w:rPr>
+              <w:rFonts w:ascii="Century Gothic" w:eastAsia="Century Gothic" w:hAnsi="Century Gothic" w:cs="Century Gothic"/>
               <w:sz w:val="20"/>
               <w:szCs w:val="20"/>
-              <w:rFonts w:eastAsia="Century Gothic" w:cs="Century Gothic" w:ascii="Century Gothic" w:hAnsi="Century Gothic"/>
             </w:rPr>
             <w:instrText xml:space="preserve"> NUMPAGES </w:instrText>
           </w:r>
           <w:r>
             <w:rPr>
+              <w:rFonts w:ascii="Century Gothic" w:eastAsia="Century Gothic" w:hAnsi="Century Gothic" w:cs="Century Gothic"/>
               <w:sz w:val="20"/>
               <w:szCs w:val="20"/>
-              <w:rFonts w:eastAsia="Century Gothic" w:cs="Century Gothic" w:ascii="Century Gothic" w:hAnsi="Century Gothic"/>
             </w:rPr>
             <w:fldChar w:fldCharType="separate"/>
           </w:r>
           <w:r>
             <w:rPr>
+              <w:rFonts w:ascii="Century Gothic" w:eastAsia="Century Gothic" w:hAnsi="Century Gothic" w:cs="Century Gothic"/>
               <w:sz w:val="20"/>
               <w:szCs w:val="20"/>
-              <w:rFonts w:eastAsia="Century Gothic" w:cs="Century Gothic" w:ascii="Century Gothic" w:hAnsi="Century Gothic"/>
             </w:rPr>
             <w:t>1</w:t>
           </w:r>
           <w:r>
             <w:rPr>
+              <w:rFonts w:ascii="Century Gothic" w:eastAsia="Century Gothic" w:hAnsi="Century Gothic" w:cs="Century Gothic"/>
               <w:sz w:val="20"/>
               <w:szCs w:val="20"/>
-              <w:rFonts w:eastAsia="Century Gothic" w:cs="Century Gothic" w:ascii="Century Gothic" w:hAnsi="Century Gothic"/>
             </w:rPr>
             <w:fldChar w:fldCharType="end"/>
           </w:r>
@@ -1468,67 +1595,25 @@
   <w:p>
     <w:pPr>
       <w:pStyle w:val="normal1"/>
-      <w:keepNext w:val="false"/>
-      <w:keepLines w:val="false"/>
-      <w:pageBreakBefore w:val="false"/>
-      <w:widowControl/>
-      <w:shd w:val="clear" w:fill="auto"/>
       <w:tabs>
-        <w:tab w:val="clear" w:pos="720"/>
-        <w:tab w:val="center" w:pos="4536" w:leader="none"/>
-        <w:tab w:val="right" w:pos="9072" w:leader="none"/>
+        <w:tab w:val="center" w:pos="4536"/>
+        <w:tab w:val="right" w:pos="9072"/>
       </w:tabs>
-      <w:spacing w:lineRule="auto" w:line="240" w:before="0" w:after="0"/>
-      <w:ind w:hanging="0" w:left="0" w:right="0"/>
-      <w:jc w:val="left"/>
+      <w:spacing w:after="0" w:line="240" w:lineRule="auto"/>
       <w:rPr>
-        <w:rFonts w:ascii="Calibri" w:hAnsi="Calibri" w:eastAsia="Calibri" w:cs="Calibri"/>
-        <w:b w:val="false"/>
-        <w:i w:val="false"/>
-        <w:i w:val="false"/>
-        <w:caps w:val="false"/>
-        <w:smallCaps w:val="false"/>
-        <w:strike w:val="false"/>
-        <w:dstrike w:val="false"/>
         <w:color w:val="000000"/>
-        <w:position w:val="0"/>
-        <w:sz w:val="22"/>
-        <w:sz w:val="22"/>
-        <w:szCs w:val="22"/>
-        <w:u w:val="none"/>
-        <w:shd w:fill="auto" w:val="clear"/>
-        <w:vertAlign w:val="baseline"/>
       </w:rPr>
     </w:pPr>
-    <w:r>
-      <w:rPr>
-        <w:rFonts w:eastAsia="Calibri" w:cs="Calibri"/>
-        <w:b w:val="false"/>
-        <w:i w:val="false"/>
-        <w:caps w:val="false"/>
-        <w:smallCaps w:val="false"/>
-        <w:strike w:val="false"/>
-        <w:dstrike w:val="false"/>
-        <w:color w:val="000000"/>
-        <w:position w:val="0"/>
-        <w:sz w:val="22"/>
-        <w:sz w:val="22"/>
-        <w:szCs w:val="22"/>
-        <w:u w:val="none"/>
-        <w:shd w:fill="auto" w:val="clear"/>
-        <w:vertAlign w:val="baseline"/>
-      </w:rPr>
-    </w:r>
   </w:p>
 </w:hdr>
 </file>
 
 <file path=word/styles.xml><?xml version="1.0" encoding="utf-8"?>
-<w:styles xmlns:w="http://schemas.openxmlformats.org/wordprocessingml/2006/main" xmlns:w14="http://schemas.microsoft.com/office/word/2010/wordml" xmlns:mc="http://schemas.openxmlformats.org/markup-compatibility/2006" mc:Ignorable="w14">
+<w:styles xmlns:mc="http://schemas.openxmlformats.org/markup-compatibility/2006" xmlns:r="http://schemas.openxmlformats.org/officeDocument/2006/relationships" xmlns:w="http://schemas.openxmlformats.org/wordprocessingml/2006/main" xmlns:w14="http://schemas.microsoft.com/office/word/2010/wordml" xmlns:w15="http://schemas.microsoft.com/office/word/2012/wordml" xmlns:w16cex="http://schemas.microsoft.com/office/word/2018/wordml/cex" xmlns:w16cid="http://schemas.microsoft.com/office/word/2016/wordml/cid" xmlns:w16="http://schemas.microsoft.com/office/word/2018/wordml" xmlns:w16sdtdh="http://schemas.microsoft.com/office/word/2020/wordml/sdtdatahash" xmlns:w16se="http://schemas.microsoft.com/office/word/2015/wordml/symex" mc:Ignorable="w14 w15 w16se w16cid w16 w16cex w16sdtdh">
   <w:docDefaults>
     <w:rPrDefault>
       <w:rPr>
-        <w:rFonts w:ascii="Calibri" w:hAnsi="Calibri" w:eastAsia="Calibri" w:cs="Calibri"/>
+        <w:rFonts w:ascii="Calibri" w:eastAsia="Calibri" w:hAnsi="Calibri" w:cs="Calibri"/>
         <w:sz w:val="22"/>
         <w:szCs w:val="22"/>
         <w:lang w:val="fr-FR" w:eastAsia="zh-CN" w:bidi="hi-IN"/>
@@ -1536,39 +1621,406 @@
     </w:rPrDefault>
     <w:pPrDefault>
       <w:pPr>
-        <w:suppressAutoHyphens w:val="true"/>
+        <w:suppressAutoHyphens/>
       </w:pPr>
     </w:pPrDefault>
   </w:docDefaults>
-  <w:style w:type="paragraph" w:styleId="Normal">
+  <w:latentStyles w:defLockedState="0" w:defUIPriority="99" w:defSemiHidden="0" w:defUnhideWhenUsed="0" w:defQFormat="0" w:count="376">
+    <w:lsdException w:name="Normal" w:uiPriority="0" w:qFormat="1"/>
+    <w:lsdException w:name="heading 1" w:uiPriority="9" w:qFormat="1"/>
+    <w:lsdException w:name="heading 2" w:semiHidden="1" w:uiPriority="9" w:unhideWhenUsed="1" w:qFormat="1"/>
+    <w:lsdException w:name="heading 3" w:semiHidden="1" w:uiPriority="9" w:unhideWhenUsed="1" w:qFormat="1"/>
+    <w:lsdException w:name="heading 4" w:semiHidden="1" w:uiPriority="9" w:unhideWhenUsed="1" w:qFormat="1"/>
+    <w:lsdException w:name="heading 5" w:semiHidden="1" w:uiPriority="9" w:unhideWhenUsed="1" w:qFormat="1"/>
+    <w:lsdException w:name="heading 6" w:semiHidden="1" w:uiPriority="9" w:unhideWhenUsed="1" w:qFormat="1"/>
+    <w:lsdException w:name="heading 7" w:semiHidden="1" w:uiPriority="9" w:unhideWhenUsed="1" w:qFormat="1"/>
+    <w:lsdException w:name="heading 8" w:semiHidden="1" w:uiPriority="9" w:unhideWhenUsed="1" w:qFormat="1"/>
+    <w:lsdException w:name="heading 9" w:semiHidden="1" w:uiPriority="9" w:unhideWhenUsed="1" w:qFormat="1"/>
+    <w:lsdException w:name="index 1" w:semiHidden="1" w:unhideWhenUsed="1"/>
+    <w:lsdException w:name="index 2" w:semiHidden="1" w:unhideWhenUsed="1"/>
+    <w:lsdException w:name="index 3" w:semiHidden="1" w:unhideWhenUsed="1"/>
+    <w:lsdException w:name="index 4" w:semiHidden="1" w:unhideWhenUsed="1"/>
+    <w:lsdException w:name="index 5" w:semiHidden="1" w:unhideWhenUsed="1"/>
+    <w:lsdException w:name="index 6" w:semiHidden="1" w:unhideWhenUsed="1"/>
+    <w:lsdException w:name="index 7" w:semiHidden="1" w:unhideWhenUsed="1"/>
+    <w:lsdException w:name="index 8" w:semiHidden="1" w:unhideWhenUsed="1"/>
+    <w:lsdException w:name="index 9" w:semiHidden="1" w:unhideWhenUsed="1"/>
+    <w:lsdException w:name="toc 1" w:semiHidden="1" w:uiPriority="39" w:unhideWhenUsed="1"/>
+    <w:lsdException w:name="toc 2" w:semiHidden="1" w:uiPriority="39" w:unhideWhenUsed="1"/>
+    <w:lsdException w:name="toc 3" w:semiHidden="1" w:uiPriority="39" w:unhideWhenUsed="1"/>
+    <w:lsdException w:name="toc 4" w:semiHidden="1" w:uiPriority="39" w:unhideWhenUsed="1"/>
+    <w:lsdException w:name="toc 5" w:semiHidden="1" w:uiPriority="39" w:unhideWhenUsed="1"/>
+    <w:lsdException w:name="toc 6" w:semiHidden="1" w:uiPriority="39" w:unhideWhenUsed="1"/>
+    <w:lsdException w:name="toc 7" w:semiHidden="1" w:uiPriority="39" w:unhideWhenUsed="1"/>
+    <w:lsdException w:name="toc 8" w:semiHidden="1" w:uiPriority="39" w:unhideWhenUsed="1"/>
+    <w:lsdException w:name="toc 9" w:semiHidden="1" w:uiPriority="39" w:unhideWhenUsed="1"/>
+    <w:lsdException w:name="Normal Indent" w:semiHidden="1" w:unhideWhenUsed="1"/>
+    <w:lsdException w:name="footnote text" w:semiHidden="1" w:unhideWhenUsed="1"/>
+    <w:lsdException w:name="annotation text" w:semiHidden="1" w:unhideWhenUsed="1"/>
+    <w:lsdException w:name="header" w:semiHidden="1" w:unhideWhenUsed="1"/>
+    <w:lsdException w:name="footer" w:semiHidden="1" w:unhideWhenUsed="1"/>
+    <w:lsdException w:name="index heading" w:semiHidden="1" w:unhideWhenUsed="1"/>
+    <w:lsdException w:name="caption" w:semiHidden="1" w:uiPriority="35" w:unhideWhenUsed="1" w:qFormat="1"/>
+    <w:lsdException w:name="table of figures" w:semiHidden="1" w:unhideWhenUsed="1"/>
+    <w:lsdException w:name="envelope address" w:semiHidden="1" w:unhideWhenUsed="1"/>
+    <w:lsdException w:name="envelope return" w:semiHidden="1" w:unhideWhenUsed="1"/>
+    <w:lsdException w:name="footnote reference" w:semiHidden="1" w:unhideWhenUsed="1"/>
+    <w:lsdException w:name="annotation reference" w:semiHidden="1" w:unhideWhenUsed="1"/>
+    <w:lsdException w:name="line number" w:semiHidden="1" w:unhideWhenUsed="1"/>
+    <w:lsdException w:name="page number" w:semiHidden="1" w:unhideWhenUsed="1"/>
+    <w:lsdException w:name="endnote reference" w:semiHidden="1" w:unhideWhenUsed="1"/>
+    <w:lsdException w:name="endnote text" w:semiHidden="1" w:unhideWhenUsed="1"/>
+    <w:lsdException w:name="table of authorities" w:semiHidden="1" w:unhideWhenUsed="1"/>
+    <w:lsdException w:name="macro" w:semiHidden="1" w:unhideWhenUsed="1"/>
+    <w:lsdException w:name="toa heading" w:semiHidden="1" w:unhideWhenUsed="1"/>
+    <w:lsdException w:name="List" w:semiHidden="1" w:unhideWhenUsed="1"/>
+    <w:lsdException w:name="List Bullet" w:semiHidden="1" w:unhideWhenUsed="1"/>
+    <w:lsdException w:name="List Number" w:semiHidden="1" w:unhideWhenUsed="1"/>
+    <w:lsdException w:name="List 2" w:semiHidden="1" w:unhideWhenUsed="1"/>
+    <w:lsdException w:name="List 3" w:semiHidden="1" w:unhideWhenUsed="1"/>
+    <w:lsdException w:name="List 4" w:semiHidden="1" w:unhideWhenUsed="1"/>
+    <w:lsdException w:name="List 5" w:semiHidden="1" w:unhideWhenUsed="1"/>
+    <w:lsdException w:name="List Bullet 2" w:semiHidden="1" w:unhideWhenUsed="1"/>
+    <w:lsdException w:name="List Bullet 3" w:semiHidden="1" w:unhideWhenUsed="1"/>
+    <w:lsdException w:name="List Bullet 4" w:semiHidden="1" w:unhideWhenUsed="1"/>
+    <w:lsdException w:name="List Bullet 5" w:semiHidden="1" w:unhideWhenUsed="1"/>
+    <w:lsdException w:name="List Number 2" w:semiHidden="1" w:unhideWhenUsed="1"/>
+    <w:lsdException w:name="List Number 3" w:semiHidden="1" w:unhideWhenUsed="1"/>
+    <w:lsdException w:name="List Number 4" w:semiHidden="1" w:unhideWhenUsed="1"/>
+    <w:lsdException w:name="List Number 5" w:semiHidden="1" w:unhideWhenUsed="1"/>
+    <w:lsdException w:name="Title" w:uiPriority="10" w:qFormat="1"/>
+    <w:lsdException w:name="Closing" w:semiHidden="1" w:unhideWhenUsed="1"/>
+    <w:lsdException w:name="Signature" w:semiHidden="1" w:unhideWhenUsed="1"/>
+    <w:lsdException w:name="Default Paragraph Font" w:semiHidden="1" w:uiPriority="1" w:unhideWhenUsed="1"/>
+    <w:lsdException w:name="Body Text" w:semiHidden="1" w:unhideWhenUsed="1"/>
+    <w:lsdException w:name="Body Text Indent" w:semiHidden="1" w:unhideWhenUsed="1"/>
+    <w:lsdException w:name="List Continue" w:semiHidden="1" w:unhideWhenUsed="1"/>
+    <w:lsdException w:name="List Continue 2" w:semiHidden="1" w:unhideWhenUsed="1"/>
+    <w:lsdException w:name="List Continue 3" w:semiHidden="1" w:unhideWhenUsed="1"/>
+    <w:lsdException w:name="List Continue 4" w:semiHidden="1" w:unhideWhenUsed="1"/>
+    <w:lsdException w:name="List Continue 5" w:semiHidden="1" w:unhideWhenUsed="1"/>
+    <w:lsdException w:name="Message Header" w:semiHidden="1" w:unhideWhenUsed="1"/>
+    <w:lsdException w:name="Subtitle" w:uiPriority="11" w:qFormat="1"/>
+    <w:lsdException w:name="Salutation" w:semiHidden="1" w:unhideWhenUsed="1"/>
+    <w:lsdException w:name="Date" w:semiHidden="1" w:unhideWhenUsed="1"/>
+    <w:lsdException w:name="Body Text First Indent" w:semiHidden="1" w:unhideWhenUsed="1"/>
+    <w:lsdException w:name="Body Text First Indent 2" w:semiHidden="1" w:unhideWhenUsed="1"/>
+    <w:lsdException w:name="Note Heading" w:semiHidden="1" w:unhideWhenUsed="1"/>
+    <w:lsdException w:name="Body Text 2" w:semiHidden="1" w:unhideWhenUsed="1"/>
+    <w:lsdException w:name="Body Text 3" w:semiHidden="1" w:unhideWhenUsed="1"/>
+    <w:lsdException w:name="Body Text Indent 2" w:semiHidden="1" w:unhideWhenUsed="1"/>
+    <w:lsdException w:name="Body Text Indent 3" w:semiHidden="1" w:unhideWhenUsed="1"/>
+    <w:lsdException w:name="Block Text" w:semiHidden="1" w:unhideWhenUsed="1"/>
+    <w:lsdException w:name="Hyperlink" w:semiHidden="1" w:unhideWhenUsed="1"/>
+    <w:lsdException w:name="FollowedHyperlink" w:semiHidden="1" w:unhideWhenUsed="1"/>
+    <w:lsdException w:name="Strong" w:uiPriority="22" w:qFormat="1"/>
+    <w:lsdException w:name="Emphasis" w:uiPriority="20" w:qFormat="1"/>
+    <w:lsdException w:name="Document Map" w:semiHidden="1" w:unhideWhenUsed="1"/>
+    <w:lsdException w:name="Plain Text" w:semiHidden="1" w:unhideWhenUsed="1"/>
+    <w:lsdException w:name="E-mail Signature" w:semiHidden="1" w:unhideWhenUsed="1"/>
+    <w:lsdException w:name="HTML Top of Form" w:semiHidden="1" w:unhideWhenUsed="1"/>
+    <w:lsdException w:name="HTML Bottom of Form" w:semiHidden="1" w:unhideWhenUsed="1"/>
+    <w:lsdException w:name="Normal (Web)" w:semiHidden="1" w:unhideWhenUsed="1"/>
+    <w:lsdException w:name="HTML Acronym" w:semiHidden="1" w:unhideWhenUsed="1"/>
+    <w:lsdException w:name="HTML Address" w:semiHidden="1" w:unhideWhenUsed="1"/>
+    <w:lsdException w:name="HTML Cite" w:semiHidden="1" w:unhideWhenUsed="1"/>
+    <w:lsdException w:name="HTML Code" w:semiHidden="1" w:unhideWhenUsed="1"/>
+    <w:lsdException w:name="HTML Definition" w:semiHidden="1" w:unhideWhenUsed="1"/>
+    <w:lsdException w:name="HTML Keyboard" w:semiHidden="1" w:unhideWhenUsed="1"/>
+    <w:lsdException w:name="HTML Preformatted" w:semiHidden="1" w:unhideWhenUsed="1"/>
+    <w:lsdException w:name="HTML Sample" w:semiHidden="1" w:unhideWhenUsed="1"/>
+    <w:lsdException w:name="HTML Typewriter" w:semiHidden="1" w:unhideWhenUsed="1"/>
+    <w:lsdException w:name="HTML Variable" w:semiHidden="1" w:unhideWhenUsed="1"/>
+    <w:lsdException w:name="Normal Table" w:semiHidden="1" w:unhideWhenUsed="1"/>
+    <w:lsdException w:name="annotation subject" w:semiHidden="1" w:unhideWhenUsed="1"/>
+    <w:lsdException w:name="No List" w:semiHidden="1" w:unhideWhenUsed="1"/>
+    <w:lsdException w:name="Outline List 1" w:semiHidden="1" w:unhideWhenUsed="1"/>
+    <w:lsdException w:name="Outline List 2" w:semiHidden="1" w:unhideWhenUsed="1"/>
+    <w:lsdException w:name="Outline List 3" w:semiHidden="1" w:unhideWhenUsed="1"/>
+    <w:lsdException w:name="Table Simple 1" w:semiHidden="1" w:unhideWhenUsed="1"/>
+    <w:lsdException w:name="Table Simple 2" w:semiHidden="1" w:unhideWhenUsed="1"/>
+    <w:lsdException w:name="Table Simple 3" w:semiHidden="1" w:unhideWhenUsed="1"/>
+    <w:lsdException w:name="Table Classic 1" w:semiHidden="1" w:unhideWhenUsed="1"/>
+    <w:lsdException w:name="Table Classic 2" w:semiHidden="1" w:unhideWhenUsed="1"/>
+    <w:lsdException w:name="Table Classic 3" w:semiHidden="1" w:unhideWhenUsed="1"/>
+    <w:lsdException w:name="Table Classic 4" w:semiHidden="1" w:unhideWhenUsed="1"/>
+    <w:lsdException w:name="Table Colorful 1" w:semiHidden="1" w:unhideWhenUsed="1"/>
+    <w:lsdException w:name="Table Colorful 2" w:semiHidden="1" w:unhideWhenUsed="1"/>
+    <w:lsdException w:name="Table Colorful 3" w:semiHidden="1" w:unhideWhenUsed="1"/>
+    <w:lsdException w:name="Table Columns 1" w:semiHidden="1" w:unhideWhenUsed="1"/>
+    <w:lsdException w:name="Table Columns 2" w:semiHidden="1" w:unhideWhenUsed="1"/>
+    <w:lsdException w:name="Table Columns 3" w:semiHidden="1" w:unhideWhenUsed="1"/>
+    <w:lsdException w:name="Table Columns 4" w:semiHidden="1" w:unhideWhenUsed="1"/>
+    <w:lsdException w:name="Table Columns 5" w:semiHidden="1" w:unhideWhenUsed="1"/>
+    <w:lsdException w:name="Table Grid 1" w:semiHidden="1" w:unhideWhenUsed="1"/>
+    <w:lsdException w:name="Table Grid 2" w:semiHidden="1" w:unhideWhenUsed="1"/>
+    <w:lsdException w:name="Table Grid 3" w:semiHidden="1" w:unhideWhenUsed="1"/>
+    <w:lsdException w:name="Table Grid 4" w:semiHidden="1" w:unhideWhenUsed="1"/>
+    <w:lsdException w:name="Table Grid 5" w:semiHidden="1" w:unhideWhenUsed="1"/>
+    <w:lsdException w:name="Table Grid 6" w:semiHidden="1" w:unhideWhenUsed="1"/>
+    <w:lsdException w:name="Table Grid 7" w:semiHidden="1" w:unhideWhenUsed="1"/>
+    <w:lsdException w:name="Table Grid 8" w:semiHidden="1" w:unhideWhenUsed="1"/>
+    <w:lsdException w:name="Table List 1" w:semiHidden="1" w:unhideWhenUsed="1"/>
+    <w:lsdException w:name="Table List 2" w:semiHidden="1" w:unhideWhenUsed="1"/>
+    <w:lsdException w:name="Table List 3" w:semiHidden="1" w:unhideWhenUsed="1"/>
+    <w:lsdException w:name="Table List 4" w:semiHidden="1" w:unhideWhenUsed="1"/>
+    <w:lsdException w:name="Table List 5" w:semiHidden="1" w:unhideWhenUsed="1"/>
+    <w:lsdException w:name="Table List 6" w:semiHidden="1" w:unhideWhenUsed="1"/>
+    <w:lsdException w:name="Table List 7" w:semiHidden="1" w:unhideWhenUsed="1"/>
+    <w:lsdException w:name="Table List 8" w:semiHidden="1" w:unhideWhenUsed="1"/>
+    <w:lsdException w:name="Table 3D effects 1" w:semiHidden="1" w:unhideWhenUsed="1"/>
+    <w:lsdException w:name="Table 3D effects 2" w:semiHidden="1" w:unhideWhenUsed="1"/>
+    <w:lsdException w:name="Table 3D effects 3" w:semiHidden="1" w:unhideWhenUsed="1"/>
+    <w:lsdException w:name="Table Contemporary" w:semiHidden="1" w:unhideWhenUsed="1"/>
+    <w:lsdException w:name="Table Elegant" w:semiHidden="1" w:unhideWhenUsed="1"/>
+    <w:lsdException w:name="Table Professional" w:semiHidden="1" w:unhideWhenUsed="1"/>
+    <w:lsdException w:name="Table Subtle 1" w:semiHidden="1" w:unhideWhenUsed="1"/>
+    <w:lsdException w:name="Table Subtle 2" w:semiHidden="1" w:unhideWhenUsed="1"/>
+    <w:lsdException w:name="Table Web 1" w:semiHidden="1" w:unhideWhenUsed="1"/>
+    <w:lsdException w:name="Table Web 2" w:semiHidden="1" w:unhideWhenUsed="1"/>
+    <w:lsdException w:name="Table Web 3" w:semiHidden="1" w:unhideWhenUsed="1"/>
+    <w:lsdException w:name="Balloon Text" w:semiHidden="1" w:unhideWhenUsed="1"/>
+    <w:lsdException w:name="Table Grid" w:uiPriority="39"/>
+    <w:lsdException w:name="Table Theme" w:semiHidden="1" w:unhideWhenUsed="1"/>
+    <w:lsdException w:name="Placeholder Text" w:semiHidden="1"/>
+    <w:lsdException w:name="No Spacing" w:uiPriority="1" w:qFormat="1"/>
+    <w:lsdException w:name="Light Shading" w:uiPriority="60"/>
+    <w:lsdException w:name="Light List" w:uiPriority="61"/>
+    <w:lsdException w:name="Light Grid" w:uiPriority="62"/>
+    <w:lsdException w:name="Medium Shading 1" w:uiPriority="63"/>
+    <w:lsdException w:name="Medium Shading 2" w:uiPriority="64"/>
+    <w:lsdException w:name="Medium List 1" w:uiPriority="65"/>
+    <w:lsdException w:name="Medium List 2" w:uiPriority="66"/>
+    <w:lsdException w:name="Medium Grid 1" w:uiPriority="67"/>
+    <w:lsdException w:name="Medium Grid 2" w:uiPriority="68"/>
+    <w:lsdException w:name="Medium Grid 3" w:uiPriority="69"/>
+    <w:lsdException w:name="Dark List" w:uiPriority="70"/>
+    <w:lsdException w:name="Colorful Shading" w:uiPriority="71"/>
+    <w:lsdException w:name="Colorful List" w:uiPriority="72"/>
+    <w:lsdException w:name="Colorful Grid" w:uiPriority="73"/>
+    <w:lsdException w:name="Light Shading Accent 1" w:uiPriority="60"/>
+    <w:lsdException w:name="Light List Accent 1" w:uiPriority="61"/>
+    <w:lsdException w:name="Light Grid Accent 1" w:uiPriority="62"/>
+    <w:lsdException w:name="Medium Shading 1 Accent 1" w:uiPriority="63"/>
+    <w:lsdException w:name="Medium Shading 2 Accent 1" w:uiPriority="64"/>
+    <w:lsdException w:name="Medium List 1 Accent 1" w:uiPriority="65"/>
+    <w:lsdException w:name="Revision" w:semiHidden="1"/>
+    <w:lsdException w:name="List Paragraph" w:uiPriority="34" w:qFormat="1"/>
+    <w:lsdException w:name="Quote" w:uiPriority="29" w:qFormat="1"/>
+    <w:lsdException w:name="Intense Quote" w:uiPriority="30" w:qFormat="1"/>
+    <w:lsdException w:name="Medium List 2 Accent 1" w:uiPriority="66"/>
+    <w:lsdException w:name="Medium Grid 1 Accent 1" w:uiPriority="67"/>
+    <w:lsdException w:name="Medium Grid 2 Accent 1" w:uiPriority="68"/>
+    <w:lsdException w:name="Medium Grid 3 Accent 1" w:uiPriority="69"/>
+    <w:lsdException w:name="Dark List Accent 1" w:uiPriority="70"/>
+    <w:lsdException w:name="Colorful Shading Accent 1" w:uiPriority="71"/>
+    <w:lsdException w:name="Colorful List Accent 1" w:uiPriority="72"/>
+    <w:lsdException w:name="Colorful Grid Accent 1" w:uiPriority="73"/>
+    <w:lsdException w:name="Light Shading Accent 2" w:uiPriority="60"/>
+    <w:lsdException w:name="Light List Accent 2" w:uiPriority="61"/>
+    <w:lsdException w:name="Light Grid Accent 2" w:uiPriority="62"/>
+    <w:lsdException w:name="Medium Shading 1 Accent 2" w:uiPriority="63"/>
+    <w:lsdException w:name="Medium Shading 2 Accent 2" w:uiPriority="64"/>
+    <w:lsdException w:name="Medium List 1 Accent 2" w:uiPriority="65"/>
+    <w:lsdException w:name="Medium List 2 Accent 2" w:uiPriority="66"/>
+    <w:lsdException w:name="Medium Grid 1 Accent 2" w:uiPriority="67"/>
+    <w:lsdException w:name="Medium Grid 2 Accent 2" w:uiPriority="68"/>
+    <w:lsdException w:name="Medium Grid 3 Accent 2" w:uiPriority="69"/>
+    <w:lsdException w:name="Dark List Accent 2" w:uiPriority="70"/>
+    <w:lsdException w:name="Colorful Shading Accent 2" w:uiPriority="71"/>
+    <w:lsdException w:name="Colorful List Accent 2" w:uiPriority="72"/>
+    <w:lsdException w:name="Colorful Grid Accent 2" w:uiPriority="73"/>
+    <w:lsdException w:name="Light Shading Accent 3" w:uiPriority="60"/>
+    <w:lsdException w:name="Light List Accent 3" w:uiPriority="61"/>
+    <w:lsdException w:name="Light Grid Accent 3" w:uiPriority="62"/>
+    <w:lsdException w:name="Medium Shading 1 Accent 3" w:uiPriority="63"/>
+    <w:lsdException w:name="Medium Shading 2 Accent 3" w:uiPriority="64"/>
+    <w:lsdException w:name="Medium List 1 Accent 3" w:uiPriority="65"/>
+    <w:lsdException w:name="Medium List 2 Accent 3" w:uiPriority="66"/>
+    <w:lsdException w:name="Medium Grid 1 Accent 3" w:uiPriority="67"/>
+    <w:lsdException w:name="Medium Grid 2 Accent 3" w:uiPriority="68"/>
+    <w:lsdException w:name="Medium Grid 3 Accent 3" w:uiPriority="69"/>
+    <w:lsdException w:name="Dark List Accent 3" w:uiPriority="70"/>
+    <w:lsdException w:name="Colorful Shading Accent 3" w:uiPriority="71"/>
+    <w:lsdException w:name="Colorful List Accent 3" w:uiPriority="72"/>
+    <w:lsdException w:name="Colorful Grid Accent 3" w:uiPriority="73"/>
+    <w:lsdException w:name="Light Shading Accent 4" w:uiPriority="60"/>
+    <w:lsdException w:name="Light List Accent 4" w:uiPriority="61"/>
+    <w:lsdException w:name="Light Grid Accent 4" w:uiPriority="62"/>
+    <w:lsdException w:name="Medium Shading 1 Accent 4" w:uiPriority="63"/>
+    <w:lsdException w:name="Medium Shading 2 Accent 4" w:uiPriority="64"/>
+    <w:lsdException w:name="Medium List 1 Accent 4" w:uiPriority="65"/>
+    <w:lsdException w:name="Medium List 2 Accent 4" w:uiPriority="66"/>
+    <w:lsdException w:name="Medium Grid 1 Accent 4" w:uiPriority="67"/>
+    <w:lsdException w:name="Medium Grid 2 Accent 4" w:uiPriority="68"/>
+    <w:lsdException w:name="Medium Grid 3 Accent 4" w:uiPriority="69"/>
+    <w:lsdException w:name="Dark List Accent 4" w:uiPriority="70"/>
+    <w:lsdException w:name="Colorful Shading Accent 4" w:uiPriority="71"/>
+    <w:lsdException w:name="Colorful List Accent 4" w:uiPriority="72"/>
+    <w:lsdException w:name="Colorful Grid Accent 4" w:uiPriority="73"/>
+    <w:lsdException w:name="Light Shading Accent 5" w:uiPriority="60"/>
+    <w:lsdException w:name="Light List Accent 5" w:uiPriority="61"/>
+    <w:lsdException w:name="Light Grid Accent 5" w:uiPriority="62"/>
+    <w:lsdException w:name="Medium Shading 1 Accent 5" w:uiPriority="63"/>
+    <w:lsdException w:name="Medium Shading 2 Accent 5" w:uiPriority="64"/>
+    <w:lsdException w:name="Medium List 1 Accent 5" w:uiPriority="65"/>
+    <w:lsdException w:name="Medium List 2 Accent 5" w:uiPriority="66"/>
+    <w:lsdException w:name="Medium Grid 1 Accent 5" w:uiPriority="67"/>
+    <w:lsdException w:name="Medium Grid 2 Accent 5" w:uiPriority="68"/>
+    <w:lsdException w:name="Medium Grid 3 Accent 5" w:uiPriority="69"/>
+    <w:lsdException w:name="Dark List Accent 5" w:uiPriority="70"/>
+    <w:lsdException w:name="Colorful Shading Accent 5" w:uiPriority="71"/>
+    <w:lsdException w:name="Colorful List Accent 5" w:uiPriority="72"/>
+    <w:lsdException w:name="Colorful Grid Accent 5" w:uiPriority="73"/>
+    <w:lsdException w:name="Light Shading Accent 6" w:uiPriority="60"/>
+    <w:lsdException w:name="Light List Accent 6" w:uiPriority="61"/>
+    <w:lsdException w:name="Light Grid Accent 6" w:uiPriority="62"/>
+    <w:lsdException w:name="Medium Shading 1 Accent 6" w:uiPriority="63"/>
+    <w:lsdException w:name="Medium Shading 2 Accent 6" w:uiPriority="64"/>
+    <w:lsdException w:name="Medium List 1 Accent 6" w:uiPriority="65"/>
+    <w:lsdException w:name="Medium List 2 Accent 6" w:uiPriority="66"/>
+    <w:lsdException w:name="Medium Grid 1 Accent 6" w:uiPriority="67"/>
+    <w:lsdException w:name="Medium Grid 2 Accent 6" w:uiPriority="68"/>
+    <w:lsdException w:name="Medium Grid 3 Accent 6" w:uiPriority="69"/>
+    <w:lsdException w:name="Dark List Accent 6" w:uiPriority="70"/>
+    <w:lsdException w:name="Colorful Shading Accent 6" w:uiPriority="71"/>
+    <w:lsdException w:name="Colorful List Accent 6" w:uiPriority="72"/>
+    <w:lsdException w:name="Colorful Grid Accent 6" w:uiPriority="73"/>
+    <w:lsdException w:name="Subtle Emphasis" w:uiPriority="19" w:qFormat="1"/>
+    <w:lsdException w:name="Intense Emphasis" w:uiPriority="21" w:qFormat="1"/>
+    <w:lsdException w:name="Subtle Reference" w:uiPriority="31" w:qFormat="1"/>
+    <w:lsdException w:name="Intense Reference" w:uiPriority="32" w:qFormat="1"/>
+    <w:lsdException w:name="Book Title" w:uiPriority="33" w:qFormat="1"/>
+    <w:lsdException w:name="Bibliography" w:semiHidden="1" w:uiPriority="37" w:unhideWhenUsed="1"/>
+    <w:lsdException w:name="TOC Heading" w:semiHidden="1" w:uiPriority="39" w:unhideWhenUsed="1" w:qFormat="1"/>
+    <w:lsdException w:name="Plain Table 1" w:uiPriority="41"/>
+    <w:lsdException w:name="Plain Table 2" w:uiPriority="42"/>
+    <w:lsdException w:name="Plain Table 3" w:uiPriority="43"/>
+    <w:lsdException w:name="Plain Table 4" w:uiPriority="44"/>
+    <w:lsdException w:name="Plain Table 5" w:uiPriority="45"/>
+    <w:lsdException w:name="Grid Table Light" w:uiPriority="40"/>
+    <w:lsdException w:name="Grid Table 1 Light" w:uiPriority="46"/>
+    <w:lsdException w:name="Grid Table 2" w:uiPriority="47"/>
+    <w:lsdException w:name="Grid Table 3" w:uiPriority="48"/>
+    <w:lsdException w:name="Grid Table 4" w:uiPriority="49"/>
+    <w:lsdException w:name="Grid Table 5 Dark" w:uiPriority="50"/>
+    <w:lsdException w:name="Grid Table 6 Colorful" w:uiPriority="51"/>
+    <w:lsdException w:name="Grid Table 7 Colorful" w:uiPriority="52"/>
+    <w:lsdException w:name="Grid Table 1 Light Accent 1" w:uiPriority="46"/>
+    <w:lsdException w:name="Grid Table 2 Accent 1" w:uiPriority="47"/>
+    <w:lsdException w:name="Grid Table 3 Accent 1" w:uiPriority="48"/>
+    <w:lsdException w:name="Grid Table 4 Accent 1" w:uiPriority="49"/>
+    <w:lsdException w:name="Grid Table 5 Dark Accent 1" w:uiPriority="50"/>
+    <w:lsdException w:name="Grid Table 6 Colorful Accent 1" w:uiPriority="51"/>
+    <w:lsdException w:name="Grid Table 7 Colorful Accent 1" w:uiPriority="52"/>
+    <w:lsdException w:name="Grid Table 1 Light Accent 2" w:uiPriority="46"/>
+    <w:lsdException w:name="Grid Table 2 Accent 2" w:uiPriority="47"/>
+    <w:lsdException w:name="Grid Table 3 Accent 2" w:uiPriority="48"/>
+    <w:lsdException w:name="Grid Table 4 Accent 2" w:uiPriority="49"/>
+    <w:lsdException w:name="Grid Table 5 Dark Accent 2" w:uiPriority="50"/>
+    <w:lsdException w:name="Grid Table 6 Colorful Accent 2" w:uiPriority="51"/>
+    <w:lsdException w:name="Grid Table 7 Colorful Accent 2" w:uiPriority="52"/>
+    <w:lsdException w:name="Grid Table 1 Light Accent 3" w:uiPriority="46"/>
+    <w:lsdException w:name="Grid Table 2 Accent 3" w:uiPriority="47"/>
+    <w:lsdException w:name="Grid Table 3 Accent 3" w:uiPriority="48"/>
+    <w:lsdException w:name="Grid Table 4 Accent 3" w:uiPriority="49"/>
+    <w:lsdException w:name="Grid Table 5 Dark Accent 3" w:uiPriority="50"/>
+    <w:lsdException w:name="Grid Table 6 Colorful Accent 3" w:uiPriority="51"/>
+    <w:lsdException w:name="Grid Table 7 Colorful Accent 3" w:uiPriority="52"/>
+    <w:lsdException w:name="Grid Table 1 Light Accent 4" w:uiPriority="46"/>
+    <w:lsdException w:name="Grid Table 2 Accent 4" w:uiPriority="47"/>
+    <w:lsdException w:name="Grid Table 3 Accent 4" w:uiPriority="48"/>
+    <w:lsdException w:name="Grid Table 4 Accent 4" w:uiPriority="49"/>
+    <w:lsdException w:name="Grid Table 5 Dark Accent 4" w:uiPriority="50"/>
+    <w:lsdException w:name="Grid Table 6 Colorful Accent 4" w:uiPriority="51"/>
+    <w:lsdException w:name="Grid Table 7 Colorful Accent 4" w:uiPriority="52"/>
+    <w:lsdException w:name="Grid Table 1 Light Accent 5" w:uiPriority="46"/>
+    <w:lsdException w:name="Grid Table 2 Accent 5" w:uiPriority="47"/>
+    <w:lsdException w:name="Grid Table 3 Accent 5" w:uiPriority="48"/>
+    <w:lsdException w:name="Grid Table 4 Accent 5" w:uiPriority="49"/>
+    <w:lsdException w:name="Grid Table 5 Dark Accent 5" w:uiPriority="50"/>
+    <w:lsdException w:name="Grid Table 6 Colorful Accent 5" w:uiPriority="51"/>
+    <w:lsdException w:name="Grid Table 7 Colorful Accent 5" w:uiPriority="52"/>
+    <w:lsdException w:name="Grid Table 1 Light Accent 6" w:uiPriority="46"/>
+    <w:lsdException w:name="Grid Table 2 Accent 6" w:uiPriority="47"/>
+    <w:lsdException w:name="Grid Table 3 Accent 6" w:uiPriority="48"/>
+    <w:lsdException w:name="Grid Table 4 Accent 6" w:uiPriority="49"/>
+    <w:lsdException w:name="Grid Table 5 Dark Accent 6" w:uiPriority="50"/>
+    <w:lsdException w:name="Grid Table 6 Colorful Accent 6" w:uiPriority="51"/>
+    <w:lsdException w:name="Grid Table 7 Colorful Accent 6" w:uiPriority="52"/>
+    <w:lsdException w:name="List Table 1 Light" w:uiPriority="46"/>
+    <w:lsdException w:name="List Table 2" w:uiPriority="47"/>
+    <w:lsdException w:name="List Table 3" w:uiPriority="48"/>
+    <w:lsdException w:name="List Table 4" w:uiPriority="49"/>
+    <w:lsdException w:name="List Table 5 Dark" w:uiPriority="50"/>
+    <w:lsdException w:name="List Table 6 Colorful" w:uiPriority="51"/>
+    <w:lsdException w:name="List Table 7 Colorful" w:uiPriority="52"/>
+    <w:lsdException w:name="List Table 1 Light Accent 1" w:uiPriority="46"/>
+    <w:lsdException w:name="List Table 2 Accent 1" w:uiPriority="47"/>
+    <w:lsdException w:name="List Table 3 Accent 1" w:uiPriority="48"/>
+    <w:lsdException w:name="List Table 4 Accent 1" w:uiPriority="49"/>
+    <w:lsdException w:name="List Table 5 Dark Accent 1" w:uiPriority="50"/>
+    <w:lsdException w:name="List Table 6 Colorful Accent 1" w:uiPriority="51"/>
+    <w:lsdException w:name="List Table 7 Colorful Accent 1" w:uiPriority="52"/>
+    <w:lsdException w:name="List Table 1 Light Accent 2" w:uiPriority="46"/>
+    <w:lsdException w:name="List Table 2 Accent 2" w:uiPriority="47"/>
+    <w:lsdException w:name="List Table 3 Accent 2" w:uiPriority="48"/>
+    <w:lsdException w:name="List Table 4 Accent 2" w:uiPriority="49"/>
+    <w:lsdException w:name="List Table 5 Dark Accent 2" w:uiPriority="50"/>
+    <w:lsdException w:name="List Table 6 Colorful Accent 2" w:uiPriority="51"/>
+    <w:lsdException w:name="List Table 7 Colorful Accent 2" w:uiPriority="52"/>
+    <w:lsdException w:name="List Table 1 Light Accent 3" w:uiPriority="46"/>
+    <w:lsdException w:name="List Table 2 Accent 3" w:uiPriority="47"/>
+    <w:lsdException w:name="List Table 3 Accent 3" w:uiPriority="48"/>
+    <w:lsdException w:name="List Table 4 Accent 3" w:uiPriority="49"/>
+    <w:lsdException w:name="List Table 5 Dark Accent 3" w:uiPriority="50"/>
+    <w:lsdException w:name="List Table 6 Colorful Accent 3" w:uiPriority="51"/>
+    <w:lsdException w:name="List Table 7 Colorful Accent 3" w:uiPriority="52"/>
+    <w:lsdException w:name="List Table 1 Light Accent 4" w:uiPriority="46"/>
+    <w:lsdException w:name="List Table 2 Accent 4" w:uiPriority="47"/>
+    <w:lsdException w:name="List Table 3 Accent 4" w:uiPriority="48"/>
+    <w:lsdException w:name="List Table 4 Accent 4" w:uiPriority="49"/>
+    <w:lsdException w:name="List Table 5 Dark Accent 4" w:uiPriority="50"/>
+    <w:lsdException w:name="List Table 6 Colorful Accent 4" w:uiPriority="51"/>
+    <w:lsdException w:name="List Table 7 Colorful Accent 4" w:uiPriority="52"/>
+    <w:lsdException w:name="List Table 1 Light Accent 5" w:uiPriority="46"/>
+    <w:lsdException w:name="List Table 2 Accent 5" w:uiPriority="47"/>
+    <w:lsdException w:name="List Table 3 Accent 5" w:uiPriority="48"/>
+    <w:lsdException w:name="List Table 4 Accent 5" w:uiPriority="49"/>
+    <w:lsdException w:name="List Table 5 Dark Accent 5" w:uiPriority="50"/>
+    <w:lsdException w:name="List Table 6 Colorful Accent 5" w:uiPriority="51"/>
+    <w:lsdException w:name="List Table 7 Colorful Accent 5" w:uiPriority="52"/>
+    <w:lsdException w:name="List Table 1 Light Accent 6" w:uiPriority="46"/>
+    <w:lsdException w:name="List Table 2 Accent 6" w:uiPriority="47"/>
+    <w:lsdException w:name="List Table 3 Accent 6" w:uiPriority="48"/>
+    <w:lsdException w:name="List Table 4 Accent 6" w:uiPriority="49"/>
+    <w:lsdException w:name="List Table 5 Dark Accent 6" w:uiPriority="50"/>
+    <w:lsdException w:name="List Table 6 Colorful Accent 6" w:uiPriority="51"/>
+    <w:lsdException w:name="List Table 7 Colorful Accent 6" w:uiPriority="52"/>
+    <w:lsdException w:name="Mention" w:semiHidden="1" w:unhideWhenUsed="1"/>
+    <w:lsdException w:name="Smart Hyperlink" w:semiHidden="1" w:unhideWhenUsed="1"/>
+    <w:lsdException w:name="Hashtag" w:semiHidden="1" w:unhideWhenUsed="1"/>
+    <w:lsdException w:name="Unresolved Mention" w:semiHidden="1" w:unhideWhenUsed="1"/>
+    <w:lsdException w:name="Smart Link" w:semiHidden="1" w:unhideWhenUsed="1"/>
+  </w:latentStyles>
+  <w:style w:type="paragraph" w:default="1" w:styleId="Normal">
     <w:name w:val="Normal"/>
     <w:qFormat/>
     <w:pPr>
-      <w:widowControl/>
-      <w:suppressAutoHyphens w:val="true"/>
-      <w:bidi w:val="0"/>
-      <w:spacing w:lineRule="auto" w:line="259" w:before="0" w:after="160"/>
-      <w:jc w:val="left"/>
+      <w:spacing w:after="160" w:line="259" w:lineRule="auto"/>
     </w:pPr>
-    <w:rPr>
-      <w:rFonts w:ascii="Calibri" w:hAnsi="Calibri" w:eastAsia="Calibri" w:cs="Calibri"/>
-      <w:color w:val="auto"/>
-      <w:kern w:val="0"/>
-      <w:sz w:val="22"/>
-      <w:szCs w:val="22"/>
-      <w:lang w:val="fr-FR" w:eastAsia="zh-CN" w:bidi="hi-IN"/>
-    </w:rPr>
   </w:style>
-  <w:style w:type="paragraph" w:styleId="Heading1">
+  <w:style w:type="paragraph" w:styleId="Titre1">
     <w:name w:val="heading 1"/>
     <w:basedOn w:val="normal1"/>
     <w:next w:val="normal1"/>
+    <w:uiPriority w:val="9"/>
     <w:qFormat/>
     <w:pPr>
-      <w:keepNext w:val="true"/>
+      <w:keepNext/>
       <w:keepLines/>
-      <w:pageBreakBefore w:val="false"/>
-      <w:spacing w:lineRule="auto" w:line="240" w:before="480" w:after="120"/>
+      <w:spacing w:before="480" w:after="120" w:line="240" w:lineRule="auto"/>
+      <w:outlineLvl w:val="0"/>
     </w:pPr>
     <w:rPr>
       <w:b/>
@@ -1576,16 +2028,19 @@
       <w:szCs w:val="48"/>
     </w:rPr>
   </w:style>
-  <w:style w:type="paragraph" w:styleId="Heading2">
+  <w:style w:type="paragraph" w:styleId="Titre2">
     <w:name w:val="heading 2"/>
     <w:basedOn w:val="normal1"/>
     <w:next w:val="normal1"/>
+    <w:uiPriority w:val="9"/>
+    <w:semiHidden/>
+    <w:unhideWhenUsed/>
     <w:qFormat/>
     <w:pPr>
-      <w:keepNext w:val="true"/>
+      <w:keepNext/>
       <w:keepLines/>
-      <w:pageBreakBefore w:val="false"/>
-      <w:spacing w:lineRule="auto" w:line="240" w:before="360" w:after="80"/>
+      <w:spacing w:before="360" w:after="80" w:line="240" w:lineRule="auto"/>
+      <w:outlineLvl w:val="1"/>
     </w:pPr>
     <w:rPr>
       <w:b/>
@@ -1593,16 +2048,19 @@
       <w:szCs w:val="36"/>
     </w:rPr>
   </w:style>
-  <w:style w:type="paragraph" w:styleId="Heading3">
+  <w:style w:type="paragraph" w:styleId="Titre3">
     <w:name w:val="heading 3"/>
     <w:basedOn w:val="normal1"/>
     <w:next w:val="normal1"/>
+    <w:uiPriority w:val="9"/>
+    <w:semiHidden/>
+    <w:unhideWhenUsed/>
     <w:qFormat/>
     <w:pPr>
-      <w:keepNext w:val="true"/>
+      <w:keepNext/>
       <w:keepLines/>
-      <w:pageBreakBefore w:val="false"/>
-      <w:spacing w:lineRule="auto" w:line="240" w:before="280" w:after="80"/>
+      <w:spacing w:before="280" w:after="80" w:line="240" w:lineRule="auto"/>
+      <w:outlineLvl w:val="2"/>
     </w:pPr>
     <w:rPr>
       <w:b/>
@@ -1610,16 +2068,19 @@
       <w:szCs w:val="28"/>
     </w:rPr>
   </w:style>
-  <w:style w:type="paragraph" w:styleId="Heading4">
+  <w:style w:type="paragraph" w:styleId="Titre4">
     <w:name w:val="heading 4"/>
     <w:basedOn w:val="normal1"/>
     <w:next w:val="normal1"/>
+    <w:uiPriority w:val="9"/>
+    <w:semiHidden/>
+    <w:unhideWhenUsed/>
     <w:qFormat/>
     <w:pPr>
-      <w:keepNext w:val="true"/>
+      <w:keepNext/>
       <w:keepLines/>
-      <w:pageBreakBefore w:val="false"/>
-      <w:spacing w:lineRule="auto" w:line="240" w:before="240" w:after="40"/>
+      <w:spacing w:before="240" w:after="40" w:line="240" w:lineRule="auto"/>
+      <w:outlineLvl w:val="3"/>
     </w:pPr>
     <w:rPr>
       <w:b/>
@@ -1627,33 +2088,37 @@
       <w:szCs w:val="24"/>
     </w:rPr>
   </w:style>
-  <w:style w:type="paragraph" w:styleId="Heading5">
+  <w:style w:type="paragraph" w:styleId="Titre5">
     <w:name w:val="heading 5"/>
     <w:basedOn w:val="normal1"/>
     <w:next w:val="normal1"/>
+    <w:uiPriority w:val="9"/>
+    <w:semiHidden/>
+    <w:unhideWhenUsed/>
     <w:qFormat/>
     <w:pPr>
-      <w:keepNext w:val="true"/>
+      <w:keepNext/>
       <w:keepLines/>
-      <w:pageBreakBefore w:val="false"/>
-      <w:spacing w:lineRule="auto" w:line="240" w:before="220" w:after="40"/>
+      <w:spacing w:before="220" w:after="40" w:line="240" w:lineRule="auto"/>
+      <w:outlineLvl w:val="4"/>
     </w:pPr>
     <w:rPr>
       <w:b/>
-      <w:sz w:val="22"/>
-      <w:szCs w:val="22"/>
     </w:rPr>
   </w:style>
-  <w:style w:type="paragraph" w:styleId="Heading6">
+  <w:style w:type="paragraph" w:styleId="Titre6">
     <w:name w:val="heading 6"/>
     <w:basedOn w:val="normal1"/>
     <w:next w:val="normal1"/>
+    <w:uiPriority w:val="9"/>
+    <w:semiHidden/>
+    <w:unhideWhenUsed/>
     <w:qFormat/>
     <w:pPr>
-      <w:keepNext w:val="true"/>
+      <w:keepNext/>
       <w:keepLines/>
-      <w:pageBreakBefore w:val="false"/>
-      <w:spacing w:lineRule="auto" w:line="240" w:before="200" w:after="40"/>
+      <w:spacing w:before="200" w:after="40" w:line="240" w:lineRule="auto"/>
+      <w:outlineLvl w:val="5"/>
     </w:pPr>
     <w:rPr>
       <w:b/>
@@ -1661,38 +2126,65 @@
       <w:szCs w:val="20"/>
     </w:rPr>
   </w:style>
+  <w:style w:type="character" w:default="1" w:styleId="Policepardfaut">
+    <w:name w:val="Default Paragraph Font"/>
+    <w:uiPriority w:val="1"/>
+    <w:semiHidden/>
+    <w:unhideWhenUsed/>
+  </w:style>
+  <w:style w:type="table" w:default="1" w:styleId="TableauNormal">
+    <w:name w:val="Normal Table"/>
+    <w:uiPriority w:val="99"/>
+    <w:semiHidden/>
+    <w:unhideWhenUsed/>
+    <w:tblPr>
+      <w:tblInd w:w="0" w:type="dxa"/>
+      <w:tblCellMar>
+        <w:top w:w="0" w:type="dxa"/>
+        <w:left w:w="108" w:type="dxa"/>
+        <w:bottom w:w="0" w:type="dxa"/>
+        <w:right w:w="108" w:type="dxa"/>
+      </w:tblCellMar>
+    </w:tblPr>
+  </w:style>
+  <w:style w:type="numbering" w:default="1" w:styleId="Aucuneliste">
+    <w:name w:val="No List"/>
+    <w:uiPriority w:val="99"/>
+    <w:semiHidden/>
+    <w:unhideWhenUsed/>
+  </w:style>
   <w:style w:type="paragraph" w:styleId="Titre">
-    <w:name w:val="Titre"/>
-    <w:basedOn w:val="Normal"/>
-    <w:next w:val="BodyText"/>
+    <w:name w:val="Title"/>
+    <w:basedOn w:val="normal1"/>
+    <w:next w:val="Corpsdetexte"/>
+    <w:uiPriority w:val="10"/>
     <w:qFormat/>
     <w:pPr>
-      <w:keepNext w:val="true"/>
-      <w:spacing w:before="240" w:after="120"/>
+      <w:keepNext/>
+      <w:keepLines/>
+      <w:spacing w:before="480" w:after="120" w:line="240" w:lineRule="auto"/>
     </w:pPr>
     <w:rPr>
-      <w:rFonts w:ascii="Liberation Sans" w:hAnsi="Liberation Sans" w:eastAsia="Microsoft YaHei" w:cs="Lucida Sans"/>
-      <w:sz w:val="28"/>
-      <w:szCs w:val="28"/>
+      <w:b/>
+      <w:sz w:val="72"/>
+      <w:szCs w:val="72"/>
     </w:rPr>
   </w:style>
-  <w:style w:type="paragraph" w:styleId="BodyText">
+  <w:style w:type="paragraph" w:styleId="Corpsdetexte">
     <w:name w:val="Body Text"/>
     <w:basedOn w:val="Normal"/>
     <w:pPr>
-      <w:spacing w:lineRule="auto" w:line="276" w:before="0" w:after="140"/>
+      <w:spacing w:after="140" w:line="276" w:lineRule="auto"/>
     </w:pPr>
-    <w:rPr/>
   </w:style>
-  <w:style w:type="paragraph" w:styleId="List">
+  <w:style w:type="paragraph" w:styleId="Liste">
     <w:name w:val="List"/>
-    <w:basedOn w:val="BodyText"/>
-    <w:pPr/>
+    <w:basedOn w:val="Corpsdetexte"/>
     <w:rPr>
       <w:rFonts w:cs="Lucida Sans"/>
     </w:rPr>
   </w:style>
-  <w:style w:type="paragraph" w:styleId="Caption">
+  <w:style w:type="paragraph" w:styleId="Lgende">
     <w:name w:val="caption"/>
     <w:basedOn w:val="Normal"/>
     <w:qFormat/>
@@ -1708,7 +2200,7 @@
       <w:szCs w:val="24"/>
     </w:rPr>
   </w:style>
-  <w:style w:type="paragraph" w:styleId="Index">
+  <w:style w:type="paragraph" w:customStyle="1" w:styleId="Index">
     <w:name w:val="Index"/>
     <w:basedOn w:val="Normal"/>
     <w:qFormat/>
@@ -1719,124 +2211,86 @@
       <w:rFonts w:cs="Lucida Sans"/>
     </w:rPr>
   </w:style>
-  <w:style w:type="paragraph" w:styleId="Titreuser">
+  <w:style w:type="paragraph" w:customStyle="1" w:styleId="Titreuser">
     <w:name w:val="Titre (user)"/>
     <w:basedOn w:val="Normal"/>
-    <w:next w:val="BodyText"/>
+    <w:next w:val="Corpsdetexte"/>
     <w:qFormat/>
     <w:pPr>
-      <w:keepNext w:val="true"/>
+      <w:keepNext/>
       <w:spacing w:before="240" w:after="120"/>
     </w:pPr>
     <w:rPr>
-      <w:rFonts w:ascii="Liberation Sans" w:hAnsi="Liberation Sans" w:eastAsia="Microsoft YaHei" w:cs="Lucida Sans"/>
+      <w:rFonts w:ascii="Liberation Sans" w:eastAsia="Microsoft YaHei" w:hAnsi="Liberation Sans" w:cs="Lucida Sans"/>
       <w:sz w:val="28"/>
       <w:szCs w:val="28"/>
     </w:rPr>
   </w:style>
-  <w:style w:type="paragraph" w:styleId="normal1" w:default="1">
+  <w:style w:type="paragraph" w:customStyle="1" w:styleId="normal1">
     <w:name w:val="normal1"/>
     <w:qFormat/>
     <w:pPr>
-      <w:widowControl/>
-      <w:suppressAutoHyphens w:val="true"/>
-      <w:bidi w:val="0"/>
-      <w:spacing w:lineRule="auto" w:line="259" w:before="0" w:after="160"/>
-      <w:jc w:val="left"/>
+      <w:spacing w:after="160" w:line="259" w:lineRule="auto"/>
     </w:pPr>
-    <w:rPr>
-      <w:rFonts w:ascii="Calibri" w:hAnsi="Calibri" w:eastAsia="Calibri" w:cs="Calibri"/>
-      <w:color w:val="auto"/>
-      <w:kern w:val="0"/>
-      <w:sz w:val="22"/>
-      <w:szCs w:val="22"/>
-      <w:lang w:val="fr-FR" w:eastAsia="zh-CN" w:bidi="hi-IN"/>
-    </w:rPr>
   </w:style>
-  <w:style w:type="paragraph" w:styleId="Title">
-    <w:name w:val="Title"/>
-    <w:basedOn w:val="normal1"/>
-    <w:next w:val="normal1"/>
-    <w:qFormat/>
-    <w:pPr>
-      <w:keepNext w:val="true"/>
-      <w:keepLines/>
-      <w:pageBreakBefore w:val="false"/>
-      <w:spacing w:lineRule="auto" w:line="240" w:before="480" w:after="120"/>
-    </w:pPr>
-    <w:rPr>
-      <w:b/>
-      <w:sz w:val="72"/>
-      <w:szCs w:val="72"/>
-    </w:rPr>
-  </w:style>
-  <w:style w:type="paragraph" w:styleId="Subtitle">
+  <w:style w:type="paragraph" w:styleId="Sous-titre">
     <w:name w:val="Subtitle"/>
     <w:basedOn w:val="normal1"/>
     <w:next w:val="normal1"/>
+    <w:uiPriority w:val="11"/>
     <w:qFormat/>
     <w:pPr>
-      <w:keepNext w:val="true"/>
+      <w:keepNext/>
       <w:keepLines/>
-      <w:pageBreakBefore w:val="false"/>
-      <w:spacing w:lineRule="auto" w:line="240" w:before="360" w:after="80"/>
+      <w:spacing w:before="360" w:after="80" w:line="240" w:lineRule="auto"/>
     </w:pPr>
     <w:rPr>
-      <w:rFonts w:ascii="Georgia" w:hAnsi="Georgia" w:eastAsia="Georgia" w:cs="Georgia"/>
+      <w:rFonts w:ascii="Georgia" w:eastAsia="Georgia" w:hAnsi="Georgia" w:cs="Georgia"/>
       <w:i/>
       <w:color w:val="666666"/>
       <w:sz w:val="48"/>
       <w:szCs w:val="48"/>
     </w:rPr>
   </w:style>
-  <w:style w:type="paragraph" w:styleId="En-tteetpieddepage">
+  <w:style w:type="paragraph" w:customStyle="1" w:styleId="En-tteetpieddepage">
     <w:name w:val="En-tête et pied de page"/>
     <w:basedOn w:val="Normal"/>
     <w:qFormat/>
-    <w:pPr/>
-    <w:rPr/>
   </w:style>
-  <w:style w:type="paragraph" w:styleId="En-tteetpieddepageuser">
+  <w:style w:type="paragraph" w:customStyle="1" w:styleId="En-tteetpieddepageuser">
     <w:name w:val="En-tête et pied de page (user)"/>
     <w:basedOn w:val="Normal"/>
     <w:qFormat/>
-    <w:pPr/>
-    <w:rPr/>
   </w:style>
-  <w:style w:type="paragraph" w:styleId="Header">
+  <w:style w:type="paragraph" w:styleId="En-tte">
     <w:name w:val="header"/>
     <w:basedOn w:val="En-tteetpieddepage"/>
-    <w:pPr/>
-    <w:rPr/>
   </w:style>
-  <w:style w:type="paragraph" w:styleId="Footer">
+  <w:style w:type="paragraph" w:styleId="Pieddepage">
     <w:name w:val="footer"/>
     <w:basedOn w:val="En-tteetpieddepageuser"/>
     <w:pPr>
       <w:suppressLineNumbers/>
       <w:tabs>
-        <w:tab w:val="clear" w:pos="720"/>
-        <w:tab w:val="center" w:pos="4536" w:leader="none"/>
-        <w:tab w:val="right" w:pos="9072" w:leader="none"/>
+        <w:tab w:val="center" w:pos="4536"/>
+        <w:tab w:val="right" w:pos="9072"/>
       </w:tabs>
     </w:pPr>
-    <w:rPr/>
   </w:style>
-  <w:style w:type="paragraph" w:styleId="Commentaireuser">
+  <w:style w:type="paragraph" w:customStyle="1" w:styleId="Commentaireuser">
     <w:name w:val="Commentaire (user)"/>
     <w:basedOn w:val="Normal"/>
     <w:qFormat/>
     <w:pPr>
-      <w:spacing w:lineRule="auto" w:line="240" w:before="56" w:after="0"/>
-      <w:ind w:hanging="0" w:left="57" w:right="57"/>
+      <w:spacing w:before="56" w:after="0" w:line="240" w:lineRule="auto"/>
+      <w:ind w:left="57" w:right="57"/>
     </w:pPr>
     <w:rPr>
-      <w:color w:val="auto"/>
       <w:sz w:val="20"/>
       <w:szCs w:val="20"/>
     </w:rPr>
   </w:style>
-  <w:style w:type="table" w:default="1" w:styleId="TableNormal">
+  <w:style w:type="table" w:customStyle="1" w:styleId="TableNormal">
     <w:name w:val="TableNormal"/>
     <w:tblPr>
       <w:tblCellMar>
@@ -1851,41 +2305,41 @@
 </file>
 
 <file path=word/theme/theme1.xml><?xml version="1.0" encoding="utf-8"?>
-<a:theme xmlns:a="http://schemas.openxmlformats.org/drawingml/2006/main" xmlns:r="http://schemas.openxmlformats.org/officeDocument/2006/relationships" name="Office Theme">
+<a:theme xmlns:a="http://schemas.openxmlformats.org/drawingml/2006/main" name="Office Theme">
   <a:themeElements>
     <a:clrScheme name="Office">
       <a:dk1>
         <a:srgbClr val="000000"/>
       </a:dk1>
       <a:lt1>
-        <a:srgbClr val="ffffff"/>
+        <a:srgbClr val="FFFFFF"/>
       </a:lt1>
       <a:dk2>
-        <a:srgbClr val="1f497d"/>
+        <a:srgbClr val="1F497D"/>
       </a:dk2>
       <a:lt2>
-        <a:srgbClr val="eeece1"/>
+        <a:srgbClr val="EEECE1"/>
       </a:lt2>
       <a:accent1>
-        <a:srgbClr val="4f81bd"/>
+        <a:srgbClr val="4F81BD"/>
       </a:accent1>
       <a:accent2>
-        <a:srgbClr val="c0504d"/>
+        <a:srgbClr val="C0504D"/>
       </a:accent2>
       <a:accent3>
-        <a:srgbClr val="9bbb59"/>
+        <a:srgbClr val="9BBB59"/>
       </a:accent3>
       <a:accent4>
-        <a:srgbClr val="8064a2"/>
+        <a:srgbClr val="8064A2"/>
       </a:accent4>
       <a:accent5>
-        <a:srgbClr val="4bacc6"/>
+        <a:srgbClr val="4BACC6"/>
       </a:accent5>
       <a:accent6>
-        <a:srgbClr val="f79646"/>
+        <a:srgbClr val="F79646"/>
       </a:accent6>
       <a:hlink>
-        <a:srgbClr val="0000ff"/>
+        <a:srgbClr val="0000FF"/>
       </a:hlink>
       <a:folHlink>
         <a:srgbClr val="800080"/>
@@ -1893,12 +2347,12 @@
     </a:clrScheme>
     <a:fontScheme name="Office">
       <a:majorFont>
-        <a:latin typeface="Calibri" pitchFamily="0" charset="1"/>
+        <a:latin typeface="Calibri"/>
         <a:ea typeface=""/>
         <a:cs typeface=""/>
       </a:majorFont>
       <a:minorFont>
-        <a:latin typeface="Cambria" pitchFamily="0" charset="1"/>
+        <a:latin typeface="Cambria"/>
         <a:ea typeface=""/>
         <a:cs typeface=""/>
       </a:minorFont>
@@ -1927,7 +2381,7 @@
             </a:gs>
           </a:gsLst>
           <a:lin ang="16200000" scaled="1"/>
-          <a:tileRect l="0" t="0" r="0" b="0"/>
+          <a:tileRect/>
         </a:gradFill>
         <a:gradFill>
           <a:gsLst>
@@ -1945,7 +2399,7 @@
             </a:gs>
           </a:gsLst>
           <a:lin ang="16200000" scaled="0"/>
-          <a:tileRect l="0" t="0" r="0" b="0"/>
+          <a:tileRect/>
         </a:gradFill>
       </a:fillStyleLst>
       <a:lnStyleLst>
@@ -1996,7 +2450,7 @@
           <a:path path="circle">
             <a:fillToRect l="50000" t="-80000" r="50000" b="180000"/>
           </a:path>
-          <a:tileRect l="0" t="0" r="0" b="0"/>
+          <a:tileRect/>
         </a:gradFill>
         <a:gradFill>
           <a:gsLst>
@@ -2014,10 +2468,12 @@
           <a:path path="circle">
             <a:fillToRect l="50000" t="50000" r="50000" b="50000"/>
           </a:path>
-          <a:tileRect l="0" t="0" r="0" b="0"/>
+          <a:tileRect/>
         </a:gradFill>
       </a:bgFillStyleLst>
     </a:fmtScheme>
   </a:themeElements>
+  <a:objectDefaults/>
+  <a:extraClrSchemeLst/>
 </a:theme>
 </file>
--- a/BACKEND/rh-backend/src/MyApp.Api/File/IM.docx
+++ b/BACKEND/rh-backend/src/MyApp.Api/File/IM.docx
@@ -660,6 +660,67 @@
       </w:pPr>
       <w:r>
         <w:rPr>
+          <w:noProof/>
+        </w:rPr>
+        <w:drawing>
+          <wp:anchor distT="0" distB="0" distL="114300" distR="114300" simplePos="0" relativeHeight="251658752" behindDoc="0" locked="0" layoutInCell="1" allowOverlap="1" wp14:anchorId="2F6D58B5" wp14:editId="64739C2F">
+            <wp:simplePos x="0" y="0"/>
+            <wp:positionH relativeFrom="column">
+              <wp:posOffset>409575</wp:posOffset>
+            </wp:positionH>
+            <wp:positionV relativeFrom="paragraph">
+              <wp:posOffset>406400</wp:posOffset>
+            </wp:positionV>
+            <wp:extent cx="1136015" cy="742950"/>
+            <wp:effectExtent l="0" t="0" r="0" b="0"/>
+            <wp:wrapSquare wrapText="bothSides"/>
+            <wp:docPr id="3" name="Image 3"/>
+            <wp:cNvGraphicFramePr>
+              <a:graphicFrameLocks xmlns:a="http://schemas.openxmlformats.org/drawingml/2006/main" noChangeAspect="1"/>
+            </wp:cNvGraphicFramePr>
+            <a:graphic xmlns:a="http://schemas.openxmlformats.org/drawingml/2006/main">
+              <a:graphicData uri="http://schemas.openxmlformats.org/drawingml/2006/picture">
+                <pic:pic xmlns:pic="http://schemas.openxmlformats.org/drawingml/2006/picture">
+                  <pic:nvPicPr>
+                    <pic:cNvPr id="0" name="Picture 1"/>
+                    <pic:cNvPicPr>
+                      <a:picLocks noChangeAspect="1" noChangeArrowheads="1"/>
+                    </pic:cNvPicPr>
+                  </pic:nvPicPr>
+                  <pic:blipFill>
+                    <a:blip r:embed="rId6" cstate="print">
+                      <a:extLst>
+                        <a:ext uri="{28A0092B-C50C-407E-A947-70E740481C1C}">
+                          <a14:useLocalDpi xmlns:a14="http://schemas.microsoft.com/office/drawing/2010/main" val="0"/>
+                        </a:ext>
+                      </a:extLst>
+                    </a:blip>
+                    <a:srcRect/>
+                    <a:stretch>
+                      <a:fillRect/>
+                    </a:stretch>
+                  </pic:blipFill>
+                  <pic:spPr bwMode="auto">
+                    <a:xfrm>
+                      <a:off x="0" y="0"/>
+                      <a:ext cx="1136015" cy="742950"/>
+                    </a:xfrm>
+                    <a:prstGeom prst="rect">
+                      <a:avLst/>
+                    </a:prstGeom>
+                    <a:noFill/>
+                    <a:ln>
+                      <a:noFill/>
+                    </a:ln>
+                  </pic:spPr>
+                </pic:pic>
+              </a:graphicData>
+            </a:graphic>
+          </wp:anchor>
+        </w:drawing>
+      </w:r>
+      <w:r>
+        <w:rPr>
           <w:rFonts w:ascii="Century Gothic" w:eastAsia="Century Gothic" w:hAnsi="Century Gothic" w:cs="Century Gothic"/>
           <w:b/>
           <w:sz w:val="20"/>
@@ -745,14 +806,75 @@
           <w:szCs w:val="20"/>
         </w:rPr>
       </w:pPr>
+      <w:r>
+        <w:rPr>
+          <w:noProof/>
+        </w:rPr>
+        <w:drawing>
+          <wp:anchor distT="0" distB="0" distL="114300" distR="114300" simplePos="0" relativeHeight="251659776" behindDoc="0" locked="0" layoutInCell="1" allowOverlap="1" wp14:anchorId="4A93FA4C" wp14:editId="79D191D1">
+            <wp:simplePos x="0" y="0"/>
+            <wp:positionH relativeFrom="column">
+              <wp:posOffset>3858260</wp:posOffset>
+            </wp:positionH>
+            <wp:positionV relativeFrom="paragraph">
+              <wp:posOffset>251777</wp:posOffset>
+            </wp:positionV>
+            <wp:extent cx="1062038" cy="1062038"/>
+            <wp:effectExtent l="0" t="0" r="0" b="0"/>
+            <wp:wrapSquare wrapText="bothSides"/>
+            <wp:docPr id="6" name="Image 6"/>
+            <wp:cNvGraphicFramePr>
+              <a:graphicFrameLocks xmlns:a="http://schemas.openxmlformats.org/drawingml/2006/main" noChangeAspect="1"/>
+            </wp:cNvGraphicFramePr>
+            <a:graphic xmlns:a="http://schemas.openxmlformats.org/drawingml/2006/main">
+              <a:graphicData uri="http://schemas.openxmlformats.org/drawingml/2006/picture">
+                <pic:pic xmlns:pic="http://schemas.openxmlformats.org/drawingml/2006/picture">
+                  <pic:nvPicPr>
+                    <pic:cNvPr id="0" name="Picture 13"/>
+                    <pic:cNvPicPr>
+                      <a:picLocks noChangeAspect="1" noChangeArrowheads="1"/>
+                    </pic:cNvPicPr>
+                  </pic:nvPicPr>
+                  <pic:blipFill>
+                    <a:blip r:embed="rId7" cstate="print">
+                      <a:extLst>
+                        <a:ext uri="{28A0092B-C50C-407E-A947-70E740481C1C}">
+                          <a14:useLocalDpi xmlns:a14="http://schemas.microsoft.com/office/drawing/2010/main" val="0"/>
+                        </a:ext>
+                      </a:extLst>
+                    </a:blip>
+                    <a:srcRect/>
+                    <a:stretch>
+                      <a:fillRect/>
+                    </a:stretch>
+                  </pic:blipFill>
+                  <pic:spPr bwMode="auto">
+                    <a:xfrm>
+                      <a:off x="0" y="0"/>
+                      <a:ext cx="1062038" cy="1062038"/>
+                    </a:xfrm>
+                    <a:prstGeom prst="rect">
+                      <a:avLst/>
+                    </a:prstGeom>
+                    <a:noFill/>
+                    <a:ln>
+                      <a:noFill/>
+                    </a:ln>
+                  </pic:spPr>
+                </pic:pic>
+              </a:graphicData>
+            </a:graphic>
+          </wp:anchor>
+        </w:drawing>
+      </w:r>
     </w:p>
     <w:sectPr>
-      <w:headerReference w:type="even" r:id="rId6"/>
-      <w:headerReference w:type="default" r:id="rId7"/>
-      <w:footerReference w:type="even" r:id="rId8"/>
-      <w:footerReference w:type="default" r:id="rId9"/>
-      <w:headerReference w:type="first" r:id="rId10"/>
-      <w:footerReference w:type="first" r:id="rId11"/>
+      <w:headerReference w:type="even" r:id="rId8"/>
+      <w:headerReference w:type="default" r:id="rId9"/>
+      <w:footerReference w:type="even" r:id="rId10"/>
+      <w:footerReference w:type="default" r:id="rId11"/>
+      <w:headerReference w:type="first" r:id="rId12"/>
+      <w:footerReference w:type="first" r:id="rId13"/>
       <w:pgSz w:w="11906" w:h="16838"/>
       <w:pgMar w:top="1417" w:right="1417" w:bottom="2818" w:left="1417" w:header="708" w:footer="1417" w:gutter="0"/>
       <w:pgNumType w:start="1"/>
